--- a/zht/docx/028.content.docx
+++ b/zht/docx/028.content.docx
@@ -166,26 +166,6 @@
       </w:r>
       <w:r>
         <w:rPr>
-          <w:i/>
-          <w:lang w:val="zh_TW" w:bidi="zh_TW"/>
-        </w:rPr>
-        <w:t>度量衡</w:t>
-      </w:r>
-      <w:r>
-        <w:rPr>
-          <w:lang w:val="zh_TW" w:bidi="zh_TW"/>
-        </w:rPr>
-      </w:r>
-    </w:p>
-    <w:p>
-      <w:pPr/>
-      <w:r>
-        <w:rPr>
-          <w:lang w:val="zh_TW" w:bidi="zh_TW"/>
-        </w:rPr>
-      </w:r>
-      <w:r>
-        <w:rPr>
           <w:lang w:val="zh_TW" w:bidi="zh_TW"/>
         </w:rPr>
         <w:t xml:space="preserve"> </w:t>
@@ -2567,6 +2547,90 @@
           <w:lang w:val="zh_TW" w:bidi="zh_TW"/>
         </w:rPr>
         <w:t>中，這個詞被翻譯為「罐」。</w:t>
+      </w:r>
+      <w:r>
+        <w:rPr>
+          <w:lang w:val="zh_TW" w:bidi="zh_TW"/>
+        </w:rPr>
+      </w:r>
+      <w:r>
+        <w:rPr>
+          <w:lang w:val="zh_TW" w:bidi="zh_TW"/>
+        </w:rPr>
+      </w:r>
+    </w:p>
+    <w:p>
+      <w:pPr/>
+      <w:r>
+        <w:rPr>
+          <w:lang w:val="zh_TW" w:bidi="zh_TW"/>
+        </w:rPr>
+      </w:r>
+    </w:p>
+    <w:p>
+      <w:pPr>
+        <w:pStyle w:val="Heading2"/>
+      </w:pPr>
+      <w:r>
+        <w:rPr>
+          <w:lang w:val="zh_TW" w:bidi="zh_TW"/>
+        </w:rPr>
+        <w:t>度瑪（人物）</w:t>
+      </w:r>
+      <w:r>
+        <w:rPr>
+          <w:lang w:val="zh_TW" w:bidi="zh_TW"/>
+        </w:rPr>
+      </w:r>
+    </w:p>
+    <w:p>
+      <w:pPr/>
+      <w:r>
+        <w:rPr>
+          <w:lang w:val="zh_TW" w:bidi="zh_TW"/>
+        </w:rPr>
+      </w:r>
+      <w:r>
+        <w:rPr>
+          <w:lang w:val="zh_TW" w:bidi="zh_TW"/>
+        </w:rPr>
+        <w:t>度瑪是以實瑪利的兒子，並成為一個阿拉伯部落的祖先（</w:t>
+      </w:r>
+      <w:hyperlink r:id="rId75">
+        <w:r>
+          <w:rPr>
+            <w:lang w:val="zh_TW" w:bidi="zh_TW"/>
+          </w:rPr>
+          <w:rPr>
+            <w:color w:val="0000EE"/>
+            <w:u w:val="single"/>
+          </w:rPr>
+          <w:t>創25:14</w:t>
+        </w:r>
+      </w:hyperlink>
+      <w:r>
+        <w:rPr>
+          <w:lang w:val="zh_TW" w:bidi="zh_TW"/>
+        </w:rPr>
+        <w:t>；</w:t>
+      </w:r>
+      <w:hyperlink r:id="rId76">
+        <w:r>
+          <w:rPr>
+            <w:lang w:val="zh_TW" w:bidi="zh_TW"/>
+          </w:rPr>
+          <w:rPr>
+            <w:color w:val="0000EE"/>
+            <w:u w:val="single"/>
+          </w:rPr>
+          <w:t>代上1:30</w:t>
+        </w:r>
+      </w:hyperlink>
+      <w:r>
+        <w:rPr>
+          <w:lang w:val="zh_TW" w:bidi="zh_TW"/>
+        </w:rPr>
+        <w:t>）。</w:t>
       </w:r>
       <w:r>
         <w:rPr>

--- a/zht/docx/028.content.docx
+++ b/zht/docx/028.content.docx
@@ -19,7 +19,7 @@
         <w:rPr>
           <w:lang w:val="zh_TW" w:bidi="zh_TW"/>
         </w:rPr>
-        <w:t>Resource: 聖經詞典 (Tyndale)</w:t>
+        <w:t>Resource: Tyndale Open Bible Dictionary</w:t>
       </w:r>
       <w:r>
         <w:rPr>
@@ -112,7 +112,7 @@
         <w:rPr>
           <w:lang w:val="zh_TW" w:bidi="zh_TW"/>
         </w:rPr>
-        <w:t>聖經詞典 (Tyndale)</w:t>
+        <w:t>Tyndale Open Bible Dictionary</w:t>
       </w:r>
     </w:p>
     <w:p>
@@ -149,7 +149,7 @@
         <w:rPr>
           <w:lang w:val="zh_TW" w:bidi="zh_TW"/>
         </w:rPr>
-        <w:t>du</w:t>
+        <w:t>ding</w:t>
       </w:r>
       <w:r>
         <w:rPr>
@@ -212,7 +212,7 @@
         <w:rPr>
           <w:lang w:val="zh_TW" w:bidi="zh_TW"/>
         </w:rPr>
-        <w:t>度量衡</w:t>
+        <w:t>釘十字架</w:t>
       </w:r>
       <w:r>
         <w:rPr>
@@ -231,7 +231,7 @@
         <w:rPr>
           <w:lang w:val="zh_TW" w:bidi="zh_TW"/>
         </w:rPr>
-        <w:t>概述</w:t>
+        <w:t>用於處決耶穌基督的刑罰。聖經中有兩個涉及十字架刑罰的概念：「十字架」是一種異教的死刑方式，而「木頭」則是一種猶太人的刑罰。耶穌被釘十字架是祂為人類贖罪的方式。耶穌也用「十字架」這個詞來形象地比喻作為門徒所需做出的犧牲，使徒保羅則用它來象徵在靈命成長過程中自我的死亡。</w:t>
       </w:r>
     </w:p>
     <w:p>
@@ -245,7 +245,7 @@
         <w:rPr>
           <w:lang w:val="zh_TW" w:bidi="zh_TW"/>
         </w:rPr>
-        <w:t>• 簡介</w:t>
+        <w:t>概述</w:t>
       </w:r>
     </w:p>
     <w:p>
@@ -259,7 +259,7 @@
         <w:rPr>
           <w:lang w:val="zh_TW" w:bidi="zh_TW"/>
         </w:rPr>
-        <w:t>• 重量單位</w:t>
+        <w:t>• 歷史背景</w:t>
       </w:r>
     </w:p>
     <w:p>
@@ -273,7 +273,7 @@
         <w:rPr>
           <w:lang w:val="zh_TW" w:bidi="zh_TW"/>
         </w:rPr>
-        <w:t>• 舊約中的長度單位</w:t>
+        <w:t>• 基督被釘十字架</w:t>
       </w:r>
     </w:p>
     <w:p>
@@ -287,7 +287,29 @@
         <w:rPr>
           <w:lang w:val="zh_TW" w:bidi="zh_TW"/>
         </w:rPr>
-        <w:t>• 新約中的長度單位</w:t>
+        <w:t>• 基督被釘十字架的神學意義</w:t>
+      </w:r>
+    </w:p>
+    <w:p>
+      <w:pPr>
+        <w:pStyle w:val="Heading3"/>
+      </w:pPr>
+      <w:r>
+        <w:rPr>
+          <w:lang w:val="zh_TW" w:bidi="zh_TW"/>
+        </w:rPr>
+        <w:t>歷史背景</w:t>
+      </w:r>
+    </w:p>
+    <w:p>
+      <w:pPr>
+        <w:pStyle w:val="Heading4"/>
+      </w:pPr>
+      <w:r>
+        <w:rPr>
+          <w:lang w:val="zh_TW" w:bidi="zh_TW"/>
+        </w:rPr>
+        <w:t>異教的刑罰</w:t>
       </w:r>
     </w:p>
     <w:p>
@@ -301,7 +323,19 @@
         <w:rPr>
           <w:lang w:val="zh_TW" w:bidi="zh_TW"/>
         </w:rPr>
-        <w:t>• 舊約中的容量（乾量）</w:t>
+        <w:t>從字面上來看，希臘文中的「十字架」一詞是指用於各種用途的尖木樁，包括作為處決的工具。它可能是一根豎立的木樁，用來將罪犯刺穿，或者是一根垂直的木樁，頂部有橫梁（T字形）或中間有橫梁（+字形），用來懸掛或釘死罪犯，並使罪犯受到公開示眾的恥辱。十字架刑罰最早由米底亞人和波斯人使用，後來由亞歷山大大帝（公元前356–323年）、迦太基人（</w:t>
+      </w:r>
+      <w:r>
+        <w:rPr>
+          <w:lang w:val="zh_TW" w:bidi="zh_TW"/>
+        </w:rPr>
+        <w:t>Carthaginians</w:t>
+      </w:r>
+      <w:r>
+        <w:rPr>
+          <w:lang w:val="zh_TW" w:bidi="zh_TW"/>
+        </w:rPr>
+        <w:t>）和羅馬人採用。希臘人和羅馬人都限制其使用範圍，僅用於奴隸，他們認為對公民使用過於殘忍。在帝國時代，羅馬人將十字架刑罰的使用範圍擴展到外族人，但即便如此，它仍主要用於危害國家的罪行。</w:t>
       </w:r>
     </w:p>
     <w:p>
@@ -315,7 +349,18 @@
         <w:rPr>
           <w:lang w:val="zh_TW" w:bidi="zh_TW"/>
         </w:rPr>
-        <w:t>• 新約中的容量（乾量）</w:t>
+        <w:t>普遍認為，十字架刑罰是最可怕的處決方式。事實上，在東方十字架僅作為對已經被處決的囚犯進一步羞辱的表徵，通常這些囚犯已被斬首。在西方，受刑的罪犯通常在處決地點被鞭打，並被迫將橫木扛到已經豎立樁子的地方。一塊寫有罪行的牌子通常掛在罪犯的脖子上，並在行刑後被固定在十字架上。囚犯通常被綁在橫樑上，有時會被釘在橫樑上（釘子穿過手腕，因為手部的骨頭無法承受重量）。然後將橫樑舉起並固定在直立的柱子上。如果劊子手希望某個犯人受到緩慢而痛苦的死亡，他們可能會在木樁上釘上木塊或釘子，作為支撐座或支撐腳的台階。犯人死亡的原因可能是血液循環中斷，導致冠狀動脈衰竭，另一種是肺部塌陷導致窒息而死。這可能需要幾天的時間，因此通常會用棍棒將犯人膝蓋以下的腿骨打斷，造成劇烈的休克，並消除任何減輕被捆綁或帶有尖刺手腕的壓力的可能性。通常屍體會留在十字架上腐爛，但在某些情況下會交給親屬或朋友埋葬。</w:t>
+      </w:r>
+    </w:p>
+    <w:p>
+      <w:pPr>
+        <w:pStyle w:val="Heading4"/>
+      </w:pPr>
+      <w:r>
+        <w:rPr>
+          <w:lang w:val="zh_TW" w:bidi="zh_TW"/>
+        </w:rPr>
+        <w:t>猶太人的刑罰</w:t>
       </w:r>
     </w:p>
     <w:p>
@@ -329,7 +374,114 @@
         <w:rPr>
           <w:lang w:val="zh_TW" w:bidi="zh_TW"/>
         </w:rPr>
-        <w:t>• 舊約中的液量</w:t>
+        <w:t>舊約聖經中猶太人使用一種不同的釘死形式，與耶穌基督不同。掃羅王的屍體被非利士人斬首並掛在城牆上（</w:t>
+      </w:r>
+      <w:hyperlink r:id="rId13">
+        <w:r>
+          <w:rPr>
+            <w:lang w:val="zh_TW" w:bidi="zh_TW"/>
+          </w:rPr>
+          <w:rPr>
+            <w:color w:val="0000EE"/>
+            <w:u w:val="single"/>
+          </w:rPr>
+          <w:t>撒上31:9–10</w:t>
+        </w:r>
+      </w:hyperlink>
+      <w:r>
+        <w:rPr>
+          <w:lang w:val="zh_TW" w:bidi="zh_TW"/>
+        </w:rPr>
+        <w:t>），波斯王大流士將更改他的法令的人判處「插在樑上」（</w:t>
+      </w:r>
+      <w:hyperlink r:id="rId14">
+        <w:r>
+          <w:rPr>
+            <w:lang w:val="zh_TW" w:bidi="zh_TW"/>
+          </w:rPr>
+          <w:rPr>
+            <w:color w:val="0000EE"/>
+            <w:u w:val="single"/>
+          </w:rPr>
+          <w:t>拉6:11</w:t>
+        </w:r>
+      </w:hyperlink>
+      <w:r>
+        <w:rPr>
+          <w:lang w:val="zh_TW" w:bidi="zh_TW"/>
+        </w:rPr>
+        <w:t>）的刑罰。根據</w:t>
+      </w:r>
+      <w:hyperlink r:id="rId15">
+        <w:r>
+          <w:rPr>
+            <w:lang w:val="zh_TW" w:bidi="zh_TW"/>
+          </w:rPr>
+          <w:rPr>
+            <w:color w:val="0000EE"/>
+            <w:u w:val="single"/>
+          </w:rPr>
+          <w:t>申命記21:22–23</w:t>
+        </w:r>
+      </w:hyperlink>
+      <w:r>
+        <w:rPr>
+          <w:lang w:val="zh_TW" w:bidi="zh_TW"/>
+        </w:rPr>
+        <w:t>，猶太人採用了東方的刑罰，並附加了一個條件，即屍體必須在日落前從「木頭」上取下，因為受害者是「被咒詛的」（參</w:t>
+      </w:r>
+      <w:hyperlink r:id="rId16">
+        <w:r>
+          <w:rPr>
+            <w:lang w:val="zh_TW" w:bidi="zh_TW"/>
+          </w:rPr>
+          <w:rPr>
+            <w:color w:val="0000EE"/>
+            <w:u w:val="single"/>
+          </w:rPr>
+          <w:t>加3:13</w:t>
+        </w:r>
+      </w:hyperlink>
+      <w:r>
+        <w:rPr>
+          <w:lang w:val="zh_TW" w:bidi="zh_TW"/>
+        </w:rPr>
+        <w:t>），不能留下來「玷污土地」。猶太人並沒有採用羅馬式的釘十字架刑罰。唯一的例外是猶太統治者亞歷山大·</w:t>
+      </w:r>
+      <w:r>
+        <w:rPr>
+          <w:lang w:val="zh_TW" w:bidi="zh_TW"/>
+        </w:rPr>
+        <w:t>詹納烏斯（</w:t>
+      </w:r>
+      <w:r>
+        <w:rPr>
+          <w:lang w:val="zh_TW" w:bidi="zh_TW"/>
+        </w:rPr>
+        <w:t>Alexander Janneus</w:t>
+      </w:r>
+      <w:r>
+        <w:rPr>
+          <w:lang w:val="zh_TW" w:bidi="zh_TW"/>
+        </w:rPr>
+        <w:t>）</w:t>
+      </w:r>
+      <w:r>
+        <w:rPr>
+          <w:lang w:val="zh_TW" w:bidi="zh_TW"/>
+        </w:rPr>
+        <w:t>在公元前76年對800名叛亂者大規模集體釘死，據猶太歷史學家約瑟夫記載，這件事受到猶太人普遍的譴責。有些人認為猶太法庭在公元前二世紀後確實採用了西方的十字架刑罰。</w:t>
+      </w:r>
+    </w:p>
+    <w:p>
+      <w:pPr>
+        <w:pStyle w:val="Heading3"/>
+      </w:pPr>
+      <w:r>
+        <w:rPr>
+          <w:lang w:val="zh_TW" w:bidi="zh_TW"/>
+        </w:rPr>
+        <w:t>基督被釘十字架</w:t>
       </w:r>
     </w:p>
     <w:p>
@@ -343,18 +495,18 @@
         <w:rPr>
           <w:lang w:val="zh_TW" w:bidi="zh_TW"/>
         </w:rPr>
-        <w:t>• 新約中的液量</w:t>
+        <w:t>新約聖經有許多關於基督被釘十字架的論述，因為這是基督教信仰的核心主題。</w:t>
       </w:r>
     </w:p>
     <w:p>
       <w:pPr>
-        <w:pStyle w:val="Heading3"/>
-      </w:pPr>
-      <w:r>
-        <w:rPr>
-          <w:lang w:val="zh_TW" w:bidi="zh_TW"/>
-        </w:rPr>
-        <w:t>簡介</w:t>
+        <w:pStyle w:val="Heading4"/>
+      </w:pPr>
+      <w:r>
+        <w:rPr>
+          <w:lang w:val="zh_TW" w:bidi="zh_TW"/>
+        </w:rPr>
+        <w:t>預言</w:t>
       </w:r>
     </w:p>
     <w:p>
@@ -368,7 +520,346 @@
         <w:rPr>
           <w:lang w:val="zh_TW" w:bidi="zh_TW"/>
         </w:rPr>
-        <w:t>古代世界的度量衡主要基於實用標準：手臂的長度、一天的路程、一頭驢子能負載的重量等等。雖然這是一個方便的系統，但也缺乏標準化的統一。不同人的手臂長度不同，且驢子的承重能力也有所差異。因此，度量衡的歷史便成為尋求標準化的過程。在舊約時代尚未實現標準化，但在新約時代受到希臘和羅馬的影響後，才開始出現標準化。</w:t>
+        <w:t>福音書記載了基督對自己被釘十字架的三次預言（</w:t>
+      </w:r>
+      <w:hyperlink r:id="rId17">
+        <w:r>
+          <w:rPr>
+            <w:lang w:val="zh_TW" w:bidi="zh_TW"/>
+          </w:rPr>
+          <w:rPr>
+            <w:color w:val="0000EE"/>
+            <w:u w:val="single"/>
+          </w:rPr>
+          <w:t>可8:31</w:t>
+        </w:r>
+      </w:hyperlink>
+      <w:r>
+        <w:rPr>
+          <w:lang w:val="zh_TW" w:bidi="zh_TW"/>
+        </w:rPr>
+        <w:t>，</w:t>
+      </w:r>
+      <w:hyperlink r:id="rId18">
+        <w:r>
+          <w:rPr>
+            <w:lang w:val="zh_TW" w:bidi="zh_TW"/>
+          </w:rPr>
+          <w:rPr>
+            <w:color w:val="0000EE"/>
+            <w:u w:val="single"/>
+          </w:rPr>
+          <w:t>9:31</w:t>
+        </w:r>
+      </w:hyperlink>
+      <w:r>
+        <w:rPr>
+          <w:lang w:val="zh_TW" w:bidi="zh_TW"/>
+        </w:rPr>
+        <w:t>，</w:t>
+      </w:r>
+      <w:hyperlink r:id="rId19">
+        <w:r>
+          <w:rPr>
+            <w:lang w:val="zh_TW" w:bidi="zh_TW"/>
+          </w:rPr>
+          <w:rPr>
+            <w:color w:val="0000EE"/>
+            <w:u w:val="single"/>
+          </w:rPr>
+          <w:t>10:33–34</w:t>
+        </w:r>
+      </w:hyperlink>
+      <w:r>
+        <w:rPr>
+          <w:lang w:val="zh_TW" w:bidi="zh_TW"/>
+        </w:rPr>
+        <w:t>及平行經文）。 此外，約翰記錄了三句有關人子被「舉起」的話語（</w:t>
+      </w:r>
+      <w:hyperlink r:id="rId20">
+        <w:r>
+          <w:rPr>
+            <w:lang w:val="zh_TW" w:bidi="zh_TW"/>
+          </w:rPr>
+          <w:rPr>
+            <w:color w:val="0000EE"/>
+            <w:u w:val="single"/>
+          </w:rPr>
+          <w:t>約3:14</w:t>
+        </w:r>
+      </w:hyperlink>
+      <w:r>
+        <w:rPr>
+          <w:lang w:val="zh_TW" w:bidi="zh_TW"/>
+        </w:rPr>
+        <w:t>，</w:t>
+      </w:r>
+      <w:hyperlink r:id="rId21">
+        <w:r>
+          <w:rPr>
+            <w:lang w:val="zh_TW" w:bidi="zh_TW"/>
+          </w:rPr>
+          <w:rPr>
+            <w:color w:val="0000EE"/>
+            <w:u w:val="single"/>
+          </w:rPr>
+          <w:t>8:28</w:t>
+        </w:r>
+      </w:hyperlink>
+      <w:r>
+        <w:rPr>
+          <w:lang w:val="zh_TW" w:bidi="zh_TW"/>
+        </w:rPr>
+        <w:t>，</w:t>
+      </w:r>
+      <w:hyperlink r:id="rId22">
+        <w:r>
+          <w:rPr>
+            <w:lang w:val="zh_TW" w:bidi="zh_TW"/>
+          </w:rPr>
+          <w:rPr>
+            <w:color w:val="0000EE"/>
+            <w:u w:val="single"/>
+          </w:rPr>
+          <w:t>12:32–33</w:t>
+        </w:r>
+      </w:hyperlink>
+      <w:r>
+        <w:rPr>
+          <w:lang w:val="zh_TW" w:bidi="zh_TW"/>
+        </w:rPr>
+        <w:t>），這與對觀福音的預言相平行。這些經文中交織著幾個主題：</w:t>
+      </w:r>
+    </w:p>
+    <w:p>
+      <w:pPr>
+        <w:pStyle w:val="ListNumber"/>
+        <w:numPr>
+          <w:ilvl w:val="0"/>
+          <w:numId w:val="14"/>
+        </w:numPr>
+        <w:spacing w:line="240" w:lineRule="auto"/>
+        <w:ind w:left="720"/>
+      </w:pPr>
+      <w:r>
+        <w:rPr>
+          <w:lang w:val="zh_TW" w:bidi="zh_TW"/>
+        </w:rPr>
+      </w:r>
+      <w:r>
+        <w:rPr>
+          <w:lang w:val="zh_TW" w:bidi="zh_TW"/>
+        </w:rPr>
+        <w:t>基督的受難（指祂在十字架上受苦）是神救贖計劃的一部分（</w:t>
+      </w:r>
+      <w:hyperlink r:id="rId17">
+        <w:r>
+          <w:rPr>
+            <w:lang w:val="zh_TW" w:bidi="zh_TW"/>
+          </w:rPr>
+          <w:rPr>
+            <w:color w:val="0000EE"/>
+            <w:u w:val="single"/>
+          </w:rPr>
+          <w:t>可8:31</w:t>
+        </w:r>
+      </w:hyperlink>
+      <w:r>
+        <w:rPr>
+          <w:lang w:val="zh_TW" w:bidi="zh_TW"/>
+        </w:rPr>
+        <w:t>，「必須」）。</w:t>
+      </w:r>
+    </w:p>
+    <w:p>
+      <w:pPr>
+        <w:pStyle w:val="ListNumber"/>
+        <w:spacing w:line="240" w:lineRule="auto"/>
+        <w:ind w:left="720"/>
+      </w:pPr>
+      <w:r>
+        <w:rPr>
+          <w:lang w:val="zh_TW" w:bidi="zh_TW"/>
+        </w:rPr>
+      </w:r>
+      <w:r>
+        <w:rPr>
+          <w:lang w:val="zh_TW" w:bidi="zh_TW"/>
+        </w:rPr>
+        <w:t>猶太人和羅馬人都因「交付」和「殺害」耶穌而有罪。</w:t>
+      </w:r>
+    </w:p>
+    <w:p>
+      <w:pPr>
+        <w:pStyle w:val="ListNumber"/>
+        <w:spacing w:line="240" w:lineRule="auto"/>
+        <w:ind w:left="720"/>
+      </w:pPr>
+      <w:r>
+        <w:rPr>
+          <w:lang w:val="zh_TW" w:bidi="zh_TW"/>
+        </w:rPr>
+      </w:r>
+      <w:r>
+        <w:rPr>
+          <w:lang w:val="zh_TW" w:bidi="zh_TW"/>
+        </w:rPr>
+        <w:t>祂的死亡將通過復活得到平反。</w:t>
+      </w:r>
+    </w:p>
+    <w:p>
+      <w:pPr>
+        <w:pStyle w:val="ListNumber"/>
+        <w:spacing w:line="240" w:lineRule="auto"/>
+        <w:ind w:left="720"/>
+      </w:pPr>
+      <w:r>
+        <w:rPr>
+          <w:lang w:val="zh_TW" w:bidi="zh_TW"/>
+        </w:rPr>
+      </w:r>
+      <w:r>
+        <w:rPr>
+          <w:lang w:val="zh_TW" w:bidi="zh_TW"/>
+        </w:rPr>
+        <w:t>祂的死亡本身，以一種看似矛盾的方式，被視為祂進入「榮耀」的途徑（見約翰附加於「舉起」的象徵意義）。其它暗示耶穌命運的話語包括祂對先知被殺害的評論（</w:t>
+      </w:r>
+      <w:hyperlink r:id="rId23">
+        <w:r>
+          <w:rPr>
+            <w:lang w:val="zh_TW" w:bidi="zh_TW"/>
+          </w:rPr>
+          <w:rPr>
+            <w:color w:val="0000EE"/>
+            <w:u w:val="single"/>
+          </w:rPr>
+          <w:t>太23:29–30</w:t>
+        </w:r>
+      </w:hyperlink>
+      <w:r>
+        <w:rPr>
+          <w:lang w:val="zh_TW" w:bidi="zh_TW"/>
+        </w:rPr>
+        <w:t>；</w:t>
+      </w:r>
+      <w:hyperlink r:id="rId24">
+        <w:r>
+          <w:rPr>
+            <w:lang w:val="zh_TW" w:bidi="zh_TW"/>
+          </w:rPr>
+          <w:rPr>
+            <w:color w:val="0000EE"/>
+            <w:u w:val="single"/>
+          </w:rPr>
+          <w:t>路13:33</w:t>
+        </w:r>
+      </w:hyperlink>
+      <w:r>
+        <w:rPr>
+          <w:lang w:val="zh_TW" w:bidi="zh_TW"/>
+        </w:rPr>
+        <w:t>），祂對先知和「兒子」的死亡的比喻（婚宴，</w:t>
+      </w:r>
+      <w:hyperlink r:id="rId25">
+        <w:r>
+          <w:rPr>
+            <w:lang w:val="zh_TW" w:bidi="zh_TW"/>
+          </w:rPr>
+          <w:rPr>
+            <w:color w:val="0000EE"/>
+            <w:u w:val="single"/>
+          </w:rPr>
+          <w:t>太22:1–14</w:t>
+        </w:r>
+      </w:hyperlink>
+      <w:r>
+        <w:rPr>
+          <w:lang w:val="zh_TW" w:bidi="zh_TW"/>
+        </w:rPr>
+        <w:t>；惡園戶，</w:t>
+      </w:r>
+      <w:hyperlink r:id="rId26">
+        <w:r>
+          <w:rPr>
+            <w:lang w:val="zh_TW" w:bidi="zh_TW"/>
+          </w:rPr>
+          <w:rPr>
+            <w:color w:val="0000EE"/>
+            <w:u w:val="single"/>
+          </w:rPr>
+          <w:t>可12:1–10</w:t>
+        </w:r>
+      </w:hyperlink>
+      <w:r>
+        <w:rPr>
+          <w:lang w:val="zh_TW" w:bidi="zh_TW"/>
+        </w:rPr>
+        <w:t>），以及祂對門徒將承受類似苦難的教導（</w:t>
+      </w:r>
+      <w:hyperlink r:id="rId27">
+        <w:r>
+          <w:rPr>
+            <w:lang w:val="zh_TW" w:bidi="zh_TW"/>
+          </w:rPr>
+          <w:rPr>
+            <w:color w:val="0000EE"/>
+            <w:u w:val="single"/>
+          </w:rPr>
+          <w:t>太10:24–28</w:t>
+        </w:r>
+      </w:hyperlink>
+      <w:r>
+        <w:rPr>
+          <w:lang w:val="zh_TW" w:bidi="zh_TW"/>
+        </w:rPr>
+        <w:t>；</w:t>
+      </w:r>
+      <w:hyperlink r:id="rId28">
+        <w:r>
+          <w:rPr>
+            <w:lang w:val="zh_TW" w:bidi="zh_TW"/>
+          </w:rPr>
+          <w:rPr>
+            <w:color w:val="0000EE"/>
+            <w:u w:val="single"/>
+          </w:rPr>
+          <w:t>可8:34–35</w:t>
+        </w:r>
+      </w:hyperlink>
+      <w:r>
+        <w:rPr>
+          <w:lang w:val="zh_TW" w:bidi="zh_TW"/>
+        </w:rPr>
+        <w:t>；</w:t>
+      </w:r>
+      <w:hyperlink r:id="rId29">
+        <w:r>
+          <w:rPr>
+            <w:lang w:val="zh_TW" w:bidi="zh_TW"/>
+          </w:rPr>
+          <w:rPr>
+            <w:color w:val="0000EE"/>
+            <w:u w:val="single"/>
+          </w:rPr>
+          <w:t>約15:18–25</w:t>
+        </w:r>
+      </w:hyperlink>
+      <w:r>
+        <w:rPr>
+          <w:lang w:val="zh_TW" w:bidi="zh_TW"/>
+        </w:rPr>
+        <w:t>）。</w:t>
+      </w:r>
+    </w:p>
+    <w:p>
+      <w:pPr>
+        <w:pStyle w:val="Heading4"/>
+      </w:pPr>
+      <w:r>
+        <w:rPr>
+          <w:lang w:val="zh_TW" w:bidi="zh_TW"/>
+        </w:rPr>
+        <w:t>歷史事件</w:t>
       </w:r>
     </w:p>
     <w:p>
@@ -382,7 +873,61 @@
         <w:rPr>
           <w:lang w:val="zh_TW" w:bidi="zh_TW"/>
         </w:rPr>
-        <w:t>舊約中使用的度量單位常見於美索不達米亞、埃及和迦南的文獻中，以色列人並沒有自己獨特的度量系統。然而，儘管這些度量名稱相同，它們在以色列和其它文化中往往具有不同的數值。</w:t>
+        <w:t>耶穌被釘十字架結合了羅馬和猶太的元素。雖然福音書的作者強調了猶太人犯罪是為了他們自己辯論的目的，但他們還是小心地區分了領袖和普通百姓。是領袖們發起了逮捕耶穌的行動（</w:t>
+      </w:r>
+      <w:hyperlink r:id="rId30">
+        <w:r>
+          <w:rPr>
+            <w:lang w:val="zh_TW" w:bidi="zh_TW"/>
+          </w:rPr>
+          <w:rPr>
+            <w:color w:val="0000EE"/>
+            <w:u w:val="single"/>
+          </w:rPr>
+          <w:t>可14:43</w:t>
+        </w:r>
+      </w:hyperlink>
+      <w:r>
+        <w:rPr>
+          <w:lang w:val="zh_TW" w:bidi="zh_TW"/>
+        </w:rPr>
+        <w:t>）並將耶穌交由公會審判（</w:t>
+      </w:r>
+      <w:hyperlink r:id="rId31">
+        <w:r>
+          <w:rPr>
+            <w:lang w:val="zh_TW" w:bidi="zh_TW"/>
+          </w:rPr>
+          <w:rPr>
+            <w:color w:val="0000EE"/>
+            <w:u w:val="single"/>
+          </w:rPr>
+          <w:t>53–64節</w:t>
+        </w:r>
+      </w:hyperlink>
+      <w:r>
+        <w:rPr>
+          <w:lang w:val="zh_TW" w:bidi="zh_TW"/>
+        </w:rPr>
+        <w:t>）。雖然彼拉多似乎猶豫不決，最後卻軟弱地屈服於群眾，通過「洗手」來表示自己無罪（</w:t>
+      </w:r>
+      <w:hyperlink r:id="rId32">
+        <w:r>
+          <w:rPr>
+            <w:lang w:val="zh_TW" w:bidi="zh_TW"/>
+          </w:rPr>
+          <w:rPr>
+            <w:color w:val="0000EE"/>
+            <w:u w:val="single"/>
+          </w:rPr>
+          <w:t>太27:24</w:t>
+        </w:r>
+      </w:hyperlink>
+      <w:r>
+        <w:rPr>
+          <w:lang w:val="zh_TW" w:bidi="zh_TW"/>
+        </w:rPr>
+        <w:t>）。羅馬人明顯參與了耶穌釘十字架的事件中。由於公會沒有權力執行死刑，必須經過彼拉多的決定，才能施行釘十字架刑罰。此外，處決是由羅馬人實際執行。</w:t>
       </w:r>
     </w:p>
     <w:p>
@@ -396,7 +941,61 @@
         <w:rPr>
           <w:lang w:val="zh_TW" w:bidi="zh_TW"/>
         </w:rPr>
-        <w:t>到新約時代，度量標準變得更為複雜。以色列人仍沿用舊約時期的許多度量單位，但希臘和羅馬的系統也被引入。有時候這些外來單位直接採用，有時候則將希伯來單位調整為符合希臘羅馬的標準。還有一些場合，羅馬的單位主要用於與政府打交道，而日常生活中仍然使用希伯來單位。</w:t>
+        <w:t>在耶穌的釘十字架過程中，遵循了羅馬的習俗，如鞭打、嘲弄性的加冕並剝奪衣物、背負自己的橫梁、被釘在十字架上，以及打斷兩個強盜的腿。高架的刑場符合將某些罪犯公開示眾的習俗。耶穌十字架的高度也是如此，可能有七到九英尺（2到3米）。十字架上有一塊刻著「猶太人的王」的牌子，表明十字架的橫樑是固定在木桩頂以下的位置。猶太元素見於摻有沒藥的酒（</w:t>
+      </w:r>
+      <w:hyperlink r:id="rId33">
+        <w:r>
+          <w:rPr>
+            <w:lang w:val="zh_TW" w:bidi="zh_TW"/>
+          </w:rPr>
+          <w:rPr>
+            <w:color w:val="0000EE"/>
+            <w:u w:val="single"/>
+          </w:rPr>
+          <w:t>可15:23</w:t>
+        </w:r>
+      </w:hyperlink>
+      <w:r>
+        <w:rPr>
+          <w:lang w:val="zh_TW" w:bidi="zh_TW"/>
+        </w:rPr>
+        <w:t>）、牛膝草蘆葦杆上的的醋（</w:t>
+      </w:r>
+      <w:hyperlink r:id="rId34">
+        <w:r>
+          <w:rPr>
+            <w:lang w:val="zh_TW" w:bidi="zh_TW"/>
+          </w:rPr>
+          <w:rPr>
+            <w:color w:val="0000EE"/>
+            <w:u w:val="single"/>
+          </w:rPr>
+          <w:t>36</w:t>
+        </w:r>
+      </w:hyperlink>
+      <w:r>
+        <w:rPr>
+          <w:lang w:val="zh_TW" w:bidi="zh_TW"/>
+        </w:rPr>
+        <w:t>），以及日落前和安息日開始前移走屍體（</w:t>
+      </w:r>
+      <w:hyperlink r:id="rId35">
+        <w:r>
+          <w:rPr>
+            <w:lang w:val="zh_TW" w:bidi="zh_TW"/>
+          </w:rPr>
+          <w:rPr>
+            <w:color w:val="0000EE"/>
+            <w:u w:val="single"/>
+          </w:rPr>
+          <w:t>約19:31</w:t>
+        </w:r>
+      </w:hyperlink>
+      <w:r>
+        <w:rPr>
+          <w:lang w:val="zh_TW" w:bidi="zh_TW"/>
+        </w:rPr>
+        <w:t>）。</w:t>
       </w:r>
     </w:p>
     <w:p>
@@ -410,18 +1009,18 @@
         <w:rPr>
           <w:lang w:val="zh_TW" w:bidi="zh_TW"/>
         </w:rPr>
-        <w:t>在大多數度量種類中，基準單位（即其它單位的基礎或倍數）是最具不確定性的。因此，肘（長度）、舍客勒（重量）、賀梅珥（乾量）和罷特（液量）都存在某種程度的不確定性，使得基於這些單位的其它度量也相對不確定。</w:t>
+        <w:t>雖然耶穌被釘十字架的事實在歷史上很少受到挑戰，但福音書中四個不同版本的細節有時被認為是後來為了讓預言「應驗」、基督徒與猶太人之間的辯論，或崇拜考量的影響而添加的內容。然而我們不能從福音書記載的差異中得出這些細節不是歷史事實的結論。福音書作者對耶穌受難細節的選擇性記錄，並不能證明他們的敘述是捏造的。</w:t>
       </w:r>
     </w:p>
     <w:p>
       <w:pPr>
-        <w:pStyle w:val="Heading3"/>
-      </w:pPr>
-      <w:r>
-        <w:rPr>
-          <w:lang w:val="zh_TW" w:bidi="zh_TW"/>
-        </w:rPr>
-        <w:t>重量單位</w:t>
+        <w:pStyle w:val="Heading4"/>
+      </w:pPr>
+      <w:r>
+        <w:rPr>
+          <w:lang w:val="zh_TW" w:bidi="zh_TW"/>
+        </w:rPr>
+        <w:t>每卷福音書的重點</w:t>
       </w:r>
     </w:p>
     <w:p>
@@ -435,7 +1034,7 @@
         <w:rPr>
           <w:lang w:val="zh_TW" w:bidi="zh_TW"/>
         </w:rPr>
-        <w:t>考古發現使重量單位的理解受益良多。挖掘中提供的石質重量器有時會刻有其所代表的單位名稱。稱重時，這些石器通常提供一個相對一致的重量範圍。通過將這些數據與經文中的描述對比，提供了相當準確的估算基礎。局部地區的相對標準比絕對值更為重要。</w:t>
+        <w:t>在受難敘述中出現的元素是由每位作者挑選的，目的是展現一個特定的受難場景的觀看點。福音書作者不僅是歷史學家，也是神學家，他們選擇場景並加以描繪，以顯示這些事件對基督教信仰的意義。</w:t>
       </w:r>
     </w:p>
     <w:p>
@@ -449,120 +1048,36 @@
         <w:rPr>
           <w:lang w:val="zh_TW" w:bidi="zh_TW"/>
         </w:rPr>
-        <w:t>重量單位雖有標準化，但很難達到精確。以色列人的系統與美索不達米亞和迦南的類似。舊約時期大多數時間，重量系統同時提供了貨幣系統。鑄幣是波斯人的發明；在此之前，銀、金或其它交易商品必須稱重，才能進行交易或購買。這使得重量系統成為古代經濟的核心。這也解釋了為何聖經嚴厲譴責使用假重量（</w:t>
-      </w:r>
-      <w:hyperlink r:id="rId13">
-        <w:r>
-          <w:rPr>
-            <w:lang w:val="zh_TW" w:bidi="zh_TW"/>
-          </w:rPr>
-          <w:rPr>
-            <w:color w:val="0000EE"/>
-            <w:u w:val="single"/>
-          </w:rPr>
-          <w:t>利19:36</w:t>
-        </w:r>
-      </w:hyperlink>
-      <w:r>
-        <w:rPr>
-          <w:lang w:val="zh_TW" w:bidi="zh_TW"/>
-        </w:rPr>
-        <w:t>；</w:t>
-      </w:r>
-      <w:hyperlink r:id="rId14">
-        <w:r>
-          <w:rPr>
-            <w:lang w:val="zh_TW" w:bidi="zh_TW"/>
-          </w:rPr>
-          <w:rPr>
-            <w:color w:val="0000EE"/>
-            <w:u w:val="single"/>
-          </w:rPr>
-          <w:t>申25:13</w:t>
-        </w:r>
-      </w:hyperlink>
-      <w:r>
-        <w:rPr>
-          <w:lang w:val="zh_TW" w:bidi="zh_TW"/>
-        </w:rPr>
-        <w:t>；</w:t>
-      </w:r>
-      <w:hyperlink r:id="rId15">
-        <w:r>
-          <w:rPr>
-            <w:lang w:val="zh_TW" w:bidi="zh_TW"/>
-          </w:rPr>
-          <w:rPr>
-            <w:color w:val="0000EE"/>
-            <w:u w:val="single"/>
-          </w:rPr>
-          <w:t>箴16:11，</w:t>
-        </w:r>
-      </w:hyperlink>
-      <w:hyperlink r:id="rId16">
-        <w:r>
-          <w:rPr>
-            <w:lang w:val="zh_TW" w:bidi="zh_TW"/>
-          </w:rPr>
-          <w:rPr>
-            <w:color w:val="0000EE"/>
-            <w:u w:val="single"/>
-          </w:rPr>
-          <w:t>20:10、23</w:t>
-        </w:r>
-      </w:hyperlink>
-      <w:r>
-        <w:rPr>
-          <w:lang w:val="zh_TW" w:bidi="zh_TW"/>
-        </w:rPr>
-        <w:t>；</w:t>
-      </w:r>
-      <w:hyperlink r:id="rId17">
-        <w:r>
-          <w:rPr>
-            <w:lang w:val="zh_TW" w:bidi="zh_TW"/>
-          </w:rPr>
-          <w:rPr>
-            <w:color w:val="0000EE"/>
-            <w:u w:val="single"/>
-          </w:rPr>
-          <w:t>彌6:11</w:t>
-        </w:r>
-      </w:hyperlink>
-      <w:r>
-        <w:rPr>
-          <w:lang w:val="zh_TW" w:bidi="zh_TW"/>
-        </w:rPr>
-        <w:t>；</w:t>
-      </w:r>
-      <w:hyperlink r:id="rId18">
-        <w:r>
-          <w:rPr>
-            <w:lang w:val="zh_TW" w:bidi="zh_TW"/>
-          </w:rPr>
-          <w:rPr>
-            <w:color w:val="0000EE"/>
-            <w:u w:val="single"/>
-          </w:rPr>
-          <w:t>何12:7</w:t>
-        </w:r>
-      </w:hyperlink>
-      <w:r>
-        <w:rPr>
-          <w:lang w:val="zh_TW" w:bidi="zh_TW"/>
-        </w:rPr>
-        <w:t>；</w:t>
-      </w:r>
-      <w:hyperlink r:id="rId19">
-        <w:r>
-          <w:rPr>
-            <w:lang w:val="zh_TW" w:bidi="zh_TW"/>
-          </w:rPr>
-          <w:rPr>
-            <w:color w:val="0000EE"/>
-            <w:u w:val="single"/>
-          </w:rPr>
-          <w:t>摩8:5</w:t>
+        <w:t>馬可福音和馬太福音都展示了彌賽亞被人類處死的恐怖場景。馬可福音對耶穌受難的記述，前半部分對比了群眾的嘲弄與耶穌死亡的真正意義。兩種「救自己」的呼喊（</w:t>
+      </w:r>
+      <w:hyperlink r:id="rId36">
+        <w:r>
+          <w:rPr>
+            <w:lang w:val="zh_TW" w:bidi="zh_TW"/>
+          </w:rPr>
+          <w:rPr>
+            <w:color w:val="0000EE"/>
+            <w:u w:val="single"/>
+          </w:rPr>
+          <w:t>可15:29–31</w:t>
+        </w:r>
+      </w:hyperlink>
+      <w:r>
+        <w:rPr>
+          <w:lang w:val="zh_TW" w:bidi="zh_TW"/>
+        </w:rPr>
+        <w:t>）反覆提到了耶穌所說的三天內重建聖殿——預言性地指向復活。後半部分的描述強調了場景的恐怖，從黑暗到被神離棄的呼喊，再到被進一步的嘲弄（</w:t>
+      </w:r>
+      <w:hyperlink r:id="rId37">
+        <w:r>
+          <w:rPr>
+            <w:lang w:val="zh_TW" w:bidi="zh_TW"/>
+          </w:rPr>
+          <w:rPr>
+            <w:color w:val="0000EE"/>
+            <w:u w:val="single"/>
+          </w:rPr>
+          <w:t>33–36</w:t>
         </w:r>
       </w:hyperlink>
       <w:r>
@@ -583,120 +1098,97 @@
         <w:rPr>
           <w:lang w:val="zh_TW" w:bidi="zh_TW"/>
         </w:rPr>
-        <w:t>石頭砝碼被用於市集中商業交易的天平上。舊約約有六次提到天平或衡器，但都不是直接的經濟情境（</w:t>
-      </w:r>
-      <w:hyperlink r:id="rId20">
-        <w:r>
-          <w:rPr>
-            <w:lang w:val="zh_TW" w:bidi="zh_TW"/>
-          </w:rPr>
-          <w:rPr>
-            <w:color w:val="0000EE"/>
-            <w:u w:val="single"/>
-          </w:rPr>
-          <w:t>伯6:2，</w:t>
-        </w:r>
-      </w:hyperlink>
-      <w:hyperlink r:id="rId21">
-        <w:r>
-          <w:rPr>
-            <w:lang w:val="zh_TW" w:bidi="zh_TW"/>
-          </w:rPr>
-          <w:rPr>
-            <w:color w:val="0000EE"/>
-            <w:u w:val="single"/>
-          </w:rPr>
-          <w:t>31:6</w:t>
-        </w:r>
-      </w:hyperlink>
-      <w:r>
-        <w:rPr>
-          <w:lang w:val="zh_TW" w:bidi="zh_TW"/>
-        </w:rPr>
-        <w:t>；</w:t>
-      </w:r>
-      <w:hyperlink r:id="rId22">
-        <w:r>
-          <w:rPr>
-            <w:lang w:val="zh_TW" w:bidi="zh_TW"/>
-          </w:rPr>
-          <w:rPr>
-            <w:color w:val="0000EE"/>
-            <w:u w:val="single"/>
-          </w:rPr>
-          <w:t>詩62:9</w:t>
-        </w:r>
-      </w:hyperlink>
-      <w:r>
-        <w:rPr>
-          <w:lang w:val="zh_TW" w:bidi="zh_TW"/>
-        </w:rPr>
-        <w:t>；</w:t>
-      </w:r>
-      <w:hyperlink r:id="rId23">
-        <w:r>
-          <w:rPr>
-            <w:lang w:val="zh_TW" w:bidi="zh_TW"/>
-          </w:rPr>
-          <w:rPr>
-            <w:color w:val="0000EE"/>
-            <w:u w:val="single"/>
-          </w:rPr>
-          <w:t>賽40:12</w:t>
-        </w:r>
-      </w:hyperlink>
-      <w:r>
-        <w:rPr>
-          <w:lang w:val="zh_TW" w:bidi="zh_TW"/>
-        </w:rPr>
-        <w:t>；</w:t>
-      </w:r>
-      <w:hyperlink r:id="rId24">
-        <w:r>
-          <w:rPr>
-            <w:lang w:val="zh_TW" w:bidi="zh_TW"/>
-          </w:rPr>
-          <w:rPr>
-            <w:color w:val="0000EE"/>
-            <w:u w:val="single"/>
-          </w:rPr>
-          <w:t>結5:1</w:t>
-        </w:r>
-      </w:hyperlink>
-      <w:r>
-        <w:rPr>
-          <w:lang w:val="zh_TW" w:bidi="zh_TW"/>
-        </w:rPr>
-        <w:t>；</w:t>
-      </w:r>
-      <w:hyperlink r:id="rId25">
-        <w:r>
-          <w:rPr>
-            <w:lang w:val="zh_TW" w:bidi="zh_TW"/>
-          </w:rPr>
-          <w:rPr>
-            <w:color w:val="0000EE"/>
-            <w:u w:val="single"/>
-          </w:rPr>
-          <w:t>但5:27</w:t>
-        </w:r>
-      </w:hyperlink>
-      <w:r>
-        <w:rPr>
-          <w:lang w:val="zh_TW" w:bidi="zh_TW"/>
-        </w:rPr>
-        <w:t>）。當時使用的天平一般為橫樑平衡式，兩端各掛一個托盤。</w:t>
-      </w:r>
-    </w:p>
-    <w:p>
-      <w:pPr>
-        <w:pStyle w:val="Heading4"/>
-      </w:pPr>
-      <w:r>
-        <w:rPr>
-          <w:lang w:val="zh_TW" w:bidi="zh_TW"/>
-        </w:rPr>
-        <w:t>他連得</w:t>
+        <w:t>馬太福音在某些重要方向上擴展了馬可福音的意象，增加了耶穌「嘗了」苦酒（意在減輕他的痛苦）後拒絕飲用的細節（</w:t>
+      </w:r>
+      <w:hyperlink r:id="rId38">
+        <w:r>
+          <w:rPr>
+            <w:lang w:val="zh_TW" w:bidi="zh_TW"/>
+          </w:rPr>
+          <w:rPr>
+            <w:color w:val="0000EE"/>
+            <w:u w:val="single"/>
+          </w:rPr>
+          <w:t>太27:34</w:t>
+        </w:r>
+      </w:hyperlink>
+      <w:r>
+        <w:rPr>
+          <w:lang w:val="zh_TW" w:bidi="zh_TW"/>
+        </w:rPr>
+        <w:t>），並在死亡場景中添加了「氣就斷了」（</w:t>
+      </w:r>
+      <w:hyperlink r:id="rId39">
+        <w:r>
+          <w:rPr>
+            <w:lang w:val="zh_TW" w:bidi="zh_TW"/>
+          </w:rPr>
+          <w:rPr>
+            <w:color w:val="0000EE"/>
+            <w:u w:val="single"/>
+          </w:rPr>
+          <w:t>50</w:t>
+        </w:r>
+      </w:hyperlink>
+      <w:r>
+        <w:rPr>
+          <w:lang w:val="zh_TW" w:bidi="zh_TW"/>
+        </w:rPr>
+        <w:t>）。因此，馬太福音強調耶穌是自願面對死亡，祂完全清醒並完全控制自己。馬太福音的諷刺和暗示也帶出耶穌受難與祂被平反之間的差異。平反的元素包括聖殿幔子的裂開（</w:t>
+      </w:r>
+      <w:hyperlink r:id="rId40">
+        <w:r>
+          <w:rPr>
+            <w:lang w:val="zh_TW" w:bidi="zh_TW"/>
+          </w:rPr>
+          <w:rPr>
+            <w:color w:val="0000EE"/>
+            <w:u w:val="single"/>
+          </w:rPr>
+          <w:t>51</w:t>
+        </w:r>
+      </w:hyperlink>
+      <w:r>
+        <w:rPr>
+          <w:lang w:val="zh_TW" w:bidi="zh_TW"/>
+        </w:rPr>
+        <w:t>節）和百夫長的見證（</w:t>
+      </w:r>
+      <w:hyperlink r:id="rId41">
+        <w:r>
+          <w:rPr>
+            <w:lang w:val="zh_TW" w:bidi="zh_TW"/>
+          </w:rPr>
+          <w:rPr>
+            <w:color w:val="0000EE"/>
+            <w:u w:val="single"/>
+          </w:rPr>
+          <w:t>54</w:t>
+        </w:r>
+      </w:hyperlink>
+      <w:r>
+        <w:rPr>
+          <w:lang w:val="zh_TW" w:bidi="zh_TW"/>
+        </w:rPr>
+        <w:t>節）。在</w:t>
+      </w:r>
+      <w:hyperlink r:id="rId42">
+        <w:r>
+          <w:rPr>
+            <w:lang w:val="zh_TW" w:bidi="zh_TW"/>
+          </w:rPr>
+          <w:rPr>
+            <w:color w:val="0000EE"/>
+            <w:u w:val="single"/>
+          </w:rPr>
+          <w:t>馬太福音二十七章52至53節</w:t>
+        </w:r>
+      </w:hyperlink>
+      <w:r>
+        <w:rPr>
+          <w:lang w:val="zh_TW" w:bidi="zh_TW"/>
+        </w:rPr>
+        <w:t>這個奇特的超自然場景中，耶穌的死亡隨即發生了一場地震，地震打開了墳墓，使「已睡聖徒的身體」復活。對馬太來說，那些事件和其他事件開啟了末後的日子，這是救恩的新時代，當死亡的權勢被打破，生命將賜給所有人。</w:t>
       </w:r>
     </w:p>
     <w:p>
@@ -710,108 +1202,43 @@
         <w:rPr>
           <w:lang w:val="zh_TW" w:bidi="zh_TW"/>
         </w:rPr>
-        <w:t>根據</w:t>
-      </w:r>
-      <w:hyperlink r:id="rId26">
-        <w:r>
-          <w:rPr>
-            <w:lang w:val="zh_TW" w:bidi="zh_TW"/>
-          </w:rPr>
-          <w:rPr>
-            <w:color w:val="0000EE"/>
-            <w:u w:val="single"/>
-          </w:rPr>
-          <w:t>出埃及記三十八章25至26節</w:t>
-        </w:r>
-      </w:hyperlink>
-      <w:r>
-        <w:rPr>
-          <w:lang w:val="zh_TW" w:bidi="zh_TW"/>
-        </w:rPr>
-        <w:t>，一他連得等於三千舍客勒。（一百他連得等於300,000舍客勒，如果加上第</w:t>
-      </w:r>
-      <w:hyperlink r:id="rId27">
-        <w:r>
-          <w:rPr>
-            <w:lang w:val="zh_TW" w:bidi="zh_TW"/>
-          </w:rPr>
-          <w:rPr>
-            <w:color w:val="0000EE"/>
-            <w:u w:val="single"/>
-          </w:rPr>
-          <w:t>25</w:t>
-        </w:r>
-      </w:hyperlink>
-      <w:r>
-        <w:rPr>
-          <w:lang w:val="zh_TW" w:bidi="zh_TW"/>
-        </w:rPr>
-        <w:t>節中的1,175舍客勒，總數是 301,775，這正是603,550人每人繳納半舍客勒的總額——如第</w:t>
-      </w:r>
-      <w:hyperlink r:id="rId28">
-        <w:r>
-          <w:rPr>
-            <w:lang w:val="zh_TW" w:bidi="zh_TW"/>
-          </w:rPr>
-          <w:rPr>
-            <w:color w:val="0000EE"/>
-            <w:u w:val="single"/>
-          </w:rPr>
-          <w:t>26</w:t>
-        </w:r>
-      </w:hyperlink>
-      <w:r>
-        <w:rPr>
-          <w:lang w:val="zh_TW" w:bidi="zh_TW"/>
-        </w:rPr>
-        <w:t>節所述。）出土的他連得重量約在65至80磅之間（29.5至36.3公斤）。在舊約中，他連得僅用於貴金屬，通常為銀或金。根據</w:t>
-      </w:r>
-      <w:hyperlink r:id="rId29">
-        <w:r>
-          <w:rPr>
-            <w:lang w:val="zh_TW" w:bidi="zh_TW"/>
-          </w:rPr>
-          <w:rPr>
-            <w:color w:val="0000EE"/>
-            <w:u w:val="single"/>
-          </w:rPr>
-          <w:t>列王紀上十章14節</w:t>
-        </w:r>
-      </w:hyperlink>
-      <w:r>
-        <w:rPr>
-          <w:lang w:val="zh_TW" w:bidi="zh_TW"/>
-        </w:rPr>
-        <w:t>，所羅門王國每年的貢金收入為666他連得，被認為是非常奢華的數額。大衛為所羅門建造聖殿留下了100,000他連得的金子和1,000,000他連得的銀子（</w:t>
-      </w:r>
-      <w:hyperlink r:id="rId30">
-        <w:r>
-          <w:rPr>
-            <w:lang w:val="zh_TW" w:bidi="zh_TW"/>
-          </w:rPr>
-          <w:rPr>
-            <w:color w:val="0000EE"/>
-            <w:u w:val="single"/>
-          </w:rPr>
-          <w:t>代上22:14</w:t>
-        </w:r>
-      </w:hyperlink>
-      <w:r>
-        <w:rPr>
-          <w:lang w:val="zh_TW" w:bidi="zh_TW"/>
-        </w:rPr>
-        <w:t>）。</w:t>
-      </w:r>
-    </w:p>
-    <w:p>
-      <w:pPr>
-        <w:pStyle w:val="Heading4"/>
-      </w:pPr>
-      <w:r>
-        <w:rPr>
-          <w:lang w:val="zh_TW" w:bidi="zh_TW"/>
-        </w:rPr>
-        <w:t>彌那</w:t>
+        <w:t>路加福音中的記載也相當引人注目。它有兩個主要的重點。首先，耶穌被描繪成義人殉道的完美典範，祂寬恕了敵人，並且通過祂的態度改變了一些對手。當群眾回家時「捶著胸」（</w:t>
+      </w:r>
+      <w:hyperlink r:id="rId43">
+        <w:r>
+          <w:rPr>
+            <w:lang w:val="zh_TW" w:bidi="zh_TW"/>
+          </w:rPr>
+          <w:rPr>
+            <w:color w:val="0000EE"/>
+            <w:u w:val="single"/>
+          </w:rPr>
+          <w:t>路23:48</w:t>
+        </w:r>
+      </w:hyperlink>
+      <w:r>
+        <w:rPr>
+          <w:lang w:val="zh_TW" w:bidi="zh_TW"/>
+        </w:rPr>
+        <w:t>）以及百夫長的呼喊「這真是個義人！」（</w:t>
+      </w:r>
+      <w:hyperlink r:id="rId44">
+        <w:r>
+          <w:rPr>
+            <w:lang w:val="zh_TW" w:bidi="zh_TW"/>
+          </w:rPr>
+          <w:rPr>
+            <w:color w:val="0000EE"/>
+            <w:u w:val="single"/>
+          </w:rPr>
+          <w:t>47</w:t>
+        </w:r>
+      </w:hyperlink>
+      <w:r>
+        <w:rPr>
+          <w:lang w:val="zh_TW" w:bidi="zh_TW"/>
+        </w:rPr>
+        <w:t>節）時，統治者和兵丁的嘲弄最終被逆轉。第二，在路加福音中，整個場景充滿了敬畏和崇拜的氛圍。苦酒和沒藥、被離棄的呼喊、以及以利亞的嘲弄都被省略了，取而代之的是其它情節——特別是耶穌的禱告。只有路加福音記載：（1）耶穌祈求神寬恕祂的行刑者，這與士兵對祂的嘲弄形成對比；（2）對「信徒」罪犯的禱告的應許；以及（3）耶穌將祂的靈魂交託給父神。路加的描述使耶穌受難成為一種充滿敬拜的紀念。</w:t>
       </w:r>
     </w:p>
     <w:p>
@@ -825,36 +1252,79 @@
         <w:rPr>
           <w:lang w:val="zh_TW" w:bidi="zh_TW"/>
         </w:rPr>
-        <w:t>在迦南烏加列文獻中，彌那相當於50舍客勒，而在巴比倫則等於60舍客勒。在</w:t>
-      </w:r>
-      <w:hyperlink r:id="rId31">
-        <w:r>
-          <w:rPr>
-            <w:lang w:val="zh_TW" w:bidi="zh_TW"/>
-          </w:rPr>
-          <w:rPr>
-            <w:color w:val="0000EE"/>
-            <w:u w:val="single"/>
-          </w:rPr>
-          <w:t>以西結書四十五章12節</w:t>
-        </w:r>
-      </w:hyperlink>
-      <w:r>
-        <w:rPr>
-          <w:lang w:val="zh_TW" w:bidi="zh_TW"/>
-        </w:rPr>
-        <w:t>中，彌那被定為60舍客勒，但尚不清楚這是否意味著改變了之前的標準。</w:t>
-      </w:r>
-    </w:p>
-    <w:p>
-      <w:pPr>
-        <w:pStyle w:val="Heading4"/>
-      </w:pPr>
-      <w:r>
-        <w:rPr>
-          <w:lang w:val="zh_TW" w:bidi="zh_TW"/>
-        </w:rPr>
-        <w:t>舍客勒</w:t>
+        <w:t>在約翰福音中，神學重點也發生了變化。與路加福音相比，約翰福音更進一步刪除了黑暗和嘲弄等令人震驚的細節，整個敘述中瀰漫著平靜的氛圍。經文強調耶穌對自己處境的主權控制，因為釘十字架幾乎成為一場加冕遊行。只有約翰福音記載十字架上的銘文是用希伯來文、拉丁文和希臘文寫的——這樣的指控成為了基督登基的普世宣告。銘文「拿撒勒人耶穌，猶太人的王」延續了彼拉多在耶穌受審後關於王權的對話。約翰福音因此補充了馬太福音的觀點：耶穌不僅成為了王，而且一直以來都是主宰。這位王被描繪成執行祭司的職責，並且祂自己成為祭物。只有約翰福音提到牛膝草（曾用來在逾越節灑羊羔的血，</w:t>
+      </w:r>
+      <w:hyperlink r:id="rId45">
+        <w:r>
+          <w:rPr>
+            <w:lang w:val="zh_TW" w:bidi="zh_TW"/>
+          </w:rPr>
+          <w:rPr>
+            <w:color w:val="0000EE"/>
+            <w:u w:val="single"/>
+          </w:rPr>
+          <w:t>出12:22</w:t>
+        </w:r>
+      </w:hyperlink>
+      <w:r>
+        <w:rPr>
+          <w:lang w:val="zh_TW" w:bidi="zh_TW"/>
+        </w:rPr>
+        <w:t>）和耶穌的呼喊：「成了！」（</w:t>
+      </w:r>
+      <w:hyperlink r:id="rId46">
+        <w:r>
+          <w:rPr>
+            <w:lang w:val="zh_TW" w:bidi="zh_TW"/>
+          </w:rPr>
+          <w:rPr>
+            <w:color w:val="0000EE"/>
+            <w:u w:val="single"/>
+          </w:rPr>
+          <w:t>約19:29–30</w:t>
+        </w:r>
+      </w:hyperlink>
+      <w:r>
+        <w:rPr>
+          <w:lang w:val="zh_TW" w:bidi="zh_TW"/>
+        </w:rPr>
+        <w:t>）。此外，耶穌肋旁被扎（</w:t>
+      </w:r>
+      <w:hyperlink r:id="rId47">
+        <w:r>
+          <w:rPr>
+            <w:lang w:val="zh_TW" w:bidi="zh_TW"/>
+          </w:rPr>
+          <w:rPr>
+            <w:color w:val="0000EE"/>
+            <w:u w:val="single"/>
+          </w:rPr>
+          <w:t>31–37</w:t>
+        </w:r>
+      </w:hyperlink>
+      <w:r>
+        <w:rPr>
+          <w:lang w:val="zh_TW" w:bidi="zh_TW"/>
+        </w:rPr>
+        <w:t>節），顯示了祂真實的死亡，也可以象徵性地與「活水的江河」（</w:t>
+      </w:r>
+      <w:hyperlink r:id="rId48">
+        <w:r>
+          <w:rPr>
+            <w:lang w:val="zh_TW" w:bidi="zh_TW"/>
+          </w:rPr>
+          <w:rPr>
+            <w:color w:val="0000EE"/>
+            <w:u w:val="single"/>
+          </w:rPr>
+          <w:t>7:37–38</w:t>
+        </w:r>
+      </w:hyperlink>
+      <w:r>
+        <w:rPr>
+          <w:lang w:val="zh_TW" w:bidi="zh_TW"/>
+        </w:rPr>
+        <w:t>）聯繫起來，作為新時代生命澆灌的預表。</w:t>
       </w:r>
     </w:p>
     <w:p>
@@ -868,25 +1338,18 @@
         <w:rPr>
           <w:lang w:val="zh_TW" w:bidi="zh_TW"/>
         </w:rPr>
-        <w:t>舍客勒是基本的重量單位。除了普通的舍客勒，還有「王（皇室）」舍客勒（</w:t>
-      </w:r>
-      <w:hyperlink r:id="rId32">
-        <w:r>
-          <w:rPr>
-            <w:lang w:val="zh_TW" w:bidi="zh_TW"/>
-          </w:rPr>
-          <w:rPr>
-            <w:color w:val="0000EE"/>
-            <w:u w:val="single"/>
-          </w:rPr>
-          <w:t>撒下14:26</w:t>
-        </w:r>
-      </w:hyperlink>
-      <w:r>
-        <w:rPr>
-          <w:lang w:val="zh_TW" w:bidi="zh_TW"/>
-        </w:rPr>
-        <w:t>）。根據考古發掘出來的標有「比加（beka）」（半舍客勒）的重量，估計舍客勒約重0.4盎司（11.4克）。</w:t>
+        <w:t>因此，每卷福音書從不同的角度描繪了耶穌死亡的意義。將它們結合在一起，能讓我們對十字架的意義有新的理解。我們看到的不是矛盾，而是一個引人入勝的整體的不同部分。</w:t>
+      </w:r>
+    </w:p>
+    <w:p>
+      <w:pPr>
+        <w:pStyle w:val="Heading3"/>
+      </w:pPr>
+      <w:r>
+        <w:rPr>
+          <w:lang w:val="zh_TW" w:bidi="zh_TW"/>
+        </w:rPr>
+        <w:t>基督被釘十字架的神學意義</w:t>
       </w:r>
     </w:p>
     <w:p>
@@ -900,36 +1363,7 @@
         <w:rPr>
           <w:lang w:val="zh_TW" w:bidi="zh_TW"/>
         </w:rPr>
-        <w:t>聖經中的舍客勒幾乎僅出現在與貨幣價值有關的經文。不論是銀、金、大麥或麵粉，舍客勒的估值賦予商品在經濟中的相對價值。例外情況是歌利亞的盔甲和槍（</w:t>
-      </w:r>
-      <w:hyperlink r:id="rId33">
-        <w:r>
-          <w:rPr>
-            <w:lang w:val="zh_TW" w:bidi="zh_TW"/>
-          </w:rPr>
-          <w:rPr>
-            <w:color w:val="0000EE"/>
-            <w:u w:val="single"/>
-          </w:rPr>
-          <w:t>撒上17:5–7</w:t>
-        </w:r>
-      </w:hyperlink>
-      <w:r>
-        <w:rPr>
-          <w:lang w:val="zh_TW" w:bidi="zh_TW"/>
-        </w:rPr>
-        <w:t>），這些物品的重量以舍客勒計算。</w:t>
-      </w:r>
-    </w:p>
-    <w:p>
-      <w:pPr>
-        <w:pStyle w:val="Heading4"/>
-      </w:pPr>
-      <w:r>
-        <w:rPr>
-          <w:lang w:val="zh_TW" w:bidi="zh_TW"/>
-        </w:rPr>
-        <w:t>品（pim）</w:t>
+        <w:t>十字架在基督教神學中扮演著雙重角色。一些神學家強調耶穌基督歷史性被釘十字架的重要性，及為信徒所成就的事。另一些神學家則專注於十字架在每個信徒生命中的象徵意義。</w:t>
       </w:r>
     </w:p>
     <w:p>
@@ -943,36 +1377,25 @@
         <w:rPr>
           <w:lang w:val="zh_TW" w:bidi="zh_TW"/>
         </w:rPr>
-        <w:t>唯一提及這個單位的經文是</w:t>
-      </w:r>
-      <w:hyperlink r:id="rId34">
-        <w:r>
-          <w:rPr>
-            <w:lang w:val="zh_TW" w:bidi="zh_TW"/>
-          </w:rPr>
-          <w:rPr>
-            <w:color w:val="0000EE"/>
-            <w:u w:val="single"/>
-          </w:rPr>
-          <w:t>撒母耳記上十三章21節</w:t>
-        </w:r>
-      </w:hyperlink>
-      <w:r>
-        <w:rPr>
-          <w:lang w:val="zh_TW" w:bidi="zh_TW"/>
-        </w:rPr>
-        <w:t>（譯註：和合本沒有譯出這個單位），這是非利士人向以色列人收取的磨鋤頭的費用。出土的重量在0.25到0.3盎司之間（7.1到8.5克），這表明品是三分之二舍客勒。</w:t>
-      </w:r>
-    </w:p>
-    <w:p>
-      <w:pPr>
-        <w:pStyle w:val="Heading4"/>
-      </w:pPr>
-      <w:r>
-        <w:rPr>
-          <w:lang w:val="zh_TW" w:bidi="zh_TW"/>
-        </w:rPr>
-        <w:t>比加（Beka）</w:t>
+        <w:t>拿撒勒人耶穌的死亡和復活是基督教神學的核心事件。十字架之所以有意義，是因為被釘死在十字架上的人的重要性，以及祂的死亡所成就的事。「十字架的道理」是早期教會宣講救恩的核心。最重要的是，十字架事件是神在歷史上主要的救贖行動；因此，雖然十字架是一個過去的事件，但它在當下仍具有深遠的意義。基督被釘十字架並復活是教會信息的核心（</w:t>
+      </w:r>
+      <w:hyperlink r:id="rId49">
+        <w:r>
+          <w:rPr>
+            <w:lang w:val="zh_TW" w:bidi="zh_TW"/>
+          </w:rPr>
+          <w:rPr>
+            <w:color w:val="0000EE"/>
+            <w:u w:val="single"/>
+          </w:rPr>
+          <w:t>加3:1</w:t>
+        </w:r>
+      </w:hyperlink>
+      <w:r>
+        <w:rPr>
+          <w:lang w:val="zh_TW" w:bidi="zh_TW"/>
+        </w:rPr>
+        <w:t>）。</w:t>
       </w:r>
     </w:p>
     <w:p>
@@ -986,36 +1409,133 @@
         <w:rPr>
           <w:lang w:val="zh_TW" w:bidi="zh_TW"/>
         </w:rPr>
-        <w:t>有七顆刻有此名稱的石頭，重量在0.2到0.23盎司之間（5.7到6.5克）。在</w:t>
-      </w:r>
-      <w:hyperlink r:id="rId28">
-        <w:r>
-          <w:rPr>
-            <w:lang w:val="zh_TW" w:bidi="zh_TW"/>
-          </w:rPr>
-          <w:rPr>
-            <w:color w:val="0000EE"/>
-            <w:u w:val="single"/>
-          </w:rPr>
-          <w:t>出埃及記三十八章26節</w:t>
-        </w:r>
-      </w:hyperlink>
-      <w:r>
-        <w:rPr>
-          <w:lang w:val="zh_TW" w:bidi="zh_TW"/>
-        </w:rPr>
-        <w:t>中，比加是每人繳納的人口稅額，相當於半舍客勒。</w:t>
-      </w:r>
-    </w:p>
-    <w:p>
-      <w:pPr>
-        <w:pStyle w:val="Heading4"/>
-      </w:pPr>
-      <w:r>
-        <w:rPr>
-          <w:lang w:val="zh_TW" w:bidi="zh_TW"/>
-        </w:rPr>
-        <w:t>季拉</w:t>
+        <w:t>核心經文是</w:t>
+      </w:r>
+      <w:hyperlink r:id="rId50">
+        <w:r>
+          <w:rPr>
+            <w:lang w:val="zh_TW" w:bidi="zh_TW"/>
+          </w:rPr>
+          <w:rPr>
+            <w:color w:val="0000EE"/>
+            <w:u w:val="single"/>
+          </w:rPr>
+          <w:t>哥林多前書一章17節至二章5節</w:t>
+        </w:r>
+      </w:hyperlink>
+      <w:r>
+        <w:rPr>
+          <w:lang w:val="zh_TW" w:bidi="zh_TW"/>
+        </w:rPr>
+        <w:t>。那裡的「十字架的道理」（</w:t>
+      </w:r>
+      <w:hyperlink r:id="rId51">
+        <w:r>
+          <w:rPr>
+            <w:lang w:val="zh_TW" w:bidi="zh_TW"/>
+          </w:rPr>
+          <w:rPr>
+            <w:color w:val="0000EE"/>
+            <w:u w:val="single"/>
+          </w:rPr>
+          <w:t>1:18</w:t>
+        </w:r>
+      </w:hyperlink>
+      <w:r>
+        <w:rPr>
+          <w:lang w:val="zh_TW" w:bidi="zh_TW"/>
+        </w:rPr>
+        <w:t>）與「智慧的言語」（</w:t>
+      </w:r>
+      <w:hyperlink r:id="rId52">
+        <w:r>
+          <w:rPr>
+            <w:lang w:val="zh_TW" w:bidi="zh_TW"/>
+          </w:rPr>
+          <w:rPr>
+            <w:color w:val="0000EE"/>
+            <w:u w:val="single"/>
+          </w:rPr>
+          <w:t>17</w:t>
+        </w:r>
+      </w:hyperlink>
+      <w:r>
+        <w:rPr>
+          <w:lang w:val="zh_TW" w:bidi="zh_TW"/>
+        </w:rPr>
+        <w:t>節）形成對比。雖然聽起來像愚拙，這對希臘哲學和猶太律法主義來說都是冒犯（參</w:t>
+      </w:r>
+      <w:hyperlink r:id="rId53">
+        <w:r>
+          <w:rPr>
+            <w:lang w:val="zh_TW" w:bidi="zh_TW"/>
+          </w:rPr>
+          <w:rPr>
+            <w:color w:val="0000EE"/>
+            <w:u w:val="single"/>
+          </w:rPr>
+          <w:t>加6:12–15</w:t>
+        </w:r>
+      </w:hyperlink>
+      <w:r>
+        <w:rPr>
+          <w:lang w:val="zh_TW" w:bidi="zh_TW"/>
+        </w:rPr>
+        <w:t>），但正是這種在人看來的「軟弱」卻為「神的能力」打開了門（</w:t>
+      </w:r>
+      <w:hyperlink r:id="rId51">
+        <w:r>
+          <w:rPr>
+            <w:lang w:val="zh_TW" w:bidi="zh_TW"/>
+          </w:rPr>
+          <w:rPr>
+            <w:color w:val="0000EE"/>
+            <w:u w:val="single"/>
+          </w:rPr>
+          <w:t>林前1:18</w:t>
+        </w:r>
+      </w:hyperlink>
+      <w:r>
+        <w:rPr>
+          <w:lang w:val="zh_TW" w:bidi="zh_TW"/>
+        </w:rPr>
+        <w:t>）。教會宣告中的十字架展示了神行事的模式：祂從生命中的軟弱之處創造出能力和智慧（</w:t>
+      </w:r>
+      <w:hyperlink r:id="rId54">
+        <w:r>
+          <w:rPr>
+            <w:lang w:val="zh_TW" w:bidi="zh_TW"/>
+          </w:rPr>
+          <w:rPr>
+            <w:color w:val="0000EE"/>
+            <w:u w:val="single"/>
+          </w:rPr>
+          <w:t>26–30節</w:t>
+        </w:r>
+      </w:hyperlink>
+      <w:r>
+        <w:rPr>
+          <w:lang w:val="zh_TW" w:bidi="zh_TW"/>
+        </w:rPr>
+        <w:t>）。由於哲學思辯用人的智慧取代了神的信息，從而使十字架失去了意義，保羅拒絕「高言大智」，只傳講「被釘十字架的基督」。因此，「聖靈和大能」在保羅的「軟弱」中顯明出來（</w:t>
+      </w:r>
+      <w:hyperlink r:id="rId55">
+        <w:r>
+          <w:rPr>
+            <w:lang w:val="zh_TW" w:bidi="zh_TW"/>
+          </w:rPr>
+          <w:rPr>
+            <w:color w:val="0000EE"/>
+            <w:u w:val="single"/>
+          </w:rPr>
+          <w:t>2:1–5</w:t>
+        </w:r>
+      </w:hyperlink>
+      <w:r>
+        <w:rPr>
+          <w:lang w:val="zh_TW" w:bidi="zh_TW"/>
+        </w:rPr>
+        <w:t>）。福音的核心是神從看似失敗中顯出勝利，從軟弱中顯出能力。</w:t>
       </w:r>
     </w:p>
     <w:p>
@@ -1029,18 +1549,18 @@
         <w:rPr>
           <w:lang w:val="zh_TW" w:bidi="zh_TW"/>
         </w:rPr>
-        <w:t>相當於舍客勒的二十分之一，約0.02盎司（0.6克）。此單位出現五次（</w:t>
-      </w:r>
-      <w:hyperlink r:id="rId35">
-        <w:r>
-          <w:rPr>
-            <w:lang w:val="zh_TW" w:bidi="zh_TW"/>
-          </w:rPr>
-          <w:rPr>
-            <w:color w:val="0000EE"/>
-            <w:u w:val="single"/>
-          </w:rPr>
-          <w:t>出30:13</w:t>
+        <w:t>書信中主要強調十字架是贖罪（atonement）的基礎（見</w:t>
+      </w:r>
+      <w:hyperlink r:id="rId56">
+        <w:r>
+          <w:rPr>
+            <w:lang w:val="zh_TW" w:bidi="zh_TW"/>
+          </w:rPr>
+          <w:rPr>
+            <w:color w:val="0000EE"/>
+            <w:u w:val="single"/>
+          </w:rPr>
+          <w:t>弗2:16</w:t>
         </w:r>
       </w:hyperlink>
       <w:r>
@@ -1049,82 +1569,107 @@
         </w:rPr>
         <w:t>；</w:t>
       </w:r>
-      <w:hyperlink r:id="rId36">
-        <w:r>
-          <w:rPr>
-            <w:lang w:val="zh_TW" w:bidi="zh_TW"/>
-          </w:rPr>
-          <w:rPr>
-            <w:color w:val="0000EE"/>
-            <w:u w:val="single"/>
-          </w:rPr>
-          <w:t>利27:25</w:t>
-        </w:r>
-      </w:hyperlink>
-      <w:r>
-        <w:rPr>
-          <w:lang w:val="zh_TW" w:bidi="zh_TW"/>
-        </w:rPr>
-        <w:t>；</w:t>
-      </w:r>
-      <w:hyperlink r:id="rId37">
-        <w:r>
-          <w:rPr>
-            <w:lang w:val="zh_TW" w:bidi="zh_TW"/>
-          </w:rPr>
-          <w:rPr>
-            <w:color w:val="0000EE"/>
-            <w:u w:val="single"/>
-          </w:rPr>
-          <w:t>民3:47，</w:t>
-        </w:r>
-      </w:hyperlink>
-      <w:hyperlink r:id="rId38">
-        <w:r>
-          <w:rPr>
-            <w:lang w:val="zh_TW" w:bidi="zh_TW"/>
-          </w:rPr>
-          <w:rPr>
-            <w:color w:val="0000EE"/>
-            <w:u w:val="single"/>
-          </w:rPr>
-          <w:t>18:16</w:t>
-        </w:r>
-      </w:hyperlink>
-      <w:r>
-        <w:rPr>
-          <w:lang w:val="zh_TW" w:bidi="zh_TW"/>
-        </w:rPr>
-        <w:t>；</w:t>
-      </w:r>
-      <w:hyperlink r:id="rId31">
-        <w:r>
-          <w:rPr>
-            <w:lang w:val="zh_TW" w:bidi="zh_TW"/>
-          </w:rPr>
-          <w:rPr>
-            <w:color w:val="0000EE"/>
-            <w:u w:val="single"/>
-          </w:rPr>
-          <w:t>結45:12</w:t>
-        </w:r>
-      </w:hyperlink>
-      <w:r>
-        <w:rPr>
-          <w:lang w:val="zh_TW" w:bidi="zh_TW"/>
-        </w:rPr>
-        <w:t>），每次都是用來為舍客勒作價值估算。這些經文中的使用僅在貨幣意義上。</w:t>
-      </w:r>
-    </w:p>
-    <w:p>
-      <w:pPr>
-        <w:pStyle w:val="Heading4"/>
-      </w:pPr>
-      <w:r>
-        <w:rPr>
-          <w:lang w:val="zh_TW" w:bidi="zh_TW"/>
-        </w:rPr>
-        <w:t>斤（Litra）</w:t>
+      <w:hyperlink r:id="rId57">
+        <w:r>
+          <w:rPr>
+            <w:lang w:val="zh_TW" w:bidi="zh_TW"/>
+          </w:rPr>
+          <w:rPr>
+            <w:color w:val="0000EE"/>
+            <w:u w:val="single"/>
+          </w:rPr>
+          <w:t>西1:20</w:t>
+        </w:r>
+      </w:hyperlink>
+      <w:r>
+        <w:rPr>
+          <w:lang w:val="zh_TW" w:bidi="zh_TW"/>
+        </w:rPr>
+        <w:t>，</w:t>
+      </w:r>
+      <w:hyperlink r:id="rId58">
+        <w:r>
+          <w:rPr>
+            <w:lang w:val="zh_TW" w:bidi="zh_TW"/>
+          </w:rPr>
+          <w:rPr>
+            <w:color w:val="0000EE"/>
+            <w:u w:val="single"/>
+          </w:rPr>
+          <w:t>2:14</w:t>
+        </w:r>
+      </w:hyperlink>
+      <w:r>
+        <w:rPr>
+          <w:lang w:val="zh_TW" w:bidi="zh_TW"/>
+        </w:rPr>
+        <w:t>），而在使徒行傳中，復活似乎是更重要的主題（見</w:t>
+      </w:r>
+      <w:hyperlink r:id="rId59">
+        <w:r>
+          <w:rPr>
+            <w:lang w:val="zh_TW" w:bidi="zh_TW"/>
+          </w:rPr>
+          <w:rPr>
+            <w:color w:val="0000EE"/>
+            <w:u w:val="single"/>
+          </w:rPr>
+          <w:t>徒2:33–36</w:t>
+        </w:r>
+      </w:hyperlink>
+      <w:r>
+        <w:rPr>
+          <w:lang w:val="zh_TW" w:bidi="zh_TW"/>
+        </w:rPr>
+        <w:t>，</w:t>
+      </w:r>
+      <w:hyperlink r:id="rId60">
+        <w:r>
+          <w:rPr>
+            <w:lang w:val="zh_TW" w:bidi="zh_TW"/>
+          </w:rPr>
+          <w:rPr>
+            <w:color w:val="0000EE"/>
+            <w:u w:val="single"/>
+          </w:rPr>
+          <w:t>3:19–26，</w:t>
+        </w:r>
+      </w:hyperlink>
+      <w:hyperlink r:id="rId61">
+        <w:r>
+          <w:rPr>
+            <w:lang w:val="zh_TW" w:bidi="zh_TW"/>
+          </w:rPr>
+          <w:rPr>
+            <w:color w:val="0000EE"/>
+            <w:u w:val="single"/>
+          </w:rPr>
+          <w:t>13:37–39</w:t>
+        </w:r>
+      </w:hyperlink>
+      <w:r>
+        <w:rPr>
+          <w:lang w:val="zh_TW" w:bidi="zh_TW"/>
+        </w:rPr>
+        <w:t>）。這是因為這些著作的目的不同：十字架常被用於教導的部分，而復活則在說服（或護教）部分中成為核心，當談到救恩的基礎時，往往會強調復活。事實上，這兩者在救恩歷史中是一個單一事件。耶穌「被交給人，是為我們的過犯；復活，是為叫我們稱義」（</w:t>
+      </w:r>
+      <w:hyperlink r:id="rId62">
+        <w:r>
+          <w:rPr>
+            <w:lang w:val="zh_TW" w:bidi="zh_TW"/>
+          </w:rPr>
+          <w:rPr>
+            <w:color w:val="0000EE"/>
+            <w:u w:val="single"/>
+          </w:rPr>
+          <w:t>羅4:25</w:t>
+        </w:r>
+      </w:hyperlink>
+      <w:r>
+        <w:rPr>
+          <w:lang w:val="zh_TW" w:bidi="zh_TW"/>
+        </w:rPr>
+        <w:t>）。</w:t>
       </w:r>
     </w:p>
     <w:p>
@@ -1138,54 +1683,307 @@
         <w:rPr>
           <w:lang w:val="zh_TW" w:bidi="zh_TW"/>
         </w:rPr>
-        <w:t>新約中的重量單位主要延續舊約中已確立的單位，特別是舍客勒、彌那和他連得。另外有一種單位為：斤，這在</w:t>
-      </w:r>
-      <w:hyperlink r:id="rId39">
-        <w:r>
-          <w:rPr>
-            <w:lang w:val="zh_TW" w:bidi="zh_TW"/>
-          </w:rPr>
-          <w:rPr>
-            <w:color w:val="0000EE"/>
-            <w:u w:val="single"/>
-          </w:rPr>
-          <w:t>約翰福音十二章3節</w:t>
-        </w:r>
-      </w:hyperlink>
-      <w:r>
-        <w:rPr>
-          <w:lang w:val="zh_TW" w:bidi="zh_TW"/>
-        </w:rPr>
-        <w:t>和</w:t>
-      </w:r>
-      <w:hyperlink r:id="rId40">
-        <w:r>
-          <w:rPr>
-            <w:lang w:val="zh_TW" w:bidi="zh_TW"/>
-          </w:rPr>
-          <w:rPr>
-            <w:color w:val="0000EE"/>
-            <w:u w:val="single"/>
-          </w:rPr>
-          <w:t>十九章39節</w:t>
-        </w:r>
-      </w:hyperlink>
-      <w:r>
-        <w:rPr>
-          <w:lang w:val="zh_TW" w:bidi="zh_TW"/>
-        </w:rPr>
-        <w:t>中用於描述香料。在希臘文獻中，一斤約為12盎司（327克）。</w:t>
-      </w:r>
-    </w:p>
-    <w:p>
-      <w:pPr>
-        <w:pStyle w:val="Heading3"/>
-      </w:pPr>
-      <w:r>
-        <w:rPr>
-          <w:lang w:val="zh_TW" w:bidi="zh_TW"/>
-        </w:rPr>
-        <w:t>舊約中的長度單位</w:t>
+        <w:t>保羅用「救贖（redemption）」、「挽回祭（propitiation）」和「稱義（justification）」來表達十字架的重要性。前兩個概念具有「為我們」的主題，這與受苦的僕人（</w:t>
+      </w:r>
+      <w:hyperlink r:id="rId63">
+        <w:r>
+          <w:rPr>
+            <w:lang w:val="zh_TW" w:bidi="zh_TW"/>
+          </w:rPr>
+          <w:rPr>
+            <w:color w:val="0000EE"/>
+            <w:u w:val="single"/>
+          </w:rPr>
+          <w:t>賽53:10–12</w:t>
+        </w:r>
+      </w:hyperlink>
+      <w:r>
+        <w:rPr>
+          <w:lang w:val="zh_TW" w:bidi="zh_TW"/>
+        </w:rPr>
+        <w:t>）相關聯，其死亡是為了「多人的罪」。在新約和舊約中，救贖的概念是支付代價以「贖回（ransom）」那些被擄的人。新約解釋說，那個代價在十字架上付了，從而使人從罪中得以釋放（</w:t>
+      </w:r>
+      <w:hyperlink r:id="rId64">
+        <w:r>
+          <w:rPr>
+            <w:lang w:val="zh_TW" w:bidi="zh_TW"/>
+          </w:rPr>
+          <w:rPr>
+            <w:color w:val="0000EE"/>
+            <w:u w:val="single"/>
+          </w:rPr>
+          <w:t>可10:45</w:t>
+        </w:r>
+      </w:hyperlink>
+      <w:r>
+        <w:rPr>
+          <w:lang w:val="zh_TW" w:bidi="zh_TW"/>
+        </w:rPr>
+        <w:t>；</w:t>
+      </w:r>
+      <w:hyperlink r:id="rId65">
+        <w:r>
+          <w:rPr>
+            <w:lang w:val="zh_TW" w:bidi="zh_TW"/>
+          </w:rPr>
+          <w:rPr>
+            <w:color w:val="0000EE"/>
+            <w:u w:val="single"/>
+          </w:rPr>
+          <w:t>多2:14</w:t>
+        </w:r>
+      </w:hyperlink>
+      <w:r>
+        <w:rPr>
+          <w:lang w:val="zh_TW" w:bidi="zh_TW"/>
+        </w:rPr>
+        <w:t>；</w:t>
+      </w:r>
+      <w:hyperlink r:id="rId66">
+        <w:r>
+          <w:rPr>
+            <w:lang w:val="zh_TW" w:bidi="zh_TW"/>
+          </w:rPr>
+          <w:rPr>
+            <w:color w:val="0000EE"/>
+            <w:u w:val="single"/>
+          </w:rPr>
+          <w:t>彼前1:18</w:t>
+        </w:r>
+      </w:hyperlink>
+      <w:r>
+        <w:rPr>
+          <w:lang w:val="zh_TW" w:bidi="zh_TW"/>
+        </w:rPr>
+        <w:t>）。 耶穌之死與「代替（instead of）」的關係也可見於</w:t>
+      </w:r>
+      <w:hyperlink r:id="rId16">
+        <w:r>
+          <w:rPr>
+            <w:lang w:val="zh_TW" w:bidi="zh_TW"/>
+          </w:rPr>
+          <w:rPr>
+            <w:color w:val="0000EE"/>
+            <w:u w:val="single"/>
+          </w:rPr>
+          <w:t>加拉太書三章13節</w:t>
+        </w:r>
+      </w:hyperlink>
+      <w:r>
+        <w:rPr>
+          <w:lang w:val="zh_TW" w:bidi="zh_TW"/>
+        </w:rPr>
+        <w:t>，該經文將</w:t>
+      </w:r>
+      <w:hyperlink r:id="rId67">
+        <w:r>
+          <w:rPr>
+            <w:lang w:val="zh_TW" w:bidi="zh_TW"/>
+          </w:rPr>
+          <w:rPr>
+            <w:color w:val="0000EE"/>
+            <w:u w:val="single"/>
+          </w:rPr>
+          <w:t>申命記二十一章23節</w:t>
+        </w:r>
+      </w:hyperlink>
+      <w:r>
+        <w:rPr>
+          <w:lang w:val="zh_TW" w:bidi="zh_TW"/>
+        </w:rPr>
+        <w:t>中的咒詛解釋為「為我們」（參</w:t>
+      </w:r>
+      <w:hyperlink r:id="rId68">
+        <w:r>
+          <w:rPr>
+            <w:lang w:val="zh_TW" w:bidi="zh_TW"/>
+          </w:rPr>
+          <w:rPr>
+            <w:color w:val="0000EE"/>
+            <w:u w:val="single"/>
+          </w:rPr>
+          <w:t>羅5:10–11、18</w:t>
+        </w:r>
+      </w:hyperlink>
+      <w:r>
+        <w:rPr>
+          <w:lang w:val="zh_TW" w:bidi="zh_TW"/>
+        </w:rPr>
+        <w:t>；</w:t>
+      </w:r>
+      <w:hyperlink r:id="rId69">
+        <w:r>
+          <w:rPr>
+            <w:lang w:val="zh_TW" w:bidi="zh_TW"/>
+          </w:rPr>
+          <w:rPr>
+            <w:color w:val="0000EE"/>
+            <w:u w:val="single"/>
+          </w:rPr>
+          <w:t>林前11:24</w:t>
+        </w:r>
+      </w:hyperlink>
+      <w:r>
+        <w:rPr>
+          <w:lang w:val="zh_TW" w:bidi="zh_TW"/>
+        </w:rPr>
+        <w:t>；</w:t>
+      </w:r>
+      <w:hyperlink r:id="rId70">
+        <w:r>
+          <w:rPr>
+            <w:lang w:val="zh_TW" w:bidi="zh_TW"/>
+          </w:rPr>
+          <w:rPr>
+            <w:color w:val="0000EE"/>
+            <w:u w:val="single"/>
+          </w:rPr>
+          <w:t>弗1:7</w:t>
+        </w:r>
+      </w:hyperlink>
+      <w:r>
+        <w:rPr>
+          <w:lang w:val="zh_TW" w:bidi="zh_TW"/>
+        </w:rPr>
+        <w:t>，</w:t>
+      </w:r>
+      <w:hyperlink r:id="rId71">
+        <w:r>
+          <w:rPr>
+            <w:lang w:val="zh_TW" w:bidi="zh_TW"/>
+          </w:rPr>
+          <w:rPr>
+            <w:color w:val="0000EE"/>
+            <w:u w:val="single"/>
+          </w:rPr>
+          <w:t>2:13</w:t>
+        </w:r>
+      </w:hyperlink>
+      <w:r>
+        <w:rPr>
+          <w:lang w:val="zh_TW" w:bidi="zh_TW"/>
+        </w:rPr>
+        <w:t>）。同樣，保羅的稱義觀念也是以十字架為中心。正是「基督被釘十字架」使人得以稱義，並使人脫離罪的自由成為可能（</w:t>
+      </w:r>
+      <w:hyperlink r:id="rId72">
+        <w:r>
+          <w:rPr>
+            <w:lang w:val="zh_TW" w:bidi="zh_TW"/>
+          </w:rPr>
+          <w:rPr>
+            <w:color w:val="0000EE"/>
+            <w:u w:val="single"/>
+          </w:rPr>
+          <w:t>羅6:6</w:t>
+        </w:r>
+      </w:hyperlink>
+      <w:r>
+        <w:rPr>
+          <w:lang w:val="zh_TW" w:bidi="zh_TW"/>
+        </w:rPr>
+        <w:t>；</w:t>
+      </w:r>
+      <w:hyperlink r:id="rId73">
+        <w:r>
+          <w:rPr>
+            <w:lang w:val="zh_TW" w:bidi="zh_TW"/>
+          </w:rPr>
+          <w:rPr>
+            <w:color w:val="0000EE"/>
+            <w:u w:val="single"/>
+          </w:rPr>
+          <w:t>加2:19–21</w:t>
+        </w:r>
+      </w:hyperlink>
+      <w:r>
+        <w:rPr>
+          <w:lang w:val="zh_TW" w:bidi="zh_TW"/>
+        </w:rPr>
+        <w:t>）。人的罪被轉移到十字架上，並在那裡得以贖罪，為所有願意接受其能力的人開啟了神的律法赦免之門（</w:t>
+      </w:r>
+      <w:hyperlink r:id="rId74">
+        <w:r>
+          <w:rPr>
+            <w:lang w:val="zh_TW" w:bidi="zh_TW"/>
+          </w:rPr>
+          <w:rPr>
+            <w:color w:val="0000EE"/>
+            <w:u w:val="single"/>
+          </w:rPr>
+          <w:t>彼前1:18–21</w:t>
+        </w:r>
+      </w:hyperlink>
+      <w:r>
+        <w:rPr>
+          <w:lang w:val="zh_TW" w:bidi="zh_TW"/>
+        </w:rPr>
+        <w:t>，</w:t>
+      </w:r>
+      <w:hyperlink r:id="rId75">
+        <w:r>
+          <w:rPr>
+            <w:lang w:val="zh_TW" w:bidi="zh_TW"/>
+          </w:rPr>
+          <w:rPr>
+            <w:color w:val="0000EE"/>
+            <w:u w:val="single"/>
+          </w:rPr>
+          <w:t>2:24，</w:t>
+        </w:r>
+      </w:hyperlink>
+      <w:hyperlink r:id="rId76">
+        <w:r>
+          <w:rPr>
+            <w:lang w:val="zh_TW" w:bidi="zh_TW"/>
+          </w:rPr>
+          <w:rPr>
+            <w:color w:val="0000EE"/>
+            <w:u w:val="single"/>
+          </w:rPr>
+          <w:t>3:18</w:t>
+        </w:r>
+      </w:hyperlink>
+      <w:r>
+        <w:rPr>
+          <w:lang w:val="zh_TW" w:bidi="zh_TW"/>
+        </w:rPr>
+        <w:t>）。最終的結果是「和好（reconciliation）」——這既是縱向的，指人與神之間的和好（</w:t>
+      </w:r>
+      <w:hyperlink r:id="rId57">
+        <w:r>
+          <w:rPr>
+            <w:lang w:val="zh_TW" w:bidi="zh_TW"/>
+          </w:rPr>
+          <w:rPr>
+            <w:color w:val="0000EE"/>
+            <w:u w:val="single"/>
+          </w:rPr>
+          <w:t>西1:20</w:t>
+        </w:r>
+      </w:hyperlink>
+      <w:r>
+        <w:rPr>
+          <w:lang w:val="zh_TW" w:bidi="zh_TW"/>
+        </w:rPr>
+        <w:t>），也是橫向的，指先前彼此敵對的人類勢力之間的和好（例如，在</w:t>
+      </w:r>
+      <w:hyperlink r:id="rId77">
+        <w:r>
+          <w:rPr>
+            <w:lang w:val="zh_TW" w:bidi="zh_TW"/>
+          </w:rPr>
+          <w:rPr>
+            <w:color w:val="0000EE"/>
+            <w:u w:val="single"/>
+          </w:rPr>
+          <w:t>弗2:13–16</w:t>
+        </w:r>
+      </w:hyperlink>
+      <w:r>
+        <w:rPr>
+          <w:lang w:val="zh_TW" w:bidi="zh_TW"/>
+        </w:rPr>
+        <w:t>，猶太人和外邦人之間）。</w:t>
       </w:r>
     </w:p>
     <w:p>
@@ -1199,36 +1997,7 @@
         <w:rPr>
           <w:lang w:val="zh_TW" w:bidi="zh_TW"/>
         </w:rPr>
-        <w:t>長度和深度的測量通常來自人體的一部分作為量度標準。基本單位是「肘」，其它大多數單位與肘相關。舊約中缺乏精確的地理距離測量，通常以到達目的地所需的天數來表示。一天的路程可能為20至25英里（32.2 到40.2 公里）。「步」等於「一步」——大約為一碼（</w:t>
-      </w:r>
-      <w:hyperlink r:id="rId41">
-        <w:r>
-          <w:rPr>
-            <w:lang w:val="zh_TW" w:bidi="zh_TW"/>
-          </w:rPr>
-          <w:rPr>
-            <w:color w:val="0000EE"/>
-            <w:u w:val="single"/>
-          </w:rPr>
-          <w:t>撒下6:13</w:t>
-        </w:r>
-      </w:hyperlink>
-      <w:r>
-        <w:rPr>
-          <w:lang w:val="zh_TW" w:bidi="zh_TW"/>
-        </w:rPr>
-        <w:t>）。</w:t>
-      </w:r>
-    </w:p>
-    <w:p>
-      <w:pPr>
-        <w:pStyle w:val="Heading4"/>
-      </w:pPr>
-      <w:r>
-        <w:rPr>
-          <w:lang w:val="zh_TW" w:bidi="zh_TW"/>
-        </w:rPr>
-        <w:t>肘</w:t>
+        <w:t>除了耶穌基督在近2,000年前在猶太地被釘死的十字架的神學意義之外，十字架對祂今天的跟隨者來說，也具有象徵意義。</w:t>
       </w:r>
     </w:p>
     <w:p>
@@ -1242,54 +2011,115 @@
         <w:rPr>
           <w:lang w:val="zh_TW" w:bidi="zh_TW"/>
         </w:rPr>
-        <w:t>從食指尖到肘部的長度。有長肘和短肘，這不僅在以色列使用，也在美索不達米亞和埃及使用。</w:t>
-      </w:r>
-      <w:hyperlink r:id="rId42">
-        <w:r>
-          <w:rPr>
-            <w:lang w:val="zh_TW" w:bidi="zh_TW"/>
-          </w:rPr>
-          <w:rPr>
-            <w:color w:val="0000EE"/>
-            <w:u w:val="single"/>
-          </w:rPr>
-          <w:t>以西結書四十章5節</w:t>
-        </w:r>
-      </w:hyperlink>
-      <w:r>
-        <w:rPr>
-          <w:lang w:val="zh_TW" w:bidi="zh_TW"/>
-        </w:rPr>
-        <w:t>將長肘定義為相當於一肘加上手掌寬度（約20到21英寸，或50.8到53.3公分）。希西家所建的西羅亞隧道（公元前715–686年）內的銘文顯示隧道長1,200肘。隧道實際長度被測定為1,749英尺（533.1米），這意味著一肘為17.49英寸（44.4厘米）。綜合考量，17.5英寸（44.5公分）是一個較為合理的以色列肘長估算，長肘約為20.5英寸（52.1公分）。肘最常用於給建築物或物體的尺寸（例如，幔子、柱子、家具等）。用肘測量的最大結構是挪亞建造的方舟，其長度為300肘（</w:t>
-      </w:r>
-      <w:hyperlink r:id="rId43">
-        <w:r>
-          <w:rPr>
-            <w:lang w:val="zh_TW" w:bidi="zh_TW"/>
-          </w:rPr>
-          <w:rPr>
-            <w:color w:val="0000EE"/>
-            <w:u w:val="single"/>
-          </w:rPr>
-          <w:t>創6:15</w:t>
-        </w:r>
-      </w:hyperlink>
-      <w:r>
-        <w:rPr>
-          <w:lang w:val="zh_TW" w:bidi="zh_TW"/>
-        </w:rPr>
-        <w:t>）。</w:t>
-      </w:r>
-    </w:p>
-    <w:p>
-      <w:pPr>
-        <w:pStyle w:val="Heading4"/>
-      </w:pPr>
-      <w:r>
-        <w:rPr>
-          <w:lang w:val="zh_TW" w:bidi="zh_TW"/>
-        </w:rPr>
-        <w:t>虎口</w:t>
+        <w:t>耶穌在五處經文中將「背十字架」作為門徒的條件。這些經文有兩個主要異文（variants）：一個是在馬太福音和路加福音中共同出現的（</w:t>
+      </w:r>
+      <w:hyperlink r:id="rId78">
+        <w:r>
+          <w:rPr>
+            <w:lang w:val="zh_TW" w:bidi="zh_TW"/>
+          </w:rPr>
+          <w:rPr>
+            <w:color w:val="0000EE"/>
+            <w:u w:val="single"/>
+          </w:rPr>
+          <w:t>太10:38</w:t>
+        </w:r>
+      </w:hyperlink>
+      <w:r>
+        <w:rPr>
+          <w:lang w:val="zh_TW" w:bidi="zh_TW"/>
+        </w:rPr>
+        <w:t>；</w:t>
+      </w:r>
+      <w:hyperlink r:id="rId79">
+        <w:r>
+          <w:rPr>
+            <w:lang w:val="zh_TW" w:bidi="zh_TW"/>
+          </w:rPr>
+          <w:rPr>
+            <w:color w:val="0000EE"/>
+            <w:u w:val="single"/>
+          </w:rPr>
+          <w:t>加14:27</w:t>
+        </w:r>
+      </w:hyperlink>
+      <w:r>
+        <w:rPr>
+          <w:lang w:val="zh_TW" w:bidi="zh_TW"/>
+        </w:rPr>
+        <w:t>），其表述是負面的（「不能作我的門徒」）；另一個出現在三卷對觀福音書中（</w:t>
+      </w:r>
+      <w:hyperlink r:id="rId80">
+        <w:r>
+          <w:rPr>
+            <w:lang w:val="zh_TW" w:bidi="zh_TW"/>
+          </w:rPr>
+          <w:rPr>
+            <w:color w:val="0000EE"/>
+            <w:u w:val="single"/>
+          </w:rPr>
+          <w:t>太16:24</w:t>
+        </w:r>
+      </w:hyperlink>
+      <w:r>
+        <w:rPr>
+          <w:lang w:val="zh_TW" w:bidi="zh_TW"/>
+        </w:rPr>
+        <w:t>；</w:t>
+      </w:r>
+      <w:hyperlink r:id="rId81">
+        <w:r>
+          <w:rPr>
+            <w:lang w:val="zh_TW" w:bidi="zh_TW"/>
+          </w:rPr>
+          <w:rPr>
+            <w:color w:val="0000EE"/>
+            <w:u w:val="single"/>
+          </w:rPr>
+          <w:t>可8:34</w:t>
+        </w:r>
+      </w:hyperlink>
+      <w:r>
+        <w:rPr>
+          <w:lang w:val="zh_TW" w:bidi="zh_TW"/>
+        </w:rPr>
+        <w:t>；</w:t>
+      </w:r>
+      <w:hyperlink r:id="rId82">
+        <w:r>
+          <w:rPr>
+            <w:lang w:val="zh_TW" w:bidi="zh_TW"/>
+          </w:rPr>
+          <w:rPr>
+            <w:color w:val="0000EE"/>
+            <w:u w:val="single"/>
+          </w:rPr>
+          <w:t>加9:23</w:t>
+        </w:r>
+      </w:hyperlink>
+      <w:r>
+        <w:rPr>
+          <w:lang w:val="zh_TW" w:bidi="zh_TW"/>
+        </w:rPr>
+        <w:t>），其表述是正面的（「若有人要跟從我」）。這些話語中呈現了兩個主要的模式。主要的模式來自於一個被判刑的人背著他的十字架去刑場的意象；門徒訓練的一個必要部分就是天天（</w:t>
+      </w:r>
+      <w:hyperlink r:id="rId82">
+        <w:r>
+          <w:rPr>
+            <w:lang w:val="zh_TW" w:bidi="zh_TW"/>
+          </w:rPr>
+          <w:rPr>
+            <w:color w:val="0000EE"/>
+            <w:u w:val="single"/>
+          </w:rPr>
+          <w:t>路9:23</w:t>
+        </w:r>
+      </w:hyperlink>
+      <w:r>
+        <w:rPr>
+          <w:lang w:val="zh_TW" w:bidi="zh_TW"/>
+        </w:rPr>
+        <w:t>）願意為基督的緣故犧牲一切並受苦。其核心不是死亡，而是恥辱；門徒必須準備好成為社會的棄民。</w:t>
       </w:r>
     </w:p>
     <w:p>
@@ -1303,48 +2133,133 @@
         <w:rPr>
           <w:lang w:val="zh_TW" w:bidi="zh_TW"/>
         </w:rPr>
-        <w:t>從手指尖到另一指尖的伸展距離，等於半肘，或八又四分之三英寸（22.2 公分）。在舊約中只使用了七次，其中四次是用來描述大祭司胸牌的尺寸（</w:t>
-      </w:r>
-      <w:hyperlink r:id="rId44">
-        <w:r>
-          <w:rPr>
-            <w:lang w:val="zh_TW" w:bidi="zh_TW"/>
-          </w:rPr>
-          <w:rPr>
-            <w:color w:val="0000EE"/>
-            <w:u w:val="single"/>
-          </w:rPr>
-          <w:t>出28:15–16，</w:t>
-        </w:r>
-      </w:hyperlink>
-      <w:hyperlink r:id="rId45">
-        <w:r>
-          <w:rPr>
-            <w:lang w:val="zh_TW" w:bidi="zh_TW"/>
-          </w:rPr>
-          <w:rPr>
-            <w:color w:val="0000EE"/>
-            <w:u w:val="single"/>
-          </w:rPr>
-          <w:t>39:8–9</w:t>
-        </w:r>
-      </w:hyperlink>
-      <w:r>
-        <w:rPr>
-          <w:lang w:val="zh_TW" w:bidi="zh_TW"/>
-        </w:rPr>
-        <w:t>）。</w:t>
-      </w:r>
-    </w:p>
-    <w:p>
-      <w:pPr>
-        <w:pStyle w:val="Heading4"/>
-      </w:pPr>
-      <w:r>
-        <w:rPr>
-          <w:lang w:val="zh_TW" w:bidi="zh_TW"/>
-        </w:rPr>
-        <w:t>掌寬</w:t>
+        <w:t>保羅將基督的比喻延伸到自我的死亡（death of the self）。他可能從早期教會的教導中得到了這個概念，如在</w:t>
+      </w:r>
+      <w:hyperlink r:id="rId83">
+        <w:r>
+          <w:rPr>
+            <w:lang w:val="zh_TW" w:bidi="zh_TW"/>
+          </w:rPr>
+          <w:rPr>
+            <w:color w:val="0000EE"/>
+            <w:u w:val="single"/>
+          </w:rPr>
+          <w:t>羅馬書六章1至8節</w:t>
+        </w:r>
+      </w:hyperlink>
+      <w:r>
+        <w:rPr>
+          <w:lang w:val="zh_TW" w:bidi="zh_TW"/>
+        </w:rPr>
+        <w:t>的洗禮信條，其中指出洗禮就是「和他一同埋葬」。保羅將基督徒認同與基督同死亡解釋為「我們的舊人和他同釘十字架，使罪身滅絕，叫我們不再作罪的奴僕」（</w:t>
+      </w:r>
+      <w:hyperlink r:id="rId72">
+        <w:r>
+          <w:rPr>
+            <w:lang w:val="zh_TW" w:bidi="zh_TW"/>
+          </w:rPr>
+          <w:rPr>
+            <w:color w:val="0000EE"/>
+            <w:u w:val="single"/>
+          </w:rPr>
+          <w:t>羅6:6</w:t>
+        </w:r>
+      </w:hyperlink>
+      <w:r>
+        <w:rPr>
+          <w:lang w:val="zh_TW" w:bidi="zh_TW"/>
+        </w:rPr>
+        <w:t>）。在</w:t>
+      </w:r>
+      <w:hyperlink r:id="rId84">
+        <w:r>
+          <w:rPr>
+            <w:lang w:val="zh_TW" w:bidi="zh_TW"/>
+          </w:rPr>
+          <w:rPr>
+            <w:color w:val="0000EE"/>
+            <w:u w:val="single"/>
+          </w:rPr>
+          <w:t>哥林多後書五章14至17節</w:t>
+        </w:r>
+      </w:hyperlink>
+      <w:r>
+        <w:rPr>
+          <w:lang w:val="zh_TW" w:bidi="zh_TW"/>
+        </w:rPr>
+        <w:t>中，保羅進一步闡述了這一觀點，信徒參與基督的死亡與復活，使舊的生命過去，新的生命來到（</w:t>
+      </w:r>
+      <w:hyperlink r:id="rId85">
+        <w:r>
+          <w:rPr>
+            <w:lang w:val="zh_TW" w:bidi="zh_TW"/>
+          </w:rPr>
+          <w:rPr>
+            <w:color w:val="0000EE"/>
+            <w:u w:val="single"/>
+          </w:rPr>
+          <w:t>5:17</w:t>
+        </w:r>
+      </w:hyperlink>
+      <w:r>
+        <w:rPr>
+          <w:lang w:val="zh_TW" w:bidi="zh_TW"/>
+        </w:rPr>
+        <w:t>）。在加拉太書中也可以看到相同的觀點，那處經文將自我的神秘性死亡與那些認為基督徒需要遵守猶太律法的律法主義制度作了對比。信徒是「已經與基督同釘十字架」，結果是「現在活著的不再是我」（</w:t>
+      </w:r>
+      <w:hyperlink r:id="rId86">
+        <w:r>
+          <w:rPr>
+            <w:lang w:val="zh_TW" w:bidi="zh_TW"/>
+          </w:rPr>
+          <w:rPr>
+            <w:color w:val="0000EE"/>
+            <w:u w:val="single"/>
+          </w:rPr>
+          <w:t>加2:20</w:t>
+        </w:r>
+      </w:hyperlink>
+      <w:r>
+        <w:rPr>
+          <w:lang w:val="zh_TW" w:bidi="zh_TW"/>
+        </w:rPr>
+        <w:t>）；「邪情私慾」是「釘在十字架上」（</w:t>
+      </w:r>
+      <w:hyperlink r:id="rId87">
+        <w:r>
+          <w:rPr>
+            <w:lang w:val="zh_TW" w:bidi="zh_TW"/>
+          </w:rPr>
+          <w:rPr>
+            <w:color w:val="0000EE"/>
+            <w:u w:val="single"/>
+          </w:rPr>
+          <w:t>5:24</w:t>
+        </w:r>
+      </w:hyperlink>
+      <w:r>
+        <w:rPr>
+          <w:lang w:val="zh_TW" w:bidi="zh_TW"/>
+        </w:rPr>
+        <w:t>）；並且「但我斷不以別的誇口，只誇我們主耶穌基督的十字架；因這十字架，就我而論，世界已經釘在十字架上；就世界而論，我已經釘在十字架上。」（</w:t>
+      </w:r>
+      <w:hyperlink r:id="rId88">
+        <w:r>
+          <w:rPr>
+            <w:lang w:val="zh_TW" w:bidi="zh_TW"/>
+          </w:rPr>
+          <w:rPr>
+            <w:color w:val="0000EE"/>
+            <w:u w:val="single"/>
+          </w:rPr>
+          <w:t>6:14</w:t>
+        </w:r>
+      </w:hyperlink>
+      <w:r>
+        <w:rPr>
+          <w:lang w:val="zh_TW" w:bidi="zh_TW"/>
+        </w:rPr>
+        <w:t>）。信徒必須經歷十字架才能找到復活的生命。</w:t>
       </w:r>
     </w:p>
     <w:p>
@@ -1356,1281 +2271,82 @@
       </w:r>
       <w:r>
         <w:rPr>
-          <w:lang w:val="zh_TW" w:bidi="zh_TW"/>
-        </w:rPr>
-        <w:t>手的寬度，等於肘的六分之一，虎口的三分之一，或略低於三英寸（7.6公分）。該術語僅出現五次，主要用來描述陳設餅桌邊的寬度（</w:t>
-      </w:r>
-      <w:hyperlink r:id="rId46">
-        <w:r>
-          <w:rPr>
-            <w:lang w:val="zh_TW" w:bidi="zh_TW"/>
-          </w:rPr>
-          <w:rPr>
-            <w:color w:val="0000EE"/>
-            <w:u w:val="single"/>
-          </w:rPr>
-          <w:t>出25:25</w:t>
-        </w:r>
-      </w:hyperlink>
-      <w:r>
-        <w:rPr>
-          <w:lang w:val="zh_TW" w:bidi="zh_TW"/>
-        </w:rPr>
-        <w:t>）和所羅門的銅海（</w:t>
-      </w:r>
-      <w:hyperlink r:id="rId47">
-        <w:r>
-          <w:rPr>
-            <w:lang w:val="zh_TW" w:bidi="zh_TW"/>
-          </w:rPr>
-          <w:rPr>
-            <w:color w:val="0000EE"/>
-            <w:u w:val="single"/>
-          </w:rPr>
-          <w:t>王上7:26</w:t>
-        </w:r>
-      </w:hyperlink>
-      <w:r>
-        <w:rPr>
-          <w:lang w:val="zh_TW" w:bidi="zh_TW"/>
-        </w:rPr>
-        <w:t>）。</w:t>
-      </w:r>
-    </w:p>
-    <w:p>
-      <w:pPr>
-        <w:pStyle w:val="Heading3"/>
-      </w:pPr>
-      <w:r>
-        <w:rPr>
-          <w:lang w:val="zh_TW" w:bidi="zh_TW"/>
-        </w:rPr>
-        <w:t>新約中的長度單位</w:t>
-      </w:r>
-    </w:p>
-    <w:p>
-      <w:pPr/>
-      <w:r>
-        <w:rPr>
-          <w:lang w:val="zh_TW" w:bidi="zh_TW"/>
-        </w:rPr>
-      </w:r>
-      <w:r>
-        <w:rPr>
-          <w:lang w:val="zh_TW" w:bidi="zh_TW"/>
-        </w:rPr>
-        <w:t>在新約中，有些長度和深度的單位採用了希臘羅馬的標準，另一些則沿用了舊約的度量方式。與舊約類似，新約也常使用不精確的距離描述，例如扔一塊石頭那麼遠或一天的路程。然而，少數情況下會使用羅馬文化中較精確的度量單位。</w:t>
-      </w:r>
-    </w:p>
-    <w:p>
-      <w:pPr>
-        <w:pStyle w:val="Heading4"/>
-      </w:pPr>
-      <w:r>
-        <w:rPr>
-          <w:lang w:val="zh_TW" w:bidi="zh_TW"/>
-        </w:rPr>
-        <w:t>肘</w:t>
-      </w:r>
-    </w:p>
-    <w:p>
-      <w:pPr/>
-      <w:r>
-        <w:rPr>
-          <w:lang w:val="zh_TW" w:bidi="zh_TW"/>
-        </w:rPr>
-      </w:r>
-      <w:r>
-        <w:rPr>
-          <w:lang w:val="zh_TW" w:bidi="zh_TW"/>
-        </w:rPr>
-        <w:t>對於羅馬人來說，肘的長度設定為其標準「尺」的一倍半，即11.66英寸的1.5倍，相當於17.5英寸（44.5公分），與舊約的肘長一致。</w:t>
-      </w:r>
-    </w:p>
-    <w:p>
-      <w:pPr>
-        <w:pStyle w:val="Heading4"/>
-      </w:pPr>
-      <w:r>
-        <w:rPr>
-          <w:lang w:val="zh_TW" w:bidi="zh_TW"/>
-        </w:rPr>
-        <w:t>丈</w:t>
-      </w:r>
-    </w:p>
-    <w:p>
-      <w:pPr/>
-      <w:r>
-        <w:rPr>
-          <w:lang w:val="zh_TW" w:bidi="zh_TW"/>
-        </w:rPr>
-      </w:r>
-      <w:r>
-        <w:rPr>
-          <w:lang w:val="zh_TW" w:bidi="zh_TW"/>
-        </w:rPr>
-        <w:t>當雙臂伸展時，左右手指尖之間的距離。僅用於</w:t>
-      </w:r>
-      <w:hyperlink r:id="rId48">
-        <w:r>
-          <w:rPr>
-            <w:lang w:val="zh_TW" w:bidi="zh_TW"/>
-          </w:rPr>
-          <w:rPr>
-            <w:color w:val="0000EE"/>
-            <w:u w:val="single"/>
-          </w:rPr>
-          <w:t>使徒行傳二十七章28節</w:t>
-        </w:r>
-      </w:hyperlink>
-      <w:r>
-        <w:rPr>
-          <w:lang w:val="zh_TW" w:bidi="zh_TW"/>
-        </w:rPr>
-        <w:t>，約為六英尺（1.8米）。</w:t>
-      </w:r>
-    </w:p>
-    <w:p>
-      <w:pPr>
-        <w:pStyle w:val="Heading4"/>
-      </w:pPr>
-      <w:r>
-        <w:rPr>
-          <w:lang w:val="zh_TW" w:bidi="zh_TW"/>
-        </w:rPr>
-        <w:t>弗隆（Furlong）／里（Stadium）</w:t>
-      </w:r>
-    </w:p>
-    <w:p>
-      <w:pPr/>
-      <w:r>
-        <w:rPr>
-          <w:lang w:val="zh_TW" w:bidi="zh_TW"/>
-        </w:rPr>
-      </w:r>
-      <w:r>
-        <w:rPr>
-          <w:lang w:val="zh_TW" w:bidi="zh_TW"/>
-        </w:rPr>
-        <w:t>古希臘賽道的長度，相當於八分之一羅馬里，約略超過200碼（182.9公尺）。通常用於表示近似距離，但在</w:t>
-      </w:r>
-      <w:hyperlink r:id="rId49">
-        <w:r>
-          <w:rPr>
-            <w:lang w:val="zh_TW" w:bidi="zh_TW"/>
-          </w:rPr>
-          <w:rPr>
-            <w:color w:val="0000EE"/>
-            <w:u w:val="single"/>
-          </w:rPr>
-          <w:t>啟示錄二十一章16節</w:t>
-        </w:r>
-      </w:hyperlink>
-      <w:r>
-        <w:rPr>
-          <w:lang w:val="zh_TW" w:bidi="zh_TW"/>
-        </w:rPr>
-        <w:t>中，該單位用於測量新耶路撒冷的尺寸，並以丈量竿來量度。</w:t>
-      </w:r>
-    </w:p>
-    <w:p>
-      <w:pPr>
-        <w:pStyle w:val="Heading4"/>
-      </w:pPr>
-      <w:r>
-        <w:rPr>
-          <w:lang w:val="zh_TW" w:bidi="zh_TW"/>
-        </w:rPr>
-        <w:t>里</w:t>
-      </w:r>
-    </w:p>
-    <w:p>
-      <w:pPr/>
-      <w:r>
-        <w:rPr>
-          <w:lang w:val="zh_TW" w:bidi="zh_TW"/>
-        </w:rPr>
-      </w:r>
-      <w:r>
-        <w:rPr>
-          <w:lang w:val="zh_TW" w:bidi="zh_TW"/>
-        </w:rPr>
-        <w:t>此詞僅在</w:t>
-      </w:r>
-      <w:hyperlink r:id="rId50">
-        <w:r>
-          <w:rPr>
-            <w:lang w:val="zh_TW" w:bidi="zh_TW"/>
-          </w:rPr>
-          <w:rPr>
-            <w:color w:val="0000EE"/>
-            <w:u w:val="single"/>
-          </w:rPr>
-          <w:t>馬太福音五章41節</w:t>
-        </w:r>
-      </w:hyperlink>
-      <w:r>
-        <w:rPr>
-          <w:lang w:val="zh_TW" w:bidi="zh_TW"/>
-        </w:rPr>
-        <w:t>中出現，指的是羅馬里的距離，為1,620碼，約合現代的十分之九里（1.4公里）。</w:t>
-      </w:r>
-    </w:p>
-    <w:p>
-      <w:pPr>
-        <w:pStyle w:val="Heading3"/>
-      </w:pPr>
-      <w:r>
-        <w:rPr>
-          <w:lang w:val="zh_TW" w:bidi="zh_TW"/>
-        </w:rPr>
-        <w:t>舊約中的容量（乾量）</w:t>
-      </w:r>
-    </w:p>
-    <w:p>
-      <w:pPr/>
-      <w:r>
-        <w:rPr>
-          <w:lang w:val="zh_TW" w:bidi="zh_TW"/>
-        </w:rPr>
-      </w:r>
-      <w:r>
-        <w:rPr>
-          <w:lang w:val="zh_TW" w:bidi="zh_TW"/>
-        </w:rPr>
-        <w:t>乾貨的度量主要依實際需求而定，例如驢子的典型負載量、一天可播種的量或播種一定面積所需的種子量。這些單位後來逐步標準化。</w:t>
-      </w:r>
-    </w:p>
-    <w:p>
-      <w:pPr>
-        <w:pStyle w:val="Heading4"/>
-      </w:pPr>
-      <w:r>
-        <w:rPr>
-          <w:lang w:val="zh_TW" w:bidi="zh_TW"/>
-        </w:rPr>
-        <w:t>歌珥／賀梅珥</w:t>
-      </w:r>
-    </w:p>
-    <w:p>
-      <w:pPr/>
-      <w:r>
-        <w:rPr>
-          <w:lang w:val="zh_TW" w:bidi="zh_TW"/>
-        </w:rPr>
-      </w:r>
-      <w:r>
-        <w:rPr>
-          <w:lang w:val="zh_TW" w:bidi="zh_TW"/>
-        </w:rPr>
-        <w:t>最常見的乾貨單位，相當於一驢子的負載量。其標準容量估計變化較大，約在3.8至7.5蒲式耳（133.9至264.3公升）之間。除了在</w:t>
-      </w:r>
-      <w:hyperlink r:id="rId51">
-        <w:r>
-          <w:rPr>
-            <w:lang w:val="zh_TW" w:bidi="zh_TW"/>
-          </w:rPr>
-          <w:rPr>
-            <w:color w:val="0000EE"/>
-            <w:u w:val="single"/>
-          </w:rPr>
-          <w:t>以西結書四十五章11至14節</w:t>
-        </w:r>
-      </w:hyperlink>
-      <w:r>
-        <w:rPr>
-          <w:lang w:val="zh_TW" w:bidi="zh_TW"/>
-        </w:rPr>
-        <w:t>中出現七次外，該詞在舊約中僅出現四次，其中三次涉及種子或大麥（</w:t>
-      </w:r>
-      <w:hyperlink r:id="rId52">
-        <w:r>
-          <w:rPr>
-            <w:lang w:val="zh_TW" w:bidi="zh_TW"/>
-          </w:rPr>
-          <w:rPr>
-            <w:color w:val="0000EE"/>
-            <w:u w:val="single"/>
-          </w:rPr>
-          <w:t>利27:16</w:t>
-        </w:r>
-      </w:hyperlink>
+          <w:i/>
+          <w:lang w:val="zh_TW" w:bidi="zh_TW"/>
+        </w:rPr>
+        <w:t>另見</w:t>
+      </w:r>
+      <w:r>
+        <w:rPr>
+          <w:lang w:val="zh_TW" w:bidi="zh_TW"/>
+        </w:rPr>
+        <w:t xml:space="preserve"> </w:t>
+      </w:r>
+      <w:r>
+        <w:rPr>
+          <w:lang w:val="zh_TW" w:bidi="zh_TW"/>
+        </w:rPr>
+        <w:t>贖罪；</w:t>
+      </w:r>
+      <w:r>
+        <w:rPr>
+          <w:lang w:val="zh_TW" w:bidi="zh_TW"/>
+        </w:rPr>
+        <w:t>刑法與懲罰</w:t>
+      </w:r>
       <w:r>
         <w:rPr>
           <w:lang w:val="zh_TW" w:bidi="zh_TW"/>
         </w:rPr>
         <w:t>；</w:t>
       </w:r>
-      <w:hyperlink r:id="rId53">
-        <w:r>
-          <w:rPr>
-            <w:lang w:val="zh_TW" w:bidi="zh_TW"/>
-          </w:rPr>
-          <w:rPr>
-            <w:color w:val="0000EE"/>
-            <w:u w:val="single"/>
-          </w:rPr>
-          <w:t>賽5:10</w:t>
-        </w:r>
-      </w:hyperlink>
+      <w:r>
+        <w:rPr>
+          <w:lang w:val="zh_TW" w:bidi="zh_TW"/>
+        </w:rPr>
+        <w:t>以利！以利！拉馬撒巴各大尼</w:t>
+      </w:r>
       <w:r>
         <w:rPr>
           <w:lang w:val="zh_TW" w:bidi="zh_TW"/>
         </w:rPr>
         <w:t>；</w:t>
       </w:r>
-      <w:hyperlink r:id="rId54">
-        <w:r>
-          <w:rPr>
-            <w:lang w:val="zh_TW" w:bidi="zh_TW"/>
-          </w:rPr>
-          <w:rPr>
-            <w:color w:val="0000EE"/>
-            <w:u w:val="single"/>
-          </w:rPr>
-          <w:t>何3:2</w:t>
-        </w:r>
-      </w:hyperlink>
-      <w:r>
-        <w:rPr>
-          <w:lang w:val="zh_TW" w:bidi="zh_TW"/>
-        </w:rPr>
-        <w:t>），第四次描述以色列人在曠野收集鵪鶉的場景。而歌珥共出現九次，並應用於多種商品，如油、麵粉、麥子和大麥，數量可高達20,000（</w:t>
-      </w:r>
-      <w:hyperlink r:id="rId55">
-        <w:r>
-          <w:rPr>
-            <w:lang w:val="zh_TW" w:bidi="zh_TW"/>
-          </w:rPr>
-          <w:rPr>
-            <w:color w:val="0000EE"/>
-            <w:u w:val="single"/>
-          </w:rPr>
-          <w:t>王上5:11</w:t>
-        </w:r>
-      </w:hyperlink>
-      <w:r>
-        <w:rPr>
-          <w:lang w:val="zh_TW" w:bidi="zh_TW"/>
-        </w:rPr>
-        <w:t>）。</w:t>
-      </w:r>
-    </w:p>
-    <w:p>
-      <w:pPr>
-        <w:pStyle w:val="Heading4"/>
-      </w:pPr>
-      <w:r>
-        <w:rPr>
-          <w:lang w:val="zh_TW" w:bidi="zh_TW"/>
-        </w:rPr>
-        <w:t>肋特客（Lethek）</w:t>
-      </w:r>
-    </w:p>
-    <w:p>
-      <w:pPr/>
-      <w:r>
-        <w:rPr>
-          <w:lang w:val="zh_TW" w:bidi="zh_TW"/>
-        </w:rPr>
-      </w:r>
-      <w:r>
-        <w:rPr>
-          <w:lang w:val="zh_TW" w:bidi="zh_TW"/>
-        </w:rPr>
-        <w:t>僅出現在</w:t>
-      </w:r>
-      <w:hyperlink r:id="rId54">
-        <w:r>
-          <w:rPr>
-            <w:lang w:val="zh_TW" w:bidi="zh_TW"/>
-          </w:rPr>
-          <w:rPr>
-            <w:color w:val="0000EE"/>
-            <w:u w:val="single"/>
-          </w:rPr>
-          <w:t>何西阿書三章2節</w:t>
-        </w:r>
-      </w:hyperlink>
-      <w:r>
-        <w:rPr>
-          <w:lang w:val="zh_TW" w:bidi="zh_TW"/>
-        </w:rPr>
-        <w:t>中的單位（譯註：和合本譯為賀梅珥半）。早期聖經譯本（譯註：包括和合本）將其定為賀梅珥的一半。</w:t>
-      </w:r>
-    </w:p>
-    <w:p>
-      <w:pPr>
-        <w:pStyle w:val="Heading4"/>
-      </w:pPr>
-      <w:r>
-        <w:rPr>
-          <w:lang w:val="zh_TW" w:bidi="zh_TW"/>
-        </w:rPr>
-        <w:t>伊法</w:t>
-      </w:r>
-    </w:p>
-    <w:p>
-      <w:pPr/>
-      <w:r>
-        <w:rPr>
-          <w:lang w:val="zh_TW" w:bidi="zh_TW"/>
-        </w:rPr>
-      </w:r>
-      <w:r>
-        <w:rPr>
-          <w:lang w:val="zh_TW" w:bidi="zh_TW"/>
-        </w:rPr>
-        <w:t>等於賀梅珥的十分之一（</w:t>
-      </w:r>
-      <w:hyperlink r:id="rId56">
-        <w:r>
-          <w:rPr>
-            <w:lang w:val="zh_TW" w:bidi="zh_TW"/>
-          </w:rPr>
-          <w:rPr>
-            <w:color w:val="0000EE"/>
-            <w:u w:val="single"/>
-          </w:rPr>
-          <w:t>結45:11</w:t>
-        </w:r>
-      </w:hyperlink>
-      <w:r>
-        <w:rPr>
-          <w:lang w:val="zh_TW" w:bidi="zh_TW"/>
-        </w:rPr>
-        <w:t>），或半蒲式耳（17.6公升）。該詞出現數十次，涉及各類農產品，似乎是交易和銷售中最常用的單位。根據</w:t>
-      </w:r>
-      <w:hyperlink r:id="rId57">
-        <w:r>
-          <w:rPr>
-            <w:lang w:val="zh_TW" w:bidi="zh_TW"/>
-          </w:rPr>
-          <w:rPr>
-            <w:color w:val="0000EE"/>
-            <w:u w:val="single"/>
-          </w:rPr>
-          <w:t>撒迦利亞書五章6至10節</w:t>
-        </w:r>
-      </w:hyperlink>
-      <w:r>
-        <w:rPr>
-          <w:lang w:val="zh_TW" w:bidi="zh_TW"/>
-        </w:rPr>
-        <w:t>，伊法指的是能裝下一伊法產品的容器，類似現代的蒲式耳籃。</w:t>
-      </w:r>
-    </w:p>
-    <w:p>
-      <w:pPr>
-        <w:pStyle w:val="Heading4"/>
-      </w:pPr>
-      <w:r>
-        <w:rPr>
-          <w:lang w:val="zh_TW" w:bidi="zh_TW"/>
-        </w:rPr>
-        <w:t>細亞</w:t>
-      </w:r>
-    </w:p>
-    <w:p>
-      <w:pPr/>
-      <w:r>
-        <w:rPr>
-          <w:lang w:val="zh_TW" w:bidi="zh_TW"/>
-        </w:rPr>
-      </w:r>
-      <w:r>
-        <w:rPr>
-          <w:lang w:val="zh_TW" w:bidi="zh_TW"/>
-        </w:rPr>
-        <w:t>賀梅珥的分量之一，範圍較廣。用來衡量麵粉、種子、大麥和穀物，約為伊法的三分之一。一蒲式耳約合五細阿（</w:t>
-      </w:r>
-      <w:hyperlink r:id="rId58">
-        <w:r>
-          <w:rPr>
-            <w:lang w:val="zh_TW" w:bidi="zh_TW"/>
-          </w:rPr>
-          <w:rPr>
-            <w:color w:val="0000EE"/>
-            <w:u w:val="single"/>
-          </w:rPr>
-          <w:t>撒上25:18</w:t>
-        </w:r>
-      </w:hyperlink>
-      <w:r>
-        <w:rPr>
-          <w:lang w:val="zh_TW" w:bidi="zh_TW"/>
-        </w:rPr>
-        <w:t>）。</w:t>
-      </w:r>
-    </w:p>
-    <w:p>
-      <w:pPr>
-        <w:pStyle w:val="Heading4"/>
-      </w:pPr>
-      <w:r>
-        <w:rPr>
-          <w:lang w:val="zh_TW" w:bidi="zh_TW"/>
-        </w:rPr>
-        <w:t>俄梅珥／十分之一（Issaron）</w:t>
-      </w:r>
-    </w:p>
-    <w:p>
-      <w:pPr/>
-      <w:r>
-        <w:rPr>
-          <w:lang w:val="zh_TW" w:bidi="zh_TW"/>
-        </w:rPr>
-      </w:r>
-      <w:r>
-        <w:rPr>
-          <w:lang w:val="zh_TW" w:bidi="zh_TW"/>
-        </w:rPr>
-        <w:t>「俄梅珥」僅出現在以色列人收取嗎哪的記載中（</w:t>
-      </w:r>
-      <w:hyperlink r:id="rId59">
-        <w:r>
-          <w:rPr>
-            <w:lang w:val="zh_TW" w:bidi="zh_TW"/>
-          </w:rPr>
-          <w:rPr>
-            <w:color w:val="0000EE"/>
-            <w:u w:val="single"/>
-          </w:rPr>
-          <w:t>出16:22</w:t>
-        </w:r>
-      </w:hyperlink>
-      <w:r>
-        <w:rPr>
-          <w:lang w:val="zh_TW" w:bidi="zh_TW"/>
-        </w:rPr>
-        <w:t>），代表一天的嗎哪配額，相當於伊法的十分之一（</w:t>
-      </w:r>
-      <w:hyperlink r:id="rId60">
-        <w:r>
-          <w:rPr>
-            <w:lang w:val="zh_TW" w:bidi="zh_TW"/>
-          </w:rPr>
-          <w:rPr>
-            <w:color w:val="0000EE"/>
-            <w:u w:val="single"/>
-          </w:rPr>
-          <w:t>出16:36</w:t>
-        </w:r>
-      </w:hyperlink>
-      <w:r>
-        <w:rPr>
-          <w:lang w:val="zh_TW" w:bidi="zh_TW"/>
-        </w:rPr>
-        <w:t>）。Issaron意為「十分之一」，在出埃及記、利未記和民數記（主要在</w:t>
-      </w:r>
-      <w:hyperlink r:id="rId61">
-        <w:r>
-          <w:rPr>
-            <w:lang w:val="zh_TW" w:bidi="zh_TW"/>
-          </w:rPr>
-          <w:rPr>
-            <w:color w:val="0000EE"/>
-            <w:u w:val="single"/>
-          </w:rPr>
-          <w:t>民28–29章</w:t>
-        </w:r>
-      </w:hyperlink>
-      <w:r>
-        <w:rPr>
-          <w:lang w:val="zh_TW" w:bidi="zh_TW"/>
-        </w:rPr>
-        <w:t>）出現25次，僅用於精細麵的度量。</w:t>
-      </w:r>
-    </w:p>
-    <w:p>
-      <w:pPr>
-        <w:pStyle w:val="Heading4"/>
-      </w:pPr>
-      <w:r>
-        <w:rPr>
-          <w:lang w:val="zh_TW" w:bidi="zh_TW"/>
-        </w:rPr>
-        <w:t>升（Cab, Kab）</w:t>
-      </w:r>
-    </w:p>
-    <w:p>
-      <w:pPr/>
-      <w:r>
-        <w:rPr>
-          <w:lang w:val="zh_TW" w:bidi="zh_TW"/>
-        </w:rPr>
-      </w:r>
-      <w:r>
-        <w:rPr>
-          <w:lang w:val="zh_TW" w:bidi="zh_TW"/>
-        </w:rPr>
-        <w:t>此單位僅在</w:t>
-      </w:r>
-      <w:hyperlink r:id="rId62">
-        <w:r>
-          <w:rPr>
-            <w:lang w:val="zh_TW" w:bidi="zh_TW"/>
-          </w:rPr>
-          <w:rPr>
-            <w:color w:val="0000EE"/>
-            <w:u w:val="single"/>
-          </w:rPr>
-          <w:t>列王紀下六章25節</w:t>
-        </w:r>
-      </w:hyperlink>
-      <w:r>
-        <w:rPr>
-          <w:lang w:val="zh_TW" w:bidi="zh_TW"/>
-        </w:rPr>
-        <w:t>中提到。約瑟夫（Josephus）估計其為伊法的十八分之一（或約一俄梅珥的一半），這說法通常被接受。</w:t>
-      </w:r>
-    </w:p>
-    <w:p>
-      <w:pPr>
-        <w:pStyle w:val="Heading3"/>
-      </w:pPr>
-      <w:r>
-        <w:rPr>
-          <w:lang w:val="zh_TW" w:bidi="zh_TW"/>
-        </w:rPr>
-        <w:t>新約中的容量（乾量）</w:t>
-      </w:r>
-    </w:p>
-    <w:p>
-      <w:pPr/>
-      <w:r>
-        <w:rPr>
-          <w:lang w:val="zh_TW" w:bidi="zh_TW"/>
-        </w:rPr>
-      </w:r>
-      <w:r>
-        <w:rPr>
-          <w:lang w:val="zh_TW" w:bidi="zh_TW"/>
-        </w:rPr>
-        <w:t>新約使用了以下乾量單位（度量乾物的計量單位）。</w:t>
-      </w:r>
-    </w:p>
-    <w:p>
-      <w:pPr>
-        <w:pStyle w:val="Heading4"/>
-      </w:pPr>
-      <w:r>
-        <w:rPr>
-          <w:lang w:val="zh_TW" w:bidi="zh_TW"/>
-        </w:rPr>
-        <w:t>科尼克斯</w:t>
-      </w:r>
-      <w:r>
-        <w:rPr>
-          <w:lang w:val="zh_TW" w:bidi="zh_TW"/>
-        </w:rPr>
-        <w:t>（choinix）</w:t>
-      </w:r>
-    </w:p>
-    <w:p>
-      <w:pPr/>
-      <w:r>
-        <w:rPr>
-          <w:lang w:val="zh_TW" w:bidi="zh_TW"/>
-        </w:rPr>
-      </w:r>
-      <w:r>
-        <w:rPr>
-          <w:lang w:val="zh_TW" w:bidi="zh_TW"/>
-        </w:rPr>
-        <w:t>只出現在</w:t>
-      </w:r>
-      <w:hyperlink r:id="rId63">
-        <w:r>
-          <w:rPr>
-            <w:lang w:val="zh_TW" w:bidi="zh_TW"/>
-          </w:rPr>
-          <w:rPr>
-            <w:color w:val="0000EE"/>
-            <w:u w:val="single"/>
-          </w:rPr>
-          <w:t>啟示錄六章6節</w:t>
-        </w:r>
-      </w:hyperlink>
-      <w:r>
-        <w:rPr>
-          <w:lang w:val="zh_TW" w:bidi="zh_TW"/>
-        </w:rPr>
-        <w:t>（有英文譯本使用choinix，譯註：和合本譯為升），科尼克斯稍多於一夸脫（1.1公升）。在希臘文獻中，這被認為是人每天的穀物配額。</w:t>
-      </w:r>
-    </w:p>
-    <w:p>
-      <w:pPr>
-        <w:pStyle w:val="Heading4"/>
-      </w:pPr>
-      <w:r>
-        <w:rPr>
-          <w:lang w:val="zh_TW" w:bidi="zh_TW"/>
-        </w:rPr>
-        <w:t>斗</w:t>
-      </w:r>
-    </w:p>
-    <w:p>
-      <w:pPr/>
-      <w:r>
-        <w:rPr>
-          <w:lang w:val="zh_TW" w:bidi="zh_TW"/>
-        </w:rPr>
-      </w:r>
-      <w:r>
-        <w:rPr>
-          <w:lang w:val="zh_TW" w:bidi="zh_TW"/>
-        </w:rPr>
-        <w:t>這是燈不應放在斗底下 （</w:t>
-      </w:r>
-      <w:hyperlink r:id="rId64">
-        <w:r>
-          <w:rPr>
-            <w:lang w:val="zh_TW" w:bidi="zh_TW"/>
-          </w:rPr>
-          <w:rPr>
-            <w:color w:val="0000EE"/>
-            <w:u w:val="single"/>
-          </w:rPr>
-          <w:t>太5:15</w:t>
-        </w:r>
-      </w:hyperlink>
+      <w:r>
+        <w:rPr>
+          <w:lang w:val="zh_TW" w:bidi="zh_TW"/>
+        </w:rPr>
+        <w:t>各各他</w:t>
+      </w:r>
       <w:r>
         <w:rPr>
           <w:lang w:val="zh_TW" w:bidi="zh_TW"/>
         </w:rPr>
         <w:t>；</w:t>
       </w:r>
-      <w:hyperlink r:id="rId65">
-        <w:r>
-          <w:rPr>
-            <w:lang w:val="zh_TW" w:bidi="zh_TW"/>
-          </w:rPr>
-          <w:rPr>
-            <w:color w:val="0000EE"/>
-            <w:u w:val="single"/>
-          </w:rPr>
-          <w:t>可4:21</w:t>
-        </w:r>
-      </w:hyperlink>
+      <w:r>
+        <w:rPr>
+          <w:lang w:val="zh_TW" w:bidi="zh_TW"/>
+        </w:rPr>
+        <w:t>救贖主，救贖</w:t>
+      </w:r>
       <w:r>
         <w:rPr>
           <w:lang w:val="zh_TW" w:bidi="zh_TW"/>
         </w:rPr>
         <w:t>；</w:t>
       </w:r>
-      <w:hyperlink r:id="rId66">
-        <w:r>
-          <w:rPr>
-            <w:lang w:val="zh_TW" w:bidi="zh_TW"/>
-          </w:rPr>
-          <w:rPr>
-            <w:color w:val="0000EE"/>
-            <w:u w:val="single"/>
-          </w:rPr>
-          <w:t>路11:33</w:t>
-        </w:r>
-      </w:hyperlink>
-      <w:r>
-        <w:rPr>
-          <w:lang w:val="zh_TW" w:bidi="zh_TW"/>
-        </w:rPr>
-        <w:t>）中的「斗」，實際上相當於約一斗，約7.68乾夸脫（8.5公升）。</w:t>
-      </w:r>
-    </w:p>
-    <w:p>
-      <w:pPr>
-        <w:pStyle w:val="Heading4"/>
-      </w:pPr>
-      <w:r>
-        <w:rPr>
-          <w:lang w:val="zh_TW" w:bidi="zh_TW"/>
-        </w:rPr>
-        <w:t>斗（Saton）</w:t>
-      </w:r>
-    </w:p>
-    <w:p>
-      <w:pPr/>
-      <w:r>
-        <w:rPr>
-          <w:lang w:val="zh_TW" w:bidi="zh_TW"/>
-        </w:rPr>
-      </w:r>
-      <w:r>
-        <w:rPr>
-          <w:lang w:val="zh_TW" w:bidi="zh_TW"/>
-        </w:rPr>
-        <w:t>這相當於舊約的細亞，因此也可以大約估算為一斗。新約中僅在兩處關於麵酵的比喻的平行經文中使用，象徵神的國（</w:t>
-      </w:r>
-      <w:hyperlink r:id="rId67">
-        <w:r>
-          <w:rPr>
-            <w:lang w:val="zh_TW" w:bidi="zh_TW"/>
-          </w:rPr>
-          <w:rPr>
-            <w:color w:val="0000EE"/>
-            <w:u w:val="single"/>
-          </w:rPr>
-          <w:t>太13:33</w:t>
-        </w:r>
-      </w:hyperlink>
-      <w:r>
-        <w:rPr>
-          <w:lang w:val="zh_TW" w:bidi="zh_TW"/>
-        </w:rPr>
-        <w:t>；</w:t>
-      </w:r>
-      <w:hyperlink r:id="rId68">
-        <w:r>
-          <w:rPr>
-            <w:lang w:val="zh_TW" w:bidi="zh_TW"/>
-          </w:rPr>
-          <w:rPr>
-            <w:color w:val="0000EE"/>
-            <w:u w:val="single"/>
-          </w:rPr>
-          <w:t>路13:21</w:t>
-        </w:r>
-      </w:hyperlink>
-      <w:r>
-        <w:rPr>
-          <w:lang w:val="zh_TW" w:bidi="zh_TW"/>
-        </w:rPr>
-        <w:t>）。</w:t>
-      </w:r>
-    </w:p>
-    <w:p>
-      <w:pPr>
-        <w:pStyle w:val="Heading3"/>
-      </w:pPr>
-      <w:r>
-        <w:rPr>
-          <w:lang w:val="zh_TW" w:bidi="zh_TW"/>
-        </w:rPr>
-        <w:t>舊約中的液量</w:t>
-      </w:r>
-    </w:p>
-    <w:p>
-      <w:pPr/>
-      <w:r>
-        <w:rPr>
-          <w:lang w:val="zh_TW" w:bidi="zh_TW"/>
-        </w:rPr>
-      </w:r>
-      <w:r>
-        <w:rPr>
-          <w:lang w:val="zh_TW" w:bidi="zh_TW"/>
-        </w:rPr>
-        <w:t>舊約中液量的基本單位有三種。</w:t>
-      </w:r>
-    </w:p>
-    <w:p>
-      <w:pPr>
-        <w:pStyle w:val="Heading4"/>
-      </w:pPr>
-      <w:r>
-        <w:rPr>
-          <w:lang w:val="zh_TW" w:bidi="zh_TW"/>
-        </w:rPr>
-        <w:t>罷特</w:t>
-      </w:r>
-    </w:p>
-    <w:p>
-      <w:pPr/>
-      <w:r>
-        <w:rPr>
-          <w:lang w:val="zh_TW" w:bidi="zh_TW"/>
-        </w:rPr>
-      </w:r>
-      <w:r>
-        <w:rPr>
-          <w:lang w:val="zh_TW" w:bidi="zh_TW"/>
-        </w:rPr>
-        <w:t>液量的基本單位。聖經資料（</w:t>
-      </w:r>
-      <w:hyperlink r:id="rId51">
-        <w:r>
-          <w:rPr>
-            <w:lang w:val="zh_TW" w:bidi="zh_TW"/>
-          </w:rPr>
-          <w:rPr>
-            <w:color w:val="0000EE"/>
-            <w:u w:val="single"/>
-          </w:rPr>
-          <w:t>結45:11–14</w:t>
-        </w:r>
-      </w:hyperlink>
-      <w:r>
-        <w:rPr>
-          <w:lang w:val="zh_TW" w:bidi="zh_TW"/>
-        </w:rPr>
-        <w:t>）顯示它等同於乾量單位「伊法」，為賀梅珥的十分之一。考古學亦提供了一些數據作為確定標準。在拉吉（Lachish）和納斯貝遺址（Tell en-Nasbeh）發現了刻有「王的罷特」的罐子，在</w:t>
-      </w:r>
-      <w:r>
-        <w:rPr>
-          <w:lang w:val="zh_TW" w:bidi="zh_TW"/>
-        </w:rPr>
-        <w:t>伯美森廢丘（</w:t>
-      </w:r>
-      <w:r>
-        <w:rPr>
-          <w:lang w:val="zh_TW" w:bidi="zh_TW"/>
-        </w:rPr>
-        <w:t>Tell Beit Mirsim</w:t>
-      </w:r>
-      <w:r>
-        <w:rPr>
-          <w:lang w:val="zh_TW" w:bidi="zh_TW"/>
-        </w:rPr>
-        <w:t>）</w:t>
-      </w:r>
-      <w:r>
-        <w:rPr>
-          <w:lang w:val="zh_TW" w:bidi="zh_TW"/>
-        </w:rPr>
-        <w:t>發現了刻有「罷特」的罐子。這些罐子並不完整，因此必須根據重建來計算其容量。根據復原後的計算，罷特約為5.5加侖（20.8公升）。這一估計在</w:t>
-      </w:r>
-      <w:hyperlink r:id="rId69">
-        <w:r>
-          <w:rPr>
-            <w:lang w:val="zh_TW" w:bidi="zh_TW"/>
-          </w:rPr>
-          <w:rPr>
-            <w:color w:val="0000EE"/>
-            <w:u w:val="single"/>
-          </w:rPr>
-          <w:t>列王紀上七章23至26節</w:t>
-        </w:r>
-      </w:hyperlink>
-      <w:r>
-        <w:rPr>
-          <w:lang w:val="zh_TW" w:bidi="zh_TW"/>
-        </w:rPr>
-        <w:t>描述所羅門聖殿的「鑄海」時得到了合理的結果，該鑄海周長30肘、直徑10肘、深5肘，能容納2,000罷特的水。</w:t>
-      </w:r>
-    </w:p>
-    <w:p>
-      <w:pPr>
-        <w:pStyle w:val="Heading4"/>
-      </w:pPr>
-      <w:r>
-        <w:rPr>
-          <w:lang w:val="zh_TW" w:bidi="zh_TW"/>
-        </w:rPr>
-        <w:t>欣</w:t>
-      </w:r>
-    </w:p>
-    <w:p>
-      <w:pPr/>
-      <w:r>
-        <w:rPr>
-          <w:lang w:val="zh_TW" w:bidi="zh_TW"/>
-        </w:rPr>
-      </w:r>
-      <w:r>
-        <w:rPr>
-          <w:lang w:val="zh_TW" w:bidi="zh_TW"/>
-        </w:rPr>
-        <w:t>六分之一欣的水被認為是人每天的最低需求（</w:t>
-      </w:r>
-      <w:hyperlink r:id="rId70">
-        <w:r>
-          <w:rPr>
-            <w:lang w:val="zh_TW" w:bidi="zh_TW"/>
-          </w:rPr>
-          <w:rPr>
-            <w:color w:val="0000EE"/>
-            <w:u w:val="single"/>
-          </w:rPr>
-          <w:t>結4:11</w:t>
-        </w:r>
-      </w:hyperlink>
-      <w:r>
-        <w:rPr>
-          <w:lang w:val="zh_TW" w:bidi="zh_TW"/>
-        </w:rPr>
-        <w:t>）。一欣等於六分之一罷特，約為一加侖（3.8公升）。它主要用於油、酒和水的度量，但每次都不超過一欣，常以分數形式出現。該單位僅在出埃及記、利未記、民數記和以西結書中出現，主要用於獻祭的奠祭。</w:t>
-      </w:r>
-    </w:p>
-    <w:p>
-      <w:pPr>
-        <w:pStyle w:val="Heading4"/>
-      </w:pPr>
-      <w:r>
-        <w:rPr>
-          <w:lang w:val="zh_TW" w:bidi="zh_TW"/>
-        </w:rPr>
-        <w:t>羅革</w:t>
-      </w:r>
-    </w:p>
-    <w:p>
-      <w:pPr/>
-      <w:r>
-        <w:rPr>
-          <w:lang w:val="zh_TW" w:bidi="zh_TW"/>
-        </w:rPr>
-      </w:r>
-      <w:r>
-        <w:rPr>
-          <w:lang w:val="zh_TW" w:bidi="zh_TW"/>
-        </w:rPr>
-        <w:t>此單位僅出現在</w:t>
-      </w:r>
-      <w:hyperlink r:id="rId71">
-        <w:r>
-          <w:rPr>
-            <w:lang w:val="zh_TW" w:bidi="zh_TW"/>
-          </w:rPr>
-          <w:rPr>
-            <w:color w:val="0000EE"/>
-            <w:u w:val="single"/>
-          </w:rPr>
-          <w:t>利未記十四章10至24節</w:t>
-        </w:r>
-      </w:hyperlink>
-      <w:r>
-        <w:rPr>
-          <w:lang w:val="zh_TW" w:bidi="zh_TW"/>
-        </w:rPr>
-        <w:t>，相當於一欣的十二分之一，約為0.3夸脫或0.3公升。</w:t>
-      </w:r>
-    </w:p>
-    <w:p>
-      <w:pPr>
-        <w:pStyle w:val="Heading3"/>
-      </w:pPr>
-      <w:r>
-        <w:rPr>
-          <w:lang w:val="zh_TW" w:bidi="zh_TW"/>
-        </w:rPr>
-        <w:t>新約中的液量</w:t>
-      </w:r>
-    </w:p>
-    <w:p>
-      <w:pPr/>
-      <w:r>
-        <w:rPr>
-          <w:lang w:val="zh_TW" w:bidi="zh_TW"/>
-        </w:rPr>
-      </w:r>
-      <w:r>
-        <w:rPr>
-          <w:lang w:val="zh_TW" w:bidi="zh_TW"/>
-        </w:rPr>
-        <w:t>新約中出現的液量單位（度量液體的計量單位）有以下幾種。</w:t>
-      </w:r>
-    </w:p>
-    <w:p>
-      <w:pPr>
-        <w:pStyle w:val="Heading4"/>
-      </w:pPr>
-      <w:r>
-        <w:rPr>
-          <w:lang w:val="zh_TW" w:bidi="zh_TW"/>
-        </w:rPr>
-        <w:t>罷特</w:t>
-      </w:r>
-    </w:p>
-    <w:p>
-      <w:pPr/>
-      <w:r>
-        <w:rPr>
-          <w:lang w:val="zh_TW" w:bidi="zh_TW"/>
-        </w:rPr>
-      </w:r>
-      <w:r>
-        <w:rPr>
-          <w:lang w:val="zh_TW" w:bidi="zh_TW"/>
-        </w:rPr>
-        <w:t>這只使用過一次（</w:t>
-      </w:r>
-      <w:hyperlink r:id="rId72">
-        <w:r>
-          <w:rPr>
-            <w:lang w:val="zh_TW" w:bidi="zh_TW"/>
-          </w:rPr>
-          <w:rPr>
-            <w:color w:val="0000EE"/>
-            <w:u w:val="single"/>
-          </w:rPr>
-          <w:t>路16:6</w:t>
-        </w:r>
-      </w:hyperlink>
-      <w:r>
-        <w:rPr>
-          <w:lang w:val="zh_TW" w:bidi="zh_TW"/>
-        </w:rPr>
-        <w:t>，譯註：和合本譯為簍），與舊約中的「罷特」相同。</w:t>
-      </w:r>
-    </w:p>
-    <w:p>
-      <w:pPr>
-        <w:pStyle w:val="Heading4"/>
-      </w:pPr>
-      <w:r>
-        <w:rPr>
-          <w:lang w:val="zh_TW" w:bidi="zh_TW"/>
-        </w:rPr>
-        <w:t>缸（Metretes）</w:t>
-      </w:r>
-    </w:p>
-    <w:p>
-      <w:pPr/>
-      <w:r>
-        <w:rPr>
-          <w:lang w:val="zh_TW" w:bidi="zh_TW"/>
-        </w:rPr>
-      </w:r>
-      <w:r>
-        <w:rPr>
-          <w:lang w:val="zh_TW" w:bidi="zh_TW"/>
-        </w:rPr>
-        <w:t>這僅用於</w:t>
-      </w:r>
-      <w:hyperlink r:id="rId73">
-        <w:r>
-          <w:rPr>
-            <w:lang w:val="zh_TW" w:bidi="zh_TW"/>
-          </w:rPr>
-          <w:rPr>
-            <w:color w:val="0000EE"/>
-            <w:u w:val="single"/>
-          </w:rPr>
-          <w:t>約翰福音二章6節</w:t>
-        </w:r>
-      </w:hyperlink>
-      <w:r>
-        <w:rPr>
-          <w:lang w:val="zh_TW" w:bidi="zh_TW"/>
-        </w:rPr>
-        <w:t>，描述水變成酒的容器。約瑟夫將其認定為相當於希伯來的罷特，但在希臘用法中，相當於約十加侖（37.9公升）。</w:t>
-      </w:r>
-    </w:p>
-    <w:p>
-      <w:pPr>
-        <w:pStyle w:val="Heading4"/>
-      </w:pPr>
-      <w:r>
-        <w:rPr>
-          <w:lang w:val="zh_TW" w:bidi="zh_TW"/>
-        </w:rPr>
-        <w:t>罐（Sextarius/Xestes）</w:t>
-      </w:r>
-    </w:p>
-    <w:p>
-      <w:pPr/>
-      <w:r>
-        <w:rPr>
-          <w:lang w:val="zh_TW" w:bidi="zh_TW"/>
-        </w:rPr>
-      </w:r>
-      <w:r>
-        <w:rPr>
-          <w:lang w:val="zh_TW" w:bidi="zh_TW"/>
-        </w:rPr>
-        <w:t>容量單位，約為一又六分之一品脫（552毫升）。在</w:t>
-      </w:r>
-      <w:hyperlink r:id="rId74">
-        <w:r>
-          <w:rPr>
-            <w:lang w:val="zh_TW" w:bidi="zh_TW"/>
-          </w:rPr>
-          <w:rPr>
-            <w:color w:val="0000EE"/>
-            <w:u w:val="single"/>
-          </w:rPr>
-          <w:t>馬可福音七章4節</w:t>
-        </w:r>
-      </w:hyperlink>
-      <w:r>
-        <w:rPr>
-          <w:lang w:val="zh_TW" w:bidi="zh_TW"/>
-        </w:rPr>
-        <w:t>中，這個詞被翻譯為「罐」。</w:t>
-      </w:r>
-      <w:r>
-        <w:rPr>
-          <w:lang w:val="zh_TW" w:bidi="zh_TW"/>
-        </w:rPr>
-      </w:r>
-      <w:r>
-        <w:rPr>
-          <w:lang w:val="zh_TW" w:bidi="zh_TW"/>
-        </w:rPr>
-      </w:r>
-    </w:p>
-    <w:p>
-      <w:pPr/>
-      <w:r>
-        <w:rPr>
-          <w:lang w:val="zh_TW" w:bidi="zh_TW"/>
-        </w:rPr>
-      </w:r>
-    </w:p>
-    <w:p>
-      <w:pPr>
-        <w:pStyle w:val="Heading2"/>
-      </w:pPr>
-      <w:r>
-        <w:rPr>
-          <w:lang w:val="zh_TW" w:bidi="zh_TW"/>
-        </w:rPr>
-        <w:t>度瑪（人物）</w:t>
-      </w:r>
-      <w:r>
-        <w:rPr>
-          <w:lang w:val="zh_TW" w:bidi="zh_TW"/>
-        </w:rPr>
-      </w:r>
-    </w:p>
-    <w:p>
-      <w:pPr/>
-      <w:r>
-        <w:rPr>
-          <w:lang w:val="zh_TW" w:bidi="zh_TW"/>
-        </w:rPr>
-      </w:r>
-      <w:r>
-        <w:rPr>
-          <w:lang w:val="zh_TW" w:bidi="zh_TW"/>
-        </w:rPr>
-        <w:t>度瑪是以實瑪利的兒子，並成為一個阿拉伯部落的祖先（</w:t>
-      </w:r>
-      <w:hyperlink r:id="rId75">
-        <w:r>
-          <w:rPr>
-            <w:lang w:val="zh_TW" w:bidi="zh_TW"/>
-          </w:rPr>
-          <w:rPr>
-            <w:color w:val="0000EE"/>
-            <w:u w:val="single"/>
-          </w:rPr>
-          <w:t>創25:14</w:t>
-        </w:r>
-      </w:hyperlink>
-      <w:r>
-        <w:rPr>
-          <w:lang w:val="zh_TW" w:bidi="zh_TW"/>
-        </w:rPr>
-        <w:t>；</w:t>
-      </w:r>
-      <w:hyperlink r:id="rId76">
-        <w:r>
-          <w:rPr>
-            <w:lang w:val="zh_TW" w:bidi="zh_TW"/>
-          </w:rPr>
-          <w:rPr>
-            <w:color w:val="0000EE"/>
-            <w:u w:val="single"/>
-          </w:rPr>
-          <w:t>代上1:30</w:t>
-        </w:r>
-      </w:hyperlink>
-      <w:r>
-        <w:rPr>
-          <w:lang w:val="zh_TW" w:bidi="zh_TW"/>
-        </w:rPr>
-        <w:t>）。</w:t>
+      <w:r>
+        <w:rPr>
+          <w:lang w:val="zh_TW" w:bidi="zh_TW"/>
+        </w:rPr>
+        <w:t>耶穌的十架七言</w:t>
+      </w:r>
+      <w:r>
+        <w:rPr>
+          <w:lang w:val="zh_TW" w:bidi="zh_TW"/>
+        </w:rPr>
+        <w:t>。</w:t>
       </w:r>
       <w:r>
         <w:rPr>
@@ -4532,6 +4248,12 @@
   </w:num>
   <w:num w:numId="13" w16cid:durableId="592781308">
     <w:abstractNumId w:val="11"/>
+  </w:num>
+  <w:num w:numId="14">
+    <w:abstractNumId w:val="3"/>
+    <w:lvlOverride w:ilvl="0">
+      <w:startOverride w:val="1"/>
+    </w:lvlOverride>
   </w:num>
   <w:numIdMacAtCleanup w:val="10"/>
 </w:numbering>

--- a/zht/docx/028.content.docx
+++ b/zht/docx/028.content.docx
@@ -149,7 +149,7 @@
         <w:rPr>
           <w:lang w:val="zh_TW" w:bidi="zh_TW"/>
         </w:rPr>
-        <w:t>ding</w:t>
+        <w:t>diao</w:t>
       </w:r>
       <w:r>
         <w:rPr>
@@ -212,7 +212,7 @@
         <w:rPr>
           <w:lang w:val="zh_TW" w:bidi="zh_TW"/>
         </w:rPr>
-        <w:t>釘十字架</w:t>
+        <w:t>弔詭/反合性</w:t>
       </w:r>
       <w:r>
         <w:rPr>
@@ -231,7 +231,18 @@
         <w:rPr>
           <w:lang w:val="zh_TW" w:bidi="zh_TW"/>
         </w:rPr>
-        <w:t>用於處決耶穌基督的刑罰。聖經中有兩個涉及十字架刑罰的概念：「十字架」是一種異教的死刑方式，而「木頭」則是一種猶太人的刑罰。耶穌被釘十字架是祂為人類贖罪的方式。耶穌也用「十字架」這個詞來形象地比喻作為門徒所需做出的犧牲，使徒保羅則用它來象徵在靈命成長過程中自我的死亡。</w:t>
+        <w:t>一種表達形式，看似自相矛盾或荒謬不實，但也表達出基本的真理。人們常用它來引發更深刻和批判性的思考。它可能與誇張法（誇大的陳述）密切相關。弔詭中包含明顯的矛盾元素。弔詭的驚人特性使人們停下來仔細思考其意義。</w:t>
+      </w:r>
+    </w:p>
+    <w:p>
+      <w:pPr>
+        <w:pStyle w:val="Heading3"/>
+      </w:pPr>
+      <w:r>
+        <w:rPr>
+          <w:lang w:val="zh_TW" w:bidi="zh_TW"/>
+        </w:rPr>
+        <w:t>耶穌如何使用弔詭？</w:t>
       </w:r>
     </w:p>
     <w:p>
@@ -245,136 +256,7 @@
         <w:rPr>
           <w:lang w:val="zh_TW" w:bidi="zh_TW"/>
         </w:rPr>
-        <w:t>概述</w:t>
-      </w:r>
-    </w:p>
-    <w:p>
-      <w:pPr/>
-      <w:r>
-        <w:rPr>
-          <w:lang w:val="zh_TW" w:bidi="zh_TW"/>
-        </w:rPr>
-      </w:r>
-      <w:r>
-        <w:rPr>
-          <w:lang w:val="zh_TW" w:bidi="zh_TW"/>
-        </w:rPr>
-        <w:t>• 歷史背景</w:t>
-      </w:r>
-    </w:p>
-    <w:p>
-      <w:pPr/>
-      <w:r>
-        <w:rPr>
-          <w:lang w:val="zh_TW" w:bidi="zh_TW"/>
-        </w:rPr>
-      </w:r>
-      <w:r>
-        <w:rPr>
-          <w:lang w:val="zh_TW" w:bidi="zh_TW"/>
-        </w:rPr>
-        <w:t>• 基督被釘十字架</w:t>
-      </w:r>
-    </w:p>
-    <w:p>
-      <w:pPr/>
-      <w:r>
-        <w:rPr>
-          <w:lang w:val="zh_TW" w:bidi="zh_TW"/>
-        </w:rPr>
-      </w:r>
-      <w:r>
-        <w:rPr>
-          <w:lang w:val="zh_TW" w:bidi="zh_TW"/>
-        </w:rPr>
-        <w:t>• 基督被釘十字架的神學意義</w:t>
-      </w:r>
-    </w:p>
-    <w:p>
-      <w:pPr>
-        <w:pStyle w:val="Heading3"/>
-      </w:pPr>
-      <w:r>
-        <w:rPr>
-          <w:lang w:val="zh_TW" w:bidi="zh_TW"/>
-        </w:rPr>
-        <w:t>歷史背景</w:t>
-      </w:r>
-    </w:p>
-    <w:p>
-      <w:pPr>
-        <w:pStyle w:val="Heading4"/>
-      </w:pPr>
-      <w:r>
-        <w:rPr>
-          <w:lang w:val="zh_TW" w:bidi="zh_TW"/>
-        </w:rPr>
-        <w:t>異教的刑罰</w:t>
-      </w:r>
-    </w:p>
-    <w:p>
-      <w:pPr/>
-      <w:r>
-        <w:rPr>
-          <w:lang w:val="zh_TW" w:bidi="zh_TW"/>
-        </w:rPr>
-      </w:r>
-      <w:r>
-        <w:rPr>
-          <w:lang w:val="zh_TW" w:bidi="zh_TW"/>
-        </w:rPr>
-        <w:t>從字面上來看，希臘文中的「十字架」一詞是指用於各種用途的尖木樁，包括作為處決的工具。它可能是一根豎立的木樁，用來將罪犯刺穿，或者是一根垂直的木樁，頂部有橫梁（T字形）或中間有橫梁（+字形），用來懸掛或釘死罪犯，並使罪犯受到公開示眾的恥辱。十字架刑罰最早由米底亞人和波斯人使用，後來由亞歷山大大帝（公元前356–323年）、迦太基人（</w:t>
-      </w:r>
-      <w:r>
-        <w:rPr>
-          <w:lang w:val="zh_TW" w:bidi="zh_TW"/>
-        </w:rPr>
-        <w:t>Carthaginians</w:t>
-      </w:r>
-      <w:r>
-        <w:rPr>
-          <w:lang w:val="zh_TW" w:bidi="zh_TW"/>
-        </w:rPr>
-        <w:t>）和羅馬人採用。希臘人和羅馬人都限制其使用範圍，僅用於奴隸，他們認為對公民使用過於殘忍。在帝國時代，羅馬人將十字架刑罰的使用範圍擴展到外族人，但即便如此，它仍主要用於危害國家的罪行。</w:t>
-      </w:r>
-    </w:p>
-    <w:p>
-      <w:pPr/>
-      <w:r>
-        <w:rPr>
-          <w:lang w:val="zh_TW" w:bidi="zh_TW"/>
-        </w:rPr>
-      </w:r>
-      <w:r>
-        <w:rPr>
-          <w:lang w:val="zh_TW" w:bidi="zh_TW"/>
-        </w:rPr>
-        <w:t>普遍認為，十字架刑罰是最可怕的處決方式。事實上，在東方十字架僅作為對已經被處決的囚犯進一步羞辱的表徵，通常這些囚犯已被斬首。在西方，受刑的罪犯通常在處決地點被鞭打，並被迫將橫木扛到已經豎立樁子的地方。一塊寫有罪行的牌子通常掛在罪犯的脖子上，並在行刑後被固定在十字架上。囚犯通常被綁在橫樑上，有時會被釘在橫樑上（釘子穿過手腕，因為手部的骨頭無法承受重量）。然後將橫樑舉起並固定在直立的柱子上。如果劊子手希望某個犯人受到緩慢而痛苦的死亡，他們可能會在木樁上釘上木塊或釘子，作為支撐座或支撐腳的台階。犯人死亡的原因可能是血液循環中斷，導致冠狀動脈衰竭，另一種是肺部塌陷導致窒息而死。這可能需要幾天的時間，因此通常會用棍棒將犯人膝蓋以下的腿骨打斷，造成劇烈的休克，並消除任何減輕被捆綁或帶有尖刺手腕的壓力的可能性。通常屍體會留在十字架上腐爛，但在某些情況下會交給親屬或朋友埋葬。</w:t>
-      </w:r>
-    </w:p>
-    <w:p>
-      <w:pPr>
-        <w:pStyle w:val="Heading4"/>
-      </w:pPr>
-      <w:r>
-        <w:rPr>
-          <w:lang w:val="zh_TW" w:bidi="zh_TW"/>
-        </w:rPr>
-        <w:t>猶太人的刑罰</w:t>
-      </w:r>
-    </w:p>
-    <w:p>
-      <w:pPr/>
-      <w:r>
-        <w:rPr>
-          <w:lang w:val="zh_TW" w:bidi="zh_TW"/>
-        </w:rPr>
-      </w:r>
-      <w:r>
-        <w:rPr>
-          <w:lang w:val="zh_TW" w:bidi="zh_TW"/>
-        </w:rPr>
-        <w:t>舊約聖經中猶太人使用一種不同的釘死形式，與耶穌基督不同。掃羅王的屍體被非利士人斬首並掛在城牆上（</w:t>
+        <w:t>耶穌在祂的教導事工中使用了弔詭/反合性的表達。比如，祂說成年人必須重生。在</w:t>
       </w:r>
       <w:hyperlink r:id="rId13">
         <w:r>
@@ -385,14 +267,40 @@
             <w:color w:val="0000EE"/>
             <w:u w:val="single"/>
           </w:rPr>
-          <w:t>撒上31:9–10</w:t>
+          <w:t>約翰福音三章4節</w:t>
         </w:r>
       </w:hyperlink>
       <w:r>
         <w:rPr>
           <w:lang w:val="zh_TW" w:bidi="zh_TW"/>
         </w:rPr>
-        <w:t>），波斯王大流士將更改他的法令的人判處「插在樑上」（</w:t>
+        <w:t>，尼哥德慕問：「</w:t>
+      </w:r>
+      <w:r>
+        <w:rPr>
+          <w:lang w:val="zh_TW" w:bidi="zh_TW"/>
+        </w:rPr>
+        <w:t>人已經老了，如何能重生呢？豈能再進母腹生出來嗎？</w:t>
+      </w:r>
+      <w:r>
+        <w:rPr>
+          <w:lang w:val="zh_TW" w:bidi="zh_TW"/>
+        </w:rPr>
+        <w:t>」</w:t>
+      </w:r>
+    </w:p>
+    <w:p>
+      <w:pPr/>
+      <w:r>
+        <w:rPr>
+          <w:lang w:val="zh_TW" w:bidi="zh_TW"/>
+        </w:rPr>
+      </w:r>
+      <w:r>
+        <w:rPr>
+          <w:lang w:val="zh_TW" w:bidi="zh_TW"/>
+        </w:rPr>
+        <w:t>另一個例子是當耶穌對富人談論進入神的國時。耶穌說，駱駝穿過針眼（不可能的事情）比富人進入神的國還容易（</w:t>
       </w:r>
       <w:hyperlink r:id="rId14">
         <w:r>
@@ -403,14 +311,58 @@
             <w:color w:val="0000EE"/>
             <w:u w:val="single"/>
           </w:rPr>
-          <w:t>拉6:11</w:t>
+          <w:t>馬可福音10:25</w:t>
         </w:r>
       </w:hyperlink>
       <w:r>
         <w:rPr>
           <w:lang w:val="zh_TW" w:bidi="zh_TW"/>
         </w:rPr>
-        <w:t>）的刑罰。根據</w:t>
+        <w:t>）。重點不是專注於字面上的陳述或逐字理解，而是要理解其基本目的。這句話是為了讓人驚訝並讓他們改變思維。耶穌迫使富人看到他們對財富的態度如何將他們排除在神的國之外。</w:t>
+      </w:r>
+    </w:p>
+    <w:p>
+      <w:pPr/>
+      <w:r>
+        <w:rPr>
+          <w:lang w:val="zh_TW" w:bidi="zh_TW"/>
+        </w:rPr>
+      </w:r>
+      <w:r>
+        <w:rPr>
+          <w:lang w:val="zh_TW" w:bidi="zh_TW"/>
+        </w:rPr>
+        <w:t>耶穌的事工中大量使用弔詭/反合性表達，顯示出神的國如何顛覆人們生活的價值觀：</w:t>
+      </w:r>
+    </w:p>
+    <w:p>
+      <w:pPr>
+        <w:pStyle w:val="ListBullet"/>
+        <w:spacing w:line="240" w:lineRule="auto"/>
+        <w:ind w:left="720"/>
+      </w:pPr>
+      <w:r>
+        <w:rPr>
+          <w:lang w:val="zh_TW" w:bidi="zh_TW"/>
+        </w:rPr>
+      </w:r>
+      <w:r>
+        <w:rPr>
+          <w:lang w:val="zh_TW" w:bidi="zh_TW"/>
+        </w:rPr>
+        <w:t>凡</w:t>
+      </w:r>
+      <w:r>
+        <w:rPr>
+          <w:lang w:val="zh_TW" w:bidi="zh_TW"/>
+        </w:rPr>
+        <w:t>失喪生命的，將要得着生命</w:t>
+      </w:r>
+      <w:r>
+        <w:rPr>
+          <w:lang w:val="zh_TW" w:bidi="zh_TW"/>
+        </w:rPr>
+        <w:t>（</w:t>
       </w:r>
       <w:hyperlink r:id="rId15">
         <w:r>
@@ -421,14 +373,50 @@
             <w:color w:val="0000EE"/>
             <w:u w:val="single"/>
           </w:rPr>
-          <w:t>申命記21:22–23</w:t>
+          <w:t>馬太福音10:39</w:t>
         </w:r>
       </w:hyperlink>
       <w:r>
         <w:rPr>
           <w:lang w:val="zh_TW" w:bidi="zh_TW"/>
         </w:rPr>
-        <w:t>，猶太人採用了東方的刑罰，並附加了一個條件，即屍體必須在日落前從「木頭」上取下，因為受害者是「被咒詛的」（參</w:t>
+        <w:t>）。</w:t>
+      </w:r>
+    </w:p>
+    <w:p>
+      <w:pPr>
+        <w:pStyle w:val="ListBullet"/>
+        <w:spacing w:line="240" w:lineRule="auto"/>
+        <w:ind w:left="720"/>
+      </w:pPr>
+      <w:r>
+        <w:rPr>
+          <w:lang w:val="zh_TW" w:bidi="zh_TW"/>
+        </w:rPr>
+      </w:r>
+      <w:r>
+        <w:rPr>
+          <w:lang w:val="zh_TW" w:bidi="zh_TW"/>
+        </w:rPr>
+        <w:t>在後的，將要在前</w:t>
+      </w:r>
+      <w:r>
+        <w:rPr>
+          <w:lang w:val="zh_TW" w:bidi="zh_TW"/>
+        </w:rPr>
+        <w:t>，</w:t>
+      </w:r>
+      <w:r>
+        <w:rPr>
+          <w:lang w:val="zh_TW" w:bidi="zh_TW"/>
+        </w:rPr>
+        <w:t>在前的，將要在後</w:t>
+      </w:r>
+      <w:r>
+        <w:rPr>
+          <w:lang w:val="zh_TW" w:bidi="zh_TW"/>
+        </w:rPr>
+        <w:t>（</w:t>
       </w:r>
       <w:hyperlink r:id="rId16">
         <w:r>
@@ -439,88 +427,38 @@
             <w:color w:val="0000EE"/>
             <w:u w:val="single"/>
           </w:rPr>
-          <w:t>加3:13</w:t>
+          <w:t>路加福音13:30</w:t>
         </w:r>
       </w:hyperlink>
       <w:r>
         <w:rPr>
           <w:lang w:val="zh_TW" w:bidi="zh_TW"/>
         </w:rPr>
-        <w:t>），不能留下來「玷污土地」。猶太人並沒有採用羅馬式的釘十字架刑罰。唯一的例外是猶太統治者亞歷山大·</w:t>
-      </w:r>
-      <w:r>
-        <w:rPr>
-          <w:lang w:val="zh_TW" w:bidi="zh_TW"/>
-        </w:rPr>
-        <w:t>詹納烏斯（</w:t>
-      </w:r>
-      <w:r>
-        <w:rPr>
-          <w:lang w:val="zh_TW" w:bidi="zh_TW"/>
-        </w:rPr>
-        <w:t>Alexander Janneus</w:t>
-      </w:r>
-      <w:r>
-        <w:rPr>
-          <w:lang w:val="zh_TW" w:bidi="zh_TW"/>
-        </w:rPr>
-        <w:t>）</w:t>
-      </w:r>
-      <w:r>
-        <w:rPr>
-          <w:lang w:val="zh_TW" w:bidi="zh_TW"/>
-        </w:rPr>
-        <w:t>在公元前76年對800名叛亂者大規模集體釘死，據猶太歷史學家約瑟夫記載，這件事受到猶太人普遍的譴責。有些人認為猶太法庭在公元前二世紀後確實採用了西方的十字架刑罰。</w:t>
+        <w:t>）。</w:t>
       </w:r>
     </w:p>
     <w:p>
       <w:pPr>
-        <w:pStyle w:val="Heading3"/>
-      </w:pPr>
-      <w:r>
-        <w:rPr>
-          <w:lang w:val="zh_TW" w:bidi="zh_TW"/>
-        </w:rPr>
-        <w:t>基督被釘十字架</w:t>
-      </w:r>
-    </w:p>
-    <w:p>
-      <w:pPr/>
-      <w:r>
-        <w:rPr>
-          <w:lang w:val="zh_TW" w:bidi="zh_TW"/>
-        </w:rPr>
-      </w:r>
-      <w:r>
-        <w:rPr>
-          <w:lang w:val="zh_TW" w:bidi="zh_TW"/>
-        </w:rPr>
-        <w:t>新約聖經有許多關於基督被釘十字架的論述，因為這是基督教信仰的核心主題。</w:t>
-      </w:r>
-    </w:p>
-    <w:p>
-      <w:pPr>
-        <w:pStyle w:val="Heading4"/>
-      </w:pPr>
-      <w:r>
-        <w:rPr>
-          <w:lang w:val="zh_TW" w:bidi="zh_TW"/>
-        </w:rPr>
-        <w:t>預言</w:t>
-      </w:r>
-    </w:p>
-    <w:p>
-      <w:pPr/>
-      <w:r>
-        <w:rPr>
-          <w:lang w:val="zh_TW" w:bidi="zh_TW"/>
-        </w:rPr>
-      </w:r>
-      <w:r>
-        <w:rPr>
-          <w:lang w:val="zh_TW" w:bidi="zh_TW"/>
-        </w:rPr>
-        <w:t>福音書記載了基督對自己被釘十字架的三次預言（</w:t>
+        <w:pStyle w:val="ListBullet"/>
+        <w:spacing w:line="240" w:lineRule="auto"/>
+        <w:ind w:left="720"/>
+      </w:pPr>
+      <w:r>
+        <w:rPr>
+          <w:lang w:val="zh_TW" w:bidi="zh_TW"/>
+        </w:rPr>
+      </w:r>
+      <w:r>
+        <w:rPr>
+          <w:lang w:val="zh_TW" w:bidi="zh_TW"/>
+        </w:rPr>
+        <w:t>誰願為大，就必作眾人的用人</w:t>
+      </w:r>
+      <w:r>
+        <w:rPr>
+          <w:lang w:val="zh_TW" w:bidi="zh_TW"/>
+        </w:rPr>
+        <w:t>（</w:t>
       </w:r>
       <w:hyperlink r:id="rId17">
         <w:r>
@@ -531,14 +469,14 @@
             <w:color w:val="0000EE"/>
             <w:u w:val="single"/>
           </w:rPr>
-          <w:t>可8:31</w:t>
+          <w:t>馬可福音10:43</w:t>
         </w:r>
       </w:hyperlink>
       <w:r>
         <w:rPr>
           <w:lang w:val="zh_TW" w:bidi="zh_TW"/>
         </w:rPr>
-        <w:t>，</w:t>
+        <w:t>；</w:t>
       </w:r>
       <w:hyperlink r:id="rId18">
         <w:r>
@@ -549,14 +487,28 @@
             <w:color w:val="0000EE"/>
             <w:u w:val="single"/>
           </w:rPr>
-          <w:t>9:31</w:t>
+          <w:t>路加福音22:26</w:t>
         </w:r>
       </w:hyperlink>
       <w:r>
         <w:rPr>
           <w:lang w:val="zh_TW" w:bidi="zh_TW"/>
         </w:rPr>
-        <w:t>，</w:t>
+        <w:t>）。</w:t>
+      </w:r>
+    </w:p>
+    <w:p>
+      <w:pPr/>
+      <w:r>
+        <w:rPr>
+          <w:lang w:val="zh_TW" w:bidi="zh_TW"/>
+        </w:rPr>
+      </w:r>
+      <w:r>
+        <w:rPr>
+          <w:lang w:val="zh_TW" w:bidi="zh_TW"/>
+        </w:rPr>
+        <w:t>事實上，耶穌自己的僕人事工強調了神的國的巨大逆轉。耶穌為門徒洗腳後，說：「你們稱呼我夫子，稱呼我主，你們說的不錯，我本來是。我是你們的主，你們的夫子，尚且洗你們的腳，你們也當彼此洗腳」(</w:t>
       </w:r>
       <w:hyperlink r:id="rId19">
         <w:r>
@@ -567,299 +519,25 @@
             <w:color w:val="0000EE"/>
             <w:u w:val="single"/>
           </w:rPr>
-          <w:t>10:33–34</w:t>
+          <w:t>約翰福音13:13–14</w:t>
         </w:r>
       </w:hyperlink>
       <w:r>
         <w:rPr>
           <w:lang w:val="zh_TW" w:bidi="zh_TW"/>
         </w:rPr>
-        <w:t>及平行經文）。 此外，約翰記錄了三句有關人子被「舉起」的話語（</w:t>
-      </w:r>
-      <w:hyperlink r:id="rId20">
-        <w:r>
-          <w:rPr>
-            <w:lang w:val="zh_TW" w:bidi="zh_TW"/>
-          </w:rPr>
-          <w:rPr>
-            <w:color w:val="0000EE"/>
-            <w:u w:val="single"/>
-          </w:rPr>
-          <w:t>約3:14</w:t>
-        </w:r>
-      </w:hyperlink>
-      <w:r>
-        <w:rPr>
-          <w:lang w:val="zh_TW" w:bidi="zh_TW"/>
-        </w:rPr>
-        <w:t>，</w:t>
-      </w:r>
-      <w:hyperlink r:id="rId21">
-        <w:r>
-          <w:rPr>
-            <w:lang w:val="zh_TW" w:bidi="zh_TW"/>
-          </w:rPr>
-          <w:rPr>
-            <w:color w:val="0000EE"/>
-            <w:u w:val="single"/>
-          </w:rPr>
-          <w:t>8:28</w:t>
-        </w:r>
-      </w:hyperlink>
-      <w:r>
-        <w:rPr>
-          <w:lang w:val="zh_TW" w:bidi="zh_TW"/>
-        </w:rPr>
-        <w:t>，</w:t>
-      </w:r>
-      <w:hyperlink r:id="rId22">
-        <w:r>
-          <w:rPr>
-            <w:lang w:val="zh_TW" w:bidi="zh_TW"/>
-          </w:rPr>
-          <w:rPr>
-            <w:color w:val="0000EE"/>
-            <w:u w:val="single"/>
-          </w:rPr>
-          <w:t>12:32–33</w:t>
-        </w:r>
-      </w:hyperlink>
-      <w:r>
-        <w:rPr>
-          <w:lang w:val="zh_TW" w:bidi="zh_TW"/>
-        </w:rPr>
-        <w:t>），這與對觀福音的預言相平行。這些經文中交織著幾個主題：</w:t>
+        <w:t>)。</w:t>
       </w:r>
     </w:p>
     <w:p>
       <w:pPr>
-        <w:pStyle w:val="ListNumber"/>
-        <w:numPr>
-          <w:ilvl w:val="0"/>
-          <w:numId w:val="14"/>
-        </w:numPr>
-        <w:spacing w:line="240" w:lineRule="auto"/>
-        <w:ind w:left="720"/>
-      </w:pPr>
-      <w:r>
-        <w:rPr>
-          <w:lang w:val="zh_TW" w:bidi="zh_TW"/>
-        </w:rPr>
-      </w:r>
-      <w:r>
-        <w:rPr>
-          <w:lang w:val="zh_TW" w:bidi="zh_TW"/>
-        </w:rPr>
-        <w:t>基督的受難（指祂在十字架上受苦）是神救贖計劃的一部分（</w:t>
-      </w:r>
-      <w:hyperlink r:id="rId17">
-        <w:r>
-          <w:rPr>
-            <w:lang w:val="zh_TW" w:bidi="zh_TW"/>
-          </w:rPr>
-          <w:rPr>
-            <w:color w:val="0000EE"/>
-            <w:u w:val="single"/>
-          </w:rPr>
-          <w:t>可8:31</w:t>
-        </w:r>
-      </w:hyperlink>
-      <w:r>
-        <w:rPr>
-          <w:lang w:val="zh_TW" w:bidi="zh_TW"/>
-        </w:rPr>
-        <w:t>，「必須」）。</w:t>
-      </w:r>
-    </w:p>
-    <w:p>
-      <w:pPr>
-        <w:pStyle w:val="ListNumber"/>
-        <w:spacing w:line="240" w:lineRule="auto"/>
-        <w:ind w:left="720"/>
-      </w:pPr>
-      <w:r>
-        <w:rPr>
-          <w:lang w:val="zh_TW" w:bidi="zh_TW"/>
-        </w:rPr>
-      </w:r>
-      <w:r>
-        <w:rPr>
-          <w:lang w:val="zh_TW" w:bidi="zh_TW"/>
-        </w:rPr>
-        <w:t>猶太人和羅馬人都因「交付」和「殺害」耶穌而有罪。</w:t>
-      </w:r>
-    </w:p>
-    <w:p>
-      <w:pPr>
-        <w:pStyle w:val="ListNumber"/>
-        <w:spacing w:line="240" w:lineRule="auto"/>
-        <w:ind w:left="720"/>
-      </w:pPr>
-      <w:r>
-        <w:rPr>
-          <w:lang w:val="zh_TW" w:bidi="zh_TW"/>
-        </w:rPr>
-      </w:r>
-      <w:r>
-        <w:rPr>
-          <w:lang w:val="zh_TW" w:bidi="zh_TW"/>
-        </w:rPr>
-        <w:t>祂的死亡將通過復活得到平反。</w:t>
-      </w:r>
-    </w:p>
-    <w:p>
-      <w:pPr>
-        <w:pStyle w:val="ListNumber"/>
-        <w:spacing w:line="240" w:lineRule="auto"/>
-        <w:ind w:left="720"/>
-      </w:pPr>
-      <w:r>
-        <w:rPr>
-          <w:lang w:val="zh_TW" w:bidi="zh_TW"/>
-        </w:rPr>
-      </w:r>
-      <w:r>
-        <w:rPr>
-          <w:lang w:val="zh_TW" w:bidi="zh_TW"/>
-        </w:rPr>
-        <w:t>祂的死亡本身，以一種看似矛盾的方式，被視為祂進入「榮耀」的途徑（見約翰附加於「舉起」的象徵意義）。其它暗示耶穌命運的話語包括祂對先知被殺害的評論（</w:t>
-      </w:r>
-      <w:hyperlink r:id="rId23">
-        <w:r>
-          <w:rPr>
-            <w:lang w:val="zh_TW" w:bidi="zh_TW"/>
-          </w:rPr>
-          <w:rPr>
-            <w:color w:val="0000EE"/>
-            <w:u w:val="single"/>
-          </w:rPr>
-          <w:t>太23:29–30</w:t>
-        </w:r>
-      </w:hyperlink>
-      <w:r>
-        <w:rPr>
-          <w:lang w:val="zh_TW" w:bidi="zh_TW"/>
-        </w:rPr>
-        <w:t>；</w:t>
-      </w:r>
-      <w:hyperlink r:id="rId24">
-        <w:r>
-          <w:rPr>
-            <w:lang w:val="zh_TW" w:bidi="zh_TW"/>
-          </w:rPr>
-          <w:rPr>
-            <w:color w:val="0000EE"/>
-            <w:u w:val="single"/>
-          </w:rPr>
-          <w:t>路13:33</w:t>
-        </w:r>
-      </w:hyperlink>
-      <w:r>
-        <w:rPr>
-          <w:lang w:val="zh_TW" w:bidi="zh_TW"/>
-        </w:rPr>
-        <w:t>），祂對先知和「兒子」的死亡的比喻（婚宴，</w:t>
-      </w:r>
-      <w:hyperlink r:id="rId25">
-        <w:r>
-          <w:rPr>
-            <w:lang w:val="zh_TW" w:bidi="zh_TW"/>
-          </w:rPr>
-          <w:rPr>
-            <w:color w:val="0000EE"/>
-            <w:u w:val="single"/>
-          </w:rPr>
-          <w:t>太22:1–14</w:t>
-        </w:r>
-      </w:hyperlink>
-      <w:r>
-        <w:rPr>
-          <w:lang w:val="zh_TW" w:bidi="zh_TW"/>
-        </w:rPr>
-        <w:t>；惡園戶，</w:t>
-      </w:r>
-      <w:hyperlink r:id="rId26">
-        <w:r>
-          <w:rPr>
-            <w:lang w:val="zh_TW" w:bidi="zh_TW"/>
-          </w:rPr>
-          <w:rPr>
-            <w:color w:val="0000EE"/>
-            <w:u w:val="single"/>
-          </w:rPr>
-          <w:t>可12:1–10</w:t>
-        </w:r>
-      </w:hyperlink>
-      <w:r>
-        <w:rPr>
-          <w:lang w:val="zh_TW" w:bidi="zh_TW"/>
-        </w:rPr>
-        <w:t>），以及祂對門徒將承受類似苦難的教導（</w:t>
-      </w:r>
-      <w:hyperlink r:id="rId27">
-        <w:r>
-          <w:rPr>
-            <w:lang w:val="zh_TW" w:bidi="zh_TW"/>
-          </w:rPr>
-          <w:rPr>
-            <w:color w:val="0000EE"/>
-            <w:u w:val="single"/>
-          </w:rPr>
-          <w:t>太10:24–28</w:t>
-        </w:r>
-      </w:hyperlink>
-      <w:r>
-        <w:rPr>
-          <w:lang w:val="zh_TW" w:bidi="zh_TW"/>
-        </w:rPr>
-        <w:t>；</w:t>
-      </w:r>
-      <w:hyperlink r:id="rId28">
-        <w:r>
-          <w:rPr>
-            <w:lang w:val="zh_TW" w:bidi="zh_TW"/>
-          </w:rPr>
-          <w:rPr>
-            <w:color w:val="0000EE"/>
-            <w:u w:val="single"/>
-          </w:rPr>
-          <w:t>可8:34–35</w:t>
-        </w:r>
-      </w:hyperlink>
-      <w:r>
-        <w:rPr>
-          <w:lang w:val="zh_TW" w:bidi="zh_TW"/>
-        </w:rPr>
-        <w:t>；</w:t>
-      </w:r>
-      <w:hyperlink r:id="rId29">
-        <w:r>
-          <w:rPr>
-            <w:lang w:val="zh_TW" w:bidi="zh_TW"/>
-          </w:rPr>
-          <w:rPr>
-            <w:color w:val="0000EE"/>
-            <w:u w:val="single"/>
-          </w:rPr>
-          <w:t>約15:18–25</w:t>
-        </w:r>
-      </w:hyperlink>
-      <w:r>
-        <w:rPr>
-          <w:lang w:val="zh_TW" w:bidi="zh_TW"/>
-        </w:rPr>
-        <w:t>）。</w:t>
-      </w:r>
-    </w:p>
-    <w:p>
-      <w:pPr>
-        <w:pStyle w:val="Heading4"/>
-      </w:pPr>
-      <w:r>
-        <w:rPr>
-          <w:lang w:val="zh_TW" w:bidi="zh_TW"/>
-        </w:rPr>
-        <w:t>歷史事件</w:t>
+        <w:pStyle w:val="Heading3"/>
+      </w:pPr>
+      <w:r>
+        <w:rPr>
+          <w:lang w:val="zh_TW" w:bidi="zh_TW"/>
+        </w:rPr>
+        <w:t>描述神時的弔詭/反合性</w:t>
       </w:r>
     </w:p>
     <w:p>
@@ -873,1480 +551,7 @@
         <w:rPr>
           <w:lang w:val="zh_TW" w:bidi="zh_TW"/>
         </w:rPr>
-        <w:t>耶穌被釘十字架結合了羅馬和猶太的元素。雖然福音書的作者強調了猶太人犯罪是為了他們自己辯論的目的，但他們還是小心地區分了領袖和普通百姓。是領袖們發起了逮捕耶穌的行動（</w:t>
-      </w:r>
-      <w:hyperlink r:id="rId30">
-        <w:r>
-          <w:rPr>
-            <w:lang w:val="zh_TW" w:bidi="zh_TW"/>
-          </w:rPr>
-          <w:rPr>
-            <w:color w:val="0000EE"/>
-            <w:u w:val="single"/>
-          </w:rPr>
-          <w:t>可14:43</w:t>
-        </w:r>
-      </w:hyperlink>
-      <w:r>
-        <w:rPr>
-          <w:lang w:val="zh_TW" w:bidi="zh_TW"/>
-        </w:rPr>
-        <w:t>）並將耶穌交由公會審判（</w:t>
-      </w:r>
-      <w:hyperlink r:id="rId31">
-        <w:r>
-          <w:rPr>
-            <w:lang w:val="zh_TW" w:bidi="zh_TW"/>
-          </w:rPr>
-          <w:rPr>
-            <w:color w:val="0000EE"/>
-            <w:u w:val="single"/>
-          </w:rPr>
-          <w:t>53–64節</w:t>
-        </w:r>
-      </w:hyperlink>
-      <w:r>
-        <w:rPr>
-          <w:lang w:val="zh_TW" w:bidi="zh_TW"/>
-        </w:rPr>
-        <w:t>）。雖然彼拉多似乎猶豫不決，最後卻軟弱地屈服於群眾，通過「洗手」來表示自己無罪（</w:t>
-      </w:r>
-      <w:hyperlink r:id="rId32">
-        <w:r>
-          <w:rPr>
-            <w:lang w:val="zh_TW" w:bidi="zh_TW"/>
-          </w:rPr>
-          <w:rPr>
-            <w:color w:val="0000EE"/>
-            <w:u w:val="single"/>
-          </w:rPr>
-          <w:t>太27:24</w:t>
-        </w:r>
-      </w:hyperlink>
-      <w:r>
-        <w:rPr>
-          <w:lang w:val="zh_TW" w:bidi="zh_TW"/>
-        </w:rPr>
-        <w:t>）。羅馬人明顯參與了耶穌釘十字架的事件中。由於公會沒有權力執行死刑，必須經過彼拉多的決定，才能施行釘十字架刑罰。此外，處決是由羅馬人實際執行。</w:t>
-      </w:r>
-    </w:p>
-    <w:p>
-      <w:pPr/>
-      <w:r>
-        <w:rPr>
-          <w:lang w:val="zh_TW" w:bidi="zh_TW"/>
-        </w:rPr>
-      </w:r>
-      <w:r>
-        <w:rPr>
-          <w:lang w:val="zh_TW" w:bidi="zh_TW"/>
-        </w:rPr>
-        <w:t>在耶穌的釘十字架過程中，遵循了羅馬的習俗，如鞭打、嘲弄性的加冕並剝奪衣物、背負自己的橫梁、被釘在十字架上，以及打斷兩個強盜的腿。高架的刑場符合將某些罪犯公開示眾的習俗。耶穌十字架的高度也是如此，可能有七到九英尺（2到3米）。十字架上有一塊刻著「猶太人的王」的牌子，表明十字架的橫樑是固定在木桩頂以下的位置。猶太元素見於摻有沒藥的酒（</w:t>
-      </w:r>
-      <w:hyperlink r:id="rId33">
-        <w:r>
-          <w:rPr>
-            <w:lang w:val="zh_TW" w:bidi="zh_TW"/>
-          </w:rPr>
-          <w:rPr>
-            <w:color w:val="0000EE"/>
-            <w:u w:val="single"/>
-          </w:rPr>
-          <w:t>可15:23</w:t>
-        </w:r>
-      </w:hyperlink>
-      <w:r>
-        <w:rPr>
-          <w:lang w:val="zh_TW" w:bidi="zh_TW"/>
-        </w:rPr>
-        <w:t>）、牛膝草蘆葦杆上的的醋（</w:t>
-      </w:r>
-      <w:hyperlink r:id="rId34">
-        <w:r>
-          <w:rPr>
-            <w:lang w:val="zh_TW" w:bidi="zh_TW"/>
-          </w:rPr>
-          <w:rPr>
-            <w:color w:val="0000EE"/>
-            <w:u w:val="single"/>
-          </w:rPr>
-          <w:t>36</w:t>
-        </w:r>
-      </w:hyperlink>
-      <w:r>
-        <w:rPr>
-          <w:lang w:val="zh_TW" w:bidi="zh_TW"/>
-        </w:rPr>
-        <w:t>），以及日落前和安息日開始前移走屍體（</w:t>
-      </w:r>
-      <w:hyperlink r:id="rId35">
-        <w:r>
-          <w:rPr>
-            <w:lang w:val="zh_TW" w:bidi="zh_TW"/>
-          </w:rPr>
-          <w:rPr>
-            <w:color w:val="0000EE"/>
-            <w:u w:val="single"/>
-          </w:rPr>
-          <w:t>約19:31</w:t>
-        </w:r>
-      </w:hyperlink>
-      <w:r>
-        <w:rPr>
-          <w:lang w:val="zh_TW" w:bidi="zh_TW"/>
-        </w:rPr>
-        <w:t>）。</w:t>
-      </w:r>
-    </w:p>
-    <w:p>
-      <w:pPr/>
-      <w:r>
-        <w:rPr>
-          <w:lang w:val="zh_TW" w:bidi="zh_TW"/>
-        </w:rPr>
-      </w:r>
-      <w:r>
-        <w:rPr>
-          <w:lang w:val="zh_TW" w:bidi="zh_TW"/>
-        </w:rPr>
-        <w:t>雖然耶穌被釘十字架的事實在歷史上很少受到挑戰，但福音書中四個不同版本的細節有時被認為是後來為了讓預言「應驗」、基督徒與猶太人之間的辯論，或崇拜考量的影響而添加的內容。然而我們不能從福音書記載的差異中得出這些細節不是歷史事實的結論。福音書作者對耶穌受難細節的選擇性記錄，並不能證明他們的敘述是捏造的。</w:t>
-      </w:r>
-    </w:p>
-    <w:p>
-      <w:pPr>
-        <w:pStyle w:val="Heading4"/>
-      </w:pPr>
-      <w:r>
-        <w:rPr>
-          <w:lang w:val="zh_TW" w:bidi="zh_TW"/>
-        </w:rPr>
-        <w:t>每卷福音書的重點</w:t>
-      </w:r>
-    </w:p>
-    <w:p>
-      <w:pPr/>
-      <w:r>
-        <w:rPr>
-          <w:lang w:val="zh_TW" w:bidi="zh_TW"/>
-        </w:rPr>
-      </w:r>
-      <w:r>
-        <w:rPr>
-          <w:lang w:val="zh_TW" w:bidi="zh_TW"/>
-        </w:rPr>
-        <w:t>在受難敘述中出現的元素是由每位作者挑選的，目的是展現一個特定的受難場景的觀看點。福音書作者不僅是歷史學家，也是神學家，他們選擇場景並加以描繪，以顯示這些事件對基督教信仰的意義。</w:t>
-      </w:r>
-    </w:p>
-    <w:p>
-      <w:pPr/>
-      <w:r>
-        <w:rPr>
-          <w:lang w:val="zh_TW" w:bidi="zh_TW"/>
-        </w:rPr>
-      </w:r>
-      <w:r>
-        <w:rPr>
-          <w:lang w:val="zh_TW" w:bidi="zh_TW"/>
-        </w:rPr>
-        <w:t>馬可福音和馬太福音都展示了彌賽亞被人類處死的恐怖場景。馬可福音對耶穌受難的記述，前半部分對比了群眾的嘲弄與耶穌死亡的真正意義。兩種「救自己」的呼喊（</w:t>
-      </w:r>
-      <w:hyperlink r:id="rId36">
-        <w:r>
-          <w:rPr>
-            <w:lang w:val="zh_TW" w:bidi="zh_TW"/>
-          </w:rPr>
-          <w:rPr>
-            <w:color w:val="0000EE"/>
-            <w:u w:val="single"/>
-          </w:rPr>
-          <w:t>可15:29–31</w:t>
-        </w:r>
-      </w:hyperlink>
-      <w:r>
-        <w:rPr>
-          <w:lang w:val="zh_TW" w:bidi="zh_TW"/>
-        </w:rPr>
-        <w:t>）反覆提到了耶穌所說的三天內重建聖殿——預言性地指向復活。後半部分的描述強調了場景的恐怖，從黑暗到被神離棄的呼喊，再到被進一步的嘲弄（</w:t>
-      </w:r>
-      <w:hyperlink r:id="rId37">
-        <w:r>
-          <w:rPr>
-            <w:lang w:val="zh_TW" w:bidi="zh_TW"/>
-          </w:rPr>
-          <w:rPr>
-            <w:color w:val="0000EE"/>
-            <w:u w:val="single"/>
-          </w:rPr>
-          <w:t>33–36</w:t>
-        </w:r>
-      </w:hyperlink>
-      <w:r>
-        <w:rPr>
-          <w:lang w:val="zh_TW" w:bidi="zh_TW"/>
-        </w:rPr>
-        <w:t>）。</w:t>
-      </w:r>
-    </w:p>
-    <w:p>
-      <w:pPr/>
-      <w:r>
-        <w:rPr>
-          <w:lang w:val="zh_TW" w:bidi="zh_TW"/>
-        </w:rPr>
-      </w:r>
-      <w:r>
-        <w:rPr>
-          <w:lang w:val="zh_TW" w:bidi="zh_TW"/>
-        </w:rPr>
-        <w:t>馬太福音在某些重要方向上擴展了馬可福音的意象，增加了耶穌「嘗了」苦酒（意在減輕他的痛苦）後拒絕飲用的細節（</w:t>
-      </w:r>
-      <w:hyperlink r:id="rId38">
-        <w:r>
-          <w:rPr>
-            <w:lang w:val="zh_TW" w:bidi="zh_TW"/>
-          </w:rPr>
-          <w:rPr>
-            <w:color w:val="0000EE"/>
-            <w:u w:val="single"/>
-          </w:rPr>
-          <w:t>太27:34</w:t>
-        </w:r>
-      </w:hyperlink>
-      <w:r>
-        <w:rPr>
-          <w:lang w:val="zh_TW" w:bidi="zh_TW"/>
-        </w:rPr>
-        <w:t>），並在死亡場景中添加了「氣就斷了」（</w:t>
-      </w:r>
-      <w:hyperlink r:id="rId39">
-        <w:r>
-          <w:rPr>
-            <w:lang w:val="zh_TW" w:bidi="zh_TW"/>
-          </w:rPr>
-          <w:rPr>
-            <w:color w:val="0000EE"/>
-            <w:u w:val="single"/>
-          </w:rPr>
-          <w:t>50</w:t>
-        </w:r>
-      </w:hyperlink>
-      <w:r>
-        <w:rPr>
-          <w:lang w:val="zh_TW" w:bidi="zh_TW"/>
-        </w:rPr>
-        <w:t>）。因此，馬太福音強調耶穌是自願面對死亡，祂完全清醒並完全控制自己。馬太福音的諷刺和暗示也帶出耶穌受難與祂被平反之間的差異。平反的元素包括聖殿幔子的裂開（</w:t>
-      </w:r>
-      <w:hyperlink r:id="rId40">
-        <w:r>
-          <w:rPr>
-            <w:lang w:val="zh_TW" w:bidi="zh_TW"/>
-          </w:rPr>
-          <w:rPr>
-            <w:color w:val="0000EE"/>
-            <w:u w:val="single"/>
-          </w:rPr>
-          <w:t>51</w:t>
-        </w:r>
-      </w:hyperlink>
-      <w:r>
-        <w:rPr>
-          <w:lang w:val="zh_TW" w:bidi="zh_TW"/>
-        </w:rPr>
-        <w:t>節）和百夫長的見證（</w:t>
-      </w:r>
-      <w:hyperlink r:id="rId41">
-        <w:r>
-          <w:rPr>
-            <w:lang w:val="zh_TW" w:bidi="zh_TW"/>
-          </w:rPr>
-          <w:rPr>
-            <w:color w:val="0000EE"/>
-            <w:u w:val="single"/>
-          </w:rPr>
-          <w:t>54</w:t>
-        </w:r>
-      </w:hyperlink>
-      <w:r>
-        <w:rPr>
-          <w:lang w:val="zh_TW" w:bidi="zh_TW"/>
-        </w:rPr>
-        <w:t>節）。在</w:t>
-      </w:r>
-      <w:hyperlink r:id="rId42">
-        <w:r>
-          <w:rPr>
-            <w:lang w:val="zh_TW" w:bidi="zh_TW"/>
-          </w:rPr>
-          <w:rPr>
-            <w:color w:val="0000EE"/>
-            <w:u w:val="single"/>
-          </w:rPr>
-          <w:t>馬太福音二十七章52至53節</w:t>
-        </w:r>
-      </w:hyperlink>
-      <w:r>
-        <w:rPr>
-          <w:lang w:val="zh_TW" w:bidi="zh_TW"/>
-        </w:rPr>
-        <w:t>這個奇特的超自然場景中，耶穌的死亡隨即發生了一場地震，地震打開了墳墓，使「已睡聖徒的身體」復活。對馬太來說，那些事件和其他事件開啟了末後的日子，這是救恩的新時代，當死亡的權勢被打破，生命將賜給所有人。</w:t>
-      </w:r>
-    </w:p>
-    <w:p>
-      <w:pPr/>
-      <w:r>
-        <w:rPr>
-          <w:lang w:val="zh_TW" w:bidi="zh_TW"/>
-        </w:rPr>
-      </w:r>
-      <w:r>
-        <w:rPr>
-          <w:lang w:val="zh_TW" w:bidi="zh_TW"/>
-        </w:rPr>
-        <w:t>路加福音中的記載也相當引人注目。它有兩個主要的重點。首先，耶穌被描繪成義人殉道的完美典範，祂寬恕了敵人，並且通過祂的態度改變了一些對手。當群眾回家時「捶著胸」（</w:t>
-      </w:r>
-      <w:hyperlink r:id="rId43">
-        <w:r>
-          <w:rPr>
-            <w:lang w:val="zh_TW" w:bidi="zh_TW"/>
-          </w:rPr>
-          <w:rPr>
-            <w:color w:val="0000EE"/>
-            <w:u w:val="single"/>
-          </w:rPr>
-          <w:t>路23:48</w:t>
-        </w:r>
-      </w:hyperlink>
-      <w:r>
-        <w:rPr>
-          <w:lang w:val="zh_TW" w:bidi="zh_TW"/>
-        </w:rPr>
-        <w:t>）以及百夫長的呼喊「這真是個義人！」（</w:t>
-      </w:r>
-      <w:hyperlink r:id="rId44">
-        <w:r>
-          <w:rPr>
-            <w:lang w:val="zh_TW" w:bidi="zh_TW"/>
-          </w:rPr>
-          <w:rPr>
-            <w:color w:val="0000EE"/>
-            <w:u w:val="single"/>
-          </w:rPr>
-          <w:t>47</w:t>
-        </w:r>
-      </w:hyperlink>
-      <w:r>
-        <w:rPr>
-          <w:lang w:val="zh_TW" w:bidi="zh_TW"/>
-        </w:rPr>
-        <w:t>節）時，統治者和兵丁的嘲弄最終被逆轉。第二，在路加福音中，整個場景充滿了敬畏和崇拜的氛圍。苦酒和沒藥、被離棄的呼喊、以及以利亞的嘲弄都被省略了，取而代之的是其它情節——特別是耶穌的禱告。只有路加福音記載：（1）耶穌祈求神寬恕祂的行刑者，這與士兵對祂的嘲弄形成對比；（2）對「信徒」罪犯的禱告的應許；以及（3）耶穌將祂的靈魂交託給父神。路加的描述使耶穌受難成為一種充滿敬拜的紀念。</w:t>
-      </w:r>
-    </w:p>
-    <w:p>
-      <w:pPr/>
-      <w:r>
-        <w:rPr>
-          <w:lang w:val="zh_TW" w:bidi="zh_TW"/>
-        </w:rPr>
-      </w:r>
-      <w:r>
-        <w:rPr>
-          <w:lang w:val="zh_TW" w:bidi="zh_TW"/>
-        </w:rPr>
-        <w:t>在約翰福音中，神學重點也發生了變化。與路加福音相比，約翰福音更進一步刪除了黑暗和嘲弄等令人震驚的細節，整個敘述中瀰漫著平靜的氛圍。經文強調耶穌對自己處境的主權控制，因為釘十字架幾乎成為一場加冕遊行。只有約翰福音記載十字架上的銘文是用希伯來文、拉丁文和希臘文寫的——這樣的指控成為了基督登基的普世宣告。銘文「拿撒勒人耶穌，猶太人的王」延續了彼拉多在耶穌受審後關於王權的對話。約翰福音因此補充了馬太福音的觀點：耶穌不僅成為了王，而且一直以來都是主宰。這位王被描繪成執行祭司的職責，並且祂自己成為祭物。只有約翰福音提到牛膝草（曾用來在逾越節灑羊羔的血，</w:t>
-      </w:r>
-      <w:hyperlink r:id="rId45">
-        <w:r>
-          <w:rPr>
-            <w:lang w:val="zh_TW" w:bidi="zh_TW"/>
-          </w:rPr>
-          <w:rPr>
-            <w:color w:val="0000EE"/>
-            <w:u w:val="single"/>
-          </w:rPr>
-          <w:t>出12:22</w:t>
-        </w:r>
-      </w:hyperlink>
-      <w:r>
-        <w:rPr>
-          <w:lang w:val="zh_TW" w:bidi="zh_TW"/>
-        </w:rPr>
-        <w:t>）和耶穌的呼喊：「成了！」（</w:t>
-      </w:r>
-      <w:hyperlink r:id="rId46">
-        <w:r>
-          <w:rPr>
-            <w:lang w:val="zh_TW" w:bidi="zh_TW"/>
-          </w:rPr>
-          <w:rPr>
-            <w:color w:val="0000EE"/>
-            <w:u w:val="single"/>
-          </w:rPr>
-          <w:t>約19:29–30</w:t>
-        </w:r>
-      </w:hyperlink>
-      <w:r>
-        <w:rPr>
-          <w:lang w:val="zh_TW" w:bidi="zh_TW"/>
-        </w:rPr>
-        <w:t>）。此外，耶穌肋旁被扎（</w:t>
-      </w:r>
-      <w:hyperlink r:id="rId47">
-        <w:r>
-          <w:rPr>
-            <w:lang w:val="zh_TW" w:bidi="zh_TW"/>
-          </w:rPr>
-          <w:rPr>
-            <w:color w:val="0000EE"/>
-            <w:u w:val="single"/>
-          </w:rPr>
-          <w:t>31–37</w:t>
-        </w:r>
-      </w:hyperlink>
-      <w:r>
-        <w:rPr>
-          <w:lang w:val="zh_TW" w:bidi="zh_TW"/>
-        </w:rPr>
-        <w:t>節），顯示了祂真實的死亡，也可以象徵性地與「活水的江河」（</w:t>
-      </w:r>
-      <w:hyperlink r:id="rId48">
-        <w:r>
-          <w:rPr>
-            <w:lang w:val="zh_TW" w:bidi="zh_TW"/>
-          </w:rPr>
-          <w:rPr>
-            <w:color w:val="0000EE"/>
-            <w:u w:val="single"/>
-          </w:rPr>
-          <w:t>7:37–38</w:t>
-        </w:r>
-      </w:hyperlink>
-      <w:r>
-        <w:rPr>
-          <w:lang w:val="zh_TW" w:bidi="zh_TW"/>
-        </w:rPr>
-        <w:t>）聯繫起來，作為新時代生命澆灌的預表。</w:t>
-      </w:r>
-    </w:p>
-    <w:p>
-      <w:pPr/>
-      <w:r>
-        <w:rPr>
-          <w:lang w:val="zh_TW" w:bidi="zh_TW"/>
-        </w:rPr>
-      </w:r>
-      <w:r>
-        <w:rPr>
-          <w:lang w:val="zh_TW" w:bidi="zh_TW"/>
-        </w:rPr>
-        <w:t>因此，每卷福音書從不同的角度描繪了耶穌死亡的意義。將它們結合在一起，能讓我們對十字架的意義有新的理解。我們看到的不是矛盾，而是一個引人入勝的整體的不同部分。</w:t>
-      </w:r>
-    </w:p>
-    <w:p>
-      <w:pPr>
-        <w:pStyle w:val="Heading3"/>
-      </w:pPr>
-      <w:r>
-        <w:rPr>
-          <w:lang w:val="zh_TW" w:bidi="zh_TW"/>
-        </w:rPr>
-        <w:t>基督被釘十字架的神學意義</w:t>
-      </w:r>
-    </w:p>
-    <w:p>
-      <w:pPr/>
-      <w:r>
-        <w:rPr>
-          <w:lang w:val="zh_TW" w:bidi="zh_TW"/>
-        </w:rPr>
-      </w:r>
-      <w:r>
-        <w:rPr>
-          <w:lang w:val="zh_TW" w:bidi="zh_TW"/>
-        </w:rPr>
-        <w:t>十字架在基督教神學中扮演著雙重角色。一些神學家強調耶穌基督歷史性被釘十字架的重要性，及為信徒所成就的事。另一些神學家則專注於十字架在每個信徒生命中的象徵意義。</w:t>
-      </w:r>
-    </w:p>
-    <w:p>
-      <w:pPr/>
-      <w:r>
-        <w:rPr>
-          <w:lang w:val="zh_TW" w:bidi="zh_TW"/>
-        </w:rPr>
-      </w:r>
-      <w:r>
-        <w:rPr>
-          <w:lang w:val="zh_TW" w:bidi="zh_TW"/>
-        </w:rPr>
-        <w:t>拿撒勒人耶穌的死亡和復活是基督教神學的核心事件。十字架之所以有意義，是因為被釘死在十字架上的人的重要性，以及祂的死亡所成就的事。「十字架的道理」是早期教會宣講救恩的核心。最重要的是，十字架事件是神在歷史上主要的救贖行動；因此，雖然十字架是一個過去的事件，但它在當下仍具有深遠的意義。基督被釘十字架並復活是教會信息的核心（</w:t>
-      </w:r>
-      <w:hyperlink r:id="rId49">
-        <w:r>
-          <w:rPr>
-            <w:lang w:val="zh_TW" w:bidi="zh_TW"/>
-          </w:rPr>
-          <w:rPr>
-            <w:color w:val="0000EE"/>
-            <w:u w:val="single"/>
-          </w:rPr>
-          <w:t>加3:1</w:t>
-        </w:r>
-      </w:hyperlink>
-      <w:r>
-        <w:rPr>
-          <w:lang w:val="zh_TW" w:bidi="zh_TW"/>
-        </w:rPr>
-        <w:t>）。</w:t>
-      </w:r>
-    </w:p>
-    <w:p>
-      <w:pPr/>
-      <w:r>
-        <w:rPr>
-          <w:lang w:val="zh_TW" w:bidi="zh_TW"/>
-        </w:rPr>
-      </w:r>
-      <w:r>
-        <w:rPr>
-          <w:lang w:val="zh_TW" w:bidi="zh_TW"/>
-        </w:rPr>
-        <w:t>核心經文是</w:t>
-      </w:r>
-      <w:hyperlink r:id="rId50">
-        <w:r>
-          <w:rPr>
-            <w:lang w:val="zh_TW" w:bidi="zh_TW"/>
-          </w:rPr>
-          <w:rPr>
-            <w:color w:val="0000EE"/>
-            <w:u w:val="single"/>
-          </w:rPr>
-          <w:t>哥林多前書一章17節至二章5節</w:t>
-        </w:r>
-      </w:hyperlink>
-      <w:r>
-        <w:rPr>
-          <w:lang w:val="zh_TW" w:bidi="zh_TW"/>
-        </w:rPr>
-        <w:t>。那裡的「十字架的道理」（</w:t>
-      </w:r>
-      <w:hyperlink r:id="rId51">
-        <w:r>
-          <w:rPr>
-            <w:lang w:val="zh_TW" w:bidi="zh_TW"/>
-          </w:rPr>
-          <w:rPr>
-            <w:color w:val="0000EE"/>
-            <w:u w:val="single"/>
-          </w:rPr>
-          <w:t>1:18</w:t>
-        </w:r>
-      </w:hyperlink>
-      <w:r>
-        <w:rPr>
-          <w:lang w:val="zh_TW" w:bidi="zh_TW"/>
-        </w:rPr>
-        <w:t>）與「智慧的言語」（</w:t>
-      </w:r>
-      <w:hyperlink r:id="rId52">
-        <w:r>
-          <w:rPr>
-            <w:lang w:val="zh_TW" w:bidi="zh_TW"/>
-          </w:rPr>
-          <w:rPr>
-            <w:color w:val="0000EE"/>
-            <w:u w:val="single"/>
-          </w:rPr>
-          <w:t>17</w:t>
-        </w:r>
-      </w:hyperlink>
-      <w:r>
-        <w:rPr>
-          <w:lang w:val="zh_TW" w:bidi="zh_TW"/>
-        </w:rPr>
-        <w:t>節）形成對比。雖然聽起來像愚拙，這對希臘哲學和猶太律法主義來說都是冒犯（參</w:t>
-      </w:r>
-      <w:hyperlink r:id="rId53">
-        <w:r>
-          <w:rPr>
-            <w:lang w:val="zh_TW" w:bidi="zh_TW"/>
-          </w:rPr>
-          <w:rPr>
-            <w:color w:val="0000EE"/>
-            <w:u w:val="single"/>
-          </w:rPr>
-          <w:t>加6:12–15</w:t>
-        </w:r>
-      </w:hyperlink>
-      <w:r>
-        <w:rPr>
-          <w:lang w:val="zh_TW" w:bidi="zh_TW"/>
-        </w:rPr>
-        <w:t>），但正是這種在人看來的「軟弱」卻為「神的能力」打開了門（</w:t>
-      </w:r>
-      <w:hyperlink r:id="rId51">
-        <w:r>
-          <w:rPr>
-            <w:lang w:val="zh_TW" w:bidi="zh_TW"/>
-          </w:rPr>
-          <w:rPr>
-            <w:color w:val="0000EE"/>
-            <w:u w:val="single"/>
-          </w:rPr>
-          <w:t>林前1:18</w:t>
-        </w:r>
-      </w:hyperlink>
-      <w:r>
-        <w:rPr>
-          <w:lang w:val="zh_TW" w:bidi="zh_TW"/>
-        </w:rPr>
-        <w:t>）。教會宣告中的十字架展示了神行事的模式：祂從生命中的軟弱之處創造出能力和智慧（</w:t>
-      </w:r>
-      <w:hyperlink r:id="rId54">
-        <w:r>
-          <w:rPr>
-            <w:lang w:val="zh_TW" w:bidi="zh_TW"/>
-          </w:rPr>
-          <w:rPr>
-            <w:color w:val="0000EE"/>
-            <w:u w:val="single"/>
-          </w:rPr>
-          <w:t>26–30節</w:t>
-        </w:r>
-      </w:hyperlink>
-      <w:r>
-        <w:rPr>
-          <w:lang w:val="zh_TW" w:bidi="zh_TW"/>
-        </w:rPr>
-        <w:t>）。由於哲學思辯用人的智慧取代了神的信息，從而使十字架失去了意義，保羅拒絕「高言大智」，只傳講「被釘十字架的基督」。因此，「聖靈和大能」在保羅的「軟弱」中顯明出來（</w:t>
-      </w:r>
-      <w:hyperlink r:id="rId55">
-        <w:r>
-          <w:rPr>
-            <w:lang w:val="zh_TW" w:bidi="zh_TW"/>
-          </w:rPr>
-          <w:rPr>
-            <w:color w:val="0000EE"/>
-            <w:u w:val="single"/>
-          </w:rPr>
-          <w:t>2:1–5</w:t>
-        </w:r>
-      </w:hyperlink>
-      <w:r>
-        <w:rPr>
-          <w:lang w:val="zh_TW" w:bidi="zh_TW"/>
-        </w:rPr>
-        <w:t>）。福音的核心是神從看似失敗中顯出勝利，從軟弱中顯出能力。</w:t>
-      </w:r>
-    </w:p>
-    <w:p>
-      <w:pPr/>
-      <w:r>
-        <w:rPr>
-          <w:lang w:val="zh_TW" w:bidi="zh_TW"/>
-        </w:rPr>
-      </w:r>
-      <w:r>
-        <w:rPr>
-          <w:lang w:val="zh_TW" w:bidi="zh_TW"/>
-        </w:rPr>
-        <w:t>書信中主要強調十字架是贖罪（atonement）的基礎（見</w:t>
-      </w:r>
-      <w:hyperlink r:id="rId56">
-        <w:r>
-          <w:rPr>
-            <w:lang w:val="zh_TW" w:bidi="zh_TW"/>
-          </w:rPr>
-          <w:rPr>
-            <w:color w:val="0000EE"/>
-            <w:u w:val="single"/>
-          </w:rPr>
-          <w:t>弗2:16</w:t>
-        </w:r>
-      </w:hyperlink>
-      <w:r>
-        <w:rPr>
-          <w:lang w:val="zh_TW" w:bidi="zh_TW"/>
-        </w:rPr>
-        <w:t>；</w:t>
-      </w:r>
-      <w:hyperlink r:id="rId57">
-        <w:r>
-          <w:rPr>
-            <w:lang w:val="zh_TW" w:bidi="zh_TW"/>
-          </w:rPr>
-          <w:rPr>
-            <w:color w:val="0000EE"/>
-            <w:u w:val="single"/>
-          </w:rPr>
-          <w:t>西1:20</w:t>
-        </w:r>
-      </w:hyperlink>
-      <w:r>
-        <w:rPr>
-          <w:lang w:val="zh_TW" w:bidi="zh_TW"/>
-        </w:rPr>
-        <w:t>，</w:t>
-      </w:r>
-      <w:hyperlink r:id="rId58">
-        <w:r>
-          <w:rPr>
-            <w:lang w:val="zh_TW" w:bidi="zh_TW"/>
-          </w:rPr>
-          <w:rPr>
-            <w:color w:val="0000EE"/>
-            <w:u w:val="single"/>
-          </w:rPr>
-          <w:t>2:14</w:t>
-        </w:r>
-      </w:hyperlink>
-      <w:r>
-        <w:rPr>
-          <w:lang w:val="zh_TW" w:bidi="zh_TW"/>
-        </w:rPr>
-        <w:t>），而在使徒行傳中，復活似乎是更重要的主題（見</w:t>
-      </w:r>
-      <w:hyperlink r:id="rId59">
-        <w:r>
-          <w:rPr>
-            <w:lang w:val="zh_TW" w:bidi="zh_TW"/>
-          </w:rPr>
-          <w:rPr>
-            <w:color w:val="0000EE"/>
-            <w:u w:val="single"/>
-          </w:rPr>
-          <w:t>徒2:33–36</w:t>
-        </w:r>
-      </w:hyperlink>
-      <w:r>
-        <w:rPr>
-          <w:lang w:val="zh_TW" w:bidi="zh_TW"/>
-        </w:rPr>
-        <w:t>，</w:t>
-      </w:r>
-      <w:hyperlink r:id="rId60">
-        <w:r>
-          <w:rPr>
-            <w:lang w:val="zh_TW" w:bidi="zh_TW"/>
-          </w:rPr>
-          <w:rPr>
-            <w:color w:val="0000EE"/>
-            <w:u w:val="single"/>
-          </w:rPr>
-          <w:t>3:19–26，</w:t>
-        </w:r>
-      </w:hyperlink>
-      <w:hyperlink r:id="rId61">
-        <w:r>
-          <w:rPr>
-            <w:lang w:val="zh_TW" w:bidi="zh_TW"/>
-          </w:rPr>
-          <w:rPr>
-            <w:color w:val="0000EE"/>
-            <w:u w:val="single"/>
-          </w:rPr>
-          <w:t>13:37–39</w:t>
-        </w:r>
-      </w:hyperlink>
-      <w:r>
-        <w:rPr>
-          <w:lang w:val="zh_TW" w:bidi="zh_TW"/>
-        </w:rPr>
-        <w:t>）。這是因為這些著作的目的不同：十字架常被用於教導的部分，而復活則在說服（或護教）部分中成為核心，當談到救恩的基礎時，往往會強調復活。事實上，這兩者在救恩歷史中是一個單一事件。耶穌「被交給人，是為我們的過犯；復活，是為叫我們稱義」（</w:t>
-      </w:r>
-      <w:hyperlink r:id="rId62">
-        <w:r>
-          <w:rPr>
-            <w:lang w:val="zh_TW" w:bidi="zh_TW"/>
-          </w:rPr>
-          <w:rPr>
-            <w:color w:val="0000EE"/>
-            <w:u w:val="single"/>
-          </w:rPr>
-          <w:t>羅4:25</w:t>
-        </w:r>
-      </w:hyperlink>
-      <w:r>
-        <w:rPr>
-          <w:lang w:val="zh_TW" w:bidi="zh_TW"/>
-        </w:rPr>
-        <w:t>）。</w:t>
-      </w:r>
-    </w:p>
-    <w:p>
-      <w:pPr/>
-      <w:r>
-        <w:rPr>
-          <w:lang w:val="zh_TW" w:bidi="zh_TW"/>
-        </w:rPr>
-      </w:r>
-      <w:r>
-        <w:rPr>
-          <w:lang w:val="zh_TW" w:bidi="zh_TW"/>
-        </w:rPr>
-        <w:t>保羅用「救贖（redemption）」、「挽回祭（propitiation）」和「稱義（justification）」來表達十字架的重要性。前兩個概念具有「為我們」的主題，這與受苦的僕人（</w:t>
-      </w:r>
-      <w:hyperlink r:id="rId63">
-        <w:r>
-          <w:rPr>
-            <w:lang w:val="zh_TW" w:bidi="zh_TW"/>
-          </w:rPr>
-          <w:rPr>
-            <w:color w:val="0000EE"/>
-            <w:u w:val="single"/>
-          </w:rPr>
-          <w:t>賽53:10–12</w:t>
-        </w:r>
-      </w:hyperlink>
-      <w:r>
-        <w:rPr>
-          <w:lang w:val="zh_TW" w:bidi="zh_TW"/>
-        </w:rPr>
-        <w:t>）相關聯，其死亡是為了「多人的罪」。在新約和舊約中，救贖的概念是支付代價以「贖回（ransom）」那些被擄的人。新約解釋說，那個代價在十字架上付了，從而使人從罪中得以釋放（</w:t>
-      </w:r>
-      <w:hyperlink r:id="rId64">
-        <w:r>
-          <w:rPr>
-            <w:lang w:val="zh_TW" w:bidi="zh_TW"/>
-          </w:rPr>
-          <w:rPr>
-            <w:color w:val="0000EE"/>
-            <w:u w:val="single"/>
-          </w:rPr>
-          <w:t>可10:45</w:t>
-        </w:r>
-      </w:hyperlink>
-      <w:r>
-        <w:rPr>
-          <w:lang w:val="zh_TW" w:bidi="zh_TW"/>
-        </w:rPr>
-        <w:t>；</w:t>
-      </w:r>
-      <w:hyperlink r:id="rId65">
-        <w:r>
-          <w:rPr>
-            <w:lang w:val="zh_TW" w:bidi="zh_TW"/>
-          </w:rPr>
-          <w:rPr>
-            <w:color w:val="0000EE"/>
-            <w:u w:val="single"/>
-          </w:rPr>
-          <w:t>多2:14</w:t>
-        </w:r>
-      </w:hyperlink>
-      <w:r>
-        <w:rPr>
-          <w:lang w:val="zh_TW" w:bidi="zh_TW"/>
-        </w:rPr>
-        <w:t>；</w:t>
-      </w:r>
-      <w:hyperlink r:id="rId66">
-        <w:r>
-          <w:rPr>
-            <w:lang w:val="zh_TW" w:bidi="zh_TW"/>
-          </w:rPr>
-          <w:rPr>
-            <w:color w:val="0000EE"/>
-            <w:u w:val="single"/>
-          </w:rPr>
-          <w:t>彼前1:18</w:t>
-        </w:r>
-      </w:hyperlink>
-      <w:r>
-        <w:rPr>
-          <w:lang w:val="zh_TW" w:bidi="zh_TW"/>
-        </w:rPr>
-        <w:t>）。 耶穌之死與「代替（instead of）」的關係也可見於</w:t>
-      </w:r>
-      <w:hyperlink r:id="rId16">
-        <w:r>
-          <w:rPr>
-            <w:lang w:val="zh_TW" w:bidi="zh_TW"/>
-          </w:rPr>
-          <w:rPr>
-            <w:color w:val="0000EE"/>
-            <w:u w:val="single"/>
-          </w:rPr>
-          <w:t>加拉太書三章13節</w:t>
-        </w:r>
-      </w:hyperlink>
-      <w:r>
-        <w:rPr>
-          <w:lang w:val="zh_TW" w:bidi="zh_TW"/>
-        </w:rPr>
-        <w:t>，該經文將</w:t>
-      </w:r>
-      <w:hyperlink r:id="rId67">
-        <w:r>
-          <w:rPr>
-            <w:lang w:val="zh_TW" w:bidi="zh_TW"/>
-          </w:rPr>
-          <w:rPr>
-            <w:color w:val="0000EE"/>
-            <w:u w:val="single"/>
-          </w:rPr>
-          <w:t>申命記二十一章23節</w:t>
-        </w:r>
-      </w:hyperlink>
-      <w:r>
-        <w:rPr>
-          <w:lang w:val="zh_TW" w:bidi="zh_TW"/>
-        </w:rPr>
-        <w:t>中的咒詛解釋為「為我們」（參</w:t>
-      </w:r>
-      <w:hyperlink r:id="rId68">
-        <w:r>
-          <w:rPr>
-            <w:lang w:val="zh_TW" w:bidi="zh_TW"/>
-          </w:rPr>
-          <w:rPr>
-            <w:color w:val="0000EE"/>
-            <w:u w:val="single"/>
-          </w:rPr>
-          <w:t>羅5:10–11、18</w:t>
-        </w:r>
-      </w:hyperlink>
-      <w:r>
-        <w:rPr>
-          <w:lang w:val="zh_TW" w:bidi="zh_TW"/>
-        </w:rPr>
-        <w:t>；</w:t>
-      </w:r>
-      <w:hyperlink r:id="rId69">
-        <w:r>
-          <w:rPr>
-            <w:lang w:val="zh_TW" w:bidi="zh_TW"/>
-          </w:rPr>
-          <w:rPr>
-            <w:color w:val="0000EE"/>
-            <w:u w:val="single"/>
-          </w:rPr>
-          <w:t>林前11:24</w:t>
-        </w:r>
-      </w:hyperlink>
-      <w:r>
-        <w:rPr>
-          <w:lang w:val="zh_TW" w:bidi="zh_TW"/>
-        </w:rPr>
-        <w:t>；</w:t>
-      </w:r>
-      <w:hyperlink r:id="rId70">
-        <w:r>
-          <w:rPr>
-            <w:lang w:val="zh_TW" w:bidi="zh_TW"/>
-          </w:rPr>
-          <w:rPr>
-            <w:color w:val="0000EE"/>
-            <w:u w:val="single"/>
-          </w:rPr>
-          <w:t>弗1:7</w:t>
-        </w:r>
-      </w:hyperlink>
-      <w:r>
-        <w:rPr>
-          <w:lang w:val="zh_TW" w:bidi="zh_TW"/>
-        </w:rPr>
-        <w:t>，</w:t>
-      </w:r>
-      <w:hyperlink r:id="rId71">
-        <w:r>
-          <w:rPr>
-            <w:lang w:val="zh_TW" w:bidi="zh_TW"/>
-          </w:rPr>
-          <w:rPr>
-            <w:color w:val="0000EE"/>
-            <w:u w:val="single"/>
-          </w:rPr>
-          <w:t>2:13</w:t>
-        </w:r>
-      </w:hyperlink>
-      <w:r>
-        <w:rPr>
-          <w:lang w:val="zh_TW" w:bidi="zh_TW"/>
-        </w:rPr>
-        <w:t>）。同樣，保羅的稱義觀念也是以十字架為中心。正是「基督被釘十字架」使人得以稱義，並使人脫離罪的自由成為可能（</w:t>
-      </w:r>
-      <w:hyperlink r:id="rId72">
-        <w:r>
-          <w:rPr>
-            <w:lang w:val="zh_TW" w:bidi="zh_TW"/>
-          </w:rPr>
-          <w:rPr>
-            <w:color w:val="0000EE"/>
-            <w:u w:val="single"/>
-          </w:rPr>
-          <w:t>羅6:6</w:t>
-        </w:r>
-      </w:hyperlink>
-      <w:r>
-        <w:rPr>
-          <w:lang w:val="zh_TW" w:bidi="zh_TW"/>
-        </w:rPr>
-        <w:t>；</w:t>
-      </w:r>
-      <w:hyperlink r:id="rId73">
-        <w:r>
-          <w:rPr>
-            <w:lang w:val="zh_TW" w:bidi="zh_TW"/>
-          </w:rPr>
-          <w:rPr>
-            <w:color w:val="0000EE"/>
-            <w:u w:val="single"/>
-          </w:rPr>
-          <w:t>加2:19–21</w:t>
-        </w:r>
-      </w:hyperlink>
-      <w:r>
-        <w:rPr>
-          <w:lang w:val="zh_TW" w:bidi="zh_TW"/>
-        </w:rPr>
-        <w:t>）。人的罪被轉移到十字架上，並在那裡得以贖罪，為所有願意接受其能力的人開啟了神的律法赦免之門（</w:t>
-      </w:r>
-      <w:hyperlink r:id="rId74">
-        <w:r>
-          <w:rPr>
-            <w:lang w:val="zh_TW" w:bidi="zh_TW"/>
-          </w:rPr>
-          <w:rPr>
-            <w:color w:val="0000EE"/>
-            <w:u w:val="single"/>
-          </w:rPr>
-          <w:t>彼前1:18–21</w:t>
-        </w:r>
-      </w:hyperlink>
-      <w:r>
-        <w:rPr>
-          <w:lang w:val="zh_TW" w:bidi="zh_TW"/>
-        </w:rPr>
-        <w:t>，</w:t>
-      </w:r>
-      <w:hyperlink r:id="rId75">
-        <w:r>
-          <w:rPr>
-            <w:lang w:val="zh_TW" w:bidi="zh_TW"/>
-          </w:rPr>
-          <w:rPr>
-            <w:color w:val="0000EE"/>
-            <w:u w:val="single"/>
-          </w:rPr>
-          <w:t>2:24，</w:t>
-        </w:r>
-      </w:hyperlink>
-      <w:hyperlink r:id="rId76">
-        <w:r>
-          <w:rPr>
-            <w:lang w:val="zh_TW" w:bidi="zh_TW"/>
-          </w:rPr>
-          <w:rPr>
-            <w:color w:val="0000EE"/>
-            <w:u w:val="single"/>
-          </w:rPr>
-          <w:t>3:18</w:t>
-        </w:r>
-      </w:hyperlink>
-      <w:r>
-        <w:rPr>
-          <w:lang w:val="zh_TW" w:bidi="zh_TW"/>
-        </w:rPr>
-        <w:t>）。最終的結果是「和好（reconciliation）」——這既是縱向的，指人與神之間的和好（</w:t>
-      </w:r>
-      <w:hyperlink r:id="rId57">
-        <w:r>
-          <w:rPr>
-            <w:lang w:val="zh_TW" w:bidi="zh_TW"/>
-          </w:rPr>
-          <w:rPr>
-            <w:color w:val="0000EE"/>
-            <w:u w:val="single"/>
-          </w:rPr>
-          <w:t>西1:20</w:t>
-        </w:r>
-      </w:hyperlink>
-      <w:r>
-        <w:rPr>
-          <w:lang w:val="zh_TW" w:bidi="zh_TW"/>
-        </w:rPr>
-        <w:t>），也是橫向的，指先前彼此敵對的人類勢力之間的和好（例如，在</w:t>
-      </w:r>
-      <w:hyperlink r:id="rId77">
-        <w:r>
-          <w:rPr>
-            <w:lang w:val="zh_TW" w:bidi="zh_TW"/>
-          </w:rPr>
-          <w:rPr>
-            <w:color w:val="0000EE"/>
-            <w:u w:val="single"/>
-          </w:rPr>
-          <w:t>弗2:13–16</w:t>
-        </w:r>
-      </w:hyperlink>
-      <w:r>
-        <w:rPr>
-          <w:lang w:val="zh_TW" w:bidi="zh_TW"/>
-        </w:rPr>
-        <w:t>，猶太人和外邦人之間）。</w:t>
-      </w:r>
-    </w:p>
-    <w:p>
-      <w:pPr/>
-      <w:r>
-        <w:rPr>
-          <w:lang w:val="zh_TW" w:bidi="zh_TW"/>
-        </w:rPr>
-      </w:r>
-      <w:r>
-        <w:rPr>
-          <w:lang w:val="zh_TW" w:bidi="zh_TW"/>
-        </w:rPr>
-        <w:t>除了耶穌基督在近2,000年前在猶太地被釘死的十字架的神學意義之外，十字架對祂今天的跟隨者來說，也具有象徵意義。</w:t>
-      </w:r>
-    </w:p>
-    <w:p>
-      <w:pPr/>
-      <w:r>
-        <w:rPr>
-          <w:lang w:val="zh_TW" w:bidi="zh_TW"/>
-        </w:rPr>
-      </w:r>
-      <w:r>
-        <w:rPr>
-          <w:lang w:val="zh_TW" w:bidi="zh_TW"/>
-        </w:rPr>
-        <w:t>耶穌在五處經文中將「背十字架」作為門徒的條件。這些經文有兩個主要異文（variants）：一個是在馬太福音和路加福音中共同出現的（</w:t>
-      </w:r>
-      <w:hyperlink r:id="rId78">
-        <w:r>
-          <w:rPr>
-            <w:lang w:val="zh_TW" w:bidi="zh_TW"/>
-          </w:rPr>
-          <w:rPr>
-            <w:color w:val="0000EE"/>
-            <w:u w:val="single"/>
-          </w:rPr>
-          <w:t>太10:38</w:t>
-        </w:r>
-      </w:hyperlink>
-      <w:r>
-        <w:rPr>
-          <w:lang w:val="zh_TW" w:bidi="zh_TW"/>
-        </w:rPr>
-        <w:t>；</w:t>
-      </w:r>
-      <w:hyperlink r:id="rId79">
-        <w:r>
-          <w:rPr>
-            <w:lang w:val="zh_TW" w:bidi="zh_TW"/>
-          </w:rPr>
-          <w:rPr>
-            <w:color w:val="0000EE"/>
-            <w:u w:val="single"/>
-          </w:rPr>
-          <w:t>加14:27</w:t>
-        </w:r>
-      </w:hyperlink>
-      <w:r>
-        <w:rPr>
-          <w:lang w:val="zh_TW" w:bidi="zh_TW"/>
-        </w:rPr>
-        <w:t>），其表述是負面的（「不能作我的門徒」）；另一個出現在三卷對觀福音書中（</w:t>
-      </w:r>
-      <w:hyperlink r:id="rId80">
-        <w:r>
-          <w:rPr>
-            <w:lang w:val="zh_TW" w:bidi="zh_TW"/>
-          </w:rPr>
-          <w:rPr>
-            <w:color w:val="0000EE"/>
-            <w:u w:val="single"/>
-          </w:rPr>
-          <w:t>太16:24</w:t>
-        </w:r>
-      </w:hyperlink>
-      <w:r>
-        <w:rPr>
-          <w:lang w:val="zh_TW" w:bidi="zh_TW"/>
-        </w:rPr>
-        <w:t>；</w:t>
-      </w:r>
-      <w:hyperlink r:id="rId81">
-        <w:r>
-          <w:rPr>
-            <w:lang w:val="zh_TW" w:bidi="zh_TW"/>
-          </w:rPr>
-          <w:rPr>
-            <w:color w:val="0000EE"/>
-            <w:u w:val="single"/>
-          </w:rPr>
-          <w:t>可8:34</w:t>
-        </w:r>
-      </w:hyperlink>
-      <w:r>
-        <w:rPr>
-          <w:lang w:val="zh_TW" w:bidi="zh_TW"/>
-        </w:rPr>
-        <w:t>；</w:t>
-      </w:r>
-      <w:hyperlink r:id="rId82">
-        <w:r>
-          <w:rPr>
-            <w:lang w:val="zh_TW" w:bidi="zh_TW"/>
-          </w:rPr>
-          <w:rPr>
-            <w:color w:val="0000EE"/>
-            <w:u w:val="single"/>
-          </w:rPr>
-          <w:t>加9:23</w:t>
-        </w:r>
-      </w:hyperlink>
-      <w:r>
-        <w:rPr>
-          <w:lang w:val="zh_TW" w:bidi="zh_TW"/>
-        </w:rPr>
-        <w:t>），其表述是正面的（「若有人要跟從我」）。這些話語中呈現了兩個主要的模式。主要的模式來自於一個被判刑的人背著他的十字架去刑場的意象；門徒訓練的一個必要部分就是天天（</w:t>
-      </w:r>
-      <w:hyperlink r:id="rId82">
-        <w:r>
-          <w:rPr>
-            <w:lang w:val="zh_TW" w:bidi="zh_TW"/>
-          </w:rPr>
-          <w:rPr>
-            <w:color w:val="0000EE"/>
-            <w:u w:val="single"/>
-          </w:rPr>
-          <w:t>路9:23</w:t>
-        </w:r>
-      </w:hyperlink>
-      <w:r>
-        <w:rPr>
-          <w:lang w:val="zh_TW" w:bidi="zh_TW"/>
-        </w:rPr>
-        <w:t>）願意為基督的緣故犧牲一切並受苦。其核心不是死亡，而是恥辱；門徒必須準備好成為社會的棄民。</w:t>
-      </w:r>
-    </w:p>
-    <w:p>
-      <w:pPr/>
-      <w:r>
-        <w:rPr>
-          <w:lang w:val="zh_TW" w:bidi="zh_TW"/>
-        </w:rPr>
-      </w:r>
-      <w:r>
-        <w:rPr>
-          <w:lang w:val="zh_TW" w:bidi="zh_TW"/>
-        </w:rPr>
-        <w:t>保羅將基督的比喻延伸到自我的死亡（death of the self）。他可能從早期教會的教導中得到了這個概念，如在</w:t>
-      </w:r>
-      <w:hyperlink r:id="rId83">
-        <w:r>
-          <w:rPr>
-            <w:lang w:val="zh_TW" w:bidi="zh_TW"/>
-          </w:rPr>
-          <w:rPr>
-            <w:color w:val="0000EE"/>
-            <w:u w:val="single"/>
-          </w:rPr>
-          <w:t>羅馬書六章1至8節</w:t>
-        </w:r>
-      </w:hyperlink>
-      <w:r>
-        <w:rPr>
-          <w:lang w:val="zh_TW" w:bidi="zh_TW"/>
-        </w:rPr>
-        <w:t>的洗禮信條，其中指出洗禮就是「和他一同埋葬」。保羅將基督徒認同與基督同死亡解釋為「我們的舊人和他同釘十字架，使罪身滅絕，叫我們不再作罪的奴僕」（</w:t>
-      </w:r>
-      <w:hyperlink r:id="rId72">
-        <w:r>
-          <w:rPr>
-            <w:lang w:val="zh_TW" w:bidi="zh_TW"/>
-          </w:rPr>
-          <w:rPr>
-            <w:color w:val="0000EE"/>
-            <w:u w:val="single"/>
-          </w:rPr>
-          <w:t>羅6:6</w:t>
-        </w:r>
-      </w:hyperlink>
-      <w:r>
-        <w:rPr>
-          <w:lang w:val="zh_TW" w:bidi="zh_TW"/>
-        </w:rPr>
-        <w:t>）。在</w:t>
-      </w:r>
-      <w:hyperlink r:id="rId84">
-        <w:r>
-          <w:rPr>
-            <w:lang w:val="zh_TW" w:bidi="zh_TW"/>
-          </w:rPr>
-          <w:rPr>
-            <w:color w:val="0000EE"/>
-            <w:u w:val="single"/>
-          </w:rPr>
-          <w:t>哥林多後書五章14至17節</w:t>
-        </w:r>
-      </w:hyperlink>
-      <w:r>
-        <w:rPr>
-          <w:lang w:val="zh_TW" w:bidi="zh_TW"/>
-        </w:rPr>
-        <w:t>中，保羅進一步闡述了這一觀點，信徒參與基督的死亡與復活，使舊的生命過去，新的生命來到（</w:t>
-      </w:r>
-      <w:hyperlink r:id="rId85">
-        <w:r>
-          <w:rPr>
-            <w:lang w:val="zh_TW" w:bidi="zh_TW"/>
-          </w:rPr>
-          <w:rPr>
-            <w:color w:val="0000EE"/>
-            <w:u w:val="single"/>
-          </w:rPr>
-          <w:t>5:17</w:t>
-        </w:r>
-      </w:hyperlink>
-      <w:r>
-        <w:rPr>
-          <w:lang w:val="zh_TW" w:bidi="zh_TW"/>
-        </w:rPr>
-        <w:t>）。在加拉太書中也可以看到相同的觀點，那處經文將自我的神秘性死亡與那些認為基督徒需要遵守猶太律法的律法主義制度作了對比。信徒是「已經與基督同釘十字架」，結果是「現在活著的不再是我」（</w:t>
-      </w:r>
-      <w:hyperlink r:id="rId86">
-        <w:r>
-          <w:rPr>
-            <w:lang w:val="zh_TW" w:bidi="zh_TW"/>
-          </w:rPr>
-          <w:rPr>
-            <w:color w:val="0000EE"/>
-            <w:u w:val="single"/>
-          </w:rPr>
-          <w:t>加2:20</w:t>
-        </w:r>
-      </w:hyperlink>
-      <w:r>
-        <w:rPr>
-          <w:lang w:val="zh_TW" w:bidi="zh_TW"/>
-        </w:rPr>
-        <w:t>）；「邪情私慾」是「釘在十字架上」（</w:t>
-      </w:r>
-      <w:hyperlink r:id="rId87">
-        <w:r>
-          <w:rPr>
-            <w:lang w:val="zh_TW" w:bidi="zh_TW"/>
-          </w:rPr>
-          <w:rPr>
-            <w:color w:val="0000EE"/>
-            <w:u w:val="single"/>
-          </w:rPr>
-          <w:t>5:24</w:t>
-        </w:r>
-      </w:hyperlink>
-      <w:r>
-        <w:rPr>
-          <w:lang w:val="zh_TW" w:bidi="zh_TW"/>
-        </w:rPr>
-        <w:t>）；並且「但我斷不以別的誇口，只誇我們主耶穌基督的十字架；因這十字架，就我而論，世界已經釘在十字架上；就世界而論，我已經釘在十字架上。」（</w:t>
-      </w:r>
-      <w:hyperlink r:id="rId88">
-        <w:r>
-          <w:rPr>
-            <w:lang w:val="zh_TW" w:bidi="zh_TW"/>
-          </w:rPr>
-          <w:rPr>
-            <w:color w:val="0000EE"/>
-            <w:u w:val="single"/>
-          </w:rPr>
-          <w:t>6:14</w:t>
-        </w:r>
-      </w:hyperlink>
-      <w:r>
-        <w:rPr>
-          <w:lang w:val="zh_TW" w:bidi="zh_TW"/>
-        </w:rPr>
-        <w:t>）。信徒必須經歷十字架才能找到復活的生命。</w:t>
-      </w:r>
-    </w:p>
-    <w:p>
-      <w:pPr/>
-      <w:r>
-        <w:rPr>
-          <w:lang w:val="zh_TW" w:bidi="zh_TW"/>
-        </w:rPr>
-      </w:r>
-      <w:r>
-        <w:rPr>
-          <w:i/>
-          <w:lang w:val="zh_TW" w:bidi="zh_TW"/>
-        </w:rPr>
-        <w:t>另見</w:t>
-      </w:r>
-      <w:r>
-        <w:rPr>
-          <w:lang w:val="zh_TW" w:bidi="zh_TW"/>
-        </w:rPr>
-        <w:t xml:space="preserve"> </w:t>
-      </w:r>
-      <w:r>
-        <w:rPr>
-          <w:lang w:val="zh_TW" w:bidi="zh_TW"/>
-        </w:rPr>
-        <w:t>贖罪；</w:t>
-      </w:r>
-      <w:r>
-        <w:rPr>
-          <w:lang w:val="zh_TW" w:bidi="zh_TW"/>
-        </w:rPr>
-        <w:t>刑法與懲罰</w:t>
-      </w:r>
-      <w:r>
-        <w:rPr>
-          <w:lang w:val="zh_TW" w:bidi="zh_TW"/>
-        </w:rPr>
-        <w:t>；</w:t>
-      </w:r>
-      <w:r>
-        <w:rPr>
-          <w:lang w:val="zh_TW" w:bidi="zh_TW"/>
-        </w:rPr>
-        <w:t>以利！以利！拉馬撒巴各大尼</w:t>
-      </w:r>
-      <w:r>
-        <w:rPr>
-          <w:lang w:val="zh_TW" w:bidi="zh_TW"/>
-        </w:rPr>
-        <w:t>；</w:t>
-      </w:r>
-      <w:r>
-        <w:rPr>
-          <w:lang w:val="zh_TW" w:bidi="zh_TW"/>
-        </w:rPr>
-        <w:t>各各他</w:t>
-      </w:r>
-      <w:r>
-        <w:rPr>
-          <w:lang w:val="zh_TW" w:bidi="zh_TW"/>
-        </w:rPr>
-        <w:t>；</w:t>
-      </w:r>
-      <w:r>
-        <w:rPr>
-          <w:lang w:val="zh_TW" w:bidi="zh_TW"/>
-        </w:rPr>
-        <w:t>救贖主，救贖</w:t>
-      </w:r>
-      <w:r>
-        <w:rPr>
-          <w:lang w:val="zh_TW" w:bidi="zh_TW"/>
-        </w:rPr>
-        <w:t>；</w:t>
-      </w:r>
-      <w:r>
-        <w:rPr>
-          <w:lang w:val="zh_TW" w:bidi="zh_TW"/>
-        </w:rPr>
-        <w:t>耶穌的十架七言</w:t>
-      </w:r>
-      <w:r>
-        <w:rPr>
-          <w:lang w:val="zh_TW" w:bidi="zh_TW"/>
-        </w:rPr>
-        <w:t>。</w:t>
+        <w:t>弔詭/反合性也是人們試圖用人類語言談論神時，基督教表達中的一部分。 因此，神是「在所有時間之前」。 即使是「道成肉身的神」也是弔詭的，但卻極為真實。 人們總是用自己經驗中的詞語來談論神，但神遠比人類語言所能完全表達的更偉大。 因此，語言是有限的工具，用來談論那位無限的神。</w:t>
       </w:r>
       <w:r>
         <w:rPr>
@@ -4248,12 +2453,6 @@
   </w:num>
   <w:num w:numId="13" w16cid:durableId="592781308">
     <w:abstractNumId w:val="11"/>
-  </w:num>
-  <w:num w:numId="14">
-    <w:abstractNumId w:val="3"/>
-    <w:lvlOverride w:ilvl="0">
-      <w:startOverride w:val="1"/>
-    </w:lvlOverride>
   </w:num>
   <w:numIdMacAtCleanup w:val="10"/>
 </w:numbering>

--- a/zht/docx/028.content.docx
+++ b/zht/docx/028.content.docx
@@ -149,7 +149,7 @@
         <w:rPr>
           <w:lang w:val="zh_TW" w:bidi="zh_TW"/>
         </w:rPr>
-        <w:t>diao</w:t>
+        <w:t>dian</w:t>
       </w:r>
       <w:r>
         <w:rPr>
@@ -212,7 +212,7 @@
         <w:rPr>
           <w:lang w:val="zh_TW" w:bidi="zh_TW"/>
         </w:rPr>
-        <w:t>弔詭/反合性</w:t>
+        <w:t>癲癇，癲癇病人</w:t>
       </w:r>
       <w:r>
         <w:rPr>
@@ -231,18 +231,7 @@
         <w:rPr>
           <w:lang w:val="zh_TW" w:bidi="zh_TW"/>
         </w:rPr>
-        <w:t>一種表達形式，看似自相矛盾或荒謬不實，但也表達出基本的真理。人們常用它來引發更深刻和批判性的思考。它可能與誇張法（誇大的陳述）密切相關。弔詭中包含明顯的矛盾元素。弔詭的驚人特性使人們停下來仔細思考其意義。</w:t>
-      </w:r>
-    </w:p>
-    <w:p>
-      <w:pPr>
-        <w:pStyle w:val="Heading3"/>
-      </w:pPr>
-      <w:r>
-        <w:rPr>
-          <w:lang w:val="zh_TW" w:bidi="zh_TW"/>
-        </w:rPr>
-        <w:t>耶穌如何使用弔詭？</w:t>
+        <w:t>中樞神經系統的一種疾病，其特徵包括失去意識和抽搐。癲癇發作可分為小發作（面部或手部抽動、短暫而劇烈的腹痛，以及可能的瞬間失去意識）和大發作（全身抽搐、口吐白沫、以及持續5至20分鐘的昏迷）。雖然癲癇的原因至今仍不完全清楚，但現代已有藥物可以預防或控制發作。</w:t>
       </w:r>
     </w:p>
     <w:p>
@@ -256,7 +245,7 @@
         <w:rPr>
           <w:lang w:val="zh_TW" w:bidi="zh_TW"/>
         </w:rPr>
-        <w:t>耶穌在祂的教導事工中使用了弔詭/反合性的表達。比如，祂說成年人必須重生。在</w:t>
+        <w:t>在聖經時代，癲癇（稱為「癲病」）尚無有效的治療方法。耶穌曾醫治一名顯然患有此病的男孩（</w:t>
       </w:r>
       <w:hyperlink r:id="rId13">
         <w:r>
@@ -267,40 +256,14 @@
             <w:color w:val="0000EE"/>
             <w:u w:val="single"/>
           </w:rPr>
-          <w:t>約翰福音三章4節</w:t>
+          <w:t>太17:14–18</w:t>
         </w:r>
       </w:hyperlink>
       <w:r>
         <w:rPr>
           <w:lang w:val="zh_TW" w:bidi="zh_TW"/>
         </w:rPr>
-        <w:t>，尼哥德慕問：「</w:t>
-      </w:r>
-      <w:r>
-        <w:rPr>
-          <w:lang w:val="zh_TW" w:bidi="zh_TW"/>
-        </w:rPr>
-        <w:t>人已經老了，如何能重生呢？豈能再進母腹生出來嗎？</w:t>
-      </w:r>
-      <w:r>
-        <w:rPr>
-          <w:lang w:val="zh_TW" w:bidi="zh_TW"/>
-        </w:rPr>
-        <w:t>」</w:t>
-      </w:r>
-    </w:p>
-    <w:p>
-      <w:pPr/>
-      <w:r>
-        <w:rPr>
-          <w:lang w:val="zh_TW" w:bidi="zh_TW"/>
-        </w:rPr>
-      </w:r>
-      <w:r>
-        <w:rPr>
-          <w:lang w:val="zh_TW" w:bidi="zh_TW"/>
-        </w:rPr>
-        <w:t>另一個例子是當耶穌對富人談論進入神的國時。耶穌說，駱駝穿過針眼（不可能的事情）比富人進入神的國還容易（</w:t>
+        <w:t>；</w:t>
       </w:r>
       <w:hyperlink r:id="rId14">
         <w:r>
@@ -311,58 +274,14 @@
             <w:color w:val="0000EE"/>
             <w:u w:val="single"/>
           </w:rPr>
-          <w:t>馬可福音10:25</w:t>
+          <w:t>可9:17–27</w:t>
         </w:r>
       </w:hyperlink>
       <w:r>
         <w:rPr>
           <w:lang w:val="zh_TW" w:bidi="zh_TW"/>
         </w:rPr>
-        <w:t>）。重點不是專注於字面上的陳述或逐字理解，而是要理解其基本目的。這句話是為了讓人驚訝並讓他們改變思維。耶穌迫使富人看到他們對財富的態度如何將他們排除在神的國之外。</w:t>
-      </w:r>
-    </w:p>
-    <w:p>
-      <w:pPr/>
-      <w:r>
-        <w:rPr>
-          <w:lang w:val="zh_TW" w:bidi="zh_TW"/>
-        </w:rPr>
-      </w:r>
-      <w:r>
-        <w:rPr>
-          <w:lang w:val="zh_TW" w:bidi="zh_TW"/>
-        </w:rPr>
-        <w:t>耶穌的事工中大量使用弔詭/反合性表達，顯示出神的國如何顛覆人們生活的價值觀：</w:t>
-      </w:r>
-    </w:p>
-    <w:p>
-      <w:pPr>
-        <w:pStyle w:val="ListBullet"/>
-        <w:spacing w:line="240" w:lineRule="auto"/>
-        <w:ind w:left="720"/>
-      </w:pPr>
-      <w:r>
-        <w:rPr>
-          <w:lang w:val="zh_TW" w:bidi="zh_TW"/>
-        </w:rPr>
-      </w:r>
-      <w:r>
-        <w:rPr>
-          <w:lang w:val="zh_TW" w:bidi="zh_TW"/>
-        </w:rPr>
-        <w:t>凡</w:t>
-      </w:r>
-      <w:r>
-        <w:rPr>
-          <w:lang w:val="zh_TW" w:bidi="zh_TW"/>
-        </w:rPr>
-        <w:t>失喪生命的，將要得着生命</w:t>
-      </w:r>
-      <w:r>
-        <w:rPr>
-          <w:lang w:val="zh_TW" w:bidi="zh_TW"/>
-        </w:rPr>
-        <w:t>（</w:t>
+        <w:t>；</w:t>
       </w:r>
       <w:hyperlink r:id="rId15">
         <w:r>
@@ -373,185 +292,46 @@
             <w:color w:val="0000EE"/>
             <w:u w:val="single"/>
           </w:rPr>
-          <w:t>馬太福音10:39</w:t>
+          <w:t>路9:37–42</w:t>
         </w:r>
       </w:hyperlink>
       <w:r>
         <w:rPr>
           <w:lang w:val="zh_TW" w:bidi="zh_TW"/>
         </w:rPr>
-        <w:t>）。</w:t>
+        <w:t>）。有英文譯本將這男孩描述為「瘋子（lunatic）」（來自拉丁文</w:t>
       </w:r>
-    </w:p>
-    <w:p>
-      <w:pPr>
-        <w:pStyle w:val="ListBullet"/>
-        <w:spacing w:line="240" w:lineRule="auto"/>
-        <w:ind w:left="720"/>
-      </w:pPr>
       <w:r>
         <w:rPr>
+          <w:i/>
           <w:lang w:val="zh_TW" w:bidi="zh_TW"/>
         </w:rPr>
+        <w:t>luna，意為</w:t>
       </w:r>
       <w:r>
         <w:rPr>
           <w:lang w:val="zh_TW" w:bidi="zh_TW"/>
         </w:rPr>
-        <w:t>在後的，將要在前</w:t>
+        <w:t>「月亮」）是不正確的用法。馬太福音中所用的希臘文詞語（字面意思為「受月亮影響」）反映了古代對某些疾病與月相有關的觀念。根據聖經記載，根據聖經記載，耶穌將一個邪靈或「污鬼」趕出該男孩後，他便得到了醫治。</w:t>
+      </w:r>
+      <w:r>
+        <w:rPr>
+          <w:i/>
+          <w:lang w:val="zh_TW" w:bidi="zh_TW"/>
+        </w:rPr>
+        <w:t>見</w:t>
       </w:r>
       <w:r>
         <w:rPr>
           <w:lang w:val="zh_TW" w:bidi="zh_TW"/>
         </w:rPr>
-        <w:t>，</w:t>
+        <w:t>藥物與醫療實踐</w:t>
       </w:r>
       <w:r>
         <w:rPr>
           <w:lang w:val="zh_TW" w:bidi="zh_TW"/>
         </w:rPr>
-        <w:t>在前的，將要在後</w:t>
-      </w:r>
-      <w:r>
-        <w:rPr>
-          <w:lang w:val="zh_TW" w:bidi="zh_TW"/>
-        </w:rPr>
-        <w:t>（</w:t>
-      </w:r>
-      <w:hyperlink r:id="rId16">
-        <w:r>
-          <w:rPr>
-            <w:lang w:val="zh_TW" w:bidi="zh_TW"/>
-          </w:rPr>
-          <w:rPr>
-            <w:color w:val="0000EE"/>
-            <w:u w:val="single"/>
-          </w:rPr>
-          <w:t>路加福音13:30</w:t>
-        </w:r>
-      </w:hyperlink>
-      <w:r>
-        <w:rPr>
-          <w:lang w:val="zh_TW" w:bidi="zh_TW"/>
-        </w:rPr>
-        <w:t>）。</w:t>
-      </w:r>
-    </w:p>
-    <w:p>
-      <w:pPr>
-        <w:pStyle w:val="ListBullet"/>
-        <w:spacing w:line="240" w:lineRule="auto"/>
-        <w:ind w:left="720"/>
-      </w:pPr>
-      <w:r>
-        <w:rPr>
-          <w:lang w:val="zh_TW" w:bidi="zh_TW"/>
-        </w:rPr>
-      </w:r>
-      <w:r>
-        <w:rPr>
-          <w:lang w:val="zh_TW" w:bidi="zh_TW"/>
-        </w:rPr>
-        <w:t>誰願為大，就必作眾人的用人</w:t>
-      </w:r>
-      <w:r>
-        <w:rPr>
-          <w:lang w:val="zh_TW" w:bidi="zh_TW"/>
-        </w:rPr>
-        <w:t>（</w:t>
-      </w:r>
-      <w:hyperlink r:id="rId17">
-        <w:r>
-          <w:rPr>
-            <w:lang w:val="zh_TW" w:bidi="zh_TW"/>
-          </w:rPr>
-          <w:rPr>
-            <w:color w:val="0000EE"/>
-            <w:u w:val="single"/>
-          </w:rPr>
-          <w:t>馬可福音10:43</w:t>
-        </w:r>
-      </w:hyperlink>
-      <w:r>
-        <w:rPr>
-          <w:lang w:val="zh_TW" w:bidi="zh_TW"/>
-        </w:rPr>
-        <w:t>；</w:t>
-      </w:r>
-      <w:hyperlink r:id="rId18">
-        <w:r>
-          <w:rPr>
-            <w:lang w:val="zh_TW" w:bidi="zh_TW"/>
-          </w:rPr>
-          <w:rPr>
-            <w:color w:val="0000EE"/>
-            <w:u w:val="single"/>
-          </w:rPr>
-          <w:t>路加福音22:26</w:t>
-        </w:r>
-      </w:hyperlink>
-      <w:r>
-        <w:rPr>
-          <w:lang w:val="zh_TW" w:bidi="zh_TW"/>
-        </w:rPr>
-        <w:t>）。</w:t>
-      </w:r>
-    </w:p>
-    <w:p>
-      <w:pPr/>
-      <w:r>
-        <w:rPr>
-          <w:lang w:val="zh_TW" w:bidi="zh_TW"/>
-        </w:rPr>
-      </w:r>
-      <w:r>
-        <w:rPr>
-          <w:lang w:val="zh_TW" w:bidi="zh_TW"/>
-        </w:rPr>
-        <w:t>事實上，耶穌自己的僕人事工強調了神的國的巨大逆轉。耶穌為門徒洗腳後，說：「你們稱呼我夫子，稱呼我主，你們說的不錯，我本來是。我是你們的主，你們的夫子，尚且洗你們的腳，你們也當彼此洗腳」(</w:t>
-      </w:r>
-      <w:hyperlink r:id="rId19">
-        <w:r>
-          <w:rPr>
-            <w:lang w:val="zh_TW" w:bidi="zh_TW"/>
-          </w:rPr>
-          <w:rPr>
-            <w:color w:val="0000EE"/>
-            <w:u w:val="single"/>
-          </w:rPr>
-          <w:t>約翰福音13:13–14</w:t>
-        </w:r>
-      </w:hyperlink>
-      <w:r>
-        <w:rPr>
-          <w:lang w:val="zh_TW" w:bidi="zh_TW"/>
-        </w:rPr>
-        <w:t>)。</w:t>
-      </w:r>
-    </w:p>
-    <w:p>
-      <w:pPr>
-        <w:pStyle w:val="Heading3"/>
-      </w:pPr>
-      <w:r>
-        <w:rPr>
-          <w:lang w:val="zh_TW" w:bidi="zh_TW"/>
-        </w:rPr>
-        <w:t>描述神時的弔詭/反合性</w:t>
-      </w:r>
-    </w:p>
-    <w:p>
-      <w:pPr/>
-      <w:r>
-        <w:rPr>
-          <w:lang w:val="zh_TW" w:bidi="zh_TW"/>
-        </w:rPr>
-      </w:r>
-      <w:r>
-        <w:rPr>
-          <w:lang w:val="zh_TW" w:bidi="zh_TW"/>
-        </w:rPr>
-        <w:t>弔詭/反合性也是人們試圖用人類語言談論神時，基督教表達中的一部分。 因此，神是「在所有時間之前」。 即使是「道成肉身的神」也是弔詭的，但卻極為真實。 人們總是用自己經驗中的詞語來談論神，但神遠比人類語言所能完全表達的更偉大。 因此，語言是有限的工具，用來談論那位無限的神。</w:t>
+        <w:t>。</w:t>
       </w:r>
       <w:r>
         <w:rPr>

--- a/zht/docx/028.content.docx
+++ b/zht/docx/028.content.docx
@@ -19,7 +19,7 @@
         <w:rPr>
           <w:lang w:val="zh_TW" w:bidi="zh_TW"/>
         </w:rPr>
-        <w:t>Resource: Tyndale Open Bible Dictionary</w:t>
+        <w:t>Resource: Aquifer Open Bible Dictionary</w:t>
       </w:r>
       <w:r>
         <w:rPr>
@@ -112,7 +112,7 @@
         <w:rPr>
           <w:lang w:val="zh_TW" w:bidi="zh_TW"/>
         </w:rPr>
-        <w:t>Tyndale Open Bible Dictionary</w:t>
+        <w:t>Aquifer Open Bible Dictionary</w:t>
       </w:r>
     </w:p>
     <w:p>

--- a/zht/docx/028.content.docx
+++ b/zht/docx/028.content.docx
@@ -149,7 +149,7 @@
         <w:rPr>
           <w:lang w:val="zh_TW" w:bidi="zh_TW"/>
         </w:rPr>
-        <w:t>dian</w:t>
+        <w:t>de</w:t>
       </w:r>
       <w:r>
         <w:rPr>
@@ -212,7 +212,7 @@
         <w:rPr>
           <w:lang w:val="zh_TW" w:bidi="zh_TW"/>
         </w:rPr>
-        <w:t>癲癇，癲癇病人</w:t>
+        <w:t>得罪，過犯</w:t>
       </w:r>
       <w:r>
         <w:rPr>
@@ -231,7 +231,58 @@
         <w:rPr>
           <w:lang w:val="zh_TW" w:bidi="zh_TW"/>
         </w:rPr>
-        <w:t>中樞神經系統的一種疾病，其特徵包括失去意識和抽搐。癲癇發作可分為小發作（面部或手部抽動、短暫而劇烈的腹痛，以及可能的瞬間失去意識）和大發作（全身抽搐、口吐白沫、以及持續5至20分鐘的昏迷）。雖然癲癇的原因至今仍不完全清楚，但現代已有藥物可以預防或控制發作。</w:t>
+        <w:t>「得罪」和「過犯」在聖經裡主要有兩種用法：</w:t>
+      </w:r>
+    </w:p>
+    <w:p>
+      <w:pPr>
+        <w:pStyle w:val="ListNumber"/>
+        <w:numPr>
+          <w:ilvl w:val="0"/>
+          <w:numId w:val="14"/>
+        </w:numPr>
+        <w:spacing w:line="240" w:lineRule="auto"/>
+        <w:ind w:left="720"/>
+      </w:pPr>
+      <w:r>
+        <w:rPr>
+          <w:lang w:val="zh_TW" w:bidi="zh_TW"/>
+        </w:rPr>
+      </w:r>
+      <w:r>
+        <w:rPr>
+          <w:lang w:val="zh_TW" w:bidi="zh_TW"/>
+        </w:rPr>
+        <w:t>自己做錯事</w:t>
+      </w:r>
+    </w:p>
+    <w:p>
+      <w:pPr>
+        <w:pStyle w:val="ListNumber"/>
+        <w:spacing w:line="240" w:lineRule="auto"/>
+        <w:ind w:left="720"/>
+      </w:pPr>
+      <w:r>
+        <w:rPr>
+          <w:lang w:val="zh_TW" w:bidi="zh_TW"/>
+        </w:rPr>
+      </w:r>
+      <w:r>
+        <w:rPr>
+          <w:lang w:val="zh_TW" w:bidi="zh_TW"/>
+        </w:rPr>
+        <w:t>使別人作錯事，或使人在信心上跌倒</w:t>
+      </w:r>
+    </w:p>
+    <w:p>
+      <w:pPr>
+        <w:pStyle w:val="Heading3"/>
+      </w:pPr>
+      <w:r>
+        <w:rPr>
+          <w:lang w:val="zh_TW" w:bidi="zh_TW"/>
+        </w:rPr>
+        <w:t>犯錯</w:t>
       </w:r>
     </w:p>
     <w:p>
@@ -245,7 +296,21 @@
         <w:rPr>
           <w:lang w:val="zh_TW" w:bidi="zh_TW"/>
         </w:rPr>
-        <w:t>在聖經時代，癲癇（稱為「癲病」）尚無有效的治療方法。耶穌曾醫治一名顯然患有此病的男孩（</w:t>
+        <w:t>在舊約聖經的希伯來文和新約聖經的希臘文裡，有許多字詞是用來指罪或作惡。當我們用「得罪」或「過犯」時，我們把重點放在得罪某個人或在律法上犯罪，也就是得罪神或得罪人。</w:t>
+      </w:r>
+    </w:p>
+    <w:p>
+      <w:pPr/>
+      <w:r>
+        <w:rPr>
+          <w:lang w:val="zh_TW" w:bidi="zh_TW"/>
+        </w:rPr>
+      </w:r>
+      <w:r>
+        <w:rPr>
+          <w:lang w:val="zh_TW" w:bidi="zh_TW"/>
+        </w:rPr>
+        <w:t>罪主要是得罪神。例如，以東人報復猶大，得罪耶和華，所以耶和華審判他們（</w:t>
       </w:r>
       <w:hyperlink r:id="rId13">
         <w:r>
@@ -256,14 +321,14 @@
             <w:color w:val="0000EE"/>
             <w:u w:val="single"/>
           </w:rPr>
-          <w:t>太17:14–18</w:t>
+          <w:t>結25:12–13</w:t>
         </w:r>
       </w:hyperlink>
       <w:r>
         <w:rPr>
           <w:lang w:val="zh_TW" w:bidi="zh_TW"/>
         </w:rPr>
-        <w:t>；</w:t>
+        <w:t>）。以色列人拜巴力，得罪神（</w:t>
       </w:r>
       <w:hyperlink r:id="rId14">
         <w:r>
@@ -274,14 +339,14 @@
             <w:color w:val="0000EE"/>
             <w:u w:val="single"/>
           </w:rPr>
-          <w:t>可9:17–27</w:t>
+          <w:t>何13:1</w:t>
         </w:r>
       </w:hyperlink>
       <w:r>
         <w:rPr>
           <w:lang w:val="zh_TW" w:bidi="zh_TW"/>
         </w:rPr>
-        <w:t>；</w:t>
+        <w:t>）。人違背神的律法也叫作犯罪（</w:t>
       </w:r>
       <w:hyperlink r:id="rId15">
         <w:r>
@@ -292,46 +357,887 @@
             <w:color w:val="0000EE"/>
             <w:u w:val="single"/>
           </w:rPr>
-          <w:t>路9:37–42</w:t>
+          <w:t>申19:15</w:t>
         </w:r>
       </w:hyperlink>
       <w:r>
         <w:rPr>
           <w:lang w:val="zh_TW" w:bidi="zh_TW"/>
         </w:rPr>
-        <w:t>）。有英文譯本將這男孩描述為「瘋子（lunatic）」（來自拉丁文</w:t>
+        <w:t>，參</w:t>
+      </w:r>
+      <w:hyperlink r:id="rId16">
+        <w:r>
+          <w:rPr>
+            <w:lang w:val="zh_TW" w:bidi="zh_TW"/>
+          </w:rPr>
+          <w:rPr>
+            <w:color w:val="0000EE"/>
+            <w:u w:val="single"/>
+          </w:rPr>
+          <w:t>22:26</w:t>
+        </w:r>
+      </w:hyperlink>
+      <w:r>
+        <w:rPr>
+          <w:lang w:val="zh_TW" w:bidi="zh_TW"/>
+        </w:rPr>
+        <w:t>，</w:t>
+      </w:r>
+      <w:hyperlink r:id="rId17">
+        <w:r>
+          <w:rPr>
+            <w:lang w:val="zh_TW" w:bidi="zh_TW"/>
+          </w:rPr>
+          <w:rPr>
+            <w:color w:val="0000EE"/>
+            <w:u w:val="single"/>
+          </w:rPr>
+          <w:t>25:2</w:t>
+        </w:r>
+      </w:hyperlink>
+      <w:r>
+        <w:rPr>
+          <w:lang w:val="zh_TW" w:bidi="zh_TW"/>
+        </w:rPr>
+        <w:t>）。在新約聖經裡，雅各也提到人得罪神和犯了神的律法（</w:t>
+      </w:r>
+      <w:hyperlink r:id="rId18">
+        <w:r>
+          <w:rPr>
+            <w:lang w:val="zh_TW" w:bidi="zh_TW"/>
+          </w:rPr>
+          <w:rPr>
+            <w:color w:val="0000EE"/>
+            <w:u w:val="single"/>
+          </w:rPr>
+          <w:t>雅2:10</w:t>
+        </w:r>
+      </w:hyperlink>
+      <w:r>
+        <w:rPr>
+          <w:lang w:val="zh_TW" w:bidi="zh_TW"/>
+        </w:rPr>
+        <w:t>，</w:t>
+      </w:r>
+      <w:hyperlink r:id="rId19">
+        <w:r>
+          <w:rPr>
+            <w:lang w:val="zh_TW" w:bidi="zh_TW"/>
+          </w:rPr>
+          <w:rPr>
+            <w:color w:val="0000EE"/>
+            <w:u w:val="single"/>
+          </w:rPr>
+          <w:t>3:2</w:t>
+        </w:r>
+      </w:hyperlink>
+      <w:r>
+        <w:rPr>
+          <w:lang w:val="zh_TW" w:bidi="zh_TW"/>
+        </w:rPr>
+        <w:t>）。</w:t>
+      </w:r>
+    </w:p>
+    <w:p>
+      <w:pPr/>
+      <w:r>
+        <w:rPr>
+          <w:lang w:val="zh_TW" w:bidi="zh_TW"/>
+        </w:rPr>
+      </w:r>
+      <w:r>
+        <w:rPr>
+          <w:lang w:val="zh_TW" w:bidi="zh_TW"/>
+        </w:rPr>
+        <w:t>聖經中也談到人與人之間的得罪。例如，亞伯拉罕得罪了亞比米勒（</w:t>
+      </w:r>
+      <w:hyperlink r:id="rId20">
+        <w:r>
+          <w:rPr>
+            <w:lang w:val="zh_TW" w:bidi="zh_TW"/>
+          </w:rPr>
+          <w:rPr>
+            <w:color w:val="0000EE"/>
+            <w:u w:val="single"/>
+          </w:rPr>
+          <w:t>創20:9</w:t>
+        </w:r>
+      </w:hyperlink>
+      <w:r>
+        <w:rPr>
+          <w:lang w:val="zh_TW" w:bidi="zh_TW"/>
+        </w:rPr>
+        <w:t>）。法老的酒政和膳長得罪了他們的主人（</w:t>
+      </w:r>
+      <w:hyperlink r:id="rId21">
+        <w:r>
+          <w:rPr>
+            <w:lang w:val="zh_TW" w:bidi="zh_TW"/>
+          </w:rPr>
+          <w:rPr>
+            <w:color w:val="0000EE"/>
+            <w:u w:val="single"/>
+          </w:rPr>
+          <w:t>創40:1</w:t>
+        </w:r>
+      </w:hyperlink>
+      <w:r>
+        <w:rPr>
+          <w:lang w:val="zh_TW" w:bidi="zh_TW"/>
+        </w:rPr>
+        <w:t>）。有時，人只是指控別人得罪自己，其實並沒有真作錯事（例：</w:t>
+      </w:r>
+      <w:hyperlink r:id="rId22">
+        <w:r>
+          <w:rPr>
+            <w:lang w:val="zh_TW" w:bidi="zh_TW"/>
+          </w:rPr>
+          <w:rPr>
+            <w:color w:val="0000EE"/>
+            <w:u w:val="single"/>
+          </w:rPr>
+          <w:t>創31:36</w:t>
+        </w:r>
+      </w:hyperlink>
+      <w:r>
+        <w:rPr>
+          <w:lang w:val="zh_TW" w:bidi="zh_TW"/>
+        </w:rPr>
+        <w:t>；</w:t>
+      </w:r>
+      <w:hyperlink r:id="rId23">
+        <w:r>
+          <w:rPr>
+            <w:lang w:val="zh_TW" w:bidi="zh_TW"/>
+          </w:rPr>
+          <w:rPr>
+            <w:color w:val="0000EE"/>
+            <w:u w:val="single"/>
+          </w:rPr>
+          <w:t>王下18:14</w:t>
+        </w:r>
+      </w:hyperlink>
+      <w:r>
+        <w:rPr>
+          <w:lang w:val="zh_TW" w:bidi="zh_TW"/>
+        </w:rPr>
+        <w:t>；</w:t>
+      </w:r>
+      <w:hyperlink r:id="rId24">
+        <w:r>
+          <w:rPr>
+            <w:lang w:val="zh_TW" w:bidi="zh_TW"/>
+          </w:rPr>
+          <w:rPr>
+            <w:color w:val="0000EE"/>
+            <w:u w:val="single"/>
+          </w:rPr>
+          <w:t>耶37:18</w:t>
+        </w:r>
+      </w:hyperlink>
+      <w:r>
+        <w:rPr>
+          <w:lang w:val="zh_TW" w:bidi="zh_TW"/>
+        </w:rPr>
+        <w:t>）。保羅在羅馬巡撫波求‧非斯都面前為自己辯護時說：「無論猶太人的律法，或是聖殿，或是凱撒，我都沒有干犯」（</w:t>
+      </w:r>
+      <w:hyperlink r:id="rId25">
+        <w:r>
+          <w:rPr>
+            <w:lang w:val="zh_TW" w:bidi="zh_TW"/>
+          </w:rPr>
+          <w:rPr>
+            <w:color w:val="0000EE"/>
+            <w:u w:val="single"/>
+          </w:rPr>
+          <w:t>徒25:8</w:t>
+        </w:r>
+      </w:hyperlink>
+      <w:r>
+        <w:rPr>
+          <w:lang w:val="zh_TW" w:bidi="zh_TW"/>
+        </w:rPr>
+        <w:t>）。</w:t>
+      </w:r>
+    </w:p>
+    <w:p>
+      <w:pPr/>
+      <w:r>
+        <w:rPr>
+          <w:lang w:val="zh_TW" w:bidi="zh_TW"/>
+        </w:rPr>
+      </w:r>
+      <w:r>
+        <w:rPr>
+          <w:lang w:val="zh_TW" w:bidi="zh_TW"/>
+        </w:rPr>
+        <w:t>聖經也教導人怎樣處理真正得罪神和得罪人的事。人應當承認自己有罪，並且向神認罪（</w:t>
+      </w:r>
+      <w:hyperlink r:id="rId26">
+        <w:r>
+          <w:rPr>
+            <w:lang w:val="zh_TW" w:bidi="zh_TW"/>
+          </w:rPr>
+          <w:rPr>
+            <w:color w:val="0000EE"/>
+            <w:u w:val="single"/>
+          </w:rPr>
+          <w:t>何5:15</w:t>
+        </w:r>
+      </w:hyperlink>
+      <w:r>
+        <w:rPr>
+          <w:lang w:val="zh_TW" w:bidi="zh_TW"/>
+        </w:rPr>
+        <w:t>）。人在神面前合宜的回應是：「不再犯罪」（</w:t>
+      </w:r>
+      <w:hyperlink r:id="rId27">
+        <w:r>
+          <w:rPr>
+            <w:lang w:val="zh_TW" w:bidi="zh_TW"/>
+          </w:rPr>
+          <w:rPr>
+            <w:color w:val="0000EE"/>
+            <w:u w:val="single"/>
+          </w:rPr>
+          <w:t>伯34:31</w:t>
+        </w:r>
+      </w:hyperlink>
+      <w:r>
+        <w:rPr>
+          <w:lang w:val="zh_TW" w:bidi="zh_TW"/>
+        </w:rPr>
+        <w:t>）。人需要補救自己的過犯，也要饒恕別人的過犯（</w:t>
+      </w:r>
+      <w:hyperlink r:id="rId28">
+        <w:r>
+          <w:rPr>
+            <w:lang w:val="zh_TW" w:bidi="zh_TW"/>
+          </w:rPr>
+          <w:rPr>
+            <w:color w:val="0000EE"/>
+            <w:u w:val="single"/>
+          </w:rPr>
+          <w:t>傳10:4</w:t>
+        </w:r>
+      </w:hyperlink>
+      <w:r>
+        <w:rPr>
+          <w:lang w:val="zh_TW" w:bidi="zh_TW"/>
+        </w:rPr>
+        <w:t>；</w:t>
+      </w:r>
+      <w:hyperlink r:id="rId29">
+        <w:r>
+          <w:rPr>
+            <w:lang w:val="zh_TW" w:bidi="zh_TW"/>
+          </w:rPr>
+          <w:rPr>
+            <w:color w:val="0000EE"/>
+            <w:u w:val="single"/>
+          </w:rPr>
+          <w:t>箴17:9</w:t>
+        </w:r>
+      </w:hyperlink>
+      <w:r>
+        <w:rPr>
+          <w:lang w:val="zh_TW" w:bidi="zh_TW"/>
+        </w:rPr>
+        <w:t>，</w:t>
+      </w:r>
+      <w:hyperlink r:id="rId30">
+        <w:r>
+          <w:rPr>
+            <w:lang w:val="zh_TW" w:bidi="zh_TW"/>
+          </w:rPr>
+          <w:rPr>
+            <w:color w:val="0000EE"/>
+            <w:u w:val="single"/>
+          </w:rPr>
+          <w:t>19:11</w:t>
+        </w:r>
+      </w:hyperlink>
+      <w:r>
+        <w:rPr>
+          <w:lang w:val="zh_TW" w:bidi="zh_TW"/>
+        </w:rPr>
+        <w:t>）。耶穌基督為我們的過犯而死（</w:t>
+      </w:r>
+      <w:hyperlink r:id="rId31">
+        <w:r>
+          <w:rPr>
+            <w:lang w:val="zh_TW" w:bidi="zh_TW"/>
+          </w:rPr>
+          <w:rPr>
+            <w:color w:val="0000EE"/>
+            <w:u w:val="single"/>
+          </w:rPr>
+          <w:t>羅4:25</w:t>
+        </w:r>
+      </w:hyperlink>
+      <w:r>
+        <w:rPr>
+          <w:lang w:val="zh_TW" w:bidi="zh_TW"/>
+        </w:rPr>
+        <w:t>，</w:t>
+      </w:r>
+      <w:hyperlink r:id="rId32">
+        <w:r>
+          <w:rPr>
+            <w:lang w:val="zh_TW" w:bidi="zh_TW"/>
+          </w:rPr>
+          <w:rPr>
+            <w:color w:val="0000EE"/>
+            <w:u w:val="single"/>
+          </w:rPr>
+          <w:t>5:15–21</w:t>
+        </w:r>
+      </w:hyperlink>
+      <w:r>
+        <w:rPr>
+          <w:lang w:val="zh_TW" w:bidi="zh_TW"/>
+        </w:rPr>
+        <w:t>）。人只要歸向耶穌，就能得著赦免，脫離一切罪。</w:t>
+      </w:r>
+    </w:p>
+    <w:p>
+      <w:pPr>
+        <w:pStyle w:val="Heading3"/>
+      </w:pPr>
+      <w:r>
+        <w:rPr>
+          <w:lang w:val="zh_TW" w:bidi="zh_TW"/>
+        </w:rPr>
+        <w:t>使別人犯罪</w:t>
+      </w:r>
+    </w:p>
+    <w:p>
+      <w:pPr/>
+      <w:r>
+        <w:rPr>
+          <w:lang w:val="zh_TW" w:bidi="zh_TW"/>
+        </w:rPr>
+      </w:r>
+      <w:r>
+        <w:rPr>
+          <w:lang w:val="zh_TW" w:bidi="zh_TW"/>
+        </w:rPr>
+        <w:t>「過犯」和「得罪」也可以指使別人跌倒或做錯事。這有三種情況會發生：</w:t>
+      </w:r>
+    </w:p>
+    <w:p>
+      <w:pPr>
+        <w:pStyle w:val="ListNumber"/>
+        <w:numPr>
+          <w:ilvl w:val="0"/>
+          <w:numId w:val="15"/>
+        </w:numPr>
+        <w:spacing w:line="240" w:lineRule="auto"/>
+        <w:ind w:left="720"/>
+      </w:pPr>
+      <w:r>
+        <w:rPr>
+          <w:lang w:val="zh_TW" w:bidi="zh_TW"/>
+        </w:rPr>
+      </w:r>
+      <w:r>
+        <w:rPr>
+          <w:b/>
+          <w:lang w:val="zh_TW" w:bidi="zh_TW"/>
+        </w:rPr>
+        <w:t>個人原因</w:t>
+      </w:r>
+      <w:r>
+        <w:rPr>
+          <w:lang w:val="zh_TW" w:bidi="zh_TW"/>
+        </w:rPr>
+        <w:t>：人裡面的某些東西可能使自己跌倒。耶穌強調這件事的嚴重性，並且提出要採取極端的做法來避免（</w:t>
+      </w:r>
+      <w:hyperlink r:id="rId33">
+        <w:r>
+          <w:rPr>
+            <w:lang w:val="zh_TW" w:bidi="zh_TW"/>
+          </w:rPr>
+          <w:rPr>
+            <w:color w:val="0000EE"/>
+            <w:u w:val="single"/>
+          </w:rPr>
+          <w:t>太5:29–30</w:t>
+        </w:r>
+      </w:hyperlink>
+      <w:r>
+        <w:rPr>
+          <w:lang w:val="zh_TW" w:bidi="zh_TW"/>
+        </w:rPr>
+        <w:t>，</w:t>
+      </w:r>
+      <w:hyperlink r:id="rId34">
+        <w:r>
+          <w:rPr>
+            <w:lang w:val="zh_TW" w:bidi="zh_TW"/>
+          </w:rPr>
+          <w:rPr>
+            <w:color w:val="0000EE"/>
+            <w:u w:val="single"/>
+          </w:rPr>
+          <w:t>18:8–9</w:t>
+        </w:r>
+      </w:hyperlink>
+      <w:r>
+        <w:rPr>
+          <w:lang w:val="zh_TW" w:bidi="zh_TW"/>
+        </w:rPr>
+        <w:t>）。</w:t>
+      </w:r>
+    </w:p>
+    <w:p>
+      <w:pPr>
+        <w:pStyle w:val="ListNumber"/>
+        <w:spacing w:line="240" w:lineRule="auto"/>
+        <w:ind w:left="720"/>
+      </w:pPr>
+      <w:r>
+        <w:rPr>
+          <w:lang w:val="zh_TW" w:bidi="zh_TW"/>
+        </w:rPr>
+      </w:r>
+      <w:r>
+        <w:rPr>
+          <w:b/>
+          <w:lang w:val="zh_TW" w:bidi="zh_TW"/>
+        </w:rPr>
+        <w:t>使別人跌倒</w:t>
+      </w:r>
+      <w:r>
+        <w:rPr>
+          <w:lang w:val="zh_TW" w:bidi="zh_TW"/>
+        </w:rPr>
+        <w:t>：一個人的某些行為可能使別人跌倒。耶穌警告說：「這世界有禍了，因為將人絆倒；絆倒人的事是免不了的，但那絆倒人的有禍了！」（</w:t>
+      </w:r>
+      <w:hyperlink r:id="rId35">
+        <w:r>
+          <w:rPr>
+            <w:lang w:val="zh_TW" w:bidi="zh_TW"/>
+          </w:rPr>
+          <w:rPr>
+            <w:color w:val="0000EE"/>
+            <w:u w:val="single"/>
+          </w:rPr>
+          <w:t>太18:7</w:t>
+        </w:r>
+      </w:hyperlink>
+      <w:r>
+        <w:rPr>
+          <w:lang w:val="zh_TW" w:bidi="zh_TW"/>
+        </w:rPr>
+        <w:t>）。新約聖經教導我們要過一種不使別人跌倒的生活（</w:t>
+      </w:r>
+      <w:hyperlink r:id="rId36">
+        <w:r>
+          <w:rPr>
+            <w:lang w:val="zh_TW" w:bidi="zh_TW"/>
+          </w:rPr>
+          <w:rPr>
+            <w:color w:val="0000EE"/>
+            <w:u w:val="single"/>
+          </w:rPr>
+          <w:t>羅14:13</w:t>
+        </w:r>
+      </w:hyperlink>
+      <w:r>
+        <w:rPr>
+          <w:lang w:val="zh_TW" w:bidi="zh_TW"/>
+        </w:rPr>
+        <w:t>）。使徒保羅說：「不可因食物毀壞神的工程。凡物固然潔淨，但有人因食物叫人跌倒，就是他的罪了。無論是吃肉是喝酒，是甚麼別的事，叫弟兄跌倒，一概不做才好」（</w:t>
+      </w:r>
+      <w:hyperlink r:id="rId37">
+        <w:r>
+          <w:rPr>
+            <w:lang w:val="zh_TW" w:bidi="zh_TW"/>
+          </w:rPr>
+          <w:rPr>
+            <w:color w:val="0000EE"/>
+            <w:u w:val="single"/>
+          </w:rPr>
+          <w:t>羅14:20–21</w:t>
+        </w:r>
+      </w:hyperlink>
+      <w:r>
+        <w:rPr>
+          <w:lang w:val="zh_TW" w:bidi="zh_TW"/>
+        </w:rPr>
+        <w:t>；參</w:t>
+      </w:r>
+      <w:hyperlink r:id="rId38">
+        <w:r>
+          <w:rPr>
+            <w:lang w:val="zh_TW" w:bidi="zh_TW"/>
+          </w:rPr>
+          <w:rPr>
+            <w:color w:val="0000EE"/>
+            <w:u w:val="single"/>
+          </w:rPr>
+          <w:t>林前10:32</w:t>
+        </w:r>
+      </w:hyperlink>
+      <w:r>
+        <w:rPr>
+          <w:lang w:val="zh_TW" w:bidi="zh_TW"/>
+        </w:rPr>
+        <w:t>；</w:t>
+      </w:r>
+      <w:hyperlink r:id="rId39">
+        <w:r>
+          <w:rPr>
+            <w:lang w:val="zh_TW" w:bidi="zh_TW"/>
+          </w:rPr>
+          <w:rPr>
+            <w:color w:val="0000EE"/>
+            <w:u w:val="single"/>
+          </w:rPr>
+          <w:t>林後6:3</w:t>
+        </w:r>
+      </w:hyperlink>
+      <w:r>
+        <w:rPr>
+          <w:lang w:val="zh_TW" w:bidi="zh_TW"/>
+        </w:rPr>
+        <w:t>）。</w:t>
+      </w:r>
+    </w:p>
+    <w:p>
+      <w:pPr>
+        <w:pStyle w:val="ListNumber"/>
+        <w:spacing w:line="240" w:lineRule="auto"/>
+        <w:ind w:left="720"/>
+      </w:pPr>
+      <w:r>
+        <w:rPr>
+          <w:lang w:val="zh_TW" w:bidi="zh_TW"/>
+        </w:rPr>
+      </w:r>
+      <w:r>
+        <w:rPr>
+          <w:b/>
+          <w:lang w:val="zh_TW" w:bidi="zh_TW"/>
+        </w:rPr>
+        <w:t>因真理而跌倒</w:t>
+      </w:r>
+      <w:r>
+        <w:rPr>
+          <w:lang w:val="zh_TW" w:bidi="zh_TW"/>
+        </w:rPr>
+        <w:t>：即使傳講真理的人並沒有錯，人也可能因真理而跌倒。以賽亞形容神是「絆腳的石頭，跌人的磐石」（</w:t>
+      </w:r>
+      <w:hyperlink r:id="rId40">
+        <w:r>
+          <w:rPr>
+            <w:lang w:val="zh_TW" w:bidi="zh_TW"/>
+          </w:rPr>
+          <w:rPr>
+            <w:color w:val="0000EE"/>
+            <w:u w:val="single"/>
+          </w:rPr>
+          <w:t>賽8:14</w:t>
+        </w:r>
+      </w:hyperlink>
+      <w:r>
+        <w:rPr>
+          <w:lang w:val="zh_TW" w:bidi="zh_TW"/>
+        </w:rPr>
+        <w:t>），因為人不一定接受祂的吩咐，也不一定接受信靠祂的道路。新約聖經將這些話用在基督福音所帶來的絆倒上（</w:t>
+      </w:r>
+      <w:hyperlink r:id="rId41">
+        <w:r>
+          <w:rPr>
+            <w:lang w:val="zh_TW" w:bidi="zh_TW"/>
+          </w:rPr>
+          <w:rPr>
+            <w:color w:val="0000EE"/>
+            <w:u w:val="single"/>
+          </w:rPr>
+          <w:t>羅9:32–33</w:t>
+        </w:r>
+      </w:hyperlink>
+      <w:r>
+        <w:rPr>
+          <w:lang w:val="zh_TW" w:bidi="zh_TW"/>
+        </w:rPr>
+        <w:t>；</w:t>
+      </w:r>
+      <w:hyperlink r:id="rId42">
+        <w:r>
+          <w:rPr>
+            <w:lang w:val="zh_TW" w:bidi="zh_TW"/>
+          </w:rPr>
+          <w:rPr>
+            <w:color w:val="0000EE"/>
+            <w:u w:val="single"/>
+          </w:rPr>
+          <w:t>彼前2:8</w:t>
+        </w:r>
+      </w:hyperlink>
+      <w:r>
+        <w:rPr>
+          <w:lang w:val="zh_TW" w:bidi="zh_TW"/>
+        </w:rPr>
+        <w:t>）。耶穌事奉期間，人因祂而跌倒：有人因祂卑微的出身而跌倒（</w:t>
+      </w:r>
+      <w:hyperlink r:id="rId43">
+        <w:r>
+          <w:rPr>
+            <w:lang w:val="zh_TW" w:bidi="zh_TW"/>
+          </w:rPr>
+          <w:rPr>
+            <w:color w:val="0000EE"/>
+            <w:u w:val="single"/>
+          </w:rPr>
+          <w:t>太13:57</w:t>
+        </w:r>
+      </w:hyperlink>
+      <w:r>
+        <w:rPr>
+          <w:lang w:val="zh_TW" w:bidi="zh_TW"/>
+        </w:rPr>
+        <w:t>），有人因祂所說所行的而跌倒（</w:t>
+      </w:r>
+      <w:hyperlink r:id="rId44">
+        <w:r>
+          <w:rPr>
+            <w:lang w:val="zh_TW" w:bidi="zh_TW"/>
+          </w:rPr>
+          <w:rPr>
+            <w:color w:val="0000EE"/>
+            <w:u w:val="single"/>
+          </w:rPr>
+          <w:t>太15:12</w:t>
+        </w:r>
+      </w:hyperlink>
+      <w:r>
+        <w:rPr>
+          <w:lang w:val="zh_TW" w:bidi="zh_TW"/>
+        </w:rPr>
+        <w:t>），也有人因跟從祂要付上的代價而跌倒（</w:t>
+      </w:r>
+      <w:hyperlink r:id="rId45">
+        <w:r>
+          <w:rPr>
+            <w:lang w:val="zh_TW" w:bidi="zh_TW"/>
+          </w:rPr>
+          <w:rPr>
+            <w:color w:val="0000EE"/>
+            <w:u w:val="single"/>
+          </w:rPr>
+          <w:t>太13:21</w:t>
+        </w:r>
+      </w:hyperlink>
+      <w:r>
+        <w:rPr>
+          <w:lang w:val="zh_TW" w:bidi="zh_TW"/>
+        </w:rPr>
+        <w:t>）。有些門徒也因一些教導跌倒，就退去不再跟從祂（</w:t>
+      </w:r>
+      <w:hyperlink r:id="rId46">
+        <w:r>
+          <w:rPr>
+            <w:lang w:val="zh_TW" w:bidi="zh_TW"/>
+          </w:rPr>
+          <w:rPr>
+            <w:color w:val="0000EE"/>
+            <w:u w:val="single"/>
+          </w:rPr>
+          <w:t>約6:61</w:t>
+        </w:r>
+      </w:hyperlink>
+      <w:r>
+        <w:rPr>
+          <w:lang w:val="zh_TW" w:bidi="zh_TW"/>
+        </w:rPr>
+        <w:t>）。到最後，眾人都要因祂跌倒，並且離開祂逃走（</w:t>
+      </w:r>
+      <w:hyperlink r:id="rId47">
+        <w:r>
+          <w:rPr>
+            <w:lang w:val="zh_TW" w:bidi="zh_TW"/>
+          </w:rPr>
+          <w:rPr>
+            <w:color w:val="0000EE"/>
+            <w:u w:val="single"/>
+          </w:rPr>
+          <w:t>太26:31</w:t>
+        </w:r>
+      </w:hyperlink>
+      <w:r>
+        <w:rPr>
+          <w:lang w:val="zh_TW" w:bidi="zh_TW"/>
+        </w:rPr>
+        <w:t>、</w:t>
+      </w:r>
+      <w:hyperlink r:id="rId47">
+        <w:r>
+          <w:rPr>
+            <w:lang w:val="zh_TW" w:bidi="zh_TW"/>
+          </w:rPr>
+          <w:rPr>
+            <w:color w:val="0000EE"/>
+            <w:u w:val="single"/>
+          </w:rPr>
+          <w:t>56</w:t>
+        </w:r>
+      </w:hyperlink>
+      <w:r>
+        <w:rPr>
+          <w:lang w:val="zh_TW" w:bidi="zh_TW"/>
+        </w:rPr>
+        <w:t>）。保羅也提到傳講基督十字架會帶來的絆倒。他如果傳講一個不會叫任何人反感的信息，就可以避免逼迫（</w:t>
+      </w:r>
+      <w:hyperlink r:id="rId48">
+        <w:r>
+          <w:rPr>
+            <w:lang w:val="zh_TW" w:bidi="zh_TW"/>
+          </w:rPr>
+          <w:rPr>
+            <w:color w:val="0000EE"/>
+            <w:u w:val="single"/>
+          </w:rPr>
+          <w:t>加5:11</w:t>
+        </w:r>
+      </w:hyperlink>
+      <w:r>
+        <w:rPr>
+          <w:lang w:val="zh_TW" w:bidi="zh_TW"/>
+        </w:rPr>
+        <w:t>）。但他選擇傳十字架，儘管猶太人將這當作絆腳石，外邦人也將這當作愚拙（</w:t>
+      </w:r>
+      <w:hyperlink r:id="rId49">
+        <w:r>
+          <w:rPr>
+            <w:lang w:val="zh_TW" w:bidi="zh_TW"/>
+          </w:rPr>
+          <w:rPr>
+            <w:color w:val="0000EE"/>
+            <w:u w:val="single"/>
+          </w:rPr>
+          <w:t>林前1:23</w:t>
+        </w:r>
+      </w:hyperlink>
+      <w:r>
+        <w:rPr>
+          <w:lang w:val="zh_TW" w:bidi="zh_TW"/>
+        </w:rPr>
+        <w:t>）。</w:t>
+      </w:r>
+    </w:p>
+    <w:p>
+      <w:pPr/>
+      <w:r>
+        <w:rPr>
+          <w:lang w:val="zh_TW" w:bidi="zh_TW"/>
+        </w:rPr>
       </w:r>
       <w:r>
         <w:rPr>
           <w:i/>
           <w:lang w:val="zh_TW" w:bidi="zh_TW"/>
         </w:rPr>
-        <w:t>luna，意為</w:t>
-      </w:r>
-      <w:r>
-        <w:rPr>
-          <w:lang w:val="zh_TW" w:bidi="zh_TW"/>
-        </w:rPr>
-        <w:t>「月亮」）是不正確的用法。馬太福音中所用的希臘文詞語（字面意思為「受月亮影響」）反映了古代對某些疾病與月相有關的觀念。根據聖經記載，根據聖經記載，耶穌將一個邪靈或「污鬼」趕出該男孩後，他便得到了醫治。</w:t>
-      </w:r>
-      <w:r>
-        <w:rPr>
-          <w:i/>
-          <w:lang w:val="zh_TW" w:bidi="zh_TW"/>
-        </w:rPr>
-        <w:t>見</w:t>
-      </w:r>
-      <w:r>
-        <w:rPr>
-          <w:lang w:val="zh_TW" w:bidi="zh_TW"/>
-        </w:rPr>
-        <w:t>藥物與醫療實踐</w:t>
+        <w:t xml:space="preserve">另見 </w:t>
+      </w:r>
+      <w:r>
+        <w:rPr>
+          <w:lang w:val="zh_TW" w:bidi="zh_TW"/>
+        </w:rPr>
+        <w:t>罪</w:t>
       </w:r>
       <w:r>
         <w:rPr>
           <w:lang w:val="zh_TW" w:bidi="zh_TW"/>
         </w:rPr>
         <w:t>。</w:t>
+      </w:r>
+      <w:r>
+        <w:rPr>
+          <w:lang w:val="zh_TW" w:bidi="zh_TW"/>
+        </w:rPr>
+      </w:r>
+      <w:r>
+        <w:rPr>
+          <w:lang w:val="zh_TW" w:bidi="zh_TW"/>
+        </w:rPr>
+      </w:r>
+    </w:p>
+    <w:p>
+      <w:pPr/>
+      <w:r>
+        <w:rPr>
+          <w:lang w:val="zh_TW" w:bidi="zh_TW"/>
+        </w:rPr>
+      </w:r>
+    </w:p>
+    <w:p>
+      <w:pPr>
+        <w:pStyle w:val="Heading2"/>
+      </w:pPr>
+      <w:r>
+        <w:rPr>
+          <w:lang w:val="zh_TW" w:bidi="zh_TW"/>
+        </w:rPr>
+        <w:t>德拉</w:t>
+      </w:r>
+      <w:r>
+        <w:rPr>
+          <w:lang w:val="zh_TW" w:bidi="zh_TW"/>
+        </w:rPr>
+      </w:r>
+    </w:p>
+    <w:p>
+      <w:pPr/>
+      <w:r>
+        <w:rPr>
+          <w:lang w:val="zh_TW" w:bidi="zh_TW"/>
+        </w:rPr>
+      </w:r>
+      <w:r>
+        <w:rPr>
+          <w:lang w:val="zh_TW" w:bidi="zh_TW"/>
+        </w:rPr>
+        <w:t>在挪亞幾個兒子的後裔名單中，他是約坍的兒子（</w:t>
+      </w:r>
+      <w:hyperlink r:id="rId50">
+        <w:r>
+          <w:rPr>
+            <w:lang w:val="zh_TW" w:bidi="zh_TW"/>
+          </w:rPr>
+          <w:rPr>
+            <w:color w:val="0000EE"/>
+            <w:u w:val="single"/>
+          </w:rPr>
+          <w:t>創10:27</w:t>
+        </w:r>
+      </w:hyperlink>
+      <w:r>
+        <w:rPr>
+          <w:lang w:val="zh_TW" w:bidi="zh_TW"/>
+        </w:rPr>
+        <w:t>；</w:t>
+      </w:r>
+      <w:hyperlink r:id="rId51">
+        <w:r>
+          <w:rPr>
+            <w:lang w:val="zh_TW" w:bidi="zh_TW"/>
+          </w:rPr>
+          <w:rPr>
+            <w:color w:val="0000EE"/>
+            <w:u w:val="single"/>
+          </w:rPr>
+          <w:t>代上1:21</w:t>
+        </w:r>
+      </w:hyperlink>
+      <w:r>
+        <w:rPr>
+          <w:lang w:val="zh_TW" w:bidi="zh_TW"/>
+        </w:rPr>
+        <w:t>）。這個名字也許指某個阿拉伯宗族或領地，其中的人居住在或靠近棕樹生長的地區，正如名字所暗示的（德拉是希伯來詞dikla的變體，意指棗樹或棕樹）。</w:t>
       </w:r>
       <w:r>
         <w:rPr>
@@ -2233,6 +3139,18 @@
   </w:num>
   <w:num w:numId="13" w16cid:durableId="592781308">
     <w:abstractNumId w:val="11"/>
+  </w:num>
+  <w:num w:numId="14">
+    <w:abstractNumId w:val="3"/>
+    <w:lvlOverride w:ilvl="0">
+      <w:startOverride w:val="1"/>
+    </w:lvlOverride>
+  </w:num>
+  <w:num w:numId="15">
+    <w:abstractNumId w:val="3"/>
+    <w:lvlOverride w:ilvl="0">
+      <w:startOverride w:val="1"/>
+    </w:lvlOverride>
   </w:num>
   <w:numIdMacAtCleanup w:val="10"/>
 </w:numbering>

--- a/zht/docx/028.content.docx
+++ b/zht/docx/028.content.docx
@@ -149,7 +149,7 @@
         <w:rPr>
           <w:lang w:val="zh_TW" w:bidi="zh_TW"/>
         </w:rPr>
-        <w:t>de</w:t>
+        <w:t>dao</w:t>
       </w:r>
       <w:r>
         <w:rPr>
@@ -212,7 +212,7 @@
         <w:rPr>
           <w:lang w:val="zh_TW" w:bidi="zh_TW"/>
         </w:rPr>
-        <w:t>得罪，過犯</w:t>
+        <w:t>禱告</w:t>
       </w:r>
       <w:r>
         <w:rPr>
@@ -231,58 +231,66 @@
         <w:rPr>
           <w:lang w:val="zh_TW" w:bidi="zh_TW"/>
         </w:rPr>
-        <w:t>「得罪」和「過犯」在聖經裡主要有兩種用法：</w:t>
+        <w:t>禱告是指向神的呼求和請願。儘管向神明祈求是許多（若非全部）宗教的特徵，但此處討論的重點只限於聖經的教導及其神學含義。基督教的禱告的一個經典定義是「</w:t>
+      </w:r>
+      <w:r>
+        <w:rPr>
+          <w:lang w:val="zh_TW" w:bidi="zh_TW"/>
+        </w:rPr>
+        <w:t>禱告是奉基督的名，向上帝表明我們的心願，祈求合乎祂旨意的事，承認我們的罪，並感謝</w:t>
+      </w:r>
+      <w:r>
+        <w:rPr>
+          <w:lang w:val="zh_TW" w:bidi="zh_TW"/>
+        </w:rPr>
+        <w:t>祂</w:t>
+      </w:r>
+      <w:r>
+        <w:rPr>
+          <w:lang w:val="zh_TW" w:bidi="zh_TW"/>
+        </w:rPr>
+        <w:t>的憐憫</w:t>
+      </w:r>
+      <w:r>
+        <w:rPr>
+          <w:lang w:val="zh_TW" w:bidi="zh_TW"/>
+        </w:rPr>
+        <w:t>」（韋斯敏斯德小要理問答</w:t>
+      </w:r>
+      <w:r>
+        <w:rPr>
+          <w:lang w:val="zh_TW" w:bidi="zh_TW"/>
+        </w:rPr>
+        <w:t>〔</w:t>
+      </w:r>
+      <w:r>
+        <w:rPr>
+          <w:lang w:val="zh_TW" w:bidi="zh_TW"/>
+        </w:rPr>
+        <w:t>Westminster Shorter Catechism</w:t>
+      </w:r>
+      <w:r>
+        <w:rPr>
+          <w:lang w:val="zh_TW" w:bidi="zh_TW"/>
+        </w:rPr>
+        <w:t>〕</w:t>
+      </w:r>
+      <w:r>
+        <w:rPr>
+          <w:lang w:val="zh_TW" w:bidi="zh_TW"/>
+        </w:rPr>
+        <w:t>）。基督教的禱告是神與人關係中長期變化和發展過程的最終產物，正如對聖經資料的調查所顯示的那樣。</w:t>
       </w:r>
     </w:p>
     <w:p>
       <w:pPr>
-        <w:pStyle w:val="ListNumber"/>
-        <w:numPr>
-          <w:ilvl w:val="0"/>
-          <w:numId w:val="14"/>
-        </w:numPr>
-        <w:spacing w:line="240" w:lineRule="auto"/>
-        <w:ind w:left="720"/>
-      </w:pPr>
-      <w:r>
-        <w:rPr>
-          <w:lang w:val="zh_TW" w:bidi="zh_TW"/>
-        </w:rPr>
-      </w:r>
-      <w:r>
-        <w:rPr>
-          <w:lang w:val="zh_TW" w:bidi="zh_TW"/>
-        </w:rPr>
-        <w:t>自己做錯事</w:t>
-      </w:r>
-    </w:p>
-    <w:p>
-      <w:pPr>
-        <w:pStyle w:val="ListNumber"/>
-        <w:spacing w:line="240" w:lineRule="auto"/>
-        <w:ind w:left="720"/>
-      </w:pPr>
-      <w:r>
-        <w:rPr>
-          <w:lang w:val="zh_TW" w:bidi="zh_TW"/>
-        </w:rPr>
-      </w:r>
-      <w:r>
-        <w:rPr>
-          <w:lang w:val="zh_TW" w:bidi="zh_TW"/>
-        </w:rPr>
-        <w:t>使別人作錯事，或使人在信心上跌倒</w:t>
-      </w:r>
-    </w:p>
-    <w:p>
-      <w:pPr>
         <w:pStyle w:val="Heading3"/>
       </w:pPr>
       <w:r>
         <w:rPr>
           <w:lang w:val="zh_TW" w:bidi="zh_TW"/>
         </w:rPr>
-        <w:t>犯錯</w:t>
+        <w:t>舊約聖經中的禱告</w:t>
       </w:r>
     </w:p>
     <w:p>
@@ -296,7 +304,86 @@
         <w:rPr>
           <w:lang w:val="zh_TW" w:bidi="zh_TW"/>
         </w:rPr>
-        <w:t>在舊約聖經的希伯來文和新約聖經的希臘文裡，有許多字詞是用來指罪或作惡。當我們用「得罪」或「過犯」時，我們把重點放在得罪某個人或在律法上犯罪，也就是得罪神或得罪人。</w:t>
+        <w:t>人類受造原是為了與神團契，並與祂保持著親密的交通，但罪破壞了這種親密且直接的關係。儘管如此，當耶和華與亞伯拉罕立約時（</w:t>
+      </w:r>
+      <w:hyperlink r:id="rId13">
+        <w:r>
+          <w:rPr>
+            <w:lang w:val="zh_TW" w:bidi="zh_TW"/>
+          </w:rPr>
+          <w:rPr>
+            <w:color w:val="0000EE"/>
+            <w:u w:val="single"/>
+          </w:rPr>
+          <w:t>創15章</w:t>
+        </w:r>
+      </w:hyperlink>
+      <w:r>
+        <w:rPr>
+          <w:lang w:val="zh_TW" w:bidi="zh_TW"/>
+        </w:rPr>
+        <w:t>）時，盟約雙方的關係再次開啟。亞伯拉罕為所多瑪和蛾摩拉的祈求（第</w:t>
+      </w:r>
+      <w:hyperlink r:id="rId14">
+        <w:r>
+          <w:rPr>
+            <w:lang w:val="zh_TW" w:bidi="zh_TW"/>
+          </w:rPr>
+          <w:rPr>
+            <w:color w:val="0000EE"/>
+            <w:u w:val="single"/>
+          </w:rPr>
+          <w:t>18</w:t>
+        </w:r>
+      </w:hyperlink>
+      <w:r>
+        <w:rPr>
+          <w:lang w:val="zh_TW" w:bidi="zh_TW"/>
+        </w:rPr>
+        <w:t>章）既是勇氣和堅持的結合，又是他渺小卑微（相對於神）的自覺。雅各在</w:t>
+      </w:r>
+      <w:r>
+        <w:rPr>
+          <w:lang w:val="zh_TW" w:bidi="zh_TW"/>
+        </w:rPr>
+        <w:t>毗努伊勒</w:t>
+      </w:r>
+      <w:r>
+        <w:rPr>
+          <w:lang w:val="zh_TW" w:bidi="zh_TW"/>
+        </w:rPr>
+        <w:t>與天使摔跤（第</w:t>
+      </w:r>
+      <w:hyperlink r:id="rId15">
+        <w:r>
+          <w:rPr>
+            <w:lang w:val="zh_TW" w:bidi="zh_TW"/>
+          </w:rPr>
+          <w:rPr>
+            <w:color w:val="0000EE"/>
+            <w:u w:val="single"/>
+          </w:rPr>
+          <w:t>32</w:t>
+        </w:r>
+      </w:hyperlink>
+      <w:r>
+        <w:rPr>
+          <w:lang w:val="zh_TW" w:bidi="zh_TW"/>
+        </w:rPr>
+        <w:t>章）也體現了同樣的精神。然而，這種坦然與直接不是因親近神而對衪失去敬畏的表現。聖經禱告的特徵在於：創造物與造物主之間因人的罪而存在距離，而這道鴻溝唯有靠神的恩典才能跨越。人親近神禱告的基礎，從來不單是「人對神的尋求」，而是神恩典的主動作為、盟約的建立，以及基於該盟約所給予的幫助與拯救的應許。正是這種盟約關係賦予了禱告的</w:t>
+      </w:r>
+      <w:r>
+        <w:rPr>
+          <w:i/>
+          <w:lang w:val="zh_TW" w:bidi="zh_TW"/>
+        </w:rPr>
+        <w:t>正當性</w:t>
+      </w:r>
+      <w:r>
+        <w:rPr>
+          <w:lang w:val="zh_TW" w:bidi="zh_TW"/>
+        </w:rPr>
+        <w:t>。因此，在族長時代，禱告總是與獻祭和順服緊密相連。</w:t>
       </w:r>
     </w:p>
     <w:p>
@@ -310,133 +397,7 @@
         <w:rPr>
           <w:lang w:val="zh_TW" w:bidi="zh_TW"/>
         </w:rPr>
-        <w:t>罪主要是得罪神。例如，以東人報復猶大，得罪耶和華，所以耶和華審判他們（</w:t>
-      </w:r>
-      <w:hyperlink r:id="rId13">
-        <w:r>
-          <w:rPr>
-            <w:lang w:val="zh_TW" w:bidi="zh_TW"/>
-          </w:rPr>
-          <w:rPr>
-            <w:color w:val="0000EE"/>
-            <w:u w:val="single"/>
-          </w:rPr>
-          <w:t>結25:12–13</w:t>
-        </w:r>
-      </w:hyperlink>
-      <w:r>
-        <w:rPr>
-          <w:lang w:val="zh_TW" w:bidi="zh_TW"/>
-        </w:rPr>
-        <w:t>）。以色列人拜巴力，得罪神（</w:t>
-      </w:r>
-      <w:hyperlink r:id="rId14">
-        <w:r>
-          <w:rPr>
-            <w:lang w:val="zh_TW" w:bidi="zh_TW"/>
-          </w:rPr>
-          <w:rPr>
-            <w:color w:val="0000EE"/>
-            <w:u w:val="single"/>
-          </w:rPr>
-          <w:t>何13:1</w:t>
-        </w:r>
-      </w:hyperlink>
-      <w:r>
-        <w:rPr>
-          <w:lang w:val="zh_TW" w:bidi="zh_TW"/>
-        </w:rPr>
-        <w:t>）。人違背神的律法也叫作犯罪（</w:t>
-      </w:r>
-      <w:hyperlink r:id="rId15">
-        <w:r>
-          <w:rPr>
-            <w:lang w:val="zh_TW" w:bidi="zh_TW"/>
-          </w:rPr>
-          <w:rPr>
-            <w:color w:val="0000EE"/>
-            <w:u w:val="single"/>
-          </w:rPr>
-          <w:t>申19:15</w:t>
-        </w:r>
-      </w:hyperlink>
-      <w:r>
-        <w:rPr>
-          <w:lang w:val="zh_TW" w:bidi="zh_TW"/>
-        </w:rPr>
-        <w:t>，參</w:t>
-      </w:r>
-      <w:hyperlink r:id="rId16">
-        <w:r>
-          <w:rPr>
-            <w:lang w:val="zh_TW" w:bidi="zh_TW"/>
-          </w:rPr>
-          <w:rPr>
-            <w:color w:val="0000EE"/>
-            <w:u w:val="single"/>
-          </w:rPr>
-          <w:t>22:26</w:t>
-        </w:r>
-      </w:hyperlink>
-      <w:r>
-        <w:rPr>
-          <w:lang w:val="zh_TW" w:bidi="zh_TW"/>
-        </w:rPr>
-        <w:t>，</w:t>
-      </w:r>
-      <w:hyperlink r:id="rId17">
-        <w:r>
-          <w:rPr>
-            <w:lang w:val="zh_TW" w:bidi="zh_TW"/>
-          </w:rPr>
-          <w:rPr>
-            <w:color w:val="0000EE"/>
-            <w:u w:val="single"/>
-          </w:rPr>
-          <w:t>25:2</w:t>
-        </w:r>
-      </w:hyperlink>
-      <w:r>
-        <w:rPr>
-          <w:lang w:val="zh_TW" w:bidi="zh_TW"/>
-        </w:rPr>
-        <w:t>）。在新約聖經裡，雅各也提到人得罪神和犯了神的律法（</w:t>
-      </w:r>
-      <w:hyperlink r:id="rId18">
-        <w:r>
-          <w:rPr>
-            <w:lang w:val="zh_TW" w:bidi="zh_TW"/>
-          </w:rPr>
-          <w:rPr>
-            <w:color w:val="0000EE"/>
-            <w:u w:val="single"/>
-          </w:rPr>
-          <w:t>雅2:10</w:t>
-        </w:r>
-      </w:hyperlink>
-      <w:r>
-        <w:rPr>
-          <w:lang w:val="zh_TW" w:bidi="zh_TW"/>
-        </w:rPr>
-        <w:t>，</w:t>
-      </w:r>
-      <w:hyperlink r:id="rId19">
-        <w:r>
-          <w:rPr>
-            <w:lang w:val="zh_TW" w:bidi="zh_TW"/>
-          </w:rPr>
-          <w:rPr>
-            <w:color w:val="0000EE"/>
-            <w:u w:val="single"/>
-          </w:rPr>
-          <w:t>3:2</w:t>
-        </w:r>
-      </w:hyperlink>
-      <w:r>
-        <w:rPr>
-          <w:lang w:val="zh_TW" w:bidi="zh_TW"/>
-        </w:rPr>
-        <w:t>）。</w:t>
+        <w:t>以色列人出埃及、建立民族意識，標示出聖經發展的另一個階段。摩西不僅是以色列的政治領袖，也是神指定的中保與代求者。面對曠野路上的種種變數，以及百姓的不信與悖逆，摩西反覆「求告耶和華的名」。求告耶和華的名不應被視為某種咒語，而是提醒神祂所啟示的身分（神在燃燒荊棘中向摩西的自我啟示是理解此點的基礎）。在啟示中，神向祂的子民許下應許，而摩西在禱告中便是抓住這些應許來求告神。摩西絕非唯一的代求者，亞倫、撒母耳、所羅門和希西家都曾為百姓代求。</w:t>
       </w:r>
     </w:p>
     <w:p>
@@ -450,108 +411,72 @@
         <w:rPr>
           <w:lang w:val="zh_TW" w:bidi="zh_TW"/>
         </w:rPr>
-        <w:t>聖經中也談到人與人之間的得罪。例如，亞伯拉罕得罪了亞比米勒（</w:t>
-      </w:r>
-      <w:hyperlink r:id="rId20">
-        <w:r>
-          <w:rPr>
-            <w:lang w:val="zh_TW" w:bidi="zh_TW"/>
-          </w:rPr>
-          <w:rPr>
-            <w:color w:val="0000EE"/>
-            <w:u w:val="single"/>
-          </w:rPr>
-          <w:t>創20:9</w:t>
-        </w:r>
-      </w:hyperlink>
-      <w:r>
-        <w:rPr>
-          <w:lang w:val="zh_TW" w:bidi="zh_TW"/>
-        </w:rPr>
-        <w:t>）。法老的酒政和膳長得罪了他們的主人（</w:t>
-      </w:r>
-      <w:hyperlink r:id="rId21">
-        <w:r>
-          <w:rPr>
-            <w:lang w:val="zh_TW" w:bidi="zh_TW"/>
-          </w:rPr>
-          <w:rPr>
-            <w:color w:val="0000EE"/>
-            <w:u w:val="single"/>
-          </w:rPr>
-          <w:t>創40:1</w:t>
-        </w:r>
-      </w:hyperlink>
-      <w:r>
-        <w:rPr>
-          <w:lang w:val="zh_TW" w:bidi="zh_TW"/>
-        </w:rPr>
-        <w:t>）。有時，人只是指控別人得罪自己，其實並沒有真作錯事（例：</w:t>
-      </w:r>
-      <w:hyperlink r:id="rId22">
-        <w:r>
-          <w:rPr>
-            <w:lang w:val="zh_TW" w:bidi="zh_TW"/>
-          </w:rPr>
-          <w:rPr>
-            <w:color w:val="0000EE"/>
-            <w:u w:val="single"/>
-          </w:rPr>
-          <w:t>創31:36</w:t>
-        </w:r>
-      </w:hyperlink>
-      <w:r>
-        <w:rPr>
-          <w:lang w:val="zh_TW" w:bidi="zh_TW"/>
-        </w:rPr>
-        <w:t>；</w:t>
-      </w:r>
-      <w:hyperlink r:id="rId23">
-        <w:r>
-          <w:rPr>
-            <w:lang w:val="zh_TW" w:bidi="zh_TW"/>
-          </w:rPr>
-          <w:rPr>
-            <w:color w:val="0000EE"/>
-            <w:u w:val="single"/>
-          </w:rPr>
-          <w:t>王下18:14</w:t>
-        </w:r>
-      </w:hyperlink>
-      <w:r>
-        <w:rPr>
-          <w:lang w:val="zh_TW" w:bidi="zh_TW"/>
-        </w:rPr>
-        <w:t>；</w:t>
-      </w:r>
-      <w:hyperlink r:id="rId24">
-        <w:r>
-          <w:rPr>
-            <w:lang w:val="zh_TW" w:bidi="zh_TW"/>
-          </w:rPr>
-          <w:rPr>
-            <w:color w:val="0000EE"/>
-            <w:u w:val="single"/>
-          </w:rPr>
-          <w:t>耶37:18</w:t>
-        </w:r>
-      </w:hyperlink>
-      <w:r>
-        <w:rPr>
-          <w:lang w:val="zh_TW" w:bidi="zh_TW"/>
-        </w:rPr>
-        <w:t>）。保羅在羅馬巡撫波求‧非斯都面前為自己辯護時說：「無論猶太人的律法，或是聖殿，或是凱撒，我都沒有干犯」（</w:t>
-      </w:r>
-      <w:hyperlink r:id="rId25">
-        <w:r>
-          <w:rPr>
-            <w:lang w:val="zh_TW" w:bidi="zh_TW"/>
-          </w:rPr>
-          <w:rPr>
-            <w:color w:val="0000EE"/>
-            <w:u w:val="single"/>
-          </w:rPr>
-          <w:t>徒25:8</w:t>
+        <w:t>隨著祭司制度的形成以及會幕（後為聖殿）禮儀崇拜的確立，敬拜神似乎帶有一層距離感。除了</w:t>
+      </w:r>
+      <w:hyperlink r:id="rId16">
+        <w:r>
+          <w:rPr>
+            <w:lang w:val="zh_TW" w:bidi="zh_TW"/>
+          </w:rPr>
+          <w:rPr>
+            <w:color w:val="0000EE"/>
+            <w:u w:val="single"/>
+          </w:rPr>
+          <w:t>申命記二十六章1至15節</w:t>
+        </w:r>
+      </w:hyperlink>
+      <w:r>
+        <w:rPr>
+          <w:lang w:val="zh_TW" w:bidi="zh_TW"/>
+        </w:rPr>
+        <w:t>之外，所有給予百姓的崇拜指示中，幾乎沒有提到個人禱告。然而，詩篇中仍有跡象顯示獻祭與禱告是相互結合的（</w:t>
+      </w:r>
+      <w:hyperlink r:id="rId17">
+        <w:r>
+          <w:rPr>
+            <w:lang w:val="zh_TW" w:bidi="zh_TW"/>
+          </w:rPr>
+          <w:rPr>
+            <w:color w:val="0000EE"/>
+            <w:u w:val="single"/>
+          </w:rPr>
+          <w:t>詩50:7–15</w:t>
+        </w:r>
+      </w:hyperlink>
+      <w:r>
+        <w:rPr>
+          <w:lang w:val="zh_TW" w:bidi="zh_TW"/>
+        </w:rPr>
+        <w:t>，</w:t>
+      </w:r>
+      <w:hyperlink r:id="rId18">
+        <w:r>
+          <w:rPr>
+            <w:lang w:val="zh_TW" w:bidi="zh_TW"/>
+          </w:rPr>
+          <w:rPr>
+            <w:color w:val="0000EE"/>
+            <w:u w:val="single"/>
+          </w:rPr>
+          <w:t>55:14</w:t>
+        </w:r>
+      </w:hyperlink>
+      <w:r>
+        <w:rPr>
+          <w:lang w:val="zh_TW" w:bidi="zh_TW"/>
+        </w:rPr>
+        <w:t>）。許多詩篇的獨特之處在於，詩人坦承個人的困惑，進而「與神辯論」，最終使內心的衝突得到化解（例：</w:t>
+      </w:r>
+      <w:hyperlink r:id="rId19">
+        <w:r>
+          <w:rPr>
+            <w:lang w:val="zh_TW" w:bidi="zh_TW"/>
+          </w:rPr>
+          <w:rPr>
+            <w:color w:val="0000EE"/>
+            <w:u w:val="single"/>
+          </w:rPr>
+          <w:t>詩73篇</w:t>
         </w:r>
       </w:hyperlink>
       <w:r>
@@ -572,7 +497,115 @@
         <w:rPr>
           <w:lang w:val="zh_TW" w:bidi="zh_TW"/>
         </w:rPr>
-        <w:t>聖經也教導人怎樣處理真正得罪神和得罪人的事。人應當承認自己有罪，並且向神認罪（</w:t>
+        <w:t>先知們也是禱告的人，神的話語似乎常在禱告中臨到他們（</w:t>
+      </w:r>
+      <w:hyperlink r:id="rId20">
+        <w:r>
+          <w:rPr>
+            <w:lang w:val="zh_TW" w:bidi="zh_TW"/>
+          </w:rPr>
+          <w:rPr>
+            <w:color w:val="0000EE"/>
+            <w:u w:val="single"/>
+          </w:rPr>
+          <w:t>賽6:5–13</w:t>
+        </w:r>
+      </w:hyperlink>
+      <w:r>
+        <w:rPr>
+          <w:lang w:val="zh_TW" w:bidi="zh_TW"/>
+        </w:rPr>
+        <w:t>，</w:t>
+      </w:r>
+      <w:hyperlink r:id="rId21">
+        <w:r>
+          <w:rPr>
+            <w:lang w:val="zh_TW" w:bidi="zh_TW"/>
+          </w:rPr>
+          <w:rPr>
+            <w:color w:val="0000EE"/>
+            <w:u w:val="single"/>
+          </w:rPr>
+          <w:t>37:1–4</w:t>
+        </w:r>
+      </w:hyperlink>
+      <w:r>
+        <w:rPr>
+          <w:lang w:val="zh_TW" w:bidi="zh_TW"/>
+        </w:rPr>
+        <w:t>；</w:t>
+      </w:r>
+      <w:hyperlink r:id="rId22">
+        <w:r>
+          <w:rPr>
+            <w:lang w:val="zh_TW" w:bidi="zh_TW"/>
+          </w:rPr>
+          <w:rPr>
+            <w:color w:val="0000EE"/>
+            <w:u w:val="single"/>
+          </w:rPr>
+          <w:t>耶11:20–23</w:t>
+        </w:r>
+      </w:hyperlink>
+      <w:r>
+        <w:rPr>
+          <w:lang w:val="zh_TW" w:bidi="zh_TW"/>
+        </w:rPr>
+        <w:t>）。耶利米事工的特徵，便是在禱告中經歷衝突（</w:t>
+      </w:r>
+      <w:hyperlink r:id="rId23">
+        <w:r>
+          <w:rPr>
+            <w:lang w:val="zh_TW" w:bidi="zh_TW"/>
+          </w:rPr>
+          <w:rPr>
+            <w:color w:val="0000EE"/>
+            <w:u w:val="single"/>
+          </w:rPr>
+          <w:t>耶18:19–23</w:t>
+        </w:r>
+      </w:hyperlink>
+      <w:r>
+        <w:rPr>
+          <w:lang w:val="zh_TW" w:bidi="zh_TW"/>
+        </w:rPr>
+        <w:t>，</w:t>
+      </w:r>
+      <w:hyperlink r:id="rId24">
+        <w:r>
+          <w:rPr>
+            <w:lang w:val="zh_TW" w:bidi="zh_TW"/>
+          </w:rPr>
+          <w:rPr>
+            <w:color w:val="0000EE"/>
+            <w:u w:val="single"/>
+          </w:rPr>
+          <w:t>20:7–18</w:t>
+        </w:r>
+      </w:hyperlink>
+      <w:r>
+        <w:rPr>
+          <w:lang w:val="zh_TW" w:bidi="zh_TW"/>
+        </w:rPr>
+        <w:t>），以及與神團契的平靜時刻（</w:t>
+      </w:r>
+      <w:hyperlink r:id="rId25">
+        <w:r>
+          <w:rPr>
+            <w:lang w:val="zh_TW" w:bidi="zh_TW"/>
+          </w:rPr>
+          <w:rPr>
+            <w:color w:val="0000EE"/>
+            <w:u w:val="single"/>
+          </w:rPr>
+          <w:t>10:23–25</w:t>
+        </w:r>
+      </w:hyperlink>
+      <w:r>
+        <w:rPr>
+          <w:lang w:val="zh_TW" w:bidi="zh_TW"/>
+        </w:rPr>
+        <w:t>，</w:t>
       </w:r>
       <w:hyperlink r:id="rId26">
         <w:r>
@@ -583,14 +616,14 @@
             <w:color w:val="0000EE"/>
             <w:u w:val="single"/>
           </w:rPr>
-          <w:t>何5:15</w:t>
-        </w:r>
-      </w:hyperlink>
-      <w:r>
-        <w:rPr>
-          <w:lang w:val="zh_TW" w:bidi="zh_TW"/>
-        </w:rPr>
-        <w:t>）。人在神面前合宜的回應是：「不再犯罪」（</w:t>
+          <w:t>12:1–4</w:t>
+        </w:r>
+      </w:hyperlink>
+      <w:r>
+        <w:rPr>
+          <w:lang w:val="zh_TW" w:bidi="zh_TW"/>
+        </w:rPr>
+        <w:t>，</w:t>
       </w:r>
       <w:hyperlink r:id="rId27">
         <w:r>
@@ -601,14 +634,14 @@
             <w:color w:val="0000EE"/>
             <w:u w:val="single"/>
           </w:rPr>
-          <w:t>伯34:31</w:t>
-        </w:r>
-      </w:hyperlink>
-      <w:r>
-        <w:rPr>
-          <w:lang w:val="zh_TW" w:bidi="zh_TW"/>
-        </w:rPr>
-        <w:t>）。人需要補救自己的過犯，也要饒恕別人的過犯（</w:t>
+          <w:t>14:7–9</w:t>
+        </w:r>
+      </w:hyperlink>
+      <w:r>
+        <w:rPr>
+          <w:lang w:val="zh_TW" w:bidi="zh_TW"/>
+        </w:rPr>
+        <w:t>，</w:t>
       </w:r>
       <w:hyperlink r:id="rId28">
         <w:r>
@@ -619,14 +652,14 @@
             <w:color w:val="0000EE"/>
             <w:u w:val="single"/>
           </w:rPr>
-          <w:t>傳10:4</w:t>
-        </w:r>
-      </w:hyperlink>
-      <w:r>
-        <w:rPr>
-          <w:lang w:val="zh_TW" w:bidi="zh_TW"/>
-        </w:rPr>
-        <w:t>；</w:t>
+          <w:t>15:15–18</w:t>
+        </w:r>
+      </w:hyperlink>
+      <w:r>
+        <w:rPr>
+          <w:lang w:val="zh_TW" w:bidi="zh_TW"/>
+        </w:rPr>
+        <w:t>）。被擄時期，隨著會堂的建立，集體禱告成為猶太崇拜的一個元素。被擄歸回後，便開始強調禱告的自發性，並強調虔誠不應只是機械式的例行公事（</w:t>
       </w:r>
       <w:hyperlink r:id="rId29">
         <w:r>
@@ -637,7 +670,7 @@
             <w:color w:val="0000EE"/>
             <w:u w:val="single"/>
           </w:rPr>
-          <w:t>箴17:9</w:t>
+          <w:t>尼2:4</w:t>
         </w:r>
       </w:hyperlink>
       <w:r>
@@ -655,50 +688,32 @@
             <w:color w:val="0000EE"/>
             <w:u w:val="single"/>
           </w:rPr>
-          <w:t>19:11</w:t>
-        </w:r>
-      </w:hyperlink>
-      <w:r>
-        <w:rPr>
-          <w:lang w:val="zh_TW" w:bidi="zh_TW"/>
-        </w:rPr>
-        <w:t>）。耶穌基督為我們的過犯而死（</w:t>
-      </w:r>
-      <w:hyperlink r:id="rId31">
-        <w:r>
-          <w:rPr>
-            <w:lang w:val="zh_TW" w:bidi="zh_TW"/>
-          </w:rPr>
-          <w:rPr>
-            <w:color w:val="0000EE"/>
-            <w:u w:val="single"/>
-          </w:rPr>
-          <w:t>羅4:25</w:t>
-        </w:r>
-      </w:hyperlink>
-      <w:r>
-        <w:rPr>
-          <w:lang w:val="zh_TW" w:bidi="zh_TW"/>
-        </w:rPr>
-        <w:t>，</w:t>
-      </w:r>
-      <w:hyperlink r:id="rId32">
-        <w:r>
-          <w:rPr>
-            <w:lang w:val="zh_TW" w:bidi="zh_TW"/>
-          </w:rPr>
-          <w:rPr>
-            <w:color w:val="0000EE"/>
-            <w:u w:val="single"/>
-          </w:rPr>
-          <w:t>5:15–21</w:t>
-        </w:r>
-      </w:hyperlink>
-      <w:r>
-        <w:rPr>
-          <w:lang w:val="zh_TW" w:bidi="zh_TW"/>
-        </w:rPr>
-        <w:t>）。人只要歸向耶穌，就能得著赦免，脫離一切罪。</w:t>
+          <w:t>4:4</w:t>
+        </w:r>
+      </w:hyperlink>
+      <w:r>
+        <w:rPr>
+          <w:lang w:val="zh_TW" w:bidi="zh_TW"/>
+        </w:rPr>
+        <w:t>、</w:t>
+      </w:r>
+      <w:hyperlink r:id="rId30">
+        <w:r>
+          <w:rPr>
+            <w:lang w:val="zh_TW" w:bidi="zh_TW"/>
+          </w:rPr>
+          <w:rPr>
+            <w:color w:val="0000EE"/>
+            <w:u w:val="single"/>
+          </w:rPr>
+          <w:t>9</w:t>
+        </w:r>
+      </w:hyperlink>
+      <w:r>
+        <w:rPr>
+          <w:lang w:val="zh_TW" w:bidi="zh_TW"/>
+        </w:rPr>
+        <w:t>）。</w:t>
       </w:r>
     </w:p>
     <w:p>
@@ -709,7 +724,7 @@
         <w:rPr>
           <w:lang w:val="zh_TW" w:bidi="zh_TW"/>
         </w:rPr>
-        <w:t>使別人犯罪</w:t>
+        <w:t>新約聖經中的禱告</w:t>
       </w:r>
     </w:p>
     <w:p>
@@ -723,403 +738,36 @@
         <w:rPr>
           <w:lang w:val="zh_TW" w:bidi="zh_TW"/>
         </w:rPr>
-        <w:t>「過犯」和「得罪」也可以指使別人跌倒或做錯事。這有三種情況會發生：</w:t>
-      </w:r>
-    </w:p>
-    <w:p>
-      <w:pPr>
-        <w:pStyle w:val="ListNumber"/>
-        <w:numPr>
-          <w:ilvl w:val="0"/>
-          <w:numId w:val="15"/>
-        </w:numPr>
-        <w:spacing w:line="240" w:lineRule="auto"/>
-        <w:ind w:left="720"/>
-      </w:pPr>
-      <w:r>
-        <w:rPr>
-          <w:lang w:val="zh_TW" w:bidi="zh_TW"/>
-        </w:rPr>
-      </w:r>
-      <w:r>
-        <w:rPr>
-          <w:b/>
-          <w:lang w:val="zh_TW" w:bidi="zh_TW"/>
-        </w:rPr>
-        <w:t>個人原因</w:t>
-      </w:r>
-      <w:r>
-        <w:rPr>
-          <w:lang w:val="zh_TW" w:bidi="zh_TW"/>
-        </w:rPr>
-        <w:t>：人裡面的某些東西可能使自己跌倒。耶穌強調這件事的嚴重性，並且提出要採取極端的做法來避免（</w:t>
-      </w:r>
-      <w:hyperlink r:id="rId33">
-        <w:r>
-          <w:rPr>
-            <w:lang w:val="zh_TW" w:bidi="zh_TW"/>
-          </w:rPr>
-          <w:rPr>
-            <w:color w:val="0000EE"/>
-            <w:u w:val="single"/>
-          </w:rPr>
-          <w:t>太5:29–30</w:t>
-        </w:r>
-      </w:hyperlink>
-      <w:r>
-        <w:rPr>
-          <w:lang w:val="zh_TW" w:bidi="zh_TW"/>
-        </w:rPr>
-        <w:t>，</w:t>
-      </w:r>
-      <w:hyperlink r:id="rId34">
-        <w:r>
-          <w:rPr>
-            <w:lang w:val="zh_TW" w:bidi="zh_TW"/>
-          </w:rPr>
-          <w:rPr>
-            <w:color w:val="0000EE"/>
-            <w:u w:val="single"/>
-          </w:rPr>
-          <w:t>18:8–9</w:t>
-        </w:r>
-      </w:hyperlink>
-      <w:r>
-        <w:rPr>
-          <w:lang w:val="zh_TW" w:bidi="zh_TW"/>
-        </w:rPr>
-        <w:t>）。</w:t>
-      </w:r>
-    </w:p>
-    <w:p>
-      <w:pPr>
-        <w:pStyle w:val="ListNumber"/>
-        <w:spacing w:line="240" w:lineRule="auto"/>
-        <w:ind w:left="720"/>
-      </w:pPr>
-      <w:r>
-        <w:rPr>
-          <w:lang w:val="zh_TW" w:bidi="zh_TW"/>
-        </w:rPr>
-      </w:r>
-      <w:r>
-        <w:rPr>
-          <w:b/>
-          <w:lang w:val="zh_TW" w:bidi="zh_TW"/>
-        </w:rPr>
-        <w:t>使別人跌倒</w:t>
-      </w:r>
-      <w:r>
-        <w:rPr>
-          <w:lang w:val="zh_TW" w:bidi="zh_TW"/>
-        </w:rPr>
-        <w:t>：一個人的某些行為可能使別人跌倒。耶穌警告說：「這世界有禍了，因為將人絆倒；絆倒人的事是免不了的，但那絆倒人的有禍了！」（</w:t>
-      </w:r>
-      <w:hyperlink r:id="rId35">
-        <w:r>
-          <w:rPr>
-            <w:lang w:val="zh_TW" w:bidi="zh_TW"/>
-          </w:rPr>
-          <w:rPr>
-            <w:color w:val="0000EE"/>
-            <w:u w:val="single"/>
-          </w:rPr>
-          <w:t>太18:7</w:t>
-        </w:r>
-      </w:hyperlink>
-      <w:r>
-        <w:rPr>
-          <w:lang w:val="zh_TW" w:bidi="zh_TW"/>
-        </w:rPr>
-        <w:t>）。新約聖經教導我們要過一種不使別人跌倒的生活（</w:t>
-      </w:r>
-      <w:hyperlink r:id="rId36">
-        <w:r>
-          <w:rPr>
-            <w:lang w:val="zh_TW" w:bidi="zh_TW"/>
-          </w:rPr>
-          <w:rPr>
-            <w:color w:val="0000EE"/>
-            <w:u w:val="single"/>
-          </w:rPr>
-          <w:t>羅14:13</w:t>
-        </w:r>
-      </w:hyperlink>
-      <w:r>
-        <w:rPr>
-          <w:lang w:val="zh_TW" w:bidi="zh_TW"/>
-        </w:rPr>
-        <w:t>）。使徒保羅說：「不可因食物毀壞神的工程。凡物固然潔淨，但有人因食物叫人跌倒，就是他的罪了。無論是吃肉是喝酒，是甚麼別的事，叫弟兄跌倒，一概不做才好」（</w:t>
-      </w:r>
-      <w:hyperlink r:id="rId37">
-        <w:r>
-          <w:rPr>
-            <w:lang w:val="zh_TW" w:bidi="zh_TW"/>
-          </w:rPr>
-          <w:rPr>
-            <w:color w:val="0000EE"/>
-            <w:u w:val="single"/>
-          </w:rPr>
-          <w:t>羅14:20–21</w:t>
-        </w:r>
-      </w:hyperlink>
-      <w:r>
-        <w:rPr>
-          <w:lang w:val="zh_TW" w:bidi="zh_TW"/>
-        </w:rPr>
-        <w:t>；參</w:t>
-      </w:r>
-      <w:hyperlink r:id="rId38">
-        <w:r>
-          <w:rPr>
-            <w:lang w:val="zh_TW" w:bidi="zh_TW"/>
-          </w:rPr>
-          <w:rPr>
-            <w:color w:val="0000EE"/>
-            <w:u w:val="single"/>
-          </w:rPr>
-          <w:t>林前10:32</w:t>
-        </w:r>
-      </w:hyperlink>
-      <w:r>
-        <w:rPr>
-          <w:lang w:val="zh_TW" w:bidi="zh_TW"/>
-        </w:rPr>
-        <w:t>；</w:t>
-      </w:r>
-      <w:hyperlink r:id="rId39">
-        <w:r>
-          <w:rPr>
-            <w:lang w:val="zh_TW" w:bidi="zh_TW"/>
-          </w:rPr>
-          <w:rPr>
-            <w:color w:val="0000EE"/>
-            <w:u w:val="single"/>
-          </w:rPr>
-          <w:t>林後6:3</w:t>
-        </w:r>
-      </w:hyperlink>
-      <w:r>
-        <w:rPr>
-          <w:lang w:val="zh_TW" w:bidi="zh_TW"/>
-        </w:rPr>
-        <w:t>）。</w:t>
-      </w:r>
-    </w:p>
-    <w:p>
-      <w:pPr>
-        <w:pStyle w:val="ListNumber"/>
-        <w:spacing w:line="240" w:lineRule="auto"/>
-        <w:ind w:left="720"/>
-      </w:pPr>
-      <w:r>
-        <w:rPr>
-          <w:lang w:val="zh_TW" w:bidi="zh_TW"/>
-        </w:rPr>
-      </w:r>
-      <w:r>
-        <w:rPr>
-          <w:b/>
-          <w:lang w:val="zh_TW" w:bidi="zh_TW"/>
-        </w:rPr>
-        <w:t>因真理而跌倒</w:t>
-      </w:r>
-      <w:r>
-        <w:rPr>
-          <w:lang w:val="zh_TW" w:bidi="zh_TW"/>
-        </w:rPr>
-        <w:t>：即使傳講真理的人並沒有錯，人也可能因真理而跌倒。以賽亞形容神是「絆腳的石頭，跌人的磐石」（</w:t>
-      </w:r>
-      <w:hyperlink r:id="rId40">
-        <w:r>
-          <w:rPr>
-            <w:lang w:val="zh_TW" w:bidi="zh_TW"/>
-          </w:rPr>
-          <w:rPr>
-            <w:color w:val="0000EE"/>
-            <w:u w:val="single"/>
-          </w:rPr>
-          <w:t>賽8:14</w:t>
-        </w:r>
-      </w:hyperlink>
-      <w:r>
-        <w:rPr>
-          <w:lang w:val="zh_TW" w:bidi="zh_TW"/>
-        </w:rPr>
-        <w:t>），因為人不一定接受祂的吩咐，也不一定接受信靠祂的道路。新約聖經將這些話用在基督福音所帶來的絆倒上（</w:t>
-      </w:r>
-      <w:hyperlink r:id="rId41">
-        <w:r>
-          <w:rPr>
-            <w:lang w:val="zh_TW" w:bidi="zh_TW"/>
-          </w:rPr>
-          <w:rPr>
-            <w:color w:val="0000EE"/>
-            <w:u w:val="single"/>
-          </w:rPr>
-          <w:t>羅9:32–33</w:t>
-        </w:r>
-      </w:hyperlink>
-      <w:r>
-        <w:rPr>
-          <w:lang w:val="zh_TW" w:bidi="zh_TW"/>
-        </w:rPr>
-        <w:t>；</w:t>
-      </w:r>
-      <w:hyperlink r:id="rId42">
-        <w:r>
-          <w:rPr>
-            <w:lang w:val="zh_TW" w:bidi="zh_TW"/>
-          </w:rPr>
-          <w:rPr>
-            <w:color w:val="0000EE"/>
-            <w:u w:val="single"/>
-          </w:rPr>
-          <w:t>彼前2:8</w:t>
-        </w:r>
-      </w:hyperlink>
-      <w:r>
-        <w:rPr>
-          <w:lang w:val="zh_TW" w:bidi="zh_TW"/>
-        </w:rPr>
-        <w:t>）。耶穌事奉期間，人因祂而跌倒：有人因祂卑微的出身而跌倒（</w:t>
-      </w:r>
-      <w:hyperlink r:id="rId43">
-        <w:r>
-          <w:rPr>
-            <w:lang w:val="zh_TW" w:bidi="zh_TW"/>
-          </w:rPr>
-          <w:rPr>
-            <w:color w:val="0000EE"/>
-            <w:u w:val="single"/>
-          </w:rPr>
-          <w:t>太13:57</w:t>
-        </w:r>
-      </w:hyperlink>
-      <w:r>
-        <w:rPr>
-          <w:lang w:val="zh_TW" w:bidi="zh_TW"/>
-        </w:rPr>
-        <w:t>），有人因祂所說所行的而跌倒（</w:t>
-      </w:r>
-      <w:hyperlink r:id="rId44">
-        <w:r>
-          <w:rPr>
-            <w:lang w:val="zh_TW" w:bidi="zh_TW"/>
-          </w:rPr>
-          <w:rPr>
-            <w:color w:val="0000EE"/>
-            <w:u w:val="single"/>
-          </w:rPr>
-          <w:t>太15:12</w:t>
-        </w:r>
-      </w:hyperlink>
-      <w:r>
-        <w:rPr>
-          <w:lang w:val="zh_TW" w:bidi="zh_TW"/>
-        </w:rPr>
-        <w:t>），也有人因跟從祂要付上的代價而跌倒（</w:t>
-      </w:r>
-      <w:hyperlink r:id="rId45">
-        <w:r>
-          <w:rPr>
-            <w:lang w:val="zh_TW" w:bidi="zh_TW"/>
-          </w:rPr>
-          <w:rPr>
-            <w:color w:val="0000EE"/>
-            <w:u w:val="single"/>
-          </w:rPr>
-          <w:t>太13:21</w:t>
-        </w:r>
-      </w:hyperlink>
-      <w:r>
-        <w:rPr>
-          <w:lang w:val="zh_TW" w:bidi="zh_TW"/>
-        </w:rPr>
-        <w:t>）。有些門徒也因一些教導跌倒，就退去不再跟從祂（</w:t>
-      </w:r>
-      <w:hyperlink r:id="rId46">
-        <w:r>
-          <w:rPr>
-            <w:lang w:val="zh_TW" w:bidi="zh_TW"/>
-          </w:rPr>
-          <w:rPr>
-            <w:color w:val="0000EE"/>
-            <w:u w:val="single"/>
-          </w:rPr>
-          <w:t>約6:61</w:t>
-        </w:r>
-      </w:hyperlink>
-      <w:r>
-        <w:rPr>
-          <w:lang w:val="zh_TW" w:bidi="zh_TW"/>
-        </w:rPr>
-        <w:t>）。到最後，眾人都要因祂跌倒，並且離開祂逃走（</w:t>
-      </w:r>
-      <w:hyperlink r:id="rId47">
-        <w:r>
-          <w:rPr>
-            <w:lang w:val="zh_TW" w:bidi="zh_TW"/>
-          </w:rPr>
-          <w:rPr>
-            <w:color w:val="0000EE"/>
-            <w:u w:val="single"/>
-          </w:rPr>
-          <w:t>太26:31</w:t>
-        </w:r>
-      </w:hyperlink>
-      <w:r>
-        <w:rPr>
-          <w:lang w:val="zh_TW" w:bidi="zh_TW"/>
-        </w:rPr>
-        <w:t>、</w:t>
-      </w:r>
-      <w:hyperlink r:id="rId47">
-        <w:r>
-          <w:rPr>
-            <w:lang w:val="zh_TW" w:bidi="zh_TW"/>
-          </w:rPr>
-          <w:rPr>
-            <w:color w:val="0000EE"/>
-            <w:u w:val="single"/>
-          </w:rPr>
-          <w:t>56</w:t>
-        </w:r>
-      </w:hyperlink>
-      <w:r>
-        <w:rPr>
-          <w:lang w:val="zh_TW" w:bidi="zh_TW"/>
-        </w:rPr>
-        <w:t>）。保羅也提到傳講基督十字架會帶來的絆倒。他如果傳講一個不會叫任何人反感的信息，就可以避免逼迫（</w:t>
-      </w:r>
-      <w:hyperlink r:id="rId48">
-        <w:r>
-          <w:rPr>
-            <w:lang w:val="zh_TW" w:bidi="zh_TW"/>
-          </w:rPr>
-          <w:rPr>
-            <w:color w:val="0000EE"/>
-            <w:u w:val="single"/>
-          </w:rPr>
-          <w:t>加5:11</w:t>
-        </w:r>
-      </w:hyperlink>
-      <w:r>
-        <w:rPr>
-          <w:lang w:val="zh_TW" w:bidi="zh_TW"/>
-        </w:rPr>
-        <w:t>）。但他選擇傳十字架，儘管猶太人將這當作絆腳石，外邦人也將這當作愚拙（</w:t>
-      </w:r>
-      <w:hyperlink r:id="rId49">
-        <w:r>
-          <w:rPr>
-            <w:lang w:val="zh_TW" w:bidi="zh_TW"/>
-          </w:rPr>
-          <w:rPr>
-            <w:color w:val="0000EE"/>
-            <w:u w:val="single"/>
-          </w:rPr>
-          <w:t>林前1:23</w:t>
+        <w:t>新約聖經關於禱告的教導主要是由基督自己的榜樣和教導所主導。祂在做中保時對父的依賴，體現在祂反覆的禱告中，並在大祭司的禱告（</w:t>
+      </w:r>
+      <w:hyperlink r:id="rId31">
+        <w:r>
+          <w:rPr>
+            <w:lang w:val="zh_TW" w:bidi="zh_TW"/>
+          </w:rPr>
+          <w:rPr>
+            <w:color w:val="0000EE"/>
+            <w:u w:val="single"/>
+          </w:rPr>
+          <w:t>約17章</w:t>
+        </w:r>
+      </w:hyperlink>
+      <w:r>
+        <w:rPr>
+          <w:lang w:val="zh_TW" w:bidi="zh_TW"/>
+        </w:rPr>
+        <w:t>）、客西馬尼園的痛苦掙扎以及十字架上的禱告中達到巔峰。祂關於禱告的教導——特別是登山寶訓——應被理解為是與當時猶太人習俗形成對比，而不是與舊約聖經的理想相比。禱告是誠心所願的表達，並非為了告知神祂所不知道的事；禱告的功效也不受長短或重複次數的影響。個人禱告應當謹慎且隱密（</w:t>
+      </w:r>
+      <w:hyperlink r:id="rId32">
+        <w:r>
+          <w:rPr>
+            <w:lang w:val="zh_TW" w:bidi="zh_TW"/>
+          </w:rPr>
+          <w:rPr>
+            <w:color w:val="0000EE"/>
+            <w:u w:val="single"/>
+          </w:rPr>
+          <w:t>太6:5–15</w:t>
         </w:r>
       </w:hyperlink>
       <w:r>
@@ -1138,32 +786,63 @@
       </w:r>
       <w:r>
         <w:rPr>
-          <w:i/>
-          <w:lang w:val="zh_TW" w:bidi="zh_TW"/>
-        </w:rPr>
-        <w:t xml:space="preserve">另見 </w:t>
-      </w:r>
-      <w:r>
-        <w:rPr>
-          <w:lang w:val="zh_TW" w:bidi="zh_TW"/>
-        </w:rPr>
-        <w:t>罪</w:t>
-      </w:r>
-      <w:r>
-        <w:rPr>
-          <w:lang w:val="zh_TW" w:bidi="zh_TW"/>
-        </w:rPr>
-        <w:t>。</w:t>
-      </w:r>
-      <w:r>
-        <w:rPr>
-          <w:lang w:val="zh_TW" w:bidi="zh_TW"/>
-        </w:rPr>
-      </w:r>
-      <w:r>
-        <w:rPr>
-          <w:lang w:val="zh_TW" w:bidi="zh_TW"/>
-        </w:rPr>
+          <w:lang w:val="zh_TW" w:bidi="zh_TW"/>
+        </w:rPr>
+        <w:t>耶穌的比喻是衪教導的另一個重要來源，強調禱告要恆切（</w:t>
+      </w:r>
+      <w:hyperlink r:id="rId33">
+        <w:r>
+          <w:rPr>
+            <w:lang w:val="zh_TW" w:bidi="zh_TW"/>
+          </w:rPr>
+          <w:rPr>
+            <w:color w:val="0000EE"/>
+            <w:u w:val="single"/>
+          </w:rPr>
+          <w:t>路18:1–8</w:t>
+        </w:r>
+      </w:hyperlink>
+      <w:r>
+        <w:rPr>
+          <w:lang w:val="zh_TW" w:bidi="zh_TW"/>
+        </w:rPr>
+        <w:t>）、簡單與謙卑（</w:t>
+      </w:r>
+      <w:hyperlink r:id="rId34">
+        <w:r>
+          <w:rPr>
+            <w:lang w:val="zh_TW" w:bidi="zh_TW"/>
+          </w:rPr>
+          <w:rPr>
+            <w:color w:val="0000EE"/>
+            <w:u w:val="single"/>
+          </w:rPr>
+          <w:t>10–14節</w:t>
+        </w:r>
+      </w:hyperlink>
+      <w:r>
+        <w:rPr>
+          <w:lang w:val="zh_TW" w:bidi="zh_TW"/>
+        </w:rPr>
+        <w:t>），以及情詞迫切（</w:t>
+      </w:r>
+      <w:hyperlink r:id="rId35">
+        <w:r>
+          <w:rPr>
+            <w:lang w:val="zh_TW" w:bidi="zh_TW"/>
+          </w:rPr>
+          <w:rPr>
+            <w:color w:val="0000EE"/>
+            <w:u w:val="single"/>
+          </w:rPr>
+          <w:t>11:5–8</w:t>
+        </w:r>
+      </w:hyperlink>
+      <w:r>
+        <w:rPr>
+          <w:lang w:val="zh_TW" w:bidi="zh_TW"/>
+        </w:rPr>
+        <w:t>）。第三個教導的來源是主禱文，它再次融合了直接的親密感（「我們......的父」）與敬畏的距離感（「在天上的......願人都尊你的名為聖」）。主禱文的祈求首先關注神、祂的國度和祂的榮耀，接著才是門徒對赦罪、每日供應與拯救的需求。有時，從我們的主的教導中似乎暗示凡祈求的都將無條件地允許，但這類教導必須放在基督關於禱告的整體教導（「願你的國降臨；願你的旨意行在地上，如同行在天上」）之中來理解。</w:t>
       </w:r>
     </w:p>
     <w:p>
@@ -1173,21 +852,119 @@
           <w:lang w:val="zh_TW" w:bidi="zh_TW"/>
         </w:rPr>
       </w:r>
-    </w:p>
-    <w:p>
-      <w:pPr>
-        <w:pStyle w:val="Heading2"/>
-      </w:pPr>
-      <w:r>
-        <w:rPr>
-          <w:lang w:val="zh_TW" w:bidi="zh_TW"/>
-        </w:rPr>
-        <w:t>德拉</w:t>
-      </w:r>
-      <w:r>
-        <w:rPr>
-          <w:lang w:val="zh_TW" w:bidi="zh_TW"/>
-        </w:rPr>
+      <w:r>
+        <w:rPr>
+          <w:lang w:val="zh_TW" w:bidi="zh_TW"/>
+        </w:rPr>
+        <w:t>基督曾指出，當保惠師聖靈降臨時，門徒將奉基督的名向父祈求（</w:t>
+      </w:r>
+      <w:hyperlink r:id="rId36">
+        <w:r>
+          <w:rPr>
+            <w:lang w:val="zh_TW" w:bidi="zh_TW"/>
+          </w:rPr>
+          <w:rPr>
+            <w:color w:val="0000EE"/>
+            <w:u w:val="single"/>
+          </w:rPr>
+          <w:t>約16:23–25</w:t>
+        </w:r>
+      </w:hyperlink>
+      <w:r>
+        <w:rPr>
+          <w:lang w:val="zh_TW" w:bidi="zh_TW"/>
+        </w:rPr>
+        <w:t>）。因此，在五旬節聖靈降臨後，早期教會在使徒的帶領下（</w:t>
+      </w:r>
+      <w:hyperlink r:id="rId37">
+        <w:r>
+          <w:rPr>
+            <w:lang w:val="zh_TW" w:bidi="zh_TW"/>
+          </w:rPr>
+          <w:rPr>
+            <w:color w:val="0000EE"/>
+            <w:u w:val="single"/>
+          </w:rPr>
+          <w:t>徒6:4</w:t>
+        </w:r>
+      </w:hyperlink>
+      <w:r>
+        <w:rPr>
+          <w:lang w:val="zh_TW" w:bidi="zh_TW"/>
+        </w:rPr>
+        <w:t>）展現出禱告的特質（</w:t>
+      </w:r>
+      <w:hyperlink r:id="rId38">
+        <w:r>
+          <w:rPr>
+            <w:lang w:val="zh_TW" w:bidi="zh_TW"/>
+          </w:rPr>
+          <w:rPr>
+            <w:color w:val="0000EE"/>
+            <w:u w:val="single"/>
+          </w:rPr>
+          <w:t>徒2:42</w:t>
+        </w:r>
+      </w:hyperlink>
+      <w:r>
+        <w:rPr>
+          <w:lang w:val="zh_TW" w:bidi="zh_TW"/>
+        </w:rPr>
+        <w:t>）。教會為著神賜下聖子與聖靈而讚美祂，並在困苦時候向神祈求（</w:t>
+      </w:r>
+      <w:hyperlink r:id="rId39">
+        <w:r>
+          <w:rPr>
+            <w:lang w:val="zh_TW" w:bidi="zh_TW"/>
+          </w:rPr>
+          <w:rPr>
+            <w:color w:val="0000EE"/>
+            <w:u w:val="single"/>
+          </w:rPr>
+          <w:t>4:24</w:t>
+        </w:r>
+      </w:hyperlink>
+      <w:r>
+        <w:rPr>
+          <w:lang w:val="zh_TW" w:bidi="zh_TW"/>
+        </w:rPr>
+        <w:t>，</w:t>
+      </w:r>
+      <w:hyperlink r:id="rId40">
+        <w:r>
+          <w:rPr>
+            <w:lang w:val="zh_TW" w:bidi="zh_TW"/>
+          </w:rPr>
+          <w:rPr>
+            <w:color w:val="0000EE"/>
+            <w:u w:val="single"/>
+          </w:rPr>
+          <w:t>12:5</w:t>
+        </w:r>
+      </w:hyperlink>
+      <w:r>
+        <w:rPr>
+          <w:lang w:val="zh_TW" w:bidi="zh_TW"/>
+        </w:rPr>
+        <w:t>、</w:t>
+      </w:r>
+      <w:hyperlink r:id="rId40">
+        <w:r>
+          <w:rPr>
+            <w:lang w:val="zh_TW" w:bidi="zh_TW"/>
+          </w:rPr>
+          <w:rPr>
+            <w:color w:val="0000EE"/>
+            <w:u w:val="single"/>
+          </w:rPr>
+          <w:t>12</w:t>
+        </w:r>
+      </w:hyperlink>
+      <w:r>
+        <w:rPr>
+          <w:lang w:val="zh_TW" w:bidi="zh_TW"/>
+        </w:rPr>
+        <w:t>）。</w:t>
       </w:r>
     </w:p>
     <w:p>
@@ -1201,7 +978,195 @@
         <w:rPr>
           <w:lang w:val="zh_TW" w:bidi="zh_TW"/>
         </w:rPr>
-        <w:t>在挪亞幾個兒子的後裔名單中，他是約坍的兒子（</w:t>
+        <w:t>禱告的神學在保羅的著作中得到了最充分的發展。新約信徒的身分是兒子，而不僅是僕人。這位因基督得勝而臨到教會的聖靈，乃是使人得兒子名分的靈；祂使基督徒能以神為父，並帶著各樣的需要來到祂面前。在使徒的心中，這些需求中最重要的是增加對基督的信心和愛，並更明白神的愛（</w:t>
+      </w:r>
+      <w:hyperlink r:id="rId41">
+        <w:r>
+          <w:rPr>
+            <w:lang w:val="zh_TW" w:bidi="zh_TW"/>
+          </w:rPr>
+          <w:rPr>
+            <w:color w:val="0000EE"/>
+            <w:u w:val="single"/>
+          </w:rPr>
+          <w:t>弗3:14–19</w:t>
+        </w:r>
+      </w:hyperlink>
+      <w:r>
+        <w:rPr>
+          <w:lang w:val="zh_TW" w:bidi="zh_TW"/>
+        </w:rPr>
+        <w:t>）。禱告是基督徒抵禦撒但攻擊的屬靈軍裝之一（</w:t>
+      </w:r>
+      <w:hyperlink r:id="rId42">
+        <w:r>
+          <w:rPr>
+            <w:lang w:val="zh_TW" w:bidi="zh_TW"/>
+          </w:rPr>
+          <w:rPr>
+            <w:color w:val="0000EE"/>
+            <w:u w:val="single"/>
+          </w:rPr>
+          <w:t>6:18</w:t>
+        </w:r>
+      </w:hyperlink>
+      <w:r>
+        <w:rPr>
+          <w:lang w:val="zh_TW" w:bidi="zh_TW"/>
+        </w:rPr>
+        <w:t>）；神話語的事工的成效，也仰賴神子民的禱告（</w:t>
+      </w:r>
+      <w:hyperlink r:id="rId43">
+        <w:r>
+          <w:rPr>
+            <w:lang w:val="zh_TW" w:bidi="zh_TW"/>
+          </w:rPr>
+          <w:rPr>
+            <w:color w:val="0000EE"/>
+            <w:u w:val="single"/>
+          </w:rPr>
+          <w:t>18–19</w:t>
+        </w:r>
+      </w:hyperlink>
+      <w:r>
+        <w:rPr>
+          <w:lang w:val="zh_TW" w:bidi="zh_TW"/>
+        </w:rPr>
+        <w:t>）。此外，信徒受勉勵要帶著感恩的心為凡事祈求（</w:t>
+      </w:r>
+      <w:hyperlink r:id="rId44">
+        <w:r>
+          <w:rPr>
+            <w:lang w:val="zh_TW" w:bidi="zh_TW"/>
+          </w:rPr>
+          <w:rPr>
+            <w:color w:val="0000EE"/>
+            <w:u w:val="single"/>
+          </w:rPr>
+          <w:t>腓4:6</w:t>
+        </w:r>
+      </w:hyperlink>
+      <w:r>
+        <w:rPr>
+          <w:lang w:val="zh_TW" w:bidi="zh_TW"/>
+        </w:rPr>
+        <w:t>），從而免於憂慮。保羅自身的禱告榜樣，與他的教導同樣具有啟發性。</w:t>
+      </w:r>
+    </w:p>
+    <w:p>
+      <w:pPr/>
+      <w:r>
+        <w:rPr>
+          <w:lang w:val="zh_TW" w:bidi="zh_TW"/>
+        </w:rPr>
+      </w:r>
+      <w:r>
+        <w:rPr>
+          <w:lang w:val="zh_TW" w:bidi="zh_TW"/>
+        </w:rPr>
+        <w:t>基督徒的禱告，客觀上紮根於基督的代求，主觀上則仰賴聖靈的引導。教會是祭司的國度，獻上頌讚與感謝為屬靈的獻祭（</w:t>
+      </w:r>
+      <w:hyperlink r:id="rId45">
+        <w:r>
+          <w:rPr>
+            <w:lang w:val="zh_TW" w:bidi="zh_TW"/>
+          </w:rPr>
+          <w:rPr>
+            <w:color w:val="0000EE"/>
+            <w:u w:val="single"/>
+          </w:rPr>
+          <w:t>來13:15</w:t>
+        </w:r>
+      </w:hyperlink>
+      <w:r>
+        <w:rPr>
+          <w:lang w:val="zh_TW" w:bidi="zh_TW"/>
+        </w:rPr>
+        <w:t>；</w:t>
+      </w:r>
+      <w:hyperlink r:id="rId46">
+        <w:r>
+          <w:rPr>
+            <w:lang w:val="zh_TW" w:bidi="zh_TW"/>
+          </w:rPr>
+          <w:rPr>
+            <w:color w:val="0000EE"/>
+            <w:u w:val="single"/>
+          </w:rPr>
+          <w:t>彼前2:5</w:t>
+        </w:r>
+      </w:hyperlink>
+      <w:r>
+        <w:rPr>
+          <w:lang w:val="zh_TW" w:bidi="zh_TW"/>
+        </w:rPr>
+        <w:t>）；而基督則是那位「</w:t>
+      </w:r>
+      <w:r>
+        <w:rPr>
+          <w:lang w:val="zh_TW" w:bidi="zh_TW"/>
+        </w:rPr>
+        <w:t>尊榮的大祭司</w:t>
+      </w:r>
+      <w:r>
+        <w:rPr>
+          <w:lang w:val="zh_TW" w:bidi="zh_TW"/>
+        </w:rPr>
+        <w:t>」。希伯來書詳盡闡述了這一概念：因著基督人性的憐憫、祂代求的權能（即祂贖罪的得勝），以及祂超越舊有亞倫祭司體系的地位，教會要坦然無懼地來到神面前，在需要時蒙恩惠、得憐恤（</w:t>
+      </w:r>
+      <w:hyperlink r:id="rId47">
+        <w:r>
+          <w:rPr>
+            <w:lang w:val="zh_TW" w:bidi="zh_TW"/>
+          </w:rPr>
+          <w:rPr>
+            <w:color w:val="0000EE"/>
+            <w:u w:val="single"/>
+          </w:rPr>
+          <w:t>來4:14–16</w:t>
+        </w:r>
+      </w:hyperlink>
+      <w:r>
+        <w:rPr>
+          <w:lang w:val="zh_TW" w:bidi="zh_TW"/>
+        </w:rPr>
+        <w:t>，</w:t>
+      </w:r>
+      <w:hyperlink r:id="rId48">
+        <w:r>
+          <w:rPr>
+            <w:lang w:val="zh_TW" w:bidi="zh_TW"/>
+          </w:rPr>
+          <w:rPr>
+            <w:color w:val="0000EE"/>
+            <w:u w:val="single"/>
+          </w:rPr>
+          <w:t>9:24</w:t>
+        </w:r>
+      </w:hyperlink>
+      <w:r>
+        <w:rPr>
+          <w:lang w:val="zh_TW" w:bidi="zh_TW"/>
+        </w:rPr>
+        <w:t>，</w:t>
+      </w:r>
+      <w:hyperlink r:id="rId49">
+        <w:r>
+          <w:rPr>
+            <w:lang w:val="zh_TW" w:bidi="zh_TW"/>
+          </w:rPr>
+          <w:rPr>
+            <w:color w:val="0000EE"/>
+            <w:u w:val="single"/>
+          </w:rPr>
+          <w:t>10:19–23</w:t>
+        </w:r>
+      </w:hyperlink>
+      <w:r>
+        <w:rPr>
+          <w:lang w:val="zh_TW" w:bidi="zh_TW"/>
+        </w:rPr>
+        <w:t>）。無論在舊約聖經或新約聖經中，聖經從未鼓勵向神以外的對象禱告；聖經也從未暗示在神與人之間除了基督以外還有其它的中保（</w:t>
       </w:r>
       <w:hyperlink r:id="rId50">
         <w:r>
@@ -1212,32 +1177,2237 @@
             <w:color w:val="0000EE"/>
             <w:u w:val="single"/>
           </w:rPr>
-          <w:t>創10:27</w:t>
-        </w:r>
-      </w:hyperlink>
+          <w:t>提前2:5</w:t>
+        </w:r>
+      </w:hyperlink>
+      <w:r>
+        <w:rPr>
+          <w:lang w:val="zh_TW" w:bidi="zh_TW"/>
+        </w:rPr>
+        <w:t>）。</w:t>
+      </w:r>
+    </w:p>
+    <w:p>
+      <w:pPr>
+        <w:pStyle w:val="Heading3"/>
+      </w:pPr>
+      <w:r>
+        <w:rPr>
+          <w:lang w:val="zh_TW" w:bidi="zh_TW"/>
+        </w:rPr>
+        <w:t>禱告的要素</w:t>
+      </w:r>
+    </w:p>
+    <w:p>
+      <w:pPr/>
+      <w:r>
+        <w:rPr>
+          <w:lang w:val="zh_TW" w:bidi="zh_TW"/>
+        </w:rPr>
+      </w:r>
+      <w:r>
+        <w:rPr>
+          <w:lang w:val="zh_TW" w:bidi="zh_TW"/>
+        </w:rPr>
+        <w:t>雖然禱告通常是一種不自覺的行動，禱告的人在其中將自己奉獻給神。從聖經資料的討論中，可以區分出禱告中的各項要素。</w:t>
+      </w:r>
+      <w:r>
+        <w:rPr>
+          <w:i/>
+          <w:lang w:val="zh_TW" w:bidi="zh_TW"/>
+        </w:rPr>
+        <w:t>讚美</w:t>
+      </w:r>
+      <w:r>
+        <w:rPr>
+          <w:lang w:val="zh_TW" w:bidi="zh_TW"/>
+        </w:rPr>
+        <w:t>，是承認神是誰以及祂的作為。這是「將榮耀歸給神」，不是指為神增添榮耀（這是不可能的），而是心甘樂意地（且在合適的情況下，公開地）承認神為神。詩篇中可見此類讚美的典型表達（</w:t>
+      </w:r>
+      <w:hyperlink r:id="rId51">
+        <w:r>
+          <w:rPr>
+            <w:lang w:val="zh_TW" w:bidi="zh_TW"/>
+          </w:rPr>
+          <w:rPr>
+            <w:color w:val="0000EE"/>
+            <w:u w:val="single"/>
+          </w:rPr>
+          <w:t>詩148</w:t>
+        </w:r>
+      </w:hyperlink>
+      <w:hyperlink r:id="rId52">
+        <w:r>
+          <w:rPr>
+            <w:lang w:val="zh_TW" w:bidi="zh_TW"/>
+          </w:rPr>
+          <w:rPr>
+            <w:color w:val="0000EE"/>
+            <w:u w:val="single"/>
+          </w:rPr>
+          <w:t>篇</w:t>
+        </w:r>
+      </w:hyperlink>
+      <w:r>
+        <w:rPr>
+          <w:lang w:val="zh_TW" w:bidi="zh_TW"/>
+        </w:rPr>
+        <w:t>，</w:t>
+      </w:r>
+      <w:hyperlink r:id="rId52">
+        <w:r>
+          <w:rPr>
+            <w:lang w:val="zh_TW" w:bidi="zh_TW"/>
+          </w:rPr>
+          <w:rPr>
+            <w:color w:val="0000EE"/>
+            <w:u w:val="single"/>
+          </w:rPr>
+          <w:t>150篇</w:t>
+        </w:r>
+      </w:hyperlink>
+      <w:r>
+        <w:rPr>
+          <w:lang w:val="zh_TW" w:bidi="zh_TW"/>
+        </w:rPr>
+        <w:t>）。當認識到神的良善是關乎祂為禱告者本人或他人所行的事時，這樣的禱告就是</w:t>
+      </w:r>
+      <w:r>
+        <w:rPr>
+          <w:i/>
+          <w:lang w:val="zh_TW" w:bidi="zh_TW"/>
+        </w:rPr>
+        <w:t>感謝</w:t>
+      </w:r>
+      <w:r>
+        <w:rPr>
+          <w:lang w:val="zh_TW" w:bidi="zh_TW"/>
+        </w:rPr>
+        <w:t>。感謝的內容包括：生命本身、物質世界的功用與美麗、基督及其恩惠（見</w:t>
+      </w:r>
+      <w:hyperlink r:id="rId53">
+        <w:r>
+          <w:rPr>
+            <w:lang w:val="zh_TW" w:bidi="zh_TW"/>
+          </w:rPr>
+          <w:rPr>
+            <w:color w:val="0000EE"/>
+            <w:u w:val="single"/>
+          </w:rPr>
+          <w:t>林後9:15</w:t>
+        </w:r>
+      </w:hyperlink>
+      <w:r>
+        <w:rPr>
+          <w:lang w:val="zh_TW" w:bidi="zh_TW"/>
+        </w:rPr>
+        <w:t>），以及對具體禱告得蒙應允的感謝。</w:t>
+      </w:r>
+      <w:r>
+        <w:rPr>
+          <w:i/>
+          <w:lang w:val="zh_TW" w:bidi="zh_TW"/>
+        </w:rPr>
+        <w:t>認罪</w:t>
+      </w:r>
+      <w:r>
+        <w:rPr>
+          <w:lang w:val="zh_TW" w:bidi="zh_TW"/>
+        </w:rPr>
+        <w:t>是承認神的聖潔與衪至高無上的道德權威，同時也承認認罪者本人的責任。因此，認罪既是為神辯護、稱神為義，也是不保留地、明確地承認罪——不僅包括罪惡的動機與內在傾向，也包括其外在的行為表現。</w:t>
+      </w:r>
+      <w:hyperlink r:id="rId54">
+        <w:r>
+          <w:rPr>
+            <w:lang w:val="zh_TW" w:bidi="zh_TW"/>
+          </w:rPr>
+          <w:rPr>
+            <w:color w:val="0000EE"/>
+            <w:u w:val="single"/>
+          </w:rPr>
+          <w:t>詩篇五十一篇</w:t>
+        </w:r>
+      </w:hyperlink>
+      <w:r>
+        <w:rPr>
+          <w:lang w:val="zh_TW" w:bidi="zh_TW"/>
+        </w:rPr>
+        <w:t>——即大衛因拔示巴所作的認罪詩——是聖經中認罪禱告的經典例子。</w:t>
+      </w:r>
+      <w:r>
+        <w:rPr>
+          <w:i/>
+          <w:lang w:val="zh_TW" w:bidi="zh_TW"/>
+        </w:rPr>
+        <w:t>祈求</w:t>
+      </w:r>
+      <w:r>
+        <w:rPr>
+          <w:lang w:val="zh_TW" w:bidi="zh_TW"/>
+        </w:rPr>
+        <w:t>既可指為自己所求，也可指為他人代求，後者即為</w:t>
+      </w:r>
+      <w:r>
+        <w:rPr>
+          <w:i/>
+          <w:lang w:val="zh_TW" w:bidi="zh_TW"/>
+        </w:rPr>
+        <w:t>代禱</w:t>
+      </w:r>
+      <w:r>
+        <w:rPr>
+          <w:lang w:val="zh_TW" w:bidi="zh_TW"/>
+        </w:rPr>
+        <w:t>。聖經從未將為自己禱告視為有罪或在道德上不恰當的，這可從主禱文所提供的禱告模式中清楚看見。為他人禱告，是愛鄰舍的明顯表現，而愛鄰舍正是聖經倫理的核心。</w:t>
+      </w:r>
+    </w:p>
+    <w:p>
+      <w:pPr/>
+      <w:r>
+        <w:rPr>
+          <w:lang w:val="zh_TW" w:bidi="zh_TW"/>
+        </w:rPr>
+      </w:r>
+      <w:r>
+        <w:rPr>
+          <w:i/>
+          <w:lang w:val="zh_TW" w:bidi="zh_TW"/>
+        </w:rPr>
+        <w:t>另見</w:t>
+      </w:r>
+      <w:r>
+        <w:rPr>
+          <w:lang w:val="zh_TW" w:bidi="zh_TW"/>
+        </w:rPr>
+        <w:t>主禱文</w:t>
+      </w:r>
       <w:r>
         <w:rPr>
           <w:lang w:val="zh_TW" w:bidi="zh_TW"/>
         </w:rPr>
         <w:t>；</w:t>
       </w:r>
-      <w:hyperlink r:id="rId51">
-        <w:r>
-          <w:rPr>
-            <w:lang w:val="zh_TW" w:bidi="zh_TW"/>
-          </w:rPr>
-          <w:rPr>
-            <w:color w:val="0000EE"/>
-            <w:u w:val="single"/>
-          </w:rPr>
-          <w:t>代上1:21</w:t>
-        </w:r>
-      </w:hyperlink>
-      <w:r>
-        <w:rPr>
-          <w:lang w:val="zh_TW" w:bidi="zh_TW"/>
-        </w:rPr>
-        <w:t>）。這個名字也許指某個阿拉伯宗族或領地，其中的人居住在或靠近棕樹生長的地區，正如名字所暗示的（德拉是希伯來詞dikla的變體，意指棗樹或棕樹）。</w:t>
+      <w:r>
+        <w:rPr>
+          <w:lang w:val="zh_TW" w:bidi="zh_TW"/>
+        </w:rPr>
+        <w:t>讚美</w:t>
+      </w:r>
+      <w:r>
+        <w:rPr>
+          <w:lang w:val="zh_TW" w:bidi="zh_TW"/>
+        </w:rPr>
+        <w:t>；</w:t>
+      </w:r>
+      <w:r>
+        <w:rPr>
+          <w:lang w:val="zh_TW" w:bidi="zh_TW"/>
+        </w:rPr>
+        <w:t>崇拜</w:t>
+      </w:r>
+      <w:r>
+        <w:rPr>
+          <w:lang w:val="zh_TW" w:bidi="zh_TW"/>
+        </w:rPr>
+        <w:t>。</w:t>
+      </w:r>
+      <w:r>
+        <w:rPr>
+          <w:lang w:val="zh_TW" w:bidi="zh_TW"/>
+        </w:rPr>
+      </w:r>
+      <w:r>
+        <w:rPr>
+          <w:lang w:val="zh_TW" w:bidi="zh_TW"/>
+        </w:rPr>
+      </w:r>
+    </w:p>
+    <w:p>
+      <w:pPr/>
+      <w:r>
+        <w:rPr>
+          <w:lang w:val="zh_TW" w:bidi="zh_TW"/>
+        </w:rPr>
+      </w:r>
+    </w:p>
+    <w:p>
+      <w:pPr>
+        <w:pStyle w:val="Heading2"/>
+      </w:pPr>
+      <w:r>
+        <w:rPr>
+          <w:lang w:val="zh_TW" w:bidi="zh_TW"/>
+        </w:rPr>
+        <w:t>道成肉身</w:t>
+      </w:r>
+      <w:r>
+        <w:rPr>
+          <w:lang w:val="zh_TW" w:bidi="zh_TW"/>
+        </w:rPr>
+      </w:r>
+    </w:p>
+    <w:p>
+      <w:pPr/>
+      <w:r>
+        <w:rPr>
+          <w:lang w:val="zh_TW" w:bidi="zh_TW"/>
+        </w:rPr>
+      </w:r>
+      <w:r>
+        <w:rPr>
+          <w:lang w:val="zh_TW" w:bidi="zh_TW"/>
+        </w:rPr>
+        <w:t>從字面上來看，是「在肉身中」的意思；在神學上，指的是藉著拿撒勒人耶穌，神取了人的肉身，成為神-人（God-man）的這一教義。在歷史上，道成肉身的教義在教父時代是基督論辯論的核心，並且這個教義最近在學術界中再次成為了焦點。從聖經的角度來說，它表述的是耶穌身份的奧秘。</w:t>
+      </w:r>
+    </w:p>
+    <w:p>
+      <w:pPr>
+        <w:pStyle w:val="Heading3"/>
+      </w:pPr>
+      <w:r>
+        <w:rPr>
+          <w:lang w:val="zh_TW" w:bidi="zh_TW"/>
+        </w:rPr>
+        <w:t>新約中的見證</w:t>
+      </w:r>
+    </w:p>
+    <w:p>
+      <w:pPr>
+        <w:pStyle w:val="Heading4"/>
+      </w:pPr>
+      <w:r>
+        <w:rPr>
+          <w:lang w:val="zh_TW" w:bidi="zh_TW"/>
+        </w:rPr>
+        <w:t>對觀福音</w:t>
+      </w:r>
+    </w:p>
+    <w:p>
+      <w:pPr/>
+      <w:r>
+        <w:rPr>
+          <w:lang w:val="zh_TW" w:bidi="zh_TW"/>
+        </w:rPr>
+      </w:r>
+      <w:r>
+        <w:rPr>
+          <w:lang w:val="zh_TW" w:bidi="zh_TW"/>
+        </w:rPr>
+        <w:t>馬可福音沒有關於道成肉身的記載，並且強調耶穌的彌賽亞身份多過祂的神性。因此，有些人認為馬可福音代表了當時教會的神學還處於早期階段，是在道成肉身的教義尚未形成之前。但這一點值得懷疑，有以下兩個原因：道成肉身的經文，如腓立比書讚美詩這樣的（</w:t>
+      </w:r>
+      <w:hyperlink r:id="rId55">
+        <w:r>
+          <w:rPr>
+            <w:lang w:val="zh_TW" w:bidi="zh_TW"/>
+          </w:rPr>
+          <w:rPr>
+            <w:color w:val="0000EE"/>
+            <w:u w:val="single"/>
+          </w:rPr>
+          <w:t>腓2:6–11</w:t>
+        </w:r>
+      </w:hyperlink>
+      <w:r>
+        <w:rPr>
+          <w:lang w:val="zh_TW" w:bidi="zh_TW"/>
+        </w:rPr>
+        <w:t>），可能成書早於馬可福音，並且馬可對基督的二性有完整的神學論述。雖然他強調耶穌的人性，但是馬可是以強調神性來突顯這一點。耶穌在受洗和登山變像時，被天上的聲音稱為「愛子」（</w:t>
+      </w:r>
+      <w:hyperlink r:id="rId56">
+        <w:r>
+          <w:rPr>
+            <w:lang w:val="zh_TW" w:bidi="zh_TW"/>
+          </w:rPr>
+          <w:rPr>
+            <w:color w:val="0000EE"/>
+            <w:u w:val="single"/>
+          </w:rPr>
+          <w:t>可1:11</w:t>
+        </w:r>
+      </w:hyperlink>
+      <w:r>
+        <w:rPr>
+          <w:lang w:val="zh_TW" w:bidi="zh_TW"/>
+        </w:rPr>
+        <w:t>；</w:t>
+      </w:r>
+      <w:hyperlink r:id="rId57">
+        <w:r>
+          <w:rPr>
+            <w:lang w:val="zh_TW" w:bidi="zh_TW"/>
+          </w:rPr>
+          <w:rPr>
+            <w:color w:val="0000EE"/>
+            <w:u w:val="single"/>
+          </w:rPr>
+          <w:t>9:7</w:t>
+        </w:r>
+      </w:hyperlink>
+      <w:r>
+        <w:rPr>
+          <w:lang w:val="zh_TW" w:bidi="zh_TW"/>
+        </w:rPr>
+        <w:t>）；污鬼稱他為神的兒子（</w:t>
+      </w:r>
+      <w:hyperlink r:id="rId58">
+        <w:r>
+          <w:rPr>
+            <w:lang w:val="zh_TW" w:bidi="zh_TW"/>
+          </w:rPr>
+          <w:rPr>
+            <w:color w:val="0000EE"/>
+            <w:u w:val="single"/>
+          </w:rPr>
+          <w:t>3:11</w:t>
+        </w:r>
+      </w:hyperlink>
+      <w:r>
+        <w:rPr>
+          <w:lang w:val="zh_TW" w:bidi="zh_TW"/>
+        </w:rPr>
+        <w:t>；</w:t>
+      </w:r>
+      <w:hyperlink r:id="rId59">
+        <w:r>
+          <w:rPr>
+            <w:lang w:val="zh_TW" w:bidi="zh_TW"/>
+          </w:rPr>
+          <w:rPr>
+            <w:color w:val="0000EE"/>
+            <w:u w:val="single"/>
+          </w:rPr>
+          <w:t>5:7</w:t>
+        </w:r>
+      </w:hyperlink>
+      <w:r>
+        <w:rPr>
+          <w:lang w:val="zh_TW" w:bidi="zh_TW"/>
+        </w:rPr>
+        <w:t>），羅馬百夫長也如此稱呼祂（</w:t>
+      </w:r>
+      <w:hyperlink r:id="rId60">
+        <w:r>
+          <w:rPr>
+            <w:lang w:val="zh_TW" w:bidi="zh_TW"/>
+          </w:rPr>
+          <w:rPr>
+            <w:color w:val="0000EE"/>
+            <w:u w:val="single"/>
+          </w:rPr>
+          <w:t>15:39</w:t>
+        </w:r>
+      </w:hyperlink>
+      <w:r>
+        <w:rPr>
+          <w:lang w:val="zh_TW" w:bidi="zh_TW"/>
+        </w:rPr>
+        <w:t>）。耶穌的「阿爸父」禱告（</w:t>
+      </w:r>
+      <w:hyperlink r:id="rId61">
+        <w:r>
+          <w:rPr>
+            <w:lang w:val="zh_TW" w:bidi="zh_TW"/>
+          </w:rPr>
+          <w:rPr>
+            <w:color w:val="0000EE"/>
+            <w:u w:val="single"/>
+          </w:rPr>
+          <w:t>14:36</w:t>
+        </w:r>
+      </w:hyperlink>
+      <w:r>
+        <w:rPr>
+          <w:lang w:val="zh_TW" w:bidi="zh_TW"/>
+        </w:rPr>
+        <w:t>；參</w:t>
+      </w:r>
+      <w:hyperlink r:id="rId62">
+        <w:r>
+          <w:rPr>
+            <w:lang w:val="zh_TW" w:bidi="zh_TW"/>
+          </w:rPr>
+          <w:rPr>
+            <w:color w:val="0000EE"/>
+            <w:u w:val="single"/>
+          </w:rPr>
+          <w:t>太26:39</w:t>
+        </w:r>
+      </w:hyperlink>
+      <w:r>
+        <w:rPr>
+          <w:lang w:val="zh_TW" w:bidi="zh_TW"/>
+        </w:rPr>
+        <w:t>；</w:t>
+      </w:r>
+      <w:hyperlink r:id="rId63">
+        <w:r>
+          <w:rPr>
+            <w:lang w:val="zh_TW" w:bidi="zh_TW"/>
+          </w:rPr>
+          <w:rPr>
+            <w:color w:val="0000EE"/>
+            <w:u w:val="single"/>
+          </w:rPr>
+          <w:t>路22:42</w:t>
+        </w:r>
+      </w:hyperlink>
+      <w:r>
+        <w:rPr>
+          <w:lang w:val="zh_TW" w:bidi="zh_TW"/>
+        </w:rPr>
+        <w:t>）顯示了祂對自己神性身份的認知，並且在受審判時，祂被指控聲稱自己是「那當稱頌者的兒子」（</w:t>
+      </w:r>
+      <w:hyperlink r:id="rId64">
+        <w:r>
+          <w:rPr>
+            <w:lang w:val="zh_TW" w:bidi="zh_TW"/>
+          </w:rPr>
+          <w:rPr>
+            <w:color w:val="0000EE"/>
+            <w:u w:val="single"/>
+          </w:rPr>
+          <w:t>14:61–62</w:t>
+        </w:r>
+      </w:hyperlink>
+      <w:r>
+        <w:rPr>
+          <w:lang w:val="zh_TW" w:bidi="zh_TW"/>
+        </w:rPr>
+        <w:t>）。 因此，儘管馬可福音中沒有明確說明道成肉身，但卻間接的肯定了這一點。</w:t>
+      </w:r>
+    </w:p>
+    <w:p>
+      <w:pPr/>
+      <w:r>
+        <w:rPr>
+          <w:lang w:val="zh_TW" w:bidi="zh_TW"/>
+        </w:rPr>
+      </w:r>
+      <w:r>
+        <w:rPr>
+          <w:lang w:val="zh_TW" w:bidi="zh_TW"/>
+        </w:rPr>
+        <w:t>馬太和路加都記載了道成肉身。有關耶穌降生的記載當然首先強調的是其事件本身，但馬太側重耶穌的彌賽亞王權，路加則強調聖靈屬天的見證。馬太福音是以基督為中心的；路加福音則專注於基督是救主，更確切地說，是專注於救贖歷史。雖然馬太呈現了耶穌的人性，但他也強調了祂的主權（</w:t>
+      </w:r>
+      <w:hyperlink r:id="rId65">
+        <w:r>
+          <w:rPr>
+            <w:lang w:val="zh_TW" w:bidi="zh_TW"/>
+          </w:rPr>
+          <w:rPr>
+            <w:color w:val="0000EE"/>
+            <w:u w:val="single"/>
+          </w:rPr>
+          <w:t>太23:6–10</w:t>
+        </w:r>
+      </w:hyperlink>
+      <w:r>
+        <w:rPr>
+          <w:lang w:val="zh_TW" w:bidi="zh_TW"/>
+        </w:rPr>
+        <w:t>）和神子的身份。因此，道成肉身就是神成為人的方式，這是普遍能接受的觀點（</w:t>
+      </w:r>
+      <w:hyperlink r:id="rId66">
+        <w:r>
+          <w:rPr>
+            <w:lang w:val="zh_TW" w:bidi="zh_TW"/>
+          </w:rPr>
+          <w:rPr>
+            <w:color w:val="0000EE"/>
+            <w:u w:val="single"/>
+          </w:rPr>
+          <w:t>1:23</w:t>
+        </w:r>
+      </w:hyperlink>
+      <w:r>
+        <w:rPr>
+          <w:lang w:val="zh_TW" w:bidi="zh_TW"/>
+        </w:rPr>
+        <w:t>、</w:t>
+      </w:r>
+      <w:hyperlink r:id="rId67">
+        <w:r>
+          <w:rPr>
+            <w:lang w:val="zh_TW" w:bidi="zh_TW"/>
+          </w:rPr>
+          <w:rPr>
+            <w:color w:val="0000EE"/>
+            <w:u w:val="single"/>
+          </w:rPr>
+          <w:t>18:20</w:t>
+        </w:r>
+      </w:hyperlink>
+      <w:r>
+        <w:rPr>
+          <w:lang w:val="zh_TW" w:bidi="zh_TW"/>
+        </w:rPr>
+        <w:t>、</w:t>
+      </w:r>
+      <w:hyperlink r:id="rId68">
+        <w:r>
+          <w:rPr>
+            <w:lang w:val="zh_TW" w:bidi="zh_TW"/>
+          </w:rPr>
+          <w:rPr>
+            <w:color w:val="0000EE"/>
+            <w:u w:val="single"/>
+          </w:rPr>
+          <w:t>24:14</w:t>
+        </w:r>
+      </w:hyperlink>
+      <w:r>
+        <w:rPr>
+          <w:lang w:val="zh_TW" w:bidi="zh_TW"/>
+        </w:rPr>
+        <w:t>、</w:t>
+      </w:r>
+      <w:hyperlink r:id="rId69">
+        <w:r>
+          <w:rPr>
+            <w:lang w:val="zh_TW" w:bidi="zh_TW"/>
+          </w:rPr>
+          <w:rPr>
+            <w:color w:val="0000EE"/>
+            <w:u w:val="single"/>
+          </w:rPr>
+          <w:t>28:18–20</w:t>
+        </w:r>
+      </w:hyperlink>
+      <w:r>
+        <w:rPr>
+          <w:lang w:val="zh_TW" w:bidi="zh_TW"/>
+        </w:rPr>
+        <w:t>）。 在三部福音書的作者中，對耶穌在地上的生活最有興趣的是路加。然而，他的福音書不像馬可的那樣強調耶穌人性的一面。路加將耶穌主要描繪為歷史中神聖的救主（</w:t>
+      </w:r>
+      <w:hyperlink r:id="rId70">
+        <w:r>
+          <w:rPr>
+            <w:lang w:val="zh_TW" w:bidi="zh_TW"/>
+          </w:rPr>
+          <w:rPr>
+            <w:color w:val="0000EE"/>
+            <w:u w:val="single"/>
+          </w:rPr>
+          <w:t>路2:11</w:t>
+        </w:r>
+      </w:hyperlink>
+      <w:r>
+        <w:rPr>
+          <w:lang w:val="zh_TW" w:bidi="zh_TW"/>
+        </w:rPr>
+        <w:t>；</w:t>
+      </w:r>
+      <w:hyperlink r:id="rId71">
+        <w:r>
+          <w:rPr>
+            <w:lang w:val="zh_TW" w:bidi="zh_TW"/>
+          </w:rPr>
+          <w:rPr>
+            <w:color w:val="0000EE"/>
+            <w:u w:val="single"/>
+          </w:rPr>
+          <w:t>4:16–30</w:t>
+        </w:r>
+      </w:hyperlink>
+      <w:r>
+        <w:rPr>
+          <w:lang w:val="zh_TW" w:bidi="zh_TW"/>
+        </w:rPr>
+        <w:t>）。 他將耶穌的彌賽亞職分和神性結合在一起，表明道成肉身的神之子經過受苦與高昇，是為了將人帶到神的面前。</w:t>
+      </w:r>
+    </w:p>
+    <w:p>
+      <w:pPr>
+        <w:pStyle w:val="Heading4"/>
+      </w:pPr>
+      <w:r>
+        <w:rPr>
+          <w:lang w:val="zh_TW" w:bidi="zh_TW"/>
+        </w:rPr>
+        <w:t>約翰的著作</w:t>
+      </w:r>
+    </w:p>
+    <w:p>
+      <w:pPr/>
+      <w:r>
+        <w:rPr>
+          <w:lang w:val="zh_TW" w:bidi="zh_TW"/>
+        </w:rPr>
+      </w:r>
+      <w:r>
+        <w:rPr>
+          <w:lang w:val="zh_TW" w:bidi="zh_TW"/>
+        </w:rPr>
+        <w:t>使徒約翰關於道成肉身的教義比其他任何人的都更為明確，他不僅教導了耶穌的神-人（God-man）身份，還教導了祂先存的「榮耀」（</w:t>
+      </w:r>
+      <w:hyperlink r:id="rId72">
+        <w:r>
+          <w:rPr>
+            <w:lang w:val="zh_TW" w:bidi="zh_TW"/>
+          </w:rPr>
+          <w:rPr>
+            <w:color w:val="0000EE"/>
+            <w:u w:val="single"/>
+          </w:rPr>
+          <w:t>約1:1–18</w:t>
+        </w:r>
+      </w:hyperlink>
+      <w:r>
+        <w:rPr>
+          <w:lang w:val="zh_TW" w:bidi="zh_TW"/>
+        </w:rPr>
+        <w:t>）。 這一教義的核心就是耶穌與父神的合一（</w:t>
+      </w:r>
+      <w:hyperlink r:id="rId73">
+        <w:r>
+          <w:rPr>
+            <w:lang w:val="zh_TW" w:bidi="zh_TW"/>
+          </w:rPr>
+          <w:rPr>
+            <w:color w:val="0000EE"/>
+            <w:u w:val="single"/>
+          </w:rPr>
+          <w:t>10:29–30</w:t>
+        </w:r>
+      </w:hyperlink>
+      <w:r>
+        <w:rPr>
+          <w:lang w:val="zh_TW" w:bidi="zh_TW"/>
+        </w:rPr>
+        <w:t>，</w:t>
+      </w:r>
+      <w:hyperlink r:id="rId74">
+        <w:r>
+          <w:rPr>
+            <w:lang w:val="zh_TW" w:bidi="zh_TW"/>
+          </w:rPr>
+          <w:rPr>
+            <w:color w:val="0000EE"/>
+            <w:u w:val="single"/>
+          </w:rPr>
+          <w:t>14:8–11</w:t>
+        </w:r>
+      </w:hyperlink>
+      <w:r>
+        <w:rPr>
+          <w:lang w:val="zh_TW" w:bidi="zh_TW"/>
+        </w:rPr>
+        <w:t>，</w:t>
+      </w:r>
+      <w:hyperlink r:id="rId75">
+        <w:r>
+          <w:rPr>
+            <w:lang w:val="zh_TW" w:bidi="zh_TW"/>
+          </w:rPr>
+          <w:rPr>
+            <w:color w:val="0000EE"/>
+            <w:u w:val="single"/>
+          </w:rPr>
+          <w:t>約一2:23</w:t>
+        </w:r>
+      </w:hyperlink>
+      <w:r>
+        <w:rPr>
+          <w:lang w:val="zh_TW" w:bidi="zh_TW"/>
+        </w:rPr>
+        <w:t>）。「我是」（指的是基督，取自舊約中對獨一真神的稱呼，並且可能代表著神的個人名字，耶和華）來將神向祂的子民啓示出來（</w:t>
+      </w:r>
+      <w:hyperlink r:id="rId76">
+        <w:r>
+          <w:rPr>
+            <w:lang w:val="zh_TW" w:bidi="zh_TW"/>
+          </w:rPr>
+          <w:rPr>
+            <w:color w:val="0000EE"/>
+            <w:u w:val="single"/>
+          </w:rPr>
+          <w:t>約1:4–5、14、18</w:t>
+        </w:r>
+      </w:hyperlink>
+      <w:r>
+        <w:rPr>
+          <w:lang w:val="zh_TW" w:bidi="zh_TW"/>
+        </w:rPr>
+        <w:t>）。然而，約翰也對道成肉身有最平衡的呈現。神的道或聖言（</w:t>
+      </w:r>
+      <w:hyperlink r:id="rId72">
+        <w:r>
+          <w:rPr>
+            <w:lang w:val="zh_TW" w:bidi="zh_TW"/>
+          </w:rPr>
+          <w:rPr>
+            <w:color w:val="0000EE"/>
+            <w:u w:val="single"/>
+          </w:rPr>
+          <w:t>1:1–18</w:t>
+        </w:r>
+      </w:hyperlink>
+      <w:r>
+        <w:rPr>
+          <w:lang w:val="zh_TW" w:bidi="zh_TW"/>
+        </w:rPr>
+        <w:t>）是完美人性的典範；祂「成了肉身」（第</w:t>
+      </w:r>
+      <w:hyperlink r:id="rId77">
+        <w:r>
+          <w:rPr>
+            <w:lang w:val="zh_TW" w:bidi="zh_TW"/>
+          </w:rPr>
+          <w:rPr>
+            <w:color w:val="0000EE"/>
+            <w:u w:val="single"/>
+          </w:rPr>
+          <w:t>14</w:t>
+        </w:r>
+      </w:hyperlink>
+      <w:r>
+        <w:rPr>
+          <w:lang w:val="zh_TW" w:bidi="zh_TW"/>
+        </w:rPr>
+        <w:t>節）來向人類啓示（第</w:t>
+      </w:r>
+      <w:hyperlink r:id="rId78">
+        <w:r>
+          <w:rPr>
+            <w:lang w:val="zh_TW" w:bidi="zh_TW"/>
+          </w:rPr>
+          <w:rPr>
+            <w:color w:val="0000EE"/>
+            <w:u w:val="single"/>
+          </w:rPr>
+          <w:t>5、9</w:t>
+        </w:r>
+      </w:hyperlink>
+      <w:r>
+        <w:rPr>
+          <w:lang w:val="zh_TW" w:bidi="zh_TW"/>
+        </w:rPr>
+        <w:t>節）並在他們裡面產生「永生」（</w:t>
+      </w:r>
+      <w:hyperlink r:id="rId79">
+        <w:r>
+          <w:rPr>
+            <w:lang w:val="zh_TW" w:bidi="zh_TW"/>
+          </w:rPr>
+          <w:rPr>
+            <w:color w:val="0000EE"/>
+            <w:u w:val="single"/>
+          </w:rPr>
+          <w:t>3:14–18</w:t>
+        </w:r>
+      </w:hyperlink>
+      <w:r>
+        <w:rPr>
+          <w:lang w:val="zh_TW" w:bidi="zh_TW"/>
+        </w:rPr>
+        <w:t>；</w:t>
+      </w:r>
+      <w:hyperlink r:id="rId80">
+        <w:r>
+          <w:rPr>
+            <w:lang w:val="zh_TW" w:bidi="zh_TW"/>
+          </w:rPr>
+          <w:rPr>
+            <w:color w:val="0000EE"/>
+            <w:u w:val="single"/>
+          </w:rPr>
+          <w:t>約一1:1–3</w:t>
+        </w:r>
+      </w:hyperlink>
+      <w:r>
+        <w:rPr>
+          <w:lang w:val="zh_TW" w:bidi="zh_TW"/>
+        </w:rPr>
+        <w:t>；</w:t>
+      </w:r>
+      <w:hyperlink r:id="rId81">
+        <w:r>
+          <w:rPr>
+            <w:lang w:val="zh_TW" w:bidi="zh_TW"/>
+          </w:rPr>
+          <w:rPr>
+            <w:color w:val="0000EE"/>
+            <w:u w:val="single"/>
+          </w:rPr>
+          <w:t>4:9</w:t>
+        </w:r>
+      </w:hyperlink>
+      <w:r>
+        <w:rPr>
+          <w:lang w:val="zh_TW" w:bidi="zh_TW"/>
+        </w:rPr>
+        <w:t>）。</w:t>
+      </w:r>
+    </w:p>
+    <w:p>
+      <w:pPr>
+        <w:pStyle w:val="Heading4"/>
+      </w:pPr>
+      <w:r>
+        <w:rPr>
+          <w:lang w:val="zh_TW" w:bidi="zh_TW"/>
+        </w:rPr>
+        <w:t>保羅的書信</w:t>
+      </w:r>
+    </w:p>
+    <w:p>
+      <w:pPr/>
+      <w:r>
+        <w:rPr>
+          <w:lang w:val="zh_TW" w:bidi="zh_TW"/>
+        </w:rPr>
+      </w:r>
+      <w:r>
+        <w:rPr>
+          <w:lang w:val="zh_TW" w:bidi="zh_TW"/>
+        </w:rPr>
+        <w:t>使徒保羅將道成肉身描述為一條耶穌通往受苦與救贖的道路。在</w:t>
+      </w:r>
+      <w:hyperlink r:id="rId82">
+        <w:r>
+          <w:rPr>
+            <w:lang w:val="zh_TW" w:bidi="zh_TW"/>
+          </w:rPr>
+          <w:rPr>
+            <w:color w:val="0000EE"/>
+            <w:u w:val="single"/>
+          </w:rPr>
+          <w:t>加4:4–5</w:t>
+        </w:r>
+      </w:hyperlink>
+      <w:r>
+        <w:rPr>
+          <w:lang w:val="zh_TW" w:bidi="zh_TW"/>
+        </w:rPr>
+        <w:t>中，道成肉身（「由女人所生」）是在「時候滿足」的時候，或在救恩歷史的頂點而到來的，要「救贖那些在律法以下的人」。在腓立比書的讚美詩中（</w:t>
+      </w:r>
+      <w:hyperlink r:id="rId55">
+        <w:r>
+          <w:rPr>
+            <w:lang w:val="zh_TW" w:bidi="zh_TW"/>
+          </w:rPr>
+          <w:rPr>
+            <w:color w:val="0000EE"/>
+            <w:u w:val="single"/>
+          </w:rPr>
+          <w:t>腓2:6–11</w:t>
+        </w:r>
+      </w:hyperlink>
+      <w:r>
+        <w:rPr>
+          <w:lang w:val="zh_TW" w:bidi="zh_TW"/>
+        </w:rPr>
+        <w:t>），道成肉身被視為先存的（「他本有神的形象」），降卑的（「虛己⋯⋯卑微」），和順服的（「順服以至於死」）。 道成肉身的目的是十字架（「且死在十字架上」），其結果是基督的高昇。這首詩歌或許是新約中關於道成肉身的最高神學論述。耶穌的人生是一種「倒空」，是對緊握不放祂神性特權（「不以自己與神同等為強奪的」）的拒絕。</w:t>
+      </w:r>
+    </w:p>
+    <w:p>
+      <w:pPr/>
+      <w:r>
+        <w:rPr>
+          <w:lang w:val="zh_TW" w:bidi="zh_TW"/>
+        </w:rPr>
+      </w:r>
+      <w:r>
+        <w:rPr>
+          <w:lang w:val="zh_TW" w:bidi="zh_TW"/>
+        </w:rPr>
+        <w:t>保羅將基督描述為末後的亞當（</w:t>
+      </w:r>
+      <w:hyperlink r:id="rId83">
+        <w:r>
+          <w:rPr>
+            <w:lang w:val="zh_TW" w:bidi="zh_TW"/>
+          </w:rPr>
+          <w:rPr>
+            <w:color w:val="0000EE"/>
+            <w:u w:val="single"/>
+          </w:rPr>
+          <w:t>羅5:12–19</w:t>
+        </w:r>
+      </w:hyperlink>
+      <w:r>
+        <w:rPr>
+          <w:lang w:val="zh_TW" w:bidi="zh_TW"/>
+        </w:rPr>
+        <w:t>；</w:t>
+      </w:r>
+      <w:hyperlink r:id="rId84">
+        <w:r>
+          <w:rPr>
+            <w:lang w:val="zh_TW" w:bidi="zh_TW"/>
+          </w:rPr>
+          <w:rPr>
+            <w:color w:val="0000EE"/>
+            <w:u w:val="single"/>
+          </w:rPr>
+          <w:t>林前15:45–47</w:t>
+        </w:r>
+      </w:hyperlink>
+      <w:r>
+        <w:rPr>
+          <w:lang w:val="zh_TW" w:bidi="zh_TW"/>
+        </w:rPr>
+        <w:t>），亞當所失去的，祂將其帶了回來，使我們有可能重新獲得。通過取了人的樣式，基督成為了使人與神和好的救贖主（</w:t>
+      </w:r>
+      <w:hyperlink r:id="rId85">
+        <w:r>
+          <w:rPr>
+            <w:lang w:val="zh_TW" w:bidi="zh_TW"/>
+          </w:rPr>
+          <w:rPr>
+            <w:color w:val="0000EE"/>
+            <w:u w:val="single"/>
+          </w:rPr>
+          <w:t>羅3:25</w:t>
+        </w:r>
+      </w:hyperlink>
+      <w:r>
+        <w:rPr>
+          <w:lang w:val="zh_TW" w:bidi="zh_TW"/>
+        </w:rPr>
+        <w:t>；</w:t>
+      </w:r>
+      <w:hyperlink r:id="rId86">
+        <w:r>
+          <w:rPr>
+            <w:lang w:val="zh_TW" w:bidi="zh_TW"/>
+          </w:rPr>
+          <w:rPr>
+            <w:color w:val="0000EE"/>
+            <w:u w:val="single"/>
+          </w:rPr>
+          <w:t>林後5:19</w:t>
+        </w:r>
+      </w:hyperlink>
+      <w:r>
+        <w:rPr>
+          <w:lang w:val="zh_TW" w:bidi="zh_TW"/>
+        </w:rPr>
+        <w:t>；</w:t>
+      </w:r>
+      <w:hyperlink r:id="rId87">
+        <w:r>
+          <w:rPr>
+            <w:lang w:val="zh_TW" w:bidi="zh_TW"/>
+          </w:rPr>
+          <w:rPr>
+            <w:color w:val="0000EE"/>
+            <w:u w:val="single"/>
+          </w:rPr>
+          <w:t>提前1:15</w:t>
+        </w:r>
+      </w:hyperlink>
+      <w:r>
+        <w:rPr>
+          <w:lang w:val="zh_TW" w:bidi="zh_TW"/>
+        </w:rPr>
+        <w:t>）。然而，保羅更強調，被高昇的基督帶來了新的生命（</w:t>
+      </w:r>
+      <w:hyperlink r:id="rId88">
+        <w:r>
+          <w:rPr>
+            <w:lang w:val="zh_TW" w:bidi="zh_TW"/>
+          </w:rPr>
+          <w:rPr>
+            <w:color w:val="0000EE"/>
+            <w:u w:val="single"/>
+          </w:rPr>
+          <w:t>羅6:4–6</w:t>
+        </w:r>
+      </w:hyperlink>
+      <w:r>
+        <w:rPr>
+          <w:lang w:val="zh_TW" w:bidi="zh_TW"/>
+        </w:rPr>
+        <w:t>；</w:t>
+      </w:r>
+      <w:hyperlink r:id="rId89">
+        <w:r>
+          <w:rPr>
+            <w:lang w:val="zh_TW" w:bidi="zh_TW"/>
+          </w:rPr>
+          <w:rPr>
+            <w:color w:val="0000EE"/>
+            <w:u w:val="single"/>
+          </w:rPr>
+          <w:t>林後3:17–18</w:t>
+        </w:r>
+      </w:hyperlink>
+      <w:r>
+        <w:rPr>
+          <w:lang w:val="zh_TW" w:bidi="zh_TW"/>
+        </w:rPr>
+        <w:t>；</w:t>
+      </w:r>
+      <w:hyperlink r:id="rId90">
+        <w:r>
+          <w:rPr>
+            <w:lang w:val="zh_TW" w:bidi="zh_TW"/>
+          </w:rPr>
+          <w:rPr>
+            <w:color w:val="0000EE"/>
+            <w:u w:val="single"/>
+          </w:rPr>
+          <w:t>西3:1–4</w:t>
+        </w:r>
+      </w:hyperlink>
+      <w:r>
+        <w:rPr>
+          <w:lang w:val="zh_TW" w:bidi="zh_TW"/>
+        </w:rPr>
+        <w:t>）。 歌羅西書</w:t>
+      </w:r>
+      <w:hyperlink r:id="rId91">
+        <w:r>
+          <w:rPr>
+            <w:lang w:val="zh_TW" w:bidi="zh_TW"/>
+          </w:rPr>
+          <w:rPr>
+            <w:color w:val="0000EE"/>
+            <w:u w:val="single"/>
+          </w:rPr>
+          <w:t>1:15–20</w:t>
+        </w:r>
+      </w:hyperlink>
+      <w:r>
+        <w:rPr>
+          <w:lang w:val="zh_TW" w:bidi="zh_TW"/>
+        </w:rPr>
+        <w:t>中的讚美詩，運用了猶太智慧思辨，可能還混有希臘元素，它顯明了基督是「首生的」和「神的豐盛」。那位永存為神的，通過祂的犧牲死亡，成為被尊崇的主，並將人帶到神面前（另見</w:t>
+      </w:r>
+      <w:hyperlink r:id="rId92">
+        <w:r>
+          <w:rPr>
+            <w:lang w:val="zh_TW" w:bidi="zh_TW"/>
+          </w:rPr>
+          <w:rPr>
+            <w:color w:val="0000EE"/>
+            <w:u w:val="single"/>
+          </w:rPr>
+          <w:t>羅1:3–4</w:t>
+        </w:r>
+      </w:hyperlink>
+      <w:r>
+        <w:rPr>
+          <w:lang w:val="zh_TW" w:bidi="zh_TW"/>
+        </w:rPr>
+        <w:t>、</w:t>
+      </w:r>
+      <w:hyperlink r:id="rId93">
+        <w:r>
+          <w:rPr>
+            <w:lang w:val="zh_TW" w:bidi="zh_TW"/>
+          </w:rPr>
+          <w:rPr>
+            <w:color w:val="0000EE"/>
+            <w:u w:val="single"/>
+          </w:rPr>
+          <w:t>提前3:16</w:t>
+        </w:r>
+      </w:hyperlink>
+      <w:r>
+        <w:rPr>
+          <w:lang w:val="zh_TW" w:bidi="zh_TW"/>
+        </w:rPr>
+        <w:t>中的「肉體—靈」主題）。</w:t>
+      </w:r>
+    </w:p>
+    <w:p>
+      <w:pPr>
+        <w:pStyle w:val="Heading4"/>
+      </w:pPr>
+      <w:r>
+        <w:rPr>
+          <w:lang w:val="zh_TW" w:bidi="zh_TW"/>
+        </w:rPr>
+        <w:t>希伯來書</w:t>
+      </w:r>
+    </w:p>
+    <w:p>
+      <w:pPr/>
+      <w:r>
+        <w:rPr>
+          <w:lang w:val="zh_TW" w:bidi="zh_TW"/>
+        </w:rPr>
+      </w:r>
+      <w:r>
+        <w:rPr>
+          <w:lang w:val="zh_TW" w:bidi="zh_TW"/>
+        </w:rPr>
+        <w:t>希伯來書多處提到了道成肉身。開場讚美詩（</w:t>
+      </w:r>
+      <w:hyperlink r:id="rId94">
+        <w:r>
+          <w:rPr>
+            <w:lang w:val="zh_TW" w:bidi="zh_TW"/>
+          </w:rPr>
+          <w:rPr>
+            <w:color w:val="0000EE"/>
+            <w:u w:val="single"/>
+          </w:rPr>
+          <w:t>來1:1–3</w:t>
+        </w:r>
+      </w:hyperlink>
+      <w:r>
+        <w:rPr>
+          <w:lang w:val="zh_TW" w:bidi="zh_TW"/>
+        </w:rPr>
+        <w:t>）就強調了基督崇高的地位，祂是神形象的「真實印記」和榮耀所發的光輝。基督比天使更尊貴（</w:t>
+      </w:r>
+      <w:hyperlink r:id="rId95">
+        <w:r>
+          <w:rPr>
+            <w:lang w:val="zh_TW" w:bidi="zh_TW"/>
+          </w:rPr>
+          <w:rPr>
+            <w:color w:val="0000EE"/>
+            <w:u w:val="single"/>
+          </w:rPr>
+          <w:t>1:4–9</w:t>
+        </w:r>
+      </w:hyperlink>
+      <w:r>
+        <w:rPr>
+          <w:lang w:val="zh_TW" w:bidi="zh_TW"/>
+        </w:rPr>
+        <w:t>），但祂成為人，為拯救人類而受苦（</w:t>
+      </w:r>
+      <w:hyperlink r:id="rId96">
+        <w:r>
+          <w:rPr>
+            <w:lang w:val="zh_TW" w:bidi="zh_TW"/>
+          </w:rPr>
+          <w:rPr>
+            <w:color w:val="0000EE"/>
+            <w:u w:val="single"/>
+          </w:rPr>
+          <w:t>2:9</w:t>
+        </w:r>
+      </w:hyperlink>
+      <w:r>
+        <w:rPr>
+          <w:lang w:val="zh_TW" w:bidi="zh_TW"/>
+        </w:rPr>
+        <w:t>、</w:t>
+      </w:r>
+      <w:hyperlink r:id="rId97">
+        <w:r>
+          <w:rPr>
+            <w:lang w:val="zh_TW" w:bidi="zh_TW"/>
+          </w:rPr>
+          <w:rPr>
+            <w:color w:val="0000EE"/>
+            <w:u w:val="single"/>
+          </w:rPr>
+          <w:t>5:7–9</w:t>
+        </w:r>
+      </w:hyperlink>
+      <w:r>
+        <w:rPr>
+          <w:lang w:val="zh_TW" w:bidi="zh_TW"/>
+        </w:rPr>
+        <w:t>）。道成肉身符合罪人對救主的需求。希伯來書的目的是要表明基督之於舊約祭祀無可比擬的超越性，同時強調祂的救贖工作。祂真實的受試探（</w:t>
+      </w:r>
+      <w:hyperlink r:id="rId98">
+        <w:r>
+          <w:rPr>
+            <w:lang w:val="zh_TW" w:bidi="zh_TW"/>
+          </w:rPr>
+          <w:rPr>
+            <w:color w:val="0000EE"/>
+            <w:u w:val="single"/>
+          </w:rPr>
+          <w:t>2:18</w:t>
+        </w:r>
+      </w:hyperlink>
+      <w:r>
+        <w:rPr>
+          <w:lang w:val="zh_TW" w:bidi="zh_TW"/>
+        </w:rPr>
+        <w:t>；</w:t>
+      </w:r>
+      <w:hyperlink r:id="rId99">
+        <w:r>
+          <w:rPr>
+            <w:lang w:val="zh_TW" w:bidi="zh_TW"/>
+          </w:rPr>
+          <w:rPr>
+            <w:color w:val="0000EE"/>
+            <w:u w:val="single"/>
+          </w:rPr>
+          <w:t>4:15</w:t>
+        </w:r>
+      </w:hyperlink>
+      <w:r>
+        <w:rPr>
+          <w:lang w:val="zh_TW" w:bidi="zh_TW"/>
+        </w:rPr>
+        <w:t>）與祂的無罪結合在一起（</w:t>
+      </w:r>
+      <w:hyperlink r:id="rId99">
+        <w:r>
+          <w:rPr>
+            <w:lang w:val="zh_TW" w:bidi="zh_TW"/>
+          </w:rPr>
+          <w:rPr>
+            <w:color w:val="0000EE"/>
+            <w:u w:val="single"/>
+          </w:rPr>
+          <w:t>4:15</w:t>
+        </w:r>
+      </w:hyperlink>
+      <w:r>
+        <w:rPr>
+          <w:lang w:val="zh_TW" w:bidi="zh_TW"/>
+        </w:rPr>
+        <w:t>、</w:t>
+      </w:r>
+      <w:hyperlink r:id="rId100">
+        <w:r>
+          <w:rPr>
+            <w:lang w:val="zh_TW" w:bidi="zh_TW"/>
+          </w:rPr>
+          <w:rPr>
+            <w:color w:val="0000EE"/>
+            <w:u w:val="single"/>
+          </w:rPr>
+          <w:t>5:9</w:t>
+        </w:r>
+      </w:hyperlink>
+      <w:r>
+        <w:rPr>
+          <w:lang w:val="zh_TW" w:bidi="zh_TW"/>
+        </w:rPr>
+        <w:t>、</w:t>
+      </w:r>
+      <w:hyperlink r:id="rId101">
+        <w:r>
+          <w:rPr>
+            <w:lang w:val="zh_TW" w:bidi="zh_TW"/>
+          </w:rPr>
+          <w:rPr>
+            <w:color w:val="0000EE"/>
+            <w:u w:val="single"/>
+          </w:rPr>
+          <w:t>7:26</w:t>
+        </w:r>
+      </w:hyperlink>
+      <w:r>
+        <w:rPr>
+          <w:lang w:val="zh_TW" w:bidi="zh_TW"/>
+        </w:rPr>
+        <w:t>），完成了以人的身份來對人的罪的救贖。道成肉身是一條基督最終只要一次獻上贖罪祭，就能永遠勝過罪的途徑（</w:t>
+      </w:r>
+      <w:hyperlink r:id="rId102">
+        <w:r>
+          <w:rPr>
+            <w:lang w:val="zh_TW" w:bidi="zh_TW"/>
+          </w:rPr>
+          <w:rPr>
+            <w:color w:val="0000EE"/>
+            <w:u w:val="single"/>
+          </w:rPr>
+          <w:t>7:28</w:t>
+        </w:r>
+      </w:hyperlink>
+      <w:r>
+        <w:rPr>
+          <w:lang w:val="zh_TW" w:bidi="zh_TW"/>
+        </w:rPr>
+        <w:t>；</w:t>
+      </w:r>
+      <w:hyperlink r:id="rId103">
+        <w:r>
+          <w:rPr>
+            <w:lang w:val="zh_TW" w:bidi="zh_TW"/>
+          </w:rPr>
+          <w:rPr>
+            <w:color w:val="0000EE"/>
+            <w:u w:val="single"/>
+          </w:rPr>
+          <w:t>9:26</w:t>
+        </w:r>
+      </w:hyperlink>
+      <w:r>
+        <w:rPr>
+          <w:lang w:val="zh_TW" w:bidi="zh_TW"/>
+        </w:rPr>
+        <w:t>）。</w:t>
+      </w:r>
+    </w:p>
+    <w:p>
+      <w:pPr>
+        <w:pStyle w:val="Heading3"/>
+      </w:pPr>
+      <w:r>
+        <w:rPr>
+          <w:lang w:val="zh_TW" w:bidi="zh_TW"/>
+        </w:rPr>
+        <w:t>歷史沿革</w:t>
+      </w:r>
+    </w:p>
+    <w:p>
+      <w:pPr/>
+      <w:r>
+        <w:rPr>
+          <w:lang w:val="zh_TW" w:bidi="zh_TW"/>
+        </w:rPr>
+      </w:r>
+      <w:r>
+        <w:rPr>
+          <w:lang w:val="zh_TW" w:bidi="zh_TW"/>
+        </w:rPr>
+        <w:t>第一個挑戰傳統道成肉身教義的群體是諾斯底派，他們在第一世紀末否認耶穌是真正的人。這個源自希臘的信仰認為物質世界是邪惡的，因此他們否認道成肉身。他們認為基督是一個類靈體（quasi-spiritual）的存在，只是看起來像人類。神學家馬吉安（Marcion，死於公元後160年），受諾斯底派教師的訓練，也接受了幻影說（docetic）對基督的解釋（即祂的人性只是表象）。 馬吉安傳授他的教義以對抗當時基督教中偏向舊約和猶太教的傾向。在公元144年被逐出教會後，馬吉安創立了自己的教會，他的觀點在接下來的兩個世紀中被廣泛的傳播。大公教會之所以統一了教義，部分原因也是为了對抗馬吉安的基督論異端。</w:t>
+      </w:r>
+    </w:p>
+    <w:p>
+      <w:pPr/>
+      <w:r>
+        <w:rPr>
+          <w:lang w:val="zh_TW" w:bidi="zh_TW"/>
+        </w:rPr>
+      </w:r>
+      <w:r>
+        <w:rPr>
+          <w:lang w:val="zh_TW" w:bidi="zh_TW"/>
+        </w:rPr>
+        <w:t>對正統觀點的下一個挑戰來自於三世紀和四世紀的亞流派（Arian）、亞玻里拿留派（</w:t>
+      </w:r>
+      <w:r>
+        <w:rPr>
+          <w:lang w:val="zh_TW" w:bidi="zh_TW"/>
+        </w:rPr>
+        <w:t>Apollinarian</w:t>
+      </w:r>
+      <w:r>
+        <w:rPr>
+          <w:lang w:val="zh_TW" w:bidi="zh_TW"/>
+        </w:rPr>
+        <w:t>）和</w:t>
+      </w:r>
+      <w:r>
+        <w:rPr>
+          <w:lang w:val="zh_TW" w:bidi="zh_TW"/>
+        </w:rPr>
+        <w:t>涅斯多留派</w:t>
+      </w:r>
+      <w:r>
+        <w:rPr>
+          <w:lang w:val="zh_TW" w:bidi="zh_TW"/>
+        </w:rPr>
+        <w:t>（Nestorian）的爭議。亞流主義認為道成肉身是完全的，因此神的道基督不再是完全的神。同時，祂也不是完全的人，因此基督是介於兩種本性之間的存在。尼西亞大公會議（公元325年）確認耶穌確實既是神又是人。然而，很快又出現了一個新的問題，就是關於祂兩種本性之間的關係。亞玻里拿留（公元310？–390年？）教導說，耶穌只有肉體是人；祂的靈魂則完全被融入到神的道之中。涅斯多留（約公元381–451年）教導說，基督的兩種本性在其位格中必須始終保持分別；它們一起運作但在其存有上是分開的。在迦克墩會議（公元451年）上，確認了耶穌的兩性合一。許多迦克墩會議的反對者隨後出現，他們被稱為基督一性論者，他們相信耶穌只有一種神性，只是在某種意義上是人。那場運動引起了嚴重的政治和宗教上的分裂，直到君士坦丁堡會議（公元680–681年）重申了迦克墩會議的決議，並確立了正統的道成肉身神學。</w:t>
+      </w:r>
+    </w:p>
+    <w:p>
+      <w:pPr/>
+      <w:r>
+        <w:rPr>
+          <w:lang w:val="zh_TW" w:bidi="zh_TW"/>
+        </w:rPr>
+      </w:r>
+      <w:r>
+        <w:rPr>
+          <w:lang w:val="zh_TW" w:bidi="zh_TW"/>
+        </w:rPr>
+        <w:t>在第八世紀，西班牙和法國是「</w:t>
+      </w:r>
+      <w:r>
+        <w:rPr>
+          <w:lang w:val="zh_TW" w:bidi="zh_TW"/>
+        </w:rPr>
+        <w:t>嗣子論（adoptionist）</w:t>
+      </w:r>
+      <w:r>
+        <w:rPr>
+          <w:lang w:val="zh_TW" w:bidi="zh_TW"/>
+        </w:rPr>
+        <w:t>」爭論的中心。嗣子論教導說耶穌在出生時是人類，但在他的洗禮時經歷了「第二次出生（second birth）」並被「收養（adopted）」為神之子。它在一系列的宗教會議中被譴責，直到近代才得到許多人的追捧。在經院哲學時代，</w:t>
+      </w:r>
+      <w:r>
+        <w:rPr>
+          <w:lang w:val="zh_TW" w:bidi="zh_TW"/>
+        </w:rPr>
+        <w:t>彼得·倫巴都</w:t>
+      </w:r>
+      <w:r>
+        <w:rPr>
+          <w:lang w:val="zh_TW" w:bidi="zh_TW"/>
+        </w:rPr>
+        <w:t>（Peter Lombard，公元1095？–1160年）提倡了後來被稱為「虛無主義（nihilism）」的觀點。他假定道成肉身並未對耶穌的神性造成根本性的改變，但他人的本性既無實質性也無必要性（insubstantial and unessential）。這種觀點同樣被教皇亞歷山大三世（Pope Alexander III，公元1159–1181年）所譴責。當時的另一個爭論焦點是人的墮落與道成肉身之間的關係。阿奎那（Thomas Aquinas，公元1224–1274年）得出有存在因果關係的結論；道成肉身是對付罪的必然要求，而不是在墮落之外預定的。</w:t>
+      </w:r>
+    </w:p>
+    <w:p>
+      <w:pPr/>
+      <w:r>
+        <w:rPr>
+          <w:lang w:val="zh_TW" w:bidi="zh_TW"/>
+        </w:rPr>
+      </w:r>
+      <w:r>
+        <w:rPr>
+          <w:lang w:val="zh_TW" w:bidi="zh_TW"/>
+        </w:rPr>
+        <w:t>羅馬天主教會和新教改教家們在道成肉身上基本遵循相同的正統教義觀。宗教改革的衝突更多集中在救恩論（救恩的教義）上。然而，幾個反對三位一體的異端利用了教會權威的崩塌。米迦勒·</w:t>
+      </w:r>
+      <w:r>
+        <w:rPr>
+          <w:lang w:val="zh_TW" w:bidi="zh_TW"/>
+        </w:rPr>
+        <w:t>塞爾韋特</w:t>
+      </w:r>
+      <w:r>
+        <w:rPr>
+          <w:lang w:val="zh_TW" w:bidi="zh_TW"/>
+        </w:rPr>
+        <w:t>（Michael Servetus，公元1511–1553年）教導了一種泛神論的道成肉身觀點，其重點在於神的靈在耶穌的人形中顯現。因此，道不是三一神中的一個獨立位格，也與每個人心中的「神性火花（divine spark）」沒有本質性的區別。同時，拉埃利烏斯·蘇西尼（Laelius Socinus，公元1525–1562年）和他的侄子，浮士德·</w:t>
+      </w:r>
+      <w:r>
+        <w:rPr>
+          <w:lang w:val="zh_TW" w:bidi="zh_TW"/>
+        </w:rPr>
+        <w:t>蘇西尼</w:t>
+      </w:r>
+      <w:r>
+        <w:rPr>
+          <w:lang w:val="zh_TW" w:bidi="zh_TW"/>
+        </w:rPr>
+        <w:t>（Faustus Socinus，公元1539–1604年），教授一種神格一位論（unitarian）的體系。道成肉身不是神性本質的轉移，而是神性權柄和啟示的傳達。因此，基督的死不是為了贖罪，而是樹立道德榜樣。塞爾韋特和蘇西尼主義都被天主教徒和新教徒所譴責。</w:t>
+      </w:r>
+    </w:p>
+    <w:p>
+      <w:pPr/>
+      <w:r>
+        <w:rPr>
+          <w:lang w:val="zh_TW" w:bidi="zh_TW"/>
+        </w:rPr>
+      </w:r>
+      <w:r>
+        <w:rPr>
+          <w:lang w:val="zh_TW" w:bidi="zh_TW"/>
+        </w:rPr>
+        <w:t>在17和18世紀，「虛己論（kenoticism）」（來自希臘語「空（empty）」）教導在道成肉身時，道完全的「倒空」（</w:t>
+      </w:r>
+      <w:hyperlink r:id="rId104">
+        <w:r>
+          <w:rPr>
+            <w:lang w:val="zh_TW" w:bidi="zh_TW"/>
+          </w:rPr>
+          <w:rPr>
+            <w:color w:val="0000EE"/>
+            <w:u w:val="single"/>
+          </w:rPr>
+          <w:t>腓2:7</w:t>
+        </w:r>
+      </w:hyperlink>
+      <w:r>
+        <w:rPr>
+          <w:lang w:val="zh_TW" w:bidi="zh_TW"/>
+        </w:rPr>
+        <w:t>）了神性。這個教義代表著經院時期討論耶穌的神人二性之間的相通已進入了最後階段。祂的人性是全能的嗎？如果不是，那麼耶穌這個人又是如何行使神性的？虛己學派認為耶穌是完全的人，祂的神性在升天之前是靜止的。祂的神奇力量是外來的，由聖靈所賜予的。與此觀點相反，大多數神學家認為耶穌始終是神和人，並且在</w:t>
+      </w:r>
+      <w:hyperlink r:id="rId105">
+        <w:r>
+          <w:rPr>
+            <w:lang w:val="zh_TW" w:bidi="zh_TW"/>
+          </w:rPr>
+          <w:rPr>
+            <w:color w:val="0000EE"/>
+            <w:u w:val="single"/>
+          </w:rPr>
+          <w:t>腓2:6–8</w:t>
+        </w:r>
+      </w:hyperlink>
+      <w:r>
+        <w:rPr>
+          <w:lang w:val="zh_TW" w:bidi="zh_TW"/>
+        </w:rPr>
+        <w:t>中，耶穌並沒有放棄神性的屬性（祂仍然顯示出「神的形象」），而是放棄了與神性相關的威嚴（majesty）。</w:t>
+      </w:r>
+    </w:p>
+    <w:p>
+      <w:pPr/>
+      <w:r>
+        <w:rPr>
+          <w:lang w:val="zh_TW" w:bidi="zh_TW"/>
+        </w:rPr>
+      </w:r>
+      <w:r>
+        <w:rPr>
+          <w:lang w:val="zh_TW" w:bidi="zh_TW"/>
+        </w:rPr>
+        <w:t>19世紀和20世紀出現了一種觀點，認為道成肉身是一個「神話故事（myth）」，是一種描述神如何透過耶穌說話的圖像化表達。童女生子並不是一個歷史事件，福音書中的任何超自然事件也都從未發生過。相反，福音書中的故事是後來教會所杜撰的，旨在描繪耶穌對教會運動的影響。然而，福音書的歷史真實性太強，這種觀點不可能佔上風（見</w:t>
+      </w:r>
+      <w:hyperlink r:id="rId106">
+        <w:r>
+          <w:rPr>
+            <w:lang w:val="zh_TW" w:bidi="zh_TW"/>
+          </w:rPr>
+          <w:rPr>
+            <w:color w:val="0000EE"/>
+            <w:u w:val="single"/>
+          </w:rPr>
+          <w:t>路1:1–5</w:t>
+        </w:r>
+      </w:hyperlink>
+      <w:r>
+        <w:rPr>
+          <w:lang w:val="zh_TW" w:bidi="zh_TW"/>
+        </w:rPr>
+        <w:t>、</w:t>
+      </w:r>
+      <w:hyperlink r:id="rId107">
+        <w:r>
+          <w:rPr>
+            <w:lang w:val="zh_TW" w:bidi="zh_TW"/>
+          </w:rPr>
+          <w:rPr>
+            <w:color w:val="0000EE"/>
+            <w:u w:val="single"/>
+          </w:rPr>
+          <w:t>約19:35</w:t>
+        </w:r>
+      </w:hyperlink>
+      <w:r>
+        <w:rPr>
+          <w:lang w:val="zh_TW" w:bidi="zh_TW"/>
+        </w:rPr>
+        <w:t>、</w:t>
+      </w:r>
+      <w:hyperlink r:id="rId108">
+        <w:r>
+          <w:rPr>
+            <w:lang w:val="zh_TW" w:bidi="zh_TW"/>
+          </w:rPr>
+          <w:rPr>
+            <w:color w:val="0000EE"/>
+            <w:u w:val="single"/>
+          </w:rPr>
+          <w:t>21:24</w:t>
+        </w:r>
+      </w:hyperlink>
+      <w:r>
+        <w:rPr>
+          <w:lang w:val="zh_TW" w:bidi="zh_TW"/>
+        </w:rPr>
+        <w:t>）。</w:t>
+      </w:r>
+    </w:p>
+    <w:p>
+      <w:pPr>
+        <w:pStyle w:val="Heading3"/>
+      </w:pPr>
+      <w:r>
+        <w:rPr>
+          <w:lang w:val="zh_TW" w:bidi="zh_TW"/>
+        </w:rPr>
+        <w:t>結論</w:t>
+      </w:r>
+    </w:p>
+    <w:p>
+      <w:pPr/>
+      <w:r>
+        <w:rPr>
+          <w:lang w:val="zh_TW" w:bidi="zh_TW"/>
+        </w:rPr>
+      </w:r>
+      <w:r>
+        <w:rPr>
+          <w:lang w:val="zh_TW" w:bidi="zh_TW"/>
+        </w:rPr>
+        <w:t>新約關於道成肉身的教導平衡了基督的人性和神性。 在任何神學體系中，這兩個事實都必須協調一致，因為二者都是神救贖計劃中絕對必要的部分。在道成肉身中，耶穌成為了一個完美的人。作為道成肉身的神，祂成為無罪的替罪羊承受了神的懲罰。作為神和人，耶穌同時揭示了神對人類生活的旨意，並通過祂自己完美的生命和死亡使罪人與神和好。因此，因為道成肉身，信基督的人得與神和好，並從神那裡得著新生命。</w:t>
+      </w:r>
+    </w:p>
+    <w:p>
+      <w:pPr/>
+      <w:r>
+        <w:rPr>
+          <w:lang w:val="zh_TW" w:bidi="zh_TW"/>
+        </w:rPr>
+      </w:r>
+      <w:r>
+        <w:rPr>
+          <w:i/>
+          <w:lang w:val="zh_TW" w:bidi="zh_TW"/>
+        </w:rPr>
+        <w:t>另見</w:t>
+      </w:r>
+      <w:r>
+        <w:rPr>
+          <w:lang w:val="zh_TW" w:bidi="zh_TW"/>
+        </w:rPr>
+        <w:t xml:space="preserve"> </w:t>
+      </w:r>
+      <w:r>
+        <w:rPr>
+          <w:lang w:val="zh_TW" w:bidi="zh_TW"/>
+        </w:rPr>
+        <w:t>基督論</w:t>
+      </w:r>
+      <w:r>
+        <w:rPr>
+          <w:lang w:val="zh_TW" w:bidi="zh_TW"/>
+        </w:rPr>
+        <w:t>；</w:t>
+      </w:r>
+      <w:r>
+        <w:rPr>
+          <w:lang w:val="zh_TW" w:bidi="zh_TW"/>
+        </w:rPr>
+        <w:t>耶穌基督的生平和教導</w:t>
+      </w:r>
+      <w:r>
+        <w:rPr>
+          <w:lang w:val="zh_TW" w:bidi="zh_TW"/>
+        </w:rPr>
+        <w:t>；</w:t>
+      </w:r>
+      <w:r>
+        <w:rPr>
+          <w:lang w:val="zh_TW" w:bidi="zh_TW"/>
+        </w:rPr>
+        <w:t>耶穌基督的家譜</w:t>
+      </w:r>
+      <w:r>
+        <w:rPr>
+          <w:lang w:val="zh_TW" w:bidi="zh_TW"/>
+        </w:rPr>
+        <w:t>；</w:t>
+      </w:r>
+      <w:r>
+        <w:rPr>
+          <w:lang w:val="zh_TW" w:bidi="zh_TW"/>
+        </w:rPr>
+        <w:t>耶穌的童貞女誕生</w:t>
+      </w:r>
+      <w:r>
+        <w:rPr>
+          <w:lang w:val="zh_TW" w:bidi="zh_TW"/>
+        </w:rPr>
+        <w:t>。</w:t>
+      </w:r>
+      <w:r>
+        <w:rPr>
+          <w:lang w:val="zh_TW" w:bidi="zh_TW"/>
+        </w:rPr>
+      </w:r>
+      <w:r>
+        <w:rPr>
+          <w:lang w:val="zh_TW" w:bidi="zh_TW"/>
+        </w:rPr>
+      </w:r>
+    </w:p>
+    <w:p>
+      <w:pPr/>
+      <w:r>
+        <w:rPr>
+          <w:lang w:val="zh_TW" w:bidi="zh_TW"/>
+        </w:rPr>
+      </w:r>
+    </w:p>
+    <w:p>
+      <w:pPr>
+        <w:pStyle w:val="Heading2"/>
+      </w:pPr>
+      <w:r>
+        <w:rPr>
+          <w:lang w:val="zh_TW" w:bidi="zh_TW"/>
+        </w:rPr>
+        <w:t>道路</w:t>
+      </w:r>
+      <w:r>
+        <w:rPr>
+          <w:lang w:val="zh_TW" w:bidi="zh_TW"/>
+        </w:rPr>
+      </w:r>
+    </w:p>
+    <w:p>
+      <w:pPr/>
+      <w:r>
+        <w:rPr>
+          <w:lang w:val="zh_TW" w:bidi="zh_TW"/>
+        </w:rPr>
+      </w:r>
+      <w:r>
+        <w:rPr>
+          <w:lang w:val="zh_TW" w:bidi="zh_TW"/>
+        </w:rPr>
+        <w:t>指經常行走而成的小徑或道路。「道路」和「路徑」在聖經中用來翻譯多種詞彙：（1）一條被頻繁使用的常用道路（</w:t>
+      </w:r>
+      <w:hyperlink r:id="rId109">
+        <w:r>
+          <w:rPr>
+            <w:lang w:val="zh_TW" w:bidi="zh_TW"/>
+          </w:rPr>
+          <w:rPr>
+            <w:color w:val="0000EE"/>
+            <w:u w:val="single"/>
+          </w:rPr>
+          <w:t>創49:17</w:t>
+        </w:r>
+      </w:hyperlink>
+      <w:r>
+        <w:rPr>
+          <w:lang w:val="zh_TW" w:bidi="zh_TW"/>
+        </w:rPr>
+        <w:t>；</w:t>
+      </w:r>
+      <w:hyperlink r:id="rId110">
+        <w:r>
+          <w:rPr>
+            <w:lang w:val="zh_TW" w:bidi="zh_TW"/>
+          </w:rPr>
+          <w:rPr>
+            <w:color w:val="0000EE"/>
+            <w:u w:val="single"/>
+          </w:rPr>
+          <w:t>詩16:11，</w:t>
+        </w:r>
+      </w:hyperlink>
+      <w:hyperlink r:id="rId111">
+        <w:r>
+          <w:rPr>
+            <w:lang w:val="zh_TW" w:bidi="zh_TW"/>
+          </w:rPr>
+          <w:rPr>
+            <w:color w:val="0000EE"/>
+            <w:u w:val="single"/>
+          </w:rPr>
+          <w:t>139:3</w:t>
+        </w:r>
+      </w:hyperlink>
+      <w:r>
+        <w:rPr>
+          <w:lang w:val="zh_TW" w:bidi="zh_TW"/>
+        </w:rPr>
+        <w:t>；</w:t>
+      </w:r>
+      <w:hyperlink r:id="rId112">
+        <w:r>
+          <w:rPr>
+            <w:lang w:val="zh_TW" w:bidi="zh_TW"/>
+          </w:rPr>
+          <w:rPr>
+            <w:color w:val="0000EE"/>
+            <w:u w:val="single"/>
+          </w:rPr>
+          <w:t>箴2:8、19</w:t>
+        </w:r>
+      </w:hyperlink>
+      <w:r>
+        <w:rPr>
+          <w:lang w:val="zh_TW" w:bidi="zh_TW"/>
+        </w:rPr>
+        <w:t>）；（2）一條交通要道或大道（</w:t>
+      </w:r>
+      <w:hyperlink r:id="rId113">
+        <w:r>
+          <w:rPr>
+            <w:lang w:val="zh_TW" w:bidi="zh_TW"/>
+          </w:rPr>
+          <w:rPr>
+            <w:color w:val="0000EE"/>
+            <w:u w:val="single"/>
+          </w:rPr>
+          <w:t>賽59:7</w:t>
+        </w:r>
+      </w:hyperlink>
+      <w:r>
+        <w:rPr>
+          <w:lang w:val="zh_TW" w:bidi="zh_TW"/>
+        </w:rPr>
+        <w:t>；</w:t>
+      </w:r>
+      <w:hyperlink r:id="rId114">
+        <w:r>
+          <w:rPr>
+            <w:lang w:val="zh_TW" w:bidi="zh_TW"/>
+          </w:rPr>
+          <w:rPr>
+            <w:color w:val="0000EE"/>
+            <w:u w:val="single"/>
+          </w:rPr>
+          <w:t>珥2:8</w:t>
+        </w:r>
+      </w:hyperlink>
+      <w:r>
+        <w:rPr>
+          <w:lang w:val="zh_TW" w:bidi="zh_TW"/>
+        </w:rPr>
+        <w:t>）；（3）一條穿越田野、越過山丘和通過山谷的步道（</w:t>
+      </w:r>
+      <w:hyperlink r:id="rId115">
+        <w:r>
+          <w:rPr>
+            <w:lang w:val="zh_TW" w:bidi="zh_TW"/>
+          </w:rPr>
+          <w:rPr>
+            <w:color w:val="0000EE"/>
+            <w:u w:val="single"/>
+          </w:rPr>
+          <w:t>伯30:13</w:t>
+        </w:r>
+      </w:hyperlink>
+      <w:r>
+        <w:rPr>
+          <w:lang w:val="zh_TW" w:bidi="zh_TW"/>
+        </w:rPr>
+        <w:t>；</w:t>
+      </w:r>
+      <w:hyperlink r:id="rId116">
+        <w:r>
+          <w:rPr>
+            <w:lang w:val="zh_TW" w:bidi="zh_TW"/>
+          </w:rPr>
+          <w:rPr>
+            <w:color w:val="0000EE"/>
+            <w:u w:val="single"/>
+          </w:rPr>
+          <w:t>詩119:35</w:t>
+        </w:r>
+      </w:hyperlink>
+      <w:r>
+        <w:rPr>
+          <w:lang w:val="zh_TW" w:bidi="zh_TW"/>
+        </w:rPr>
+        <w:t>；</w:t>
+      </w:r>
+      <w:hyperlink r:id="rId117">
+        <w:r>
+          <w:rPr>
+            <w:lang w:val="zh_TW" w:bidi="zh_TW"/>
+          </w:rPr>
+          <w:rPr>
+            <w:color w:val="0000EE"/>
+            <w:u w:val="single"/>
+          </w:rPr>
+          <w:t>箴3:17</w:t>
+        </w:r>
+      </w:hyperlink>
+      <w:r>
+        <w:rPr>
+          <w:lang w:val="zh_TW" w:bidi="zh_TW"/>
+        </w:rPr>
+        <w:t>）；（4）帶有流動意象的路徑或通道（</w:t>
+      </w:r>
+      <w:hyperlink r:id="rId118">
+        <w:r>
+          <w:rPr>
+            <w:lang w:val="zh_TW" w:bidi="zh_TW"/>
+          </w:rPr>
+          <w:rPr>
+            <w:color w:val="0000EE"/>
+            <w:u w:val="single"/>
+          </w:rPr>
+          <w:t>詩77:19</w:t>
+        </w:r>
+      </w:hyperlink>
+      <w:r>
+        <w:rPr>
+          <w:lang w:val="zh_TW" w:bidi="zh_TW"/>
+        </w:rPr>
+        <w:t>；</w:t>
+      </w:r>
+      <w:hyperlink r:id="rId119">
+        <w:r>
+          <w:rPr>
+            <w:lang w:val="zh_TW" w:bidi="zh_TW"/>
+          </w:rPr>
+          <w:rPr>
+            <w:color w:val="0000EE"/>
+            <w:u w:val="single"/>
+          </w:rPr>
+          <w:t>耶18:15</w:t>
+        </w:r>
+      </w:hyperlink>
+      <w:r>
+        <w:rPr>
+          <w:lang w:val="zh_TW" w:bidi="zh_TW"/>
+        </w:rPr>
+        <w:t>）；（5）一條圓形道路，如壕溝或護欄中的小徑（</w:t>
+      </w:r>
+      <w:hyperlink r:id="rId120">
+        <w:r>
+          <w:rPr>
+            <w:lang w:val="zh_TW" w:bidi="zh_TW"/>
+          </w:rPr>
+          <w:rPr>
+            <w:color w:val="0000EE"/>
+            <w:u w:val="single"/>
+          </w:rPr>
+          <w:t>詩65:11</w:t>
+        </w:r>
+      </w:hyperlink>
+      <w:r>
+        <w:rPr>
+          <w:lang w:val="zh_TW" w:bidi="zh_TW"/>
+        </w:rPr>
+        <w:t>；</w:t>
+      </w:r>
+      <w:hyperlink r:id="rId121">
+        <w:r>
+          <w:rPr>
+            <w:lang w:val="zh_TW" w:bidi="zh_TW"/>
+          </w:rPr>
+          <w:rPr>
+            <w:color w:val="0000EE"/>
+            <w:u w:val="single"/>
+          </w:rPr>
+          <w:t>箴2:9</w:t>
+        </w:r>
+      </w:hyperlink>
+      <w:r>
+        <w:rPr>
+          <w:lang w:val="zh_TW" w:bidi="zh_TW"/>
+        </w:rPr>
+        <w:t>）；以及（6）一條狹窄的通道，如穿過洞口的通路（</w:t>
+      </w:r>
+      <w:hyperlink r:id="rId122">
+        <w:r>
+          <w:rPr>
+            <w:lang w:val="zh_TW" w:bidi="zh_TW"/>
+          </w:rPr>
+          <w:rPr>
+            <w:color w:val="0000EE"/>
+            <w:u w:val="single"/>
+          </w:rPr>
+          <w:t>民22:24</w:t>
+        </w:r>
+      </w:hyperlink>
+      <w:r>
+        <w:rPr>
+          <w:lang w:val="zh_TW" w:bidi="zh_TW"/>
+        </w:rPr>
+        <w:t>）。「道路」用來翻譯希臘文中意為磨損的道路（</w:t>
+      </w:r>
+      <w:hyperlink r:id="rId123">
+        <w:r>
+          <w:rPr>
+            <w:lang w:val="zh_TW" w:bidi="zh_TW"/>
+          </w:rPr>
+          <w:rPr>
+            <w:color w:val="0000EE"/>
+            <w:u w:val="single"/>
+          </w:rPr>
+          <w:t>太3:3</w:t>
+        </w:r>
+      </w:hyperlink>
+      <w:r>
+        <w:rPr>
+          <w:lang w:val="zh_TW" w:bidi="zh_TW"/>
+        </w:rPr>
+        <w:t>；</w:t>
+      </w:r>
+      <w:hyperlink r:id="rId124">
+        <w:r>
+          <w:rPr>
+            <w:lang w:val="zh_TW" w:bidi="zh_TW"/>
+          </w:rPr>
+          <w:rPr>
+            <w:color w:val="0000EE"/>
+            <w:u w:val="single"/>
+          </w:rPr>
+          <w:t>可1:3</w:t>
+        </w:r>
+      </w:hyperlink>
+      <w:r>
+        <w:rPr>
+          <w:lang w:val="zh_TW" w:bidi="zh_TW"/>
+        </w:rPr>
+        <w:t>；</w:t>
+      </w:r>
+      <w:hyperlink r:id="rId125">
+        <w:r>
+          <w:rPr>
+            <w:lang w:val="zh_TW" w:bidi="zh_TW"/>
+          </w:rPr>
+          <w:rPr>
+            <w:color w:val="0000EE"/>
+            <w:u w:val="single"/>
+          </w:rPr>
+          <w:t>路3:4</w:t>
+        </w:r>
+      </w:hyperlink>
+      <w:r>
+        <w:rPr>
+          <w:lang w:val="zh_TW" w:bidi="zh_TW"/>
+        </w:rPr>
+        <w:t>）和車轍（</w:t>
+      </w:r>
+      <w:hyperlink r:id="rId126">
+        <w:r>
+          <w:rPr>
+            <w:lang w:val="zh_TW" w:bidi="zh_TW"/>
+          </w:rPr>
+          <w:rPr>
+            <w:color w:val="0000EE"/>
+            <w:u w:val="single"/>
+          </w:rPr>
+          <w:t>來12:13</w:t>
+        </w:r>
+      </w:hyperlink>
+      <w:r>
+        <w:rPr>
+          <w:lang w:val="zh_TW" w:bidi="zh_TW"/>
+        </w:rPr>
+        <w:t>）。</w:t>
+      </w:r>
+    </w:p>
+    <w:p>
+      <w:pPr/>
+      <w:r>
+        <w:rPr>
+          <w:lang w:val="zh_TW" w:bidi="zh_TW"/>
+        </w:rPr>
+      </w:r>
+      <w:r>
+        <w:rPr>
+          <w:lang w:val="zh_TW" w:bidi="zh_TW"/>
+        </w:rPr>
+        <w:t>仔細回顧「道路」和「路徑」這些詞彙的使用，就會發現聖經使用這兩個詞語的字面意思是指交通所經過的一段地面，這些地面可能是曲折的山路、未鋪設但人們經常行走的路，或是精心鋪設的道路。聖經作者也常用這些詞彙作比喻，用來描述人與神之間的關係，以及神如何引導並豐富或削弱人類的生命。這些詞彙比喻性地描述了在人生各種情境中人類的行為和經歷。最後兩種用法的表達特別生動，如生命的道路（</w:t>
+      </w:r>
+      <w:hyperlink r:id="rId110">
+        <w:r>
+          <w:rPr>
+            <w:lang w:val="zh_TW" w:bidi="zh_TW"/>
+          </w:rPr>
+          <w:rPr>
+            <w:color w:val="0000EE"/>
+            <w:u w:val="single"/>
+          </w:rPr>
+          <w:t>詩16:11</w:t>
+        </w:r>
+      </w:hyperlink>
+      <w:r>
+        <w:rPr>
+          <w:lang w:val="zh_TW" w:bidi="zh_TW"/>
+        </w:rPr>
+        <w:t>）、平坦的路（</w:t>
+      </w:r>
+      <w:hyperlink r:id="rId127">
+        <w:r>
+          <w:rPr>
+            <w:lang w:val="zh_TW" w:bidi="zh_TW"/>
+          </w:rPr>
+          <w:rPr>
+            <w:color w:val="0000EE"/>
+            <w:u w:val="single"/>
+          </w:rPr>
+          <w:t>27:11</w:t>
+        </w:r>
+      </w:hyperlink>
+      <w:r>
+        <w:rPr>
+          <w:lang w:val="zh_TW" w:bidi="zh_TW"/>
+        </w:rPr>
+        <w:t>）、善道（</w:t>
+      </w:r>
+      <w:hyperlink r:id="rId121">
+        <w:r>
+          <w:rPr>
+            <w:lang w:val="zh_TW" w:bidi="zh_TW"/>
+          </w:rPr>
+          <w:rPr>
+            <w:color w:val="0000EE"/>
+            <w:u w:val="single"/>
+          </w:rPr>
+          <w:t>箴2:9</w:t>
+        </w:r>
+      </w:hyperlink>
+      <w:r>
+        <w:rPr>
+          <w:lang w:val="zh_TW" w:bidi="zh_TW"/>
+        </w:rPr>
+        <w:t>）、惡人的路（</w:t>
+      </w:r>
+      <w:hyperlink r:id="rId128">
+        <w:r>
+          <w:rPr>
+            <w:lang w:val="zh_TW" w:bidi="zh_TW"/>
+          </w:rPr>
+          <w:rPr>
+            <w:color w:val="0000EE"/>
+            <w:u w:val="single"/>
+          </w:rPr>
+          <w:t>4:14</w:t>
+        </w:r>
+      </w:hyperlink>
+      <w:r>
+        <w:rPr>
+          <w:lang w:val="zh_TW" w:bidi="zh_TW"/>
+        </w:rPr>
+        <w:t>）、義人的路（</w:t>
+      </w:r>
+      <w:hyperlink r:id="rId129">
+        <w:r>
+          <w:rPr>
+            <w:lang w:val="zh_TW" w:bidi="zh_TW"/>
+          </w:rPr>
+          <w:rPr>
+            <w:color w:val="0000EE"/>
+            <w:u w:val="single"/>
+          </w:rPr>
+          <w:t>18</w:t>
+        </w:r>
+      </w:hyperlink>
+      <w:r>
+        <w:rPr>
+          <w:lang w:val="zh_TW" w:bidi="zh_TW"/>
+        </w:rPr>
+        <w:t>節）、審判的道（</w:t>
+      </w:r>
+      <w:hyperlink r:id="rId130">
+        <w:r>
+          <w:rPr>
+            <w:lang w:val="zh_TW" w:bidi="zh_TW"/>
+          </w:rPr>
+          <w:rPr>
+            <w:color w:val="0000EE"/>
+            <w:u w:val="single"/>
+          </w:rPr>
+          <w:t>賽40:14</w:t>
+        </w:r>
+      </w:hyperlink>
+      <w:r>
+        <w:rPr>
+          <w:lang w:val="zh_TW" w:bidi="zh_TW"/>
+        </w:rPr>
+        <w:t>）、正直的路（</w:t>
+      </w:r>
+      <w:hyperlink r:id="rId131">
+        <w:r>
+          <w:rPr>
+            <w:lang w:val="zh_TW" w:bidi="zh_TW"/>
+          </w:rPr>
+          <w:rPr>
+            <w:color w:val="0000EE"/>
+            <w:u w:val="single"/>
+          </w:rPr>
+          <w:t>箴4:11</w:t>
+        </w:r>
+      </w:hyperlink>
+      <w:r>
+        <w:rPr>
+          <w:lang w:val="zh_TW" w:bidi="zh_TW"/>
+        </w:rPr>
+        <w:t>）和平安的路（</w:t>
+      </w:r>
+      <w:hyperlink r:id="rId117">
+        <w:r>
+          <w:rPr>
+            <w:lang w:val="zh_TW" w:bidi="zh_TW"/>
+          </w:rPr>
+          <w:rPr>
+            <w:color w:val="0000EE"/>
+            <w:u w:val="single"/>
+          </w:rPr>
+          <w:t>3:17</w:t>
+        </w:r>
+      </w:hyperlink>
+      <w:r>
+        <w:rPr>
+          <w:lang w:val="zh_TW" w:bidi="zh_TW"/>
+        </w:rPr>
+        <w:t>）。</w:t>
       </w:r>
       <w:r>
         <w:rPr>
@@ -3139,18 +5309,6 @@
   </w:num>
   <w:num w:numId="13" w16cid:durableId="592781308">
     <w:abstractNumId w:val="11"/>
-  </w:num>
-  <w:num w:numId="14">
-    <w:abstractNumId w:val="3"/>
-    <w:lvlOverride w:ilvl="0">
-      <w:startOverride w:val="1"/>
-    </w:lvlOverride>
-  </w:num>
-  <w:num w:numId="15">
-    <w:abstractNumId w:val="3"/>
-    <w:lvlOverride w:ilvl="0">
-      <w:startOverride w:val="1"/>
-    </w:lvlOverride>
   </w:num>
   <w:numIdMacAtCleanup w:val="10"/>
 </w:numbering>

--- a/zht/docx/028.content.docx
+++ b/zht/docx/028.content.docx
@@ -306,36 +306,24 @@
         </w:rPr>
         <w:t>人類受造原是為了與神團契，並與祂保持著親密的交通，但罪破壞了這種親密且直接的關係。儘管如此，當耶和華與亞伯拉罕立約時（</w:t>
       </w:r>
-      <w:hyperlink r:id="rId13">
-        <w:r>
-          <w:rPr>
-            <w:lang w:val="zh_TW" w:bidi="zh_TW"/>
-          </w:rPr>
-          <w:rPr>
-            <w:color w:val="0000EE"/>
-            <w:u w:val="single"/>
-          </w:rPr>
-          <w:t>創15章</w:t>
-        </w:r>
-      </w:hyperlink>
+      <w:r>
+        <w:rPr>
+          <w:lang w:val="zh_TW" w:bidi="zh_TW"/>
+        </w:rPr>
+        <w:t>創15章</w:t>
+      </w:r>
       <w:r>
         <w:rPr>
           <w:lang w:val="zh_TW" w:bidi="zh_TW"/>
         </w:rPr>
         <w:t>）時，盟約雙方的關係再次開啟。亞伯拉罕為所多瑪和蛾摩拉的祈求（第</w:t>
       </w:r>
-      <w:hyperlink r:id="rId14">
-        <w:r>
-          <w:rPr>
-            <w:lang w:val="zh_TW" w:bidi="zh_TW"/>
-          </w:rPr>
-          <w:rPr>
-            <w:color w:val="0000EE"/>
-            <w:u w:val="single"/>
-          </w:rPr>
-          <w:t>18</w:t>
-        </w:r>
-      </w:hyperlink>
+      <w:r>
+        <w:rPr>
+          <w:lang w:val="zh_TW" w:bidi="zh_TW"/>
+        </w:rPr>
+        <w:t>18</w:t>
+      </w:r>
       <w:r>
         <w:rPr>
           <w:lang w:val="zh_TW" w:bidi="zh_TW"/>
@@ -354,18 +342,12 @@
         </w:rPr>
         <w:t>與天使摔跤（第</w:t>
       </w:r>
-      <w:hyperlink r:id="rId15">
-        <w:r>
-          <w:rPr>
-            <w:lang w:val="zh_TW" w:bidi="zh_TW"/>
-          </w:rPr>
-          <w:rPr>
-            <w:color w:val="0000EE"/>
-            <w:u w:val="single"/>
-          </w:rPr>
-          <w:t>32</w:t>
-        </w:r>
-      </w:hyperlink>
+      <w:r>
+        <w:rPr>
+          <w:lang w:val="zh_TW" w:bidi="zh_TW"/>
+        </w:rPr>
+        <w:t>32</w:t>
+      </w:r>
       <w:r>
         <w:rPr>
           <w:lang w:val="zh_TW" w:bidi="zh_TW"/>
@@ -413,72 +395,48 @@
         </w:rPr>
         <w:t>隨著祭司制度的形成以及會幕（後為聖殿）禮儀崇拜的確立，敬拜神似乎帶有一層距離感。除了</w:t>
       </w:r>
-      <w:hyperlink r:id="rId16">
-        <w:r>
-          <w:rPr>
-            <w:lang w:val="zh_TW" w:bidi="zh_TW"/>
-          </w:rPr>
-          <w:rPr>
-            <w:color w:val="0000EE"/>
-            <w:u w:val="single"/>
-          </w:rPr>
-          <w:t>申命記二十六章1至15節</w:t>
-        </w:r>
-      </w:hyperlink>
+      <w:r>
+        <w:rPr>
+          <w:lang w:val="zh_TW" w:bidi="zh_TW"/>
+        </w:rPr>
+        <w:t>申命記二十六章1至15節</w:t>
+      </w:r>
       <w:r>
         <w:rPr>
           <w:lang w:val="zh_TW" w:bidi="zh_TW"/>
         </w:rPr>
         <w:t>之外，所有給予百姓的崇拜指示中，幾乎沒有提到個人禱告。然而，詩篇中仍有跡象顯示獻祭與禱告是相互結合的（</w:t>
       </w:r>
-      <w:hyperlink r:id="rId17">
-        <w:r>
-          <w:rPr>
-            <w:lang w:val="zh_TW" w:bidi="zh_TW"/>
-          </w:rPr>
-          <w:rPr>
-            <w:color w:val="0000EE"/>
-            <w:u w:val="single"/>
-          </w:rPr>
-          <w:t>詩50:7–15</w:t>
-        </w:r>
-      </w:hyperlink>
+      <w:r>
+        <w:rPr>
+          <w:lang w:val="zh_TW" w:bidi="zh_TW"/>
+        </w:rPr>
+        <w:t>詩50:7–15</w:t>
+      </w:r>
       <w:r>
         <w:rPr>
           <w:lang w:val="zh_TW" w:bidi="zh_TW"/>
         </w:rPr>
         <w:t>，</w:t>
       </w:r>
-      <w:hyperlink r:id="rId18">
-        <w:r>
-          <w:rPr>
-            <w:lang w:val="zh_TW" w:bidi="zh_TW"/>
-          </w:rPr>
-          <w:rPr>
-            <w:color w:val="0000EE"/>
-            <w:u w:val="single"/>
-          </w:rPr>
-          <w:t>55:14</w:t>
-        </w:r>
-      </w:hyperlink>
+      <w:r>
+        <w:rPr>
+          <w:lang w:val="zh_TW" w:bidi="zh_TW"/>
+        </w:rPr>
+        <w:t>55:14</w:t>
+      </w:r>
       <w:r>
         <w:rPr>
           <w:lang w:val="zh_TW" w:bidi="zh_TW"/>
         </w:rPr>
         <w:t>）。許多詩篇的獨特之處在於，詩人坦承個人的困惑，進而「與神辯論」，最終使內心的衝突得到化解（例：</w:t>
       </w:r>
-      <w:hyperlink r:id="rId19">
-        <w:r>
-          <w:rPr>
-            <w:lang w:val="zh_TW" w:bidi="zh_TW"/>
-          </w:rPr>
-          <w:rPr>
-            <w:color w:val="0000EE"/>
-            <w:u w:val="single"/>
-          </w:rPr>
-          <w:t>詩73篇</w:t>
-        </w:r>
-      </w:hyperlink>
+      <w:r>
+        <w:rPr>
+          <w:lang w:val="zh_TW" w:bidi="zh_TW"/>
+        </w:rPr>
+        <w:t>詩73篇</w:t>
+      </w:r>
       <w:r>
         <w:rPr>
           <w:lang w:val="zh_TW" w:bidi="zh_TW"/>
@@ -499,216 +457,144 @@
         </w:rPr>
         <w:t>先知們也是禱告的人，神的話語似乎常在禱告中臨到他們（</w:t>
       </w:r>
-      <w:hyperlink r:id="rId20">
-        <w:r>
-          <w:rPr>
-            <w:lang w:val="zh_TW" w:bidi="zh_TW"/>
-          </w:rPr>
-          <w:rPr>
-            <w:color w:val="0000EE"/>
-            <w:u w:val="single"/>
-          </w:rPr>
-          <w:t>賽6:5–13</w:t>
-        </w:r>
-      </w:hyperlink>
+      <w:r>
+        <w:rPr>
+          <w:lang w:val="zh_TW" w:bidi="zh_TW"/>
+        </w:rPr>
+        <w:t>賽6:5–13</w:t>
+      </w:r>
       <w:r>
         <w:rPr>
           <w:lang w:val="zh_TW" w:bidi="zh_TW"/>
         </w:rPr>
         <w:t>，</w:t>
       </w:r>
-      <w:hyperlink r:id="rId21">
-        <w:r>
-          <w:rPr>
-            <w:lang w:val="zh_TW" w:bidi="zh_TW"/>
-          </w:rPr>
-          <w:rPr>
-            <w:color w:val="0000EE"/>
-            <w:u w:val="single"/>
-          </w:rPr>
-          <w:t>37:1–4</w:t>
-        </w:r>
-      </w:hyperlink>
+      <w:r>
+        <w:rPr>
+          <w:lang w:val="zh_TW" w:bidi="zh_TW"/>
+        </w:rPr>
+        <w:t>37:1–4</w:t>
+      </w:r>
       <w:r>
         <w:rPr>
           <w:lang w:val="zh_TW" w:bidi="zh_TW"/>
         </w:rPr>
         <w:t>；</w:t>
       </w:r>
-      <w:hyperlink r:id="rId22">
-        <w:r>
-          <w:rPr>
-            <w:lang w:val="zh_TW" w:bidi="zh_TW"/>
-          </w:rPr>
-          <w:rPr>
-            <w:color w:val="0000EE"/>
-            <w:u w:val="single"/>
-          </w:rPr>
-          <w:t>耶11:20–23</w:t>
-        </w:r>
-      </w:hyperlink>
+      <w:r>
+        <w:rPr>
+          <w:lang w:val="zh_TW" w:bidi="zh_TW"/>
+        </w:rPr>
+        <w:t>耶11:20–23</w:t>
+      </w:r>
       <w:r>
         <w:rPr>
           <w:lang w:val="zh_TW" w:bidi="zh_TW"/>
         </w:rPr>
         <w:t>）。耶利米事工的特徵，便是在禱告中經歷衝突（</w:t>
       </w:r>
-      <w:hyperlink r:id="rId23">
-        <w:r>
-          <w:rPr>
-            <w:lang w:val="zh_TW" w:bidi="zh_TW"/>
-          </w:rPr>
-          <w:rPr>
-            <w:color w:val="0000EE"/>
-            <w:u w:val="single"/>
-          </w:rPr>
-          <w:t>耶18:19–23</w:t>
-        </w:r>
-      </w:hyperlink>
+      <w:r>
+        <w:rPr>
+          <w:lang w:val="zh_TW" w:bidi="zh_TW"/>
+        </w:rPr>
+        <w:t>耶18:19–23</w:t>
+      </w:r>
       <w:r>
         <w:rPr>
           <w:lang w:val="zh_TW" w:bidi="zh_TW"/>
         </w:rPr>
         <w:t>，</w:t>
       </w:r>
-      <w:hyperlink r:id="rId24">
-        <w:r>
-          <w:rPr>
-            <w:lang w:val="zh_TW" w:bidi="zh_TW"/>
-          </w:rPr>
-          <w:rPr>
-            <w:color w:val="0000EE"/>
-            <w:u w:val="single"/>
-          </w:rPr>
-          <w:t>20:7–18</w:t>
-        </w:r>
-      </w:hyperlink>
+      <w:r>
+        <w:rPr>
+          <w:lang w:val="zh_TW" w:bidi="zh_TW"/>
+        </w:rPr>
+        <w:t>20:7–18</w:t>
+      </w:r>
       <w:r>
         <w:rPr>
           <w:lang w:val="zh_TW" w:bidi="zh_TW"/>
         </w:rPr>
         <w:t>），以及與神團契的平靜時刻（</w:t>
       </w:r>
-      <w:hyperlink r:id="rId25">
-        <w:r>
-          <w:rPr>
-            <w:lang w:val="zh_TW" w:bidi="zh_TW"/>
-          </w:rPr>
-          <w:rPr>
-            <w:color w:val="0000EE"/>
-            <w:u w:val="single"/>
-          </w:rPr>
-          <w:t>10:23–25</w:t>
-        </w:r>
-      </w:hyperlink>
+      <w:r>
+        <w:rPr>
+          <w:lang w:val="zh_TW" w:bidi="zh_TW"/>
+        </w:rPr>
+        <w:t>10:23–25</w:t>
+      </w:r>
       <w:r>
         <w:rPr>
           <w:lang w:val="zh_TW" w:bidi="zh_TW"/>
         </w:rPr>
         <w:t>，</w:t>
       </w:r>
-      <w:hyperlink r:id="rId26">
-        <w:r>
-          <w:rPr>
-            <w:lang w:val="zh_TW" w:bidi="zh_TW"/>
-          </w:rPr>
-          <w:rPr>
-            <w:color w:val="0000EE"/>
-            <w:u w:val="single"/>
-          </w:rPr>
-          <w:t>12:1–4</w:t>
-        </w:r>
-      </w:hyperlink>
+      <w:r>
+        <w:rPr>
+          <w:lang w:val="zh_TW" w:bidi="zh_TW"/>
+        </w:rPr>
+        <w:t>12:1–4</w:t>
+      </w:r>
       <w:r>
         <w:rPr>
           <w:lang w:val="zh_TW" w:bidi="zh_TW"/>
         </w:rPr>
         <w:t>，</w:t>
       </w:r>
-      <w:hyperlink r:id="rId27">
-        <w:r>
-          <w:rPr>
-            <w:lang w:val="zh_TW" w:bidi="zh_TW"/>
-          </w:rPr>
-          <w:rPr>
-            <w:color w:val="0000EE"/>
-            <w:u w:val="single"/>
-          </w:rPr>
-          <w:t>14:7–9</w:t>
-        </w:r>
-      </w:hyperlink>
+      <w:r>
+        <w:rPr>
+          <w:lang w:val="zh_TW" w:bidi="zh_TW"/>
+        </w:rPr>
+        <w:t>14:7–9</w:t>
+      </w:r>
       <w:r>
         <w:rPr>
           <w:lang w:val="zh_TW" w:bidi="zh_TW"/>
         </w:rPr>
         <w:t>，</w:t>
       </w:r>
-      <w:hyperlink r:id="rId28">
-        <w:r>
-          <w:rPr>
-            <w:lang w:val="zh_TW" w:bidi="zh_TW"/>
-          </w:rPr>
-          <w:rPr>
-            <w:color w:val="0000EE"/>
-            <w:u w:val="single"/>
-          </w:rPr>
-          <w:t>15:15–18</w:t>
-        </w:r>
-      </w:hyperlink>
+      <w:r>
+        <w:rPr>
+          <w:lang w:val="zh_TW" w:bidi="zh_TW"/>
+        </w:rPr>
+        <w:t>15:15–18</w:t>
+      </w:r>
       <w:r>
         <w:rPr>
           <w:lang w:val="zh_TW" w:bidi="zh_TW"/>
         </w:rPr>
         <w:t>）。被擄時期，隨著會堂的建立，集體禱告成為猶太崇拜的一個元素。被擄歸回後，便開始強調禱告的自發性，並強調虔誠不應只是機械式的例行公事（</w:t>
       </w:r>
-      <w:hyperlink r:id="rId29">
-        <w:r>
-          <w:rPr>
-            <w:lang w:val="zh_TW" w:bidi="zh_TW"/>
-          </w:rPr>
-          <w:rPr>
-            <w:color w:val="0000EE"/>
-            <w:u w:val="single"/>
-          </w:rPr>
-          <w:t>尼2:4</w:t>
-        </w:r>
-      </w:hyperlink>
+      <w:r>
+        <w:rPr>
+          <w:lang w:val="zh_TW" w:bidi="zh_TW"/>
+        </w:rPr>
+        <w:t>尼2:4</w:t>
+      </w:r>
       <w:r>
         <w:rPr>
           <w:lang w:val="zh_TW" w:bidi="zh_TW"/>
         </w:rPr>
         <w:t>，</w:t>
       </w:r>
-      <w:hyperlink r:id="rId30">
-        <w:r>
-          <w:rPr>
-            <w:lang w:val="zh_TW" w:bidi="zh_TW"/>
-          </w:rPr>
-          <w:rPr>
-            <w:color w:val="0000EE"/>
-            <w:u w:val="single"/>
-          </w:rPr>
-          <w:t>4:4</w:t>
-        </w:r>
-      </w:hyperlink>
+      <w:r>
+        <w:rPr>
+          <w:lang w:val="zh_TW" w:bidi="zh_TW"/>
+        </w:rPr>
+        <w:t>4:4</w:t>
+      </w:r>
       <w:r>
         <w:rPr>
           <w:lang w:val="zh_TW" w:bidi="zh_TW"/>
         </w:rPr>
         <w:t>、</w:t>
       </w:r>
-      <w:hyperlink r:id="rId30">
-        <w:r>
-          <w:rPr>
-            <w:lang w:val="zh_TW" w:bidi="zh_TW"/>
-          </w:rPr>
-          <w:rPr>
-            <w:color w:val="0000EE"/>
-            <w:u w:val="single"/>
-          </w:rPr>
-          <w:t>9</w:t>
-        </w:r>
-      </w:hyperlink>
+      <w:r>
+        <w:rPr>
+          <w:lang w:val="zh_TW" w:bidi="zh_TW"/>
+        </w:rPr>
+        <w:t>9</w:t>
+      </w:r>
       <w:r>
         <w:rPr>
           <w:lang w:val="zh_TW" w:bidi="zh_TW"/>
@@ -740,36 +626,24 @@
         </w:rPr>
         <w:t>新約聖經關於禱告的教導主要是由基督自己的榜樣和教導所主導。祂在做中保時對父的依賴，體現在祂反覆的禱告中，並在大祭司的禱告（</w:t>
       </w:r>
-      <w:hyperlink r:id="rId31">
-        <w:r>
-          <w:rPr>
-            <w:lang w:val="zh_TW" w:bidi="zh_TW"/>
-          </w:rPr>
-          <w:rPr>
-            <w:color w:val="0000EE"/>
-            <w:u w:val="single"/>
-          </w:rPr>
-          <w:t>約17章</w:t>
-        </w:r>
-      </w:hyperlink>
+      <w:r>
+        <w:rPr>
+          <w:lang w:val="zh_TW" w:bidi="zh_TW"/>
+        </w:rPr>
+        <w:t>約17章</w:t>
+      </w:r>
       <w:r>
         <w:rPr>
           <w:lang w:val="zh_TW" w:bidi="zh_TW"/>
         </w:rPr>
         <w:t>）、客西馬尼園的痛苦掙扎以及十字架上的禱告中達到巔峰。祂關於禱告的教導——特別是登山寶訓——應被理解為是與當時猶太人習俗形成對比，而不是與舊約聖經的理想相比。禱告是誠心所願的表達，並非為了告知神祂所不知道的事；禱告的功效也不受長短或重複次數的影響。個人禱告應當謹慎且隱密（</w:t>
       </w:r>
-      <w:hyperlink r:id="rId32">
-        <w:r>
-          <w:rPr>
-            <w:lang w:val="zh_TW" w:bidi="zh_TW"/>
-          </w:rPr>
-          <w:rPr>
-            <w:color w:val="0000EE"/>
-            <w:u w:val="single"/>
-          </w:rPr>
-          <w:t>太6:5–15</w:t>
-        </w:r>
-      </w:hyperlink>
+      <w:r>
+        <w:rPr>
+          <w:lang w:val="zh_TW" w:bidi="zh_TW"/>
+        </w:rPr>
+        <w:t>太6:5–15</w:t>
+      </w:r>
       <w:r>
         <w:rPr>
           <w:lang w:val="zh_TW" w:bidi="zh_TW"/>
@@ -790,54 +664,36 @@
         </w:rPr>
         <w:t>耶穌的比喻是衪教導的另一個重要來源，強調禱告要恆切（</w:t>
       </w:r>
-      <w:hyperlink r:id="rId33">
-        <w:r>
-          <w:rPr>
-            <w:lang w:val="zh_TW" w:bidi="zh_TW"/>
-          </w:rPr>
-          <w:rPr>
-            <w:color w:val="0000EE"/>
-            <w:u w:val="single"/>
-          </w:rPr>
-          <w:t>路18:1–8</w:t>
-        </w:r>
-      </w:hyperlink>
+      <w:r>
+        <w:rPr>
+          <w:lang w:val="zh_TW" w:bidi="zh_TW"/>
+        </w:rPr>
+        <w:t>路18:1–8</w:t>
+      </w:r>
       <w:r>
         <w:rPr>
           <w:lang w:val="zh_TW" w:bidi="zh_TW"/>
         </w:rPr>
         <w:t>）、簡單與謙卑（</w:t>
       </w:r>
-      <w:hyperlink r:id="rId34">
-        <w:r>
-          <w:rPr>
-            <w:lang w:val="zh_TW" w:bidi="zh_TW"/>
-          </w:rPr>
-          <w:rPr>
-            <w:color w:val="0000EE"/>
-            <w:u w:val="single"/>
-          </w:rPr>
-          <w:t>10–14節</w:t>
-        </w:r>
-      </w:hyperlink>
+      <w:r>
+        <w:rPr>
+          <w:lang w:val="zh_TW" w:bidi="zh_TW"/>
+        </w:rPr>
+        <w:t>10–14節</w:t>
+      </w:r>
       <w:r>
         <w:rPr>
           <w:lang w:val="zh_TW" w:bidi="zh_TW"/>
         </w:rPr>
         <w:t>），以及情詞迫切（</w:t>
       </w:r>
-      <w:hyperlink r:id="rId35">
-        <w:r>
-          <w:rPr>
-            <w:lang w:val="zh_TW" w:bidi="zh_TW"/>
-          </w:rPr>
-          <w:rPr>
-            <w:color w:val="0000EE"/>
-            <w:u w:val="single"/>
-          </w:rPr>
-          <w:t>11:5–8</w:t>
-        </w:r>
-      </w:hyperlink>
+      <w:r>
+        <w:rPr>
+          <w:lang w:val="zh_TW" w:bidi="zh_TW"/>
+        </w:rPr>
+        <w:t>11:5–8</w:t>
+      </w:r>
       <w:r>
         <w:rPr>
           <w:lang w:val="zh_TW" w:bidi="zh_TW"/>
@@ -858,108 +714,72 @@
         </w:rPr>
         <w:t>基督曾指出，當保惠師聖靈降臨時，門徒將奉基督的名向父祈求（</w:t>
       </w:r>
-      <w:hyperlink r:id="rId36">
-        <w:r>
-          <w:rPr>
-            <w:lang w:val="zh_TW" w:bidi="zh_TW"/>
-          </w:rPr>
-          <w:rPr>
-            <w:color w:val="0000EE"/>
-            <w:u w:val="single"/>
-          </w:rPr>
-          <w:t>約16:23–25</w:t>
-        </w:r>
-      </w:hyperlink>
+      <w:r>
+        <w:rPr>
+          <w:lang w:val="zh_TW" w:bidi="zh_TW"/>
+        </w:rPr>
+        <w:t>約16:23–25</w:t>
+      </w:r>
       <w:r>
         <w:rPr>
           <w:lang w:val="zh_TW" w:bidi="zh_TW"/>
         </w:rPr>
         <w:t>）。因此，在五旬節聖靈降臨後，早期教會在使徒的帶領下（</w:t>
       </w:r>
-      <w:hyperlink r:id="rId37">
-        <w:r>
-          <w:rPr>
-            <w:lang w:val="zh_TW" w:bidi="zh_TW"/>
-          </w:rPr>
-          <w:rPr>
-            <w:color w:val="0000EE"/>
-            <w:u w:val="single"/>
-          </w:rPr>
-          <w:t>徒6:4</w:t>
-        </w:r>
-      </w:hyperlink>
+      <w:r>
+        <w:rPr>
+          <w:lang w:val="zh_TW" w:bidi="zh_TW"/>
+        </w:rPr>
+        <w:t>徒6:4</w:t>
+      </w:r>
       <w:r>
         <w:rPr>
           <w:lang w:val="zh_TW" w:bidi="zh_TW"/>
         </w:rPr>
         <w:t>）展現出禱告的特質（</w:t>
       </w:r>
-      <w:hyperlink r:id="rId38">
-        <w:r>
-          <w:rPr>
-            <w:lang w:val="zh_TW" w:bidi="zh_TW"/>
-          </w:rPr>
-          <w:rPr>
-            <w:color w:val="0000EE"/>
-            <w:u w:val="single"/>
-          </w:rPr>
-          <w:t>徒2:42</w:t>
-        </w:r>
-      </w:hyperlink>
+      <w:r>
+        <w:rPr>
+          <w:lang w:val="zh_TW" w:bidi="zh_TW"/>
+        </w:rPr>
+        <w:t>徒2:42</w:t>
+      </w:r>
       <w:r>
         <w:rPr>
           <w:lang w:val="zh_TW" w:bidi="zh_TW"/>
         </w:rPr>
         <w:t>）。教會為著神賜下聖子與聖靈而讚美祂，並在困苦時候向神祈求（</w:t>
       </w:r>
-      <w:hyperlink r:id="rId39">
-        <w:r>
-          <w:rPr>
-            <w:lang w:val="zh_TW" w:bidi="zh_TW"/>
-          </w:rPr>
-          <w:rPr>
-            <w:color w:val="0000EE"/>
-            <w:u w:val="single"/>
-          </w:rPr>
-          <w:t>4:24</w:t>
-        </w:r>
-      </w:hyperlink>
+      <w:r>
+        <w:rPr>
+          <w:lang w:val="zh_TW" w:bidi="zh_TW"/>
+        </w:rPr>
+        <w:t>4:24</w:t>
+      </w:r>
       <w:r>
         <w:rPr>
           <w:lang w:val="zh_TW" w:bidi="zh_TW"/>
         </w:rPr>
         <w:t>，</w:t>
       </w:r>
-      <w:hyperlink r:id="rId40">
-        <w:r>
-          <w:rPr>
-            <w:lang w:val="zh_TW" w:bidi="zh_TW"/>
-          </w:rPr>
-          <w:rPr>
-            <w:color w:val="0000EE"/>
-            <w:u w:val="single"/>
-          </w:rPr>
-          <w:t>12:5</w:t>
-        </w:r>
-      </w:hyperlink>
+      <w:r>
+        <w:rPr>
+          <w:lang w:val="zh_TW" w:bidi="zh_TW"/>
+        </w:rPr>
+        <w:t>12:5</w:t>
+      </w:r>
       <w:r>
         <w:rPr>
           <w:lang w:val="zh_TW" w:bidi="zh_TW"/>
         </w:rPr>
         <w:t>、</w:t>
       </w:r>
-      <w:hyperlink r:id="rId40">
-        <w:r>
-          <w:rPr>
-            <w:lang w:val="zh_TW" w:bidi="zh_TW"/>
-          </w:rPr>
-          <w:rPr>
-            <w:color w:val="0000EE"/>
-            <w:u w:val="single"/>
-          </w:rPr>
-          <w:t>12</w:t>
-        </w:r>
-      </w:hyperlink>
+      <w:r>
+        <w:rPr>
+          <w:lang w:val="zh_TW" w:bidi="zh_TW"/>
+        </w:rPr>
+        <w:t>12</w:t>
+      </w:r>
       <w:r>
         <w:rPr>
           <w:lang w:val="zh_TW" w:bidi="zh_TW"/>
@@ -980,72 +800,48 @@
         </w:rPr>
         <w:t>禱告的神學在保羅的著作中得到了最充分的發展。新約信徒的身分是兒子，而不僅是僕人。這位因基督得勝而臨到教會的聖靈，乃是使人得兒子名分的靈；祂使基督徒能以神為父，並帶著各樣的需要來到祂面前。在使徒的心中，這些需求中最重要的是增加對基督的信心和愛，並更明白神的愛（</w:t>
       </w:r>
-      <w:hyperlink r:id="rId41">
-        <w:r>
-          <w:rPr>
-            <w:lang w:val="zh_TW" w:bidi="zh_TW"/>
-          </w:rPr>
-          <w:rPr>
-            <w:color w:val="0000EE"/>
-            <w:u w:val="single"/>
-          </w:rPr>
-          <w:t>弗3:14–19</w:t>
-        </w:r>
-      </w:hyperlink>
+      <w:r>
+        <w:rPr>
+          <w:lang w:val="zh_TW" w:bidi="zh_TW"/>
+        </w:rPr>
+        <w:t>弗3:14–19</w:t>
+      </w:r>
       <w:r>
         <w:rPr>
           <w:lang w:val="zh_TW" w:bidi="zh_TW"/>
         </w:rPr>
         <w:t>）。禱告是基督徒抵禦撒但攻擊的屬靈軍裝之一（</w:t>
       </w:r>
-      <w:hyperlink r:id="rId42">
-        <w:r>
-          <w:rPr>
-            <w:lang w:val="zh_TW" w:bidi="zh_TW"/>
-          </w:rPr>
-          <w:rPr>
-            <w:color w:val="0000EE"/>
-            <w:u w:val="single"/>
-          </w:rPr>
-          <w:t>6:18</w:t>
-        </w:r>
-      </w:hyperlink>
+      <w:r>
+        <w:rPr>
+          <w:lang w:val="zh_TW" w:bidi="zh_TW"/>
+        </w:rPr>
+        <w:t>6:18</w:t>
+      </w:r>
       <w:r>
         <w:rPr>
           <w:lang w:val="zh_TW" w:bidi="zh_TW"/>
         </w:rPr>
         <w:t>）；神話語的事工的成效，也仰賴神子民的禱告（</w:t>
       </w:r>
-      <w:hyperlink r:id="rId43">
-        <w:r>
-          <w:rPr>
-            <w:lang w:val="zh_TW" w:bidi="zh_TW"/>
-          </w:rPr>
-          <w:rPr>
-            <w:color w:val="0000EE"/>
-            <w:u w:val="single"/>
-          </w:rPr>
-          <w:t>18–19</w:t>
-        </w:r>
-      </w:hyperlink>
+      <w:r>
+        <w:rPr>
+          <w:lang w:val="zh_TW" w:bidi="zh_TW"/>
+        </w:rPr>
+        <w:t>18–19</w:t>
+      </w:r>
       <w:r>
         <w:rPr>
           <w:lang w:val="zh_TW" w:bidi="zh_TW"/>
         </w:rPr>
         <w:t>）。此外，信徒受勉勵要帶著感恩的心為凡事祈求（</w:t>
       </w:r>
-      <w:hyperlink r:id="rId44">
-        <w:r>
-          <w:rPr>
-            <w:lang w:val="zh_TW" w:bidi="zh_TW"/>
-          </w:rPr>
-          <w:rPr>
-            <w:color w:val="0000EE"/>
-            <w:u w:val="single"/>
-          </w:rPr>
-          <w:t>腓4:6</w:t>
-        </w:r>
-      </w:hyperlink>
+      <w:r>
+        <w:rPr>
+          <w:lang w:val="zh_TW" w:bidi="zh_TW"/>
+        </w:rPr>
+        <w:t>腓4:6</w:t>
+      </w:r>
       <w:r>
         <w:rPr>
           <w:lang w:val="zh_TW" w:bidi="zh_TW"/>
@@ -1066,36 +862,24 @@
         </w:rPr>
         <w:t>基督徒的禱告，客觀上紮根於基督的代求，主觀上則仰賴聖靈的引導。教會是祭司的國度，獻上頌讚與感謝為屬靈的獻祭（</w:t>
       </w:r>
-      <w:hyperlink r:id="rId45">
-        <w:r>
-          <w:rPr>
-            <w:lang w:val="zh_TW" w:bidi="zh_TW"/>
-          </w:rPr>
-          <w:rPr>
-            <w:color w:val="0000EE"/>
-            <w:u w:val="single"/>
-          </w:rPr>
-          <w:t>來13:15</w:t>
-        </w:r>
-      </w:hyperlink>
+      <w:r>
+        <w:rPr>
+          <w:lang w:val="zh_TW" w:bidi="zh_TW"/>
+        </w:rPr>
+        <w:t>來13:15</w:t>
+      </w:r>
       <w:r>
         <w:rPr>
           <w:lang w:val="zh_TW" w:bidi="zh_TW"/>
         </w:rPr>
         <w:t>；</w:t>
       </w:r>
-      <w:hyperlink r:id="rId46">
-        <w:r>
-          <w:rPr>
-            <w:lang w:val="zh_TW" w:bidi="zh_TW"/>
-          </w:rPr>
-          <w:rPr>
-            <w:color w:val="0000EE"/>
-            <w:u w:val="single"/>
-          </w:rPr>
-          <w:t>彼前2:5</w:t>
-        </w:r>
-      </w:hyperlink>
+      <w:r>
+        <w:rPr>
+          <w:lang w:val="zh_TW" w:bidi="zh_TW"/>
+        </w:rPr>
+        <w:t>彼前2:5</w:t>
+      </w:r>
       <w:r>
         <w:rPr>
           <w:lang w:val="zh_TW" w:bidi="zh_TW"/>
@@ -1114,72 +898,48 @@
         </w:rPr>
         <w:t>」。希伯來書詳盡闡述了這一概念：因著基督人性的憐憫、祂代求的權能（即祂贖罪的得勝），以及祂超越舊有亞倫祭司體系的地位，教會要坦然無懼地來到神面前，在需要時蒙恩惠、得憐恤（</w:t>
       </w:r>
-      <w:hyperlink r:id="rId47">
-        <w:r>
-          <w:rPr>
-            <w:lang w:val="zh_TW" w:bidi="zh_TW"/>
-          </w:rPr>
-          <w:rPr>
-            <w:color w:val="0000EE"/>
-            <w:u w:val="single"/>
-          </w:rPr>
-          <w:t>來4:14–16</w:t>
-        </w:r>
-      </w:hyperlink>
+      <w:r>
+        <w:rPr>
+          <w:lang w:val="zh_TW" w:bidi="zh_TW"/>
+        </w:rPr>
+        <w:t>來4:14–16</w:t>
+      </w:r>
       <w:r>
         <w:rPr>
           <w:lang w:val="zh_TW" w:bidi="zh_TW"/>
         </w:rPr>
         <w:t>，</w:t>
       </w:r>
-      <w:hyperlink r:id="rId48">
-        <w:r>
-          <w:rPr>
-            <w:lang w:val="zh_TW" w:bidi="zh_TW"/>
-          </w:rPr>
-          <w:rPr>
-            <w:color w:val="0000EE"/>
-            <w:u w:val="single"/>
-          </w:rPr>
-          <w:t>9:24</w:t>
-        </w:r>
-      </w:hyperlink>
+      <w:r>
+        <w:rPr>
+          <w:lang w:val="zh_TW" w:bidi="zh_TW"/>
+        </w:rPr>
+        <w:t>9:24</w:t>
+      </w:r>
       <w:r>
         <w:rPr>
           <w:lang w:val="zh_TW" w:bidi="zh_TW"/>
         </w:rPr>
         <w:t>，</w:t>
       </w:r>
-      <w:hyperlink r:id="rId49">
-        <w:r>
-          <w:rPr>
-            <w:lang w:val="zh_TW" w:bidi="zh_TW"/>
-          </w:rPr>
-          <w:rPr>
-            <w:color w:val="0000EE"/>
-            <w:u w:val="single"/>
-          </w:rPr>
-          <w:t>10:19–23</w:t>
-        </w:r>
-      </w:hyperlink>
+      <w:r>
+        <w:rPr>
+          <w:lang w:val="zh_TW" w:bidi="zh_TW"/>
+        </w:rPr>
+        <w:t>10:19–23</w:t>
+      </w:r>
       <w:r>
         <w:rPr>
           <w:lang w:val="zh_TW" w:bidi="zh_TW"/>
         </w:rPr>
         <w:t>）。無論在舊約聖經或新約聖經中，聖經從未鼓勵向神以外的對象禱告；聖經也從未暗示在神與人之間除了基督以外還有其它的中保（</w:t>
       </w:r>
-      <w:hyperlink r:id="rId50">
-        <w:r>
-          <w:rPr>
-            <w:lang w:val="zh_TW" w:bidi="zh_TW"/>
-          </w:rPr>
-          <w:rPr>
-            <w:color w:val="0000EE"/>
-            <w:u w:val="single"/>
-          </w:rPr>
-          <w:t>提前2:5</w:t>
-        </w:r>
-      </w:hyperlink>
+      <w:r>
+        <w:rPr>
+          <w:lang w:val="zh_TW" w:bidi="zh_TW"/>
+        </w:rPr>
+        <w:t>提前2:5</w:t>
+      </w:r>
       <w:r>
         <w:rPr>
           <w:lang w:val="zh_TW" w:bidi="zh_TW"/>
@@ -1224,48 +984,30 @@
         </w:rPr>
         <w:t>，是承認神是誰以及祂的作為。這是「將榮耀歸給神」，不是指為神增添榮耀（這是不可能的），而是心甘樂意地（且在合適的情況下，公開地）承認神為神。詩篇中可見此類讚美的典型表達（</w:t>
       </w:r>
-      <w:hyperlink r:id="rId51">
-        <w:r>
-          <w:rPr>
-            <w:lang w:val="zh_TW" w:bidi="zh_TW"/>
-          </w:rPr>
-          <w:rPr>
-            <w:color w:val="0000EE"/>
-            <w:u w:val="single"/>
-          </w:rPr>
-          <w:t>詩148</w:t>
-        </w:r>
-      </w:hyperlink>
-      <w:hyperlink r:id="rId52">
-        <w:r>
-          <w:rPr>
-            <w:lang w:val="zh_TW" w:bidi="zh_TW"/>
-          </w:rPr>
-          <w:rPr>
-            <w:color w:val="0000EE"/>
-            <w:u w:val="single"/>
-          </w:rPr>
-          <w:t>篇</w:t>
-        </w:r>
-      </w:hyperlink>
+      <w:r>
+        <w:rPr>
+          <w:lang w:val="zh_TW" w:bidi="zh_TW"/>
+        </w:rPr>
+        <w:t>詩148</w:t>
+      </w:r>
+      <w:r>
+        <w:rPr>
+          <w:lang w:val="zh_TW" w:bidi="zh_TW"/>
+        </w:rPr>
+        <w:t>篇</w:t>
+      </w:r>
       <w:r>
         <w:rPr>
           <w:lang w:val="zh_TW" w:bidi="zh_TW"/>
         </w:rPr>
         <w:t>，</w:t>
       </w:r>
-      <w:hyperlink r:id="rId52">
-        <w:r>
-          <w:rPr>
-            <w:lang w:val="zh_TW" w:bidi="zh_TW"/>
-          </w:rPr>
-          <w:rPr>
-            <w:color w:val="0000EE"/>
-            <w:u w:val="single"/>
-          </w:rPr>
-          <w:t>150篇</w:t>
-        </w:r>
-      </w:hyperlink>
+      <w:r>
+        <w:rPr>
+          <w:lang w:val="zh_TW" w:bidi="zh_TW"/>
+        </w:rPr>
+        <w:t>150篇</w:t>
+      </w:r>
       <w:r>
         <w:rPr>
           <w:lang w:val="zh_TW" w:bidi="zh_TW"/>
@@ -1285,18 +1027,12 @@
         </w:rPr>
         <w:t>。感謝的內容包括：生命本身、物質世界的功用與美麗、基督及其恩惠（見</w:t>
       </w:r>
-      <w:hyperlink r:id="rId53">
-        <w:r>
-          <w:rPr>
-            <w:lang w:val="zh_TW" w:bidi="zh_TW"/>
-          </w:rPr>
-          <w:rPr>
-            <w:color w:val="0000EE"/>
-            <w:u w:val="single"/>
-          </w:rPr>
-          <w:t>林後9:15</w:t>
-        </w:r>
-      </w:hyperlink>
+      <w:r>
+        <w:rPr>
+          <w:lang w:val="zh_TW" w:bidi="zh_TW"/>
+        </w:rPr>
+        <w:t>林後9:15</w:t>
+      </w:r>
       <w:r>
         <w:rPr>
           <w:lang w:val="zh_TW" w:bidi="zh_TW"/>
@@ -1316,18 +1052,12 @@
         </w:rPr>
         <w:t>是承認神的聖潔與衪至高無上的道德權威，同時也承認認罪者本人的責任。因此，認罪既是為神辯護、稱神為義，也是不保留地、明確地承認罪——不僅包括罪惡的動機與內在傾向，也包括其外在的行為表現。</w:t>
       </w:r>
-      <w:hyperlink r:id="rId54">
-        <w:r>
-          <w:rPr>
-            <w:lang w:val="zh_TW" w:bidi="zh_TW"/>
-          </w:rPr>
-          <w:rPr>
-            <w:color w:val="0000EE"/>
-            <w:u w:val="single"/>
-          </w:rPr>
-          <w:t>詩篇五十一篇</w:t>
-        </w:r>
-      </w:hyperlink>
+      <w:r>
+        <w:rPr>
+          <w:lang w:val="zh_TW" w:bidi="zh_TW"/>
+        </w:rPr>
+        <w:t>詩篇五十一篇</w:t>
+      </w:r>
       <w:r>
         <w:rPr>
           <w:lang w:val="zh_TW" w:bidi="zh_TW"/>
@@ -1495,180 +1225,120 @@
         </w:rPr>
         <w:t>馬可福音沒有關於道成肉身的記載，並且強調耶穌的彌賽亞身份多過祂的神性。因此，有些人認為馬可福音代表了當時教會的神學還處於早期階段，是在道成肉身的教義尚未形成之前。但這一點值得懷疑，有以下兩個原因：道成肉身的經文，如腓立比書讚美詩這樣的（</w:t>
       </w:r>
-      <w:hyperlink r:id="rId55">
-        <w:r>
-          <w:rPr>
-            <w:lang w:val="zh_TW" w:bidi="zh_TW"/>
-          </w:rPr>
-          <w:rPr>
-            <w:color w:val="0000EE"/>
-            <w:u w:val="single"/>
-          </w:rPr>
-          <w:t>腓2:6–11</w:t>
-        </w:r>
-      </w:hyperlink>
+      <w:r>
+        <w:rPr>
+          <w:lang w:val="zh_TW" w:bidi="zh_TW"/>
+        </w:rPr>
+        <w:t>腓2:6–11</w:t>
+      </w:r>
       <w:r>
         <w:rPr>
           <w:lang w:val="zh_TW" w:bidi="zh_TW"/>
         </w:rPr>
         <w:t>），可能成書早於馬可福音，並且馬可對基督的二性有完整的神學論述。雖然他強調耶穌的人性，但是馬可是以強調神性來突顯這一點。耶穌在受洗和登山變像時，被天上的聲音稱為「愛子」（</w:t>
       </w:r>
-      <w:hyperlink r:id="rId56">
-        <w:r>
-          <w:rPr>
-            <w:lang w:val="zh_TW" w:bidi="zh_TW"/>
-          </w:rPr>
-          <w:rPr>
-            <w:color w:val="0000EE"/>
-            <w:u w:val="single"/>
-          </w:rPr>
-          <w:t>可1:11</w:t>
-        </w:r>
-      </w:hyperlink>
+      <w:r>
+        <w:rPr>
+          <w:lang w:val="zh_TW" w:bidi="zh_TW"/>
+        </w:rPr>
+        <w:t>可1:11</w:t>
+      </w:r>
       <w:r>
         <w:rPr>
           <w:lang w:val="zh_TW" w:bidi="zh_TW"/>
         </w:rPr>
         <w:t>；</w:t>
       </w:r>
-      <w:hyperlink r:id="rId57">
-        <w:r>
-          <w:rPr>
-            <w:lang w:val="zh_TW" w:bidi="zh_TW"/>
-          </w:rPr>
-          <w:rPr>
-            <w:color w:val="0000EE"/>
-            <w:u w:val="single"/>
-          </w:rPr>
-          <w:t>9:7</w:t>
-        </w:r>
-      </w:hyperlink>
+      <w:r>
+        <w:rPr>
+          <w:lang w:val="zh_TW" w:bidi="zh_TW"/>
+        </w:rPr>
+        <w:t>9:7</w:t>
+      </w:r>
       <w:r>
         <w:rPr>
           <w:lang w:val="zh_TW" w:bidi="zh_TW"/>
         </w:rPr>
         <w:t>）；污鬼稱他為神的兒子（</w:t>
       </w:r>
-      <w:hyperlink r:id="rId58">
-        <w:r>
-          <w:rPr>
-            <w:lang w:val="zh_TW" w:bidi="zh_TW"/>
-          </w:rPr>
-          <w:rPr>
-            <w:color w:val="0000EE"/>
-            <w:u w:val="single"/>
-          </w:rPr>
-          <w:t>3:11</w:t>
-        </w:r>
-      </w:hyperlink>
+      <w:r>
+        <w:rPr>
+          <w:lang w:val="zh_TW" w:bidi="zh_TW"/>
+        </w:rPr>
+        <w:t>3:11</w:t>
+      </w:r>
       <w:r>
         <w:rPr>
           <w:lang w:val="zh_TW" w:bidi="zh_TW"/>
         </w:rPr>
         <w:t>；</w:t>
       </w:r>
-      <w:hyperlink r:id="rId59">
-        <w:r>
-          <w:rPr>
-            <w:lang w:val="zh_TW" w:bidi="zh_TW"/>
-          </w:rPr>
-          <w:rPr>
-            <w:color w:val="0000EE"/>
-            <w:u w:val="single"/>
-          </w:rPr>
-          <w:t>5:7</w:t>
-        </w:r>
-      </w:hyperlink>
+      <w:r>
+        <w:rPr>
+          <w:lang w:val="zh_TW" w:bidi="zh_TW"/>
+        </w:rPr>
+        <w:t>5:7</w:t>
+      </w:r>
       <w:r>
         <w:rPr>
           <w:lang w:val="zh_TW" w:bidi="zh_TW"/>
         </w:rPr>
         <w:t>），羅馬百夫長也如此稱呼祂（</w:t>
       </w:r>
-      <w:hyperlink r:id="rId60">
-        <w:r>
-          <w:rPr>
-            <w:lang w:val="zh_TW" w:bidi="zh_TW"/>
-          </w:rPr>
-          <w:rPr>
-            <w:color w:val="0000EE"/>
-            <w:u w:val="single"/>
-          </w:rPr>
-          <w:t>15:39</w:t>
-        </w:r>
-      </w:hyperlink>
+      <w:r>
+        <w:rPr>
+          <w:lang w:val="zh_TW" w:bidi="zh_TW"/>
+        </w:rPr>
+        <w:t>15:39</w:t>
+      </w:r>
       <w:r>
         <w:rPr>
           <w:lang w:val="zh_TW" w:bidi="zh_TW"/>
         </w:rPr>
         <w:t>）。耶穌的「阿爸父」禱告（</w:t>
       </w:r>
-      <w:hyperlink r:id="rId61">
-        <w:r>
-          <w:rPr>
-            <w:lang w:val="zh_TW" w:bidi="zh_TW"/>
-          </w:rPr>
-          <w:rPr>
-            <w:color w:val="0000EE"/>
-            <w:u w:val="single"/>
-          </w:rPr>
-          <w:t>14:36</w:t>
-        </w:r>
-      </w:hyperlink>
+      <w:r>
+        <w:rPr>
+          <w:lang w:val="zh_TW" w:bidi="zh_TW"/>
+        </w:rPr>
+        <w:t>14:36</w:t>
+      </w:r>
       <w:r>
         <w:rPr>
           <w:lang w:val="zh_TW" w:bidi="zh_TW"/>
         </w:rPr>
         <w:t>；參</w:t>
       </w:r>
-      <w:hyperlink r:id="rId62">
-        <w:r>
-          <w:rPr>
-            <w:lang w:val="zh_TW" w:bidi="zh_TW"/>
-          </w:rPr>
-          <w:rPr>
-            <w:color w:val="0000EE"/>
-            <w:u w:val="single"/>
-          </w:rPr>
-          <w:t>太26:39</w:t>
-        </w:r>
-      </w:hyperlink>
+      <w:r>
+        <w:rPr>
+          <w:lang w:val="zh_TW" w:bidi="zh_TW"/>
+        </w:rPr>
+        <w:t>太26:39</w:t>
+      </w:r>
       <w:r>
         <w:rPr>
           <w:lang w:val="zh_TW" w:bidi="zh_TW"/>
         </w:rPr>
         <w:t>；</w:t>
       </w:r>
-      <w:hyperlink r:id="rId63">
-        <w:r>
-          <w:rPr>
-            <w:lang w:val="zh_TW" w:bidi="zh_TW"/>
-          </w:rPr>
-          <w:rPr>
-            <w:color w:val="0000EE"/>
-            <w:u w:val="single"/>
-          </w:rPr>
-          <w:t>路22:42</w:t>
-        </w:r>
-      </w:hyperlink>
+      <w:r>
+        <w:rPr>
+          <w:lang w:val="zh_TW" w:bidi="zh_TW"/>
+        </w:rPr>
+        <w:t>路22:42</w:t>
+      </w:r>
       <w:r>
         <w:rPr>
           <w:lang w:val="zh_TW" w:bidi="zh_TW"/>
         </w:rPr>
         <w:t>）顯示了祂對自己神性身份的認知，並且在受審判時，祂被指控聲稱自己是「那當稱頌者的兒子」（</w:t>
       </w:r>
-      <w:hyperlink r:id="rId64">
-        <w:r>
-          <w:rPr>
-            <w:lang w:val="zh_TW" w:bidi="zh_TW"/>
-          </w:rPr>
-          <w:rPr>
-            <w:color w:val="0000EE"/>
-            <w:u w:val="single"/>
-          </w:rPr>
-          <w:t>14:61–62</w:t>
-        </w:r>
-      </w:hyperlink>
+      <w:r>
+        <w:rPr>
+          <w:lang w:val="zh_TW" w:bidi="zh_TW"/>
+        </w:rPr>
+        <w:t>14:61–62</w:t>
+      </w:r>
       <w:r>
         <w:rPr>
           <w:lang w:val="zh_TW" w:bidi="zh_TW"/>
@@ -1689,126 +1359,84 @@
         </w:rPr>
         <w:t>馬太和路加都記載了道成肉身。有關耶穌降生的記載當然首先強調的是其事件本身，但馬太側重耶穌的彌賽亞王權，路加則強調聖靈屬天的見證。馬太福音是以基督為中心的；路加福音則專注於基督是救主，更確切地說，是專注於救贖歷史。雖然馬太呈現了耶穌的人性，但他也強調了祂的主權（</w:t>
       </w:r>
-      <w:hyperlink r:id="rId65">
-        <w:r>
-          <w:rPr>
-            <w:lang w:val="zh_TW" w:bidi="zh_TW"/>
-          </w:rPr>
-          <w:rPr>
-            <w:color w:val="0000EE"/>
-            <w:u w:val="single"/>
-          </w:rPr>
-          <w:t>太23:6–10</w:t>
-        </w:r>
-      </w:hyperlink>
+      <w:r>
+        <w:rPr>
+          <w:lang w:val="zh_TW" w:bidi="zh_TW"/>
+        </w:rPr>
+        <w:t>太23:6–10</w:t>
+      </w:r>
       <w:r>
         <w:rPr>
           <w:lang w:val="zh_TW" w:bidi="zh_TW"/>
         </w:rPr>
         <w:t>）和神子的身份。因此，道成肉身就是神成為人的方式，這是普遍能接受的觀點（</w:t>
       </w:r>
-      <w:hyperlink r:id="rId66">
-        <w:r>
-          <w:rPr>
-            <w:lang w:val="zh_TW" w:bidi="zh_TW"/>
-          </w:rPr>
-          <w:rPr>
-            <w:color w:val="0000EE"/>
-            <w:u w:val="single"/>
-          </w:rPr>
-          <w:t>1:23</w:t>
-        </w:r>
-      </w:hyperlink>
+      <w:r>
+        <w:rPr>
+          <w:lang w:val="zh_TW" w:bidi="zh_TW"/>
+        </w:rPr>
+        <w:t>1:23</w:t>
+      </w:r>
       <w:r>
         <w:rPr>
           <w:lang w:val="zh_TW" w:bidi="zh_TW"/>
         </w:rPr>
         <w:t>、</w:t>
       </w:r>
-      <w:hyperlink r:id="rId67">
-        <w:r>
-          <w:rPr>
-            <w:lang w:val="zh_TW" w:bidi="zh_TW"/>
-          </w:rPr>
-          <w:rPr>
-            <w:color w:val="0000EE"/>
-            <w:u w:val="single"/>
-          </w:rPr>
-          <w:t>18:20</w:t>
-        </w:r>
-      </w:hyperlink>
+      <w:r>
+        <w:rPr>
+          <w:lang w:val="zh_TW" w:bidi="zh_TW"/>
+        </w:rPr>
+        <w:t>18:20</w:t>
+      </w:r>
       <w:r>
         <w:rPr>
           <w:lang w:val="zh_TW" w:bidi="zh_TW"/>
         </w:rPr>
         <w:t>、</w:t>
       </w:r>
-      <w:hyperlink r:id="rId68">
-        <w:r>
-          <w:rPr>
-            <w:lang w:val="zh_TW" w:bidi="zh_TW"/>
-          </w:rPr>
-          <w:rPr>
-            <w:color w:val="0000EE"/>
-            <w:u w:val="single"/>
-          </w:rPr>
-          <w:t>24:14</w:t>
-        </w:r>
-      </w:hyperlink>
+      <w:r>
+        <w:rPr>
+          <w:lang w:val="zh_TW" w:bidi="zh_TW"/>
+        </w:rPr>
+        <w:t>24:14</w:t>
+      </w:r>
       <w:r>
         <w:rPr>
           <w:lang w:val="zh_TW" w:bidi="zh_TW"/>
         </w:rPr>
         <w:t>、</w:t>
       </w:r>
-      <w:hyperlink r:id="rId69">
-        <w:r>
-          <w:rPr>
-            <w:lang w:val="zh_TW" w:bidi="zh_TW"/>
-          </w:rPr>
-          <w:rPr>
-            <w:color w:val="0000EE"/>
-            <w:u w:val="single"/>
-          </w:rPr>
-          <w:t>28:18–20</w:t>
-        </w:r>
-      </w:hyperlink>
+      <w:r>
+        <w:rPr>
+          <w:lang w:val="zh_TW" w:bidi="zh_TW"/>
+        </w:rPr>
+        <w:t>28:18–20</w:t>
+      </w:r>
       <w:r>
         <w:rPr>
           <w:lang w:val="zh_TW" w:bidi="zh_TW"/>
         </w:rPr>
         <w:t>）。 在三部福音書的作者中，對耶穌在地上的生活最有興趣的是路加。然而，他的福音書不像馬可的那樣強調耶穌人性的一面。路加將耶穌主要描繪為歷史中神聖的救主（</w:t>
       </w:r>
-      <w:hyperlink r:id="rId70">
-        <w:r>
-          <w:rPr>
-            <w:lang w:val="zh_TW" w:bidi="zh_TW"/>
-          </w:rPr>
-          <w:rPr>
-            <w:color w:val="0000EE"/>
-            <w:u w:val="single"/>
-          </w:rPr>
-          <w:t>路2:11</w:t>
-        </w:r>
-      </w:hyperlink>
+      <w:r>
+        <w:rPr>
+          <w:lang w:val="zh_TW" w:bidi="zh_TW"/>
+        </w:rPr>
+        <w:t>路2:11</w:t>
+      </w:r>
       <w:r>
         <w:rPr>
           <w:lang w:val="zh_TW" w:bidi="zh_TW"/>
         </w:rPr>
         <w:t>；</w:t>
       </w:r>
-      <w:hyperlink r:id="rId71">
-        <w:r>
-          <w:rPr>
-            <w:lang w:val="zh_TW" w:bidi="zh_TW"/>
-          </w:rPr>
-          <w:rPr>
-            <w:color w:val="0000EE"/>
-            <w:u w:val="single"/>
-          </w:rPr>
-          <w:t>4:16–30</w:t>
-        </w:r>
-      </w:hyperlink>
+      <w:r>
+        <w:rPr>
+          <w:lang w:val="zh_TW" w:bidi="zh_TW"/>
+        </w:rPr>
+        <w:t>4:16–30</w:t>
+      </w:r>
       <w:r>
         <w:rPr>
           <w:lang w:val="zh_TW" w:bidi="zh_TW"/>
@@ -1840,198 +1468,132 @@
         </w:rPr>
         <w:t>使徒約翰關於道成肉身的教義比其他任何人的都更為明確，他不僅教導了耶穌的神-人（God-man）身份，還教導了祂先存的「榮耀」（</w:t>
       </w:r>
-      <w:hyperlink r:id="rId72">
-        <w:r>
-          <w:rPr>
-            <w:lang w:val="zh_TW" w:bidi="zh_TW"/>
-          </w:rPr>
-          <w:rPr>
-            <w:color w:val="0000EE"/>
-            <w:u w:val="single"/>
-          </w:rPr>
-          <w:t>約1:1–18</w:t>
-        </w:r>
-      </w:hyperlink>
+      <w:r>
+        <w:rPr>
+          <w:lang w:val="zh_TW" w:bidi="zh_TW"/>
+        </w:rPr>
+        <w:t>約1:1–18</w:t>
+      </w:r>
       <w:r>
         <w:rPr>
           <w:lang w:val="zh_TW" w:bidi="zh_TW"/>
         </w:rPr>
         <w:t>）。 這一教義的核心就是耶穌與父神的合一（</w:t>
       </w:r>
-      <w:hyperlink r:id="rId73">
-        <w:r>
-          <w:rPr>
-            <w:lang w:val="zh_TW" w:bidi="zh_TW"/>
-          </w:rPr>
-          <w:rPr>
-            <w:color w:val="0000EE"/>
-            <w:u w:val="single"/>
-          </w:rPr>
-          <w:t>10:29–30</w:t>
-        </w:r>
-      </w:hyperlink>
+      <w:r>
+        <w:rPr>
+          <w:lang w:val="zh_TW" w:bidi="zh_TW"/>
+        </w:rPr>
+        <w:t>10:29–30</w:t>
+      </w:r>
       <w:r>
         <w:rPr>
           <w:lang w:val="zh_TW" w:bidi="zh_TW"/>
         </w:rPr>
         <w:t>，</w:t>
       </w:r>
-      <w:hyperlink r:id="rId74">
-        <w:r>
-          <w:rPr>
-            <w:lang w:val="zh_TW" w:bidi="zh_TW"/>
-          </w:rPr>
-          <w:rPr>
-            <w:color w:val="0000EE"/>
-            <w:u w:val="single"/>
-          </w:rPr>
-          <w:t>14:8–11</w:t>
-        </w:r>
-      </w:hyperlink>
+      <w:r>
+        <w:rPr>
+          <w:lang w:val="zh_TW" w:bidi="zh_TW"/>
+        </w:rPr>
+        <w:t>14:8–11</w:t>
+      </w:r>
       <w:r>
         <w:rPr>
           <w:lang w:val="zh_TW" w:bidi="zh_TW"/>
         </w:rPr>
         <w:t>，</w:t>
       </w:r>
-      <w:hyperlink r:id="rId75">
-        <w:r>
-          <w:rPr>
-            <w:lang w:val="zh_TW" w:bidi="zh_TW"/>
-          </w:rPr>
-          <w:rPr>
-            <w:color w:val="0000EE"/>
-            <w:u w:val="single"/>
-          </w:rPr>
-          <w:t>約一2:23</w:t>
-        </w:r>
-      </w:hyperlink>
+      <w:r>
+        <w:rPr>
+          <w:lang w:val="zh_TW" w:bidi="zh_TW"/>
+        </w:rPr>
+        <w:t>約一2:23</w:t>
+      </w:r>
       <w:r>
         <w:rPr>
           <w:lang w:val="zh_TW" w:bidi="zh_TW"/>
         </w:rPr>
         <w:t>）。「我是」（指的是基督，取自舊約中對獨一真神的稱呼，並且可能代表著神的個人名字，耶和華）來將神向祂的子民啓示出來（</w:t>
       </w:r>
-      <w:hyperlink r:id="rId76">
-        <w:r>
-          <w:rPr>
-            <w:lang w:val="zh_TW" w:bidi="zh_TW"/>
-          </w:rPr>
-          <w:rPr>
-            <w:color w:val="0000EE"/>
-            <w:u w:val="single"/>
-          </w:rPr>
-          <w:t>約1:4–5、14、18</w:t>
-        </w:r>
-      </w:hyperlink>
+      <w:r>
+        <w:rPr>
+          <w:lang w:val="zh_TW" w:bidi="zh_TW"/>
+        </w:rPr>
+        <w:t>約1:4–5、14、18</w:t>
+      </w:r>
       <w:r>
         <w:rPr>
           <w:lang w:val="zh_TW" w:bidi="zh_TW"/>
         </w:rPr>
         <w:t>）。然而，約翰也對道成肉身有最平衡的呈現。神的道或聖言（</w:t>
       </w:r>
-      <w:hyperlink r:id="rId72">
-        <w:r>
-          <w:rPr>
-            <w:lang w:val="zh_TW" w:bidi="zh_TW"/>
-          </w:rPr>
-          <w:rPr>
-            <w:color w:val="0000EE"/>
-            <w:u w:val="single"/>
-          </w:rPr>
-          <w:t>1:1–18</w:t>
-        </w:r>
-      </w:hyperlink>
+      <w:r>
+        <w:rPr>
+          <w:lang w:val="zh_TW" w:bidi="zh_TW"/>
+        </w:rPr>
+        <w:t>1:1–18</w:t>
+      </w:r>
       <w:r>
         <w:rPr>
           <w:lang w:val="zh_TW" w:bidi="zh_TW"/>
         </w:rPr>
         <w:t>）是完美人性的典範；祂「成了肉身」（第</w:t>
       </w:r>
-      <w:hyperlink r:id="rId77">
-        <w:r>
-          <w:rPr>
-            <w:lang w:val="zh_TW" w:bidi="zh_TW"/>
-          </w:rPr>
-          <w:rPr>
-            <w:color w:val="0000EE"/>
-            <w:u w:val="single"/>
-          </w:rPr>
-          <w:t>14</w:t>
-        </w:r>
-      </w:hyperlink>
+      <w:r>
+        <w:rPr>
+          <w:lang w:val="zh_TW" w:bidi="zh_TW"/>
+        </w:rPr>
+        <w:t>14</w:t>
+      </w:r>
       <w:r>
         <w:rPr>
           <w:lang w:val="zh_TW" w:bidi="zh_TW"/>
         </w:rPr>
         <w:t>節）來向人類啓示（第</w:t>
       </w:r>
-      <w:hyperlink r:id="rId78">
-        <w:r>
-          <w:rPr>
-            <w:lang w:val="zh_TW" w:bidi="zh_TW"/>
-          </w:rPr>
-          <w:rPr>
-            <w:color w:val="0000EE"/>
-            <w:u w:val="single"/>
-          </w:rPr>
-          <w:t>5、9</w:t>
-        </w:r>
-      </w:hyperlink>
+      <w:r>
+        <w:rPr>
+          <w:lang w:val="zh_TW" w:bidi="zh_TW"/>
+        </w:rPr>
+        <w:t>5、9</w:t>
+      </w:r>
       <w:r>
         <w:rPr>
           <w:lang w:val="zh_TW" w:bidi="zh_TW"/>
         </w:rPr>
         <w:t>節）並在他們裡面產生「永生」（</w:t>
       </w:r>
-      <w:hyperlink r:id="rId79">
-        <w:r>
-          <w:rPr>
-            <w:lang w:val="zh_TW" w:bidi="zh_TW"/>
-          </w:rPr>
-          <w:rPr>
-            <w:color w:val="0000EE"/>
-            <w:u w:val="single"/>
-          </w:rPr>
-          <w:t>3:14–18</w:t>
-        </w:r>
-      </w:hyperlink>
+      <w:r>
+        <w:rPr>
+          <w:lang w:val="zh_TW" w:bidi="zh_TW"/>
+        </w:rPr>
+        <w:t>3:14–18</w:t>
+      </w:r>
       <w:r>
         <w:rPr>
           <w:lang w:val="zh_TW" w:bidi="zh_TW"/>
         </w:rPr>
         <w:t>；</w:t>
       </w:r>
-      <w:hyperlink r:id="rId80">
-        <w:r>
-          <w:rPr>
-            <w:lang w:val="zh_TW" w:bidi="zh_TW"/>
-          </w:rPr>
-          <w:rPr>
-            <w:color w:val="0000EE"/>
-            <w:u w:val="single"/>
-          </w:rPr>
-          <w:t>約一1:1–3</w:t>
-        </w:r>
-      </w:hyperlink>
+      <w:r>
+        <w:rPr>
+          <w:lang w:val="zh_TW" w:bidi="zh_TW"/>
+        </w:rPr>
+        <w:t>約一1:1–3</w:t>
+      </w:r>
       <w:r>
         <w:rPr>
           <w:lang w:val="zh_TW" w:bidi="zh_TW"/>
         </w:rPr>
         <w:t>；</w:t>
       </w:r>
-      <w:hyperlink r:id="rId81">
-        <w:r>
-          <w:rPr>
-            <w:lang w:val="zh_TW" w:bidi="zh_TW"/>
-          </w:rPr>
-          <w:rPr>
-            <w:color w:val="0000EE"/>
-            <w:u w:val="single"/>
-          </w:rPr>
-          <w:t>4:9</w:t>
-        </w:r>
-      </w:hyperlink>
+      <w:r>
+        <w:rPr>
+          <w:lang w:val="zh_TW" w:bidi="zh_TW"/>
+        </w:rPr>
+        <w:t>4:9</w:t>
+      </w:r>
       <w:r>
         <w:rPr>
           <w:lang w:val="zh_TW" w:bidi="zh_TW"/>
@@ -2063,36 +1625,24 @@
         </w:rPr>
         <w:t>使徒保羅將道成肉身描述為一條耶穌通往受苦與救贖的道路。在</w:t>
       </w:r>
-      <w:hyperlink r:id="rId82">
-        <w:r>
-          <w:rPr>
-            <w:lang w:val="zh_TW" w:bidi="zh_TW"/>
-          </w:rPr>
-          <w:rPr>
-            <w:color w:val="0000EE"/>
-            <w:u w:val="single"/>
-          </w:rPr>
-          <w:t>加4:4–5</w:t>
-        </w:r>
-      </w:hyperlink>
+      <w:r>
+        <w:rPr>
+          <w:lang w:val="zh_TW" w:bidi="zh_TW"/>
+        </w:rPr>
+        <w:t>加4:4–5</w:t>
+      </w:r>
       <w:r>
         <w:rPr>
           <w:lang w:val="zh_TW" w:bidi="zh_TW"/>
         </w:rPr>
         <w:t>中，道成肉身（「由女人所生」）是在「時候滿足」的時候，或在救恩歷史的頂點而到來的，要「救贖那些在律法以下的人」。在腓立比書的讚美詩中（</w:t>
       </w:r>
-      <w:hyperlink r:id="rId55">
-        <w:r>
-          <w:rPr>
-            <w:lang w:val="zh_TW" w:bidi="zh_TW"/>
-          </w:rPr>
-          <w:rPr>
-            <w:color w:val="0000EE"/>
-            <w:u w:val="single"/>
-          </w:rPr>
-          <w:t>腓2:6–11</w:t>
-        </w:r>
-      </w:hyperlink>
+      <w:r>
+        <w:rPr>
+          <w:lang w:val="zh_TW" w:bidi="zh_TW"/>
+        </w:rPr>
+        <w:t>腓2:6–11</w:t>
+      </w:r>
       <w:r>
         <w:rPr>
           <w:lang w:val="zh_TW" w:bidi="zh_TW"/>
@@ -2113,198 +1663,132 @@
         </w:rPr>
         <w:t>保羅將基督描述為末後的亞當（</w:t>
       </w:r>
-      <w:hyperlink r:id="rId83">
-        <w:r>
-          <w:rPr>
-            <w:lang w:val="zh_TW" w:bidi="zh_TW"/>
-          </w:rPr>
-          <w:rPr>
-            <w:color w:val="0000EE"/>
-            <w:u w:val="single"/>
-          </w:rPr>
-          <w:t>羅5:12–19</w:t>
-        </w:r>
-      </w:hyperlink>
+      <w:r>
+        <w:rPr>
+          <w:lang w:val="zh_TW" w:bidi="zh_TW"/>
+        </w:rPr>
+        <w:t>羅5:12–19</w:t>
+      </w:r>
       <w:r>
         <w:rPr>
           <w:lang w:val="zh_TW" w:bidi="zh_TW"/>
         </w:rPr>
         <w:t>；</w:t>
       </w:r>
-      <w:hyperlink r:id="rId84">
-        <w:r>
-          <w:rPr>
-            <w:lang w:val="zh_TW" w:bidi="zh_TW"/>
-          </w:rPr>
-          <w:rPr>
-            <w:color w:val="0000EE"/>
-            <w:u w:val="single"/>
-          </w:rPr>
-          <w:t>林前15:45–47</w:t>
-        </w:r>
-      </w:hyperlink>
+      <w:r>
+        <w:rPr>
+          <w:lang w:val="zh_TW" w:bidi="zh_TW"/>
+        </w:rPr>
+        <w:t>林前15:45–47</w:t>
+      </w:r>
       <w:r>
         <w:rPr>
           <w:lang w:val="zh_TW" w:bidi="zh_TW"/>
         </w:rPr>
         <w:t>），亞當所失去的，祂將其帶了回來，使我們有可能重新獲得。通過取了人的樣式，基督成為了使人與神和好的救贖主（</w:t>
       </w:r>
-      <w:hyperlink r:id="rId85">
-        <w:r>
-          <w:rPr>
-            <w:lang w:val="zh_TW" w:bidi="zh_TW"/>
-          </w:rPr>
-          <w:rPr>
-            <w:color w:val="0000EE"/>
-            <w:u w:val="single"/>
-          </w:rPr>
-          <w:t>羅3:25</w:t>
-        </w:r>
-      </w:hyperlink>
+      <w:r>
+        <w:rPr>
+          <w:lang w:val="zh_TW" w:bidi="zh_TW"/>
+        </w:rPr>
+        <w:t>羅3:25</w:t>
+      </w:r>
       <w:r>
         <w:rPr>
           <w:lang w:val="zh_TW" w:bidi="zh_TW"/>
         </w:rPr>
         <w:t>；</w:t>
       </w:r>
-      <w:hyperlink r:id="rId86">
-        <w:r>
-          <w:rPr>
-            <w:lang w:val="zh_TW" w:bidi="zh_TW"/>
-          </w:rPr>
-          <w:rPr>
-            <w:color w:val="0000EE"/>
-            <w:u w:val="single"/>
-          </w:rPr>
-          <w:t>林後5:19</w:t>
-        </w:r>
-      </w:hyperlink>
+      <w:r>
+        <w:rPr>
+          <w:lang w:val="zh_TW" w:bidi="zh_TW"/>
+        </w:rPr>
+        <w:t>林後5:19</w:t>
+      </w:r>
       <w:r>
         <w:rPr>
           <w:lang w:val="zh_TW" w:bidi="zh_TW"/>
         </w:rPr>
         <w:t>；</w:t>
       </w:r>
-      <w:hyperlink r:id="rId87">
-        <w:r>
-          <w:rPr>
-            <w:lang w:val="zh_TW" w:bidi="zh_TW"/>
-          </w:rPr>
-          <w:rPr>
-            <w:color w:val="0000EE"/>
-            <w:u w:val="single"/>
-          </w:rPr>
-          <w:t>提前1:15</w:t>
-        </w:r>
-      </w:hyperlink>
+      <w:r>
+        <w:rPr>
+          <w:lang w:val="zh_TW" w:bidi="zh_TW"/>
+        </w:rPr>
+        <w:t>提前1:15</w:t>
+      </w:r>
       <w:r>
         <w:rPr>
           <w:lang w:val="zh_TW" w:bidi="zh_TW"/>
         </w:rPr>
         <w:t>）。然而，保羅更強調，被高昇的基督帶來了新的生命（</w:t>
       </w:r>
-      <w:hyperlink r:id="rId88">
-        <w:r>
-          <w:rPr>
-            <w:lang w:val="zh_TW" w:bidi="zh_TW"/>
-          </w:rPr>
-          <w:rPr>
-            <w:color w:val="0000EE"/>
-            <w:u w:val="single"/>
-          </w:rPr>
-          <w:t>羅6:4–6</w:t>
-        </w:r>
-      </w:hyperlink>
+      <w:r>
+        <w:rPr>
+          <w:lang w:val="zh_TW" w:bidi="zh_TW"/>
+        </w:rPr>
+        <w:t>羅6:4–6</w:t>
+      </w:r>
       <w:r>
         <w:rPr>
           <w:lang w:val="zh_TW" w:bidi="zh_TW"/>
         </w:rPr>
         <w:t>；</w:t>
       </w:r>
-      <w:hyperlink r:id="rId89">
-        <w:r>
-          <w:rPr>
-            <w:lang w:val="zh_TW" w:bidi="zh_TW"/>
-          </w:rPr>
-          <w:rPr>
-            <w:color w:val="0000EE"/>
-            <w:u w:val="single"/>
-          </w:rPr>
-          <w:t>林後3:17–18</w:t>
-        </w:r>
-      </w:hyperlink>
+      <w:r>
+        <w:rPr>
+          <w:lang w:val="zh_TW" w:bidi="zh_TW"/>
+        </w:rPr>
+        <w:t>林後3:17–18</w:t>
+      </w:r>
       <w:r>
         <w:rPr>
           <w:lang w:val="zh_TW" w:bidi="zh_TW"/>
         </w:rPr>
         <w:t>；</w:t>
       </w:r>
-      <w:hyperlink r:id="rId90">
-        <w:r>
-          <w:rPr>
-            <w:lang w:val="zh_TW" w:bidi="zh_TW"/>
-          </w:rPr>
-          <w:rPr>
-            <w:color w:val="0000EE"/>
-            <w:u w:val="single"/>
-          </w:rPr>
-          <w:t>西3:1–4</w:t>
-        </w:r>
-      </w:hyperlink>
+      <w:r>
+        <w:rPr>
+          <w:lang w:val="zh_TW" w:bidi="zh_TW"/>
+        </w:rPr>
+        <w:t>西3:1–4</w:t>
+      </w:r>
       <w:r>
         <w:rPr>
           <w:lang w:val="zh_TW" w:bidi="zh_TW"/>
         </w:rPr>
         <w:t>）。 歌羅西書</w:t>
       </w:r>
-      <w:hyperlink r:id="rId91">
-        <w:r>
-          <w:rPr>
-            <w:lang w:val="zh_TW" w:bidi="zh_TW"/>
-          </w:rPr>
-          <w:rPr>
-            <w:color w:val="0000EE"/>
-            <w:u w:val="single"/>
-          </w:rPr>
-          <w:t>1:15–20</w:t>
-        </w:r>
-      </w:hyperlink>
+      <w:r>
+        <w:rPr>
+          <w:lang w:val="zh_TW" w:bidi="zh_TW"/>
+        </w:rPr>
+        <w:t>1:15–20</w:t>
+      </w:r>
       <w:r>
         <w:rPr>
           <w:lang w:val="zh_TW" w:bidi="zh_TW"/>
         </w:rPr>
         <w:t>中的讚美詩，運用了猶太智慧思辨，可能還混有希臘元素，它顯明了基督是「首生的」和「神的豐盛」。那位永存為神的，通過祂的犧牲死亡，成為被尊崇的主，並將人帶到神面前（另見</w:t>
       </w:r>
-      <w:hyperlink r:id="rId92">
-        <w:r>
-          <w:rPr>
-            <w:lang w:val="zh_TW" w:bidi="zh_TW"/>
-          </w:rPr>
-          <w:rPr>
-            <w:color w:val="0000EE"/>
-            <w:u w:val="single"/>
-          </w:rPr>
-          <w:t>羅1:3–4</w:t>
-        </w:r>
-      </w:hyperlink>
+      <w:r>
+        <w:rPr>
+          <w:lang w:val="zh_TW" w:bidi="zh_TW"/>
+        </w:rPr>
+        <w:t>羅1:3–4</w:t>
+      </w:r>
       <w:r>
         <w:rPr>
           <w:lang w:val="zh_TW" w:bidi="zh_TW"/>
         </w:rPr>
         <w:t>、</w:t>
       </w:r>
-      <w:hyperlink r:id="rId93">
-        <w:r>
-          <w:rPr>
-            <w:lang w:val="zh_TW" w:bidi="zh_TW"/>
-          </w:rPr>
-          <w:rPr>
-            <w:color w:val="0000EE"/>
-            <w:u w:val="single"/>
-          </w:rPr>
-          <w:t>提前3:16</w:t>
-        </w:r>
-      </w:hyperlink>
+      <w:r>
+        <w:rPr>
+          <w:lang w:val="zh_TW" w:bidi="zh_TW"/>
+        </w:rPr>
+        <w:t>提前3:16</w:t>
+      </w:r>
       <w:r>
         <w:rPr>
           <w:lang w:val="zh_TW" w:bidi="zh_TW"/>
@@ -2336,198 +1820,132 @@
         </w:rPr>
         <w:t>希伯來書多處提到了道成肉身。開場讚美詩（</w:t>
       </w:r>
-      <w:hyperlink r:id="rId94">
-        <w:r>
-          <w:rPr>
-            <w:lang w:val="zh_TW" w:bidi="zh_TW"/>
-          </w:rPr>
-          <w:rPr>
-            <w:color w:val="0000EE"/>
-            <w:u w:val="single"/>
-          </w:rPr>
-          <w:t>來1:1–3</w:t>
-        </w:r>
-      </w:hyperlink>
+      <w:r>
+        <w:rPr>
+          <w:lang w:val="zh_TW" w:bidi="zh_TW"/>
+        </w:rPr>
+        <w:t>來1:1–3</w:t>
+      </w:r>
       <w:r>
         <w:rPr>
           <w:lang w:val="zh_TW" w:bidi="zh_TW"/>
         </w:rPr>
         <w:t>）就強調了基督崇高的地位，祂是神形象的「真實印記」和榮耀所發的光輝。基督比天使更尊貴（</w:t>
       </w:r>
-      <w:hyperlink r:id="rId95">
-        <w:r>
-          <w:rPr>
-            <w:lang w:val="zh_TW" w:bidi="zh_TW"/>
-          </w:rPr>
-          <w:rPr>
-            <w:color w:val="0000EE"/>
-            <w:u w:val="single"/>
-          </w:rPr>
-          <w:t>1:4–9</w:t>
-        </w:r>
-      </w:hyperlink>
+      <w:r>
+        <w:rPr>
+          <w:lang w:val="zh_TW" w:bidi="zh_TW"/>
+        </w:rPr>
+        <w:t>1:4–9</w:t>
+      </w:r>
       <w:r>
         <w:rPr>
           <w:lang w:val="zh_TW" w:bidi="zh_TW"/>
         </w:rPr>
         <w:t>），但祂成為人，為拯救人類而受苦（</w:t>
       </w:r>
-      <w:hyperlink r:id="rId96">
-        <w:r>
-          <w:rPr>
-            <w:lang w:val="zh_TW" w:bidi="zh_TW"/>
-          </w:rPr>
-          <w:rPr>
-            <w:color w:val="0000EE"/>
-            <w:u w:val="single"/>
-          </w:rPr>
-          <w:t>2:9</w:t>
-        </w:r>
-      </w:hyperlink>
+      <w:r>
+        <w:rPr>
+          <w:lang w:val="zh_TW" w:bidi="zh_TW"/>
+        </w:rPr>
+        <w:t>2:9</w:t>
+      </w:r>
       <w:r>
         <w:rPr>
           <w:lang w:val="zh_TW" w:bidi="zh_TW"/>
         </w:rPr>
         <w:t>、</w:t>
       </w:r>
-      <w:hyperlink r:id="rId97">
-        <w:r>
-          <w:rPr>
-            <w:lang w:val="zh_TW" w:bidi="zh_TW"/>
-          </w:rPr>
-          <w:rPr>
-            <w:color w:val="0000EE"/>
-            <w:u w:val="single"/>
-          </w:rPr>
-          <w:t>5:7–9</w:t>
-        </w:r>
-      </w:hyperlink>
+      <w:r>
+        <w:rPr>
+          <w:lang w:val="zh_TW" w:bidi="zh_TW"/>
+        </w:rPr>
+        <w:t>5:7–9</w:t>
+      </w:r>
       <w:r>
         <w:rPr>
           <w:lang w:val="zh_TW" w:bidi="zh_TW"/>
         </w:rPr>
         <w:t>）。道成肉身符合罪人對救主的需求。希伯來書的目的是要表明基督之於舊約祭祀無可比擬的超越性，同時強調祂的救贖工作。祂真實的受試探（</w:t>
       </w:r>
-      <w:hyperlink r:id="rId98">
-        <w:r>
-          <w:rPr>
-            <w:lang w:val="zh_TW" w:bidi="zh_TW"/>
-          </w:rPr>
-          <w:rPr>
-            <w:color w:val="0000EE"/>
-            <w:u w:val="single"/>
-          </w:rPr>
-          <w:t>2:18</w:t>
-        </w:r>
-      </w:hyperlink>
+      <w:r>
+        <w:rPr>
+          <w:lang w:val="zh_TW" w:bidi="zh_TW"/>
+        </w:rPr>
+        <w:t>2:18</w:t>
+      </w:r>
       <w:r>
         <w:rPr>
           <w:lang w:val="zh_TW" w:bidi="zh_TW"/>
         </w:rPr>
         <w:t>；</w:t>
       </w:r>
-      <w:hyperlink r:id="rId99">
-        <w:r>
-          <w:rPr>
-            <w:lang w:val="zh_TW" w:bidi="zh_TW"/>
-          </w:rPr>
-          <w:rPr>
-            <w:color w:val="0000EE"/>
-            <w:u w:val="single"/>
-          </w:rPr>
-          <w:t>4:15</w:t>
-        </w:r>
-      </w:hyperlink>
+      <w:r>
+        <w:rPr>
+          <w:lang w:val="zh_TW" w:bidi="zh_TW"/>
+        </w:rPr>
+        <w:t>4:15</w:t>
+      </w:r>
       <w:r>
         <w:rPr>
           <w:lang w:val="zh_TW" w:bidi="zh_TW"/>
         </w:rPr>
         <w:t>）與祂的無罪結合在一起（</w:t>
       </w:r>
-      <w:hyperlink r:id="rId99">
-        <w:r>
-          <w:rPr>
-            <w:lang w:val="zh_TW" w:bidi="zh_TW"/>
-          </w:rPr>
-          <w:rPr>
-            <w:color w:val="0000EE"/>
-            <w:u w:val="single"/>
-          </w:rPr>
-          <w:t>4:15</w:t>
-        </w:r>
-      </w:hyperlink>
+      <w:r>
+        <w:rPr>
+          <w:lang w:val="zh_TW" w:bidi="zh_TW"/>
+        </w:rPr>
+        <w:t>4:15</w:t>
+      </w:r>
       <w:r>
         <w:rPr>
           <w:lang w:val="zh_TW" w:bidi="zh_TW"/>
         </w:rPr>
         <w:t>、</w:t>
       </w:r>
-      <w:hyperlink r:id="rId100">
-        <w:r>
-          <w:rPr>
-            <w:lang w:val="zh_TW" w:bidi="zh_TW"/>
-          </w:rPr>
-          <w:rPr>
-            <w:color w:val="0000EE"/>
-            <w:u w:val="single"/>
-          </w:rPr>
-          <w:t>5:9</w:t>
-        </w:r>
-      </w:hyperlink>
+      <w:r>
+        <w:rPr>
+          <w:lang w:val="zh_TW" w:bidi="zh_TW"/>
+        </w:rPr>
+        <w:t>5:9</w:t>
+      </w:r>
       <w:r>
         <w:rPr>
           <w:lang w:val="zh_TW" w:bidi="zh_TW"/>
         </w:rPr>
         <w:t>、</w:t>
       </w:r>
-      <w:hyperlink r:id="rId101">
-        <w:r>
-          <w:rPr>
-            <w:lang w:val="zh_TW" w:bidi="zh_TW"/>
-          </w:rPr>
-          <w:rPr>
-            <w:color w:val="0000EE"/>
-            <w:u w:val="single"/>
-          </w:rPr>
-          <w:t>7:26</w:t>
-        </w:r>
-      </w:hyperlink>
+      <w:r>
+        <w:rPr>
+          <w:lang w:val="zh_TW" w:bidi="zh_TW"/>
+        </w:rPr>
+        <w:t>7:26</w:t>
+      </w:r>
       <w:r>
         <w:rPr>
           <w:lang w:val="zh_TW" w:bidi="zh_TW"/>
         </w:rPr>
         <w:t>），完成了以人的身份來對人的罪的救贖。道成肉身是一條基督最終只要一次獻上贖罪祭，就能永遠勝過罪的途徑（</w:t>
       </w:r>
-      <w:hyperlink r:id="rId102">
-        <w:r>
-          <w:rPr>
-            <w:lang w:val="zh_TW" w:bidi="zh_TW"/>
-          </w:rPr>
-          <w:rPr>
-            <w:color w:val="0000EE"/>
-            <w:u w:val="single"/>
-          </w:rPr>
-          <w:t>7:28</w:t>
-        </w:r>
-      </w:hyperlink>
+      <w:r>
+        <w:rPr>
+          <w:lang w:val="zh_TW" w:bidi="zh_TW"/>
+        </w:rPr>
+        <w:t>7:28</w:t>
+      </w:r>
       <w:r>
         <w:rPr>
           <w:lang w:val="zh_TW" w:bidi="zh_TW"/>
         </w:rPr>
         <w:t>；</w:t>
       </w:r>
-      <w:hyperlink r:id="rId103">
-        <w:r>
-          <w:rPr>
-            <w:lang w:val="zh_TW" w:bidi="zh_TW"/>
-          </w:rPr>
-          <w:rPr>
-            <w:color w:val="0000EE"/>
-            <w:u w:val="single"/>
-          </w:rPr>
-          <w:t>9:26</w:t>
-        </w:r>
-      </w:hyperlink>
+      <w:r>
+        <w:rPr>
+          <w:lang w:val="zh_TW" w:bidi="zh_TW"/>
+        </w:rPr>
+        <w:t>9:26</w:t>
+      </w:r>
       <w:r>
         <w:rPr>
           <w:lang w:val="zh_TW" w:bidi="zh_TW"/>
@@ -2687,36 +2105,24 @@
         </w:rPr>
         <w:t>在17和18世紀，「虛己論（kenoticism）」（來自希臘語「空（empty）」）教導在道成肉身時，道完全的「倒空」（</w:t>
       </w:r>
-      <w:hyperlink r:id="rId104">
-        <w:r>
-          <w:rPr>
-            <w:lang w:val="zh_TW" w:bidi="zh_TW"/>
-          </w:rPr>
-          <w:rPr>
-            <w:color w:val="0000EE"/>
-            <w:u w:val="single"/>
-          </w:rPr>
-          <w:t>腓2:7</w:t>
-        </w:r>
-      </w:hyperlink>
+      <w:r>
+        <w:rPr>
+          <w:lang w:val="zh_TW" w:bidi="zh_TW"/>
+        </w:rPr>
+        <w:t>腓2:7</w:t>
+      </w:r>
       <w:r>
         <w:rPr>
           <w:lang w:val="zh_TW" w:bidi="zh_TW"/>
         </w:rPr>
         <w:t>）了神性。這個教義代表著經院時期討論耶穌的神人二性之間的相通已進入了最後階段。祂的人性是全能的嗎？如果不是，那麼耶穌這個人又是如何行使神性的？虛己學派認為耶穌是完全的人，祂的神性在升天之前是靜止的。祂的神奇力量是外來的，由聖靈所賜予的。與此觀點相反，大多數神學家認為耶穌始終是神和人，並且在</w:t>
       </w:r>
-      <w:hyperlink r:id="rId105">
-        <w:r>
-          <w:rPr>
-            <w:lang w:val="zh_TW" w:bidi="zh_TW"/>
-          </w:rPr>
-          <w:rPr>
-            <w:color w:val="0000EE"/>
-            <w:u w:val="single"/>
-          </w:rPr>
-          <w:t>腓2:6–8</w:t>
-        </w:r>
-      </w:hyperlink>
+      <w:r>
+        <w:rPr>
+          <w:lang w:val="zh_TW" w:bidi="zh_TW"/>
+        </w:rPr>
+        <w:t>腓2:6–8</w:t>
+      </w:r>
       <w:r>
         <w:rPr>
           <w:lang w:val="zh_TW" w:bidi="zh_TW"/>
@@ -2737,54 +2143,36 @@
         </w:rPr>
         <w:t>19世紀和20世紀出現了一種觀點，認為道成肉身是一個「神話故事（myth）」，是一種描述神如何透過耶穌說話的圖像化表達。童女生子並不是一個歷史事件，福音書中的任何超自然事件也都從未發生過。相反，福音書中的故事是後來教會所杜撰的，旨在描繪耶穌對教會運動的影響。然而，福音書的歷史真實性太強，這種觀點不可能佔上風（見</w:t>
       </w:r>
-      <w:hyperlink r:id="rId106">
-        <w:r>
-          <w:rPr>
-            <w:lang w:val="zh_TW" w:bidi="zh_TW"/>
-          </w:rPr>
-          <w:rPr>
-            <w:color w:val="0000EE"/>
-            <w:u w:val="single"/>
-          </w:rPr>
-          <w:t>路1:1–5</w:t>
-        </w:r>
-      </w:hyperlink>
+      <w:r>
+        <w:rPr>
+          <w:lang w:val="zh_TW" w:bidi="zh_TW"/>
+        </w:rPr>
+        <w:t>路1:1–5</w:t>
+      </w:r>
       <w:r>
         <w:rPr>
           <w:lang w:val="zh_TW" w:bidi="zh_TW"/>
         </w:rPr>
         <w:t>、</w:t>
       </w:r>
-      <w:hyperlink r:id="rId107">
-        <w:r>
-          <w:rPr>
-            <w:lang w:val="zh_TW" w:bidi="zh_TW"/>
-          </w:rPr>
-          <w:rPr>
-            <w:color w:val="0000EE"/>
-            <w:u w:val="single"/>
-          </w:rPr>
-          <w:t>約19:35</w:t>
-        </w:r>
-      </w:hyperlink>
+      <w:r>
+        <w:rPr>
+          <w:lang w:val="zh_TW" w:bidi="zh_TW"/>
+        </w:rPr>
+        <w:t>約19:35</w:t>
+      </w:r>
       <w:r>
         <w:rPr>
           <w:lang w:val="zh_TW" w:bidi="zh_TW"/>
         </w:rPr>
         <w:t>、</w:t>
       </w:r>
-      <w:hyperlink r:id="rId108">
-        <w:r>
-          <w:rPr>
-            <w:lang w:val="zh_TW" w:bidi="zh_TW"/>
-          </w:rPr>
-          <w:rPr>
-            <w:color w:val="0000EE"/>
-            <w:u w:val="single"/>
-          </w:rPr>
-          <w:t>21:24</w:t>
-        </w:r>
-      </w:hyperlink>
+      <w:r>
+        <w:rPr>
+          <w:lang w:val="zh_TW" w:bidi="zh_TW"/>
+        </w:rPr>
+        <w:t>21:24</w:t>
+      </w:r>
       <w:r>
         <w:rPr>
           <w:lang w:val="zh_TW" w:bidi="zh_TW"/>
@@ -2933,318 +2321,210 @@
         </w:rPr>
         <w:t>指經常行走而成的小徑或道路。「道路」和「路徑」在聖經中用來翻譯多種詞彙：（1）一條被頻繁使用的常用道路（</w:t>
       </w:r>
-      <w:hyperlink r:id="rId109">
-        <w:r>
-          <w:rPr>
-            <w:lang w:val="zh_TW" w:bidi="zh_TW"/>
-          </w:rPr>
-          <w:rPr>
-            <w:color w:val="0000EE"/>
-            <w:u w:val="single"/>
-          </w:rPr>
-          <w:t>創49:17</w:t>
-        </w:r>
-      </w:hyperlink>
+      <w:r>
+        <w:rPr>
+          <w:lang w:val="zh_TW" w:bidi="zh_TW"/>
+        </w:rPr>
+        <w:t>創49:17</w:t>
+      </w:r>
       <w:r>
         <w:rPr>
           <w:lang w:val="zh_TW" w:bidi="zh_TW"/>
         </w:rPr>
         <w:t>；</w:t>
       </w:r>
-      <w:hyperlink r:id="rId110">
-        <w:r>
-          <w:rPr>
-            <w:lang w:val="zh_TW" w:bidi="zh_TW"/>
-          </w:rPr>
-          <w:rPr>
-            <w:color w:val="0000EE"/>
-            <w:u w:val="single"/>
-          </w:rPr>
-          <w:t>詩16:11，</w:t>
-        </w:r>
-      </w:hyperlink>
-      <w:hyperlink r:id="rId111">
-        <w:r>
-          <w:rPr>
-            <w:lang w:val="zh_TW" w:bidi="zh_TW"/>
-          </w:rPr>
-          <w:rPr>
-            <w:color w:val="0000EE"/>
-            <w:u w:val="single"/>
-          </w:rPr>
-          <w:t>139:3</w:t>
-        </w:r>
-      </w:hyperlink>
+      <w:r>
+        <w:rPr>
+          <w:lang w:val="zh_TW" w:bidi="zh_TW"/>
+        </w:rPr>
+        <w:t>詩16:11，</w:t>
+      </w:r>
+      <w:r>
+        <w:rPr>
+          <w:lang w:val="zh_TW" w:bidi="zh_TW"/>
+        </w:rPr>
+        <w:t>139:3</w:t>
+      </w:r>
       <w:r>
         <w:rPr>
           <w:lang w:val="zh_TW" w:bidi="zh_TW"/>
         </w:rPr>
         <w:t>；</w:t>
       </w:r>
-      <w:hyperlink r:id="rId112">
-        <w:r>
-          <w:rPr>
-            <w:lang w:val="zh_TW" w:bidi="zh_TW"/>
-          </w:rPr>
-          <w:rPr>
-            <w:color w:val="0000EE"/>
-            <w:u w:val="single"/>
-          </w:rPr>
-          <w:t>箴2:8、19</w:t>
-        </w:r>
-      </w:hyperlink>
+      <w:r>
+        <w:rPr>
+          <w:lang w:val="zh_TW" w:bidi="zh_TW"/>
+        </w:rPr>
+        <w:t>箴2:8、19</w:t>
+      </w:r>
       <w:r>
         <w:rPr>
           <w:lang w:val="zh_TW" w:bidi="zh_TW"/>
         </w:rPr>
         <w:t>）；（2）一條交通要道或大道（</w:t>
       </w:r>
-      <w:hyperlink r:id="rId113">
-        <w:r>
-          <w:rPr>
-            <w:lang w:val="zh_TW" w:bidi="zh_TW"/>
-          </w:rPr>
-          <w:rPr>
-            <w:color w:val="0000EE"/>
-            <w:u w:val="single"/>
-          </w:rPr>
-          <w:t>賽59:7</w:t>
-        </w:r>
-      </w:hyperlink>
+      <w:r>
+        <w:rPr>
+          <w:lang w:val="zh_TW" w:bidi="zh_TW"/>
+        </w:rPr>
+        <w:t>賽59:7</w:t>
+      </w:r>
       <w:r>
         <w:rPr>
           <w:lang w:val="zh_TW" w:bidi="zh_TW"/>
         </w:rPr>
         <w:t>；</w:t>
       </w:r>
-      <w:hyperlink r:id="rId114">
-        <w:r>
-          <w:rPr>
-            <w:lang w:val="zh_TW" w:bidi="zh_TW"/>
-          </w:rPr>
-          <w:rPr>
-            <w:color w:val="0000EE"/>
-            <w:u w:val="single"/>
-          </w:rPr>
-          <w:t>珥2:8</w:t>
-        </w:r>
-      </w:hyperlink>
+      <w:r>
+        <w:rPr>
+          <w:lang w:val="zh_TW" w:bidi="zh_TW"/>
+        </w:rPr>
+        <w:t>珥2:8</w:t>
+      </w:r>
       <w:r>
         <w:rPr>
           <w:lang w:val="zh_TW" w:bidi="zh_TW"/>
         </w:rPr>
         <w:t>）；（3）一條穿越田野、越過山丘和通過山谷的步道（</w:t>
       </w:r>
-      <w:hyperlink r:id="rId115">
-        <w:r>
-          <w:rPr>
-            <w:lang w:val="zh_TW" w:bidi="zh_TW"/>
-          </w:rPr>
-          <w:rPr>
-            <w:color w:val="0000EE"/>
-            <w:u w:val="single"/>
-          </w:rPr>
-          <w:t>伯30:13</w:t>
-        </w:r>
-      </w:hyperlink>
+      <w:r>
+        <w:rPr>
+          <w:lang w:val="zh_TW" w:bidi="zh_TW"/>
+        </w:rPr>
+        <w:t>伯30:13</w:t>
+      </w:r>
       <w:r>
         <w:rPr>
           <w:lang w:val="zh_TW" w:bidi="zh_TW"/>
         </w:rPr>
         <w:t>；</w:t>
       </w:r>
-      <w:hyperlink r:id="rId116">
-        <w:r>
-          <w:rPr>
-            <w:lang w:val="zh_TW" w:bidi="zh_TW"/>
-          </w:rPr>
-          <w:rPr>
-            <w:color w:val="0000EE"/>
-            <w:u w:val="single"/>
-          </w:rPr>
-          <w:t>詩119:35</w:t>
-        </w:r>
-      </w:hyperlink>
+      <w:r>
+        <w:rPr>
+          <w:lang w:val="zh_TW" w:bidi="zh_TW"/>
+        </w:rPr>
+        <w:t>詩119:35</w:t>
+      </w:r>
       <w:r>
         <w:rPr>
           <w:lang w:val="zh_TW" w:bidi="zh_TW"/>
         </w:rPr>
         <w:t>；</w:t>
       </w:r>
-      <w:hyperlink r:id="rId117">
-        <w:r>
-          <w:rPr>
-            <w:lang w:val="zh_TW" w:bidi="zh_TW"/>
-          </w:rPr>
-          <w:rPr>
-            <w:color w:val="0000EE"/>
-            <w:u w:val="single"/>
-          </w:rPr>
-          <w:t>箴3:17</w:t>
-        </w:r>
-      </w:hyperlink>
+      <w:r>
+        <w:rPr>
+          <w:lang w:val="zh_TW" w:bidi="zh_TW"/>
+        </w:rPr>
+        <w:t>箴3:17</w:t>
+      </w:r>
       <w:r>
         <w:rPr>
           <w:lang w:val="zh_TW" w:bidi="zh_TW"/>
         </w:rPr>
         <w:t>）；（4）帶有流動意象的路徑或通道（</w:t>
       </w:r>
-      <w:hyperlink r:id="rId118">
-        <w:r>
-          <w:rPr>
-            <w:lang w:val="zh_TW" w:bidi="zh_TW"/>
-          </w:rPr>
-          <w:rPr>
-            <w:color w:val="0000EE"/>
-            <w:u w:val="single"/>
-          </w:rPr>
-          <w:t>詩77:19</w:t>
-        </w:r>
-      </w:hyperlink>
+      <w:r>
+        <w:rPr>
+          <w:lang w:val="zh_TW" w:bidi="zh_TW"/>
+        </w:rPr>
+        <w:t>詩77:19</w:t>
+      </w:r>
       <w:r>
         <w:rPr>
           <w:lang w:val="zh_TW" w:bidi="zh_TW"/>
         </w:rPr>
         <w:t>；</w:t>
       </w:r>
-      <w:hyperlink r:id="rId119">
-        <w:r>
-          <w:rPr>
-            <w:lang w:val="zh_TW" w:bidi="zh_TW"/>
-          </w:rPr>
-          <w:rPr>
-            <w:color w:val="0000EE"/>
-            <w:u w:val="single"/>
-          </w:rPr>
-          <w:t>耶18:15</w:t>
-        </w:r>
-      </w:hyperlink>
+      <w:r>
+        <w:rPr>
+          <w:lang w:val="zh_TW" w:bidi="zh_TW"/>
+        </w:rPr>
+        <w:t>耶18:15</w:t>
+      </w:r>
       <w:r>
         <w:rPr>
           <w:lang w:val="zh_TW" w:bidi="zh_TW"/>
         </w:rPr>
         <w:t>）；（5）一條圓形道路，如壕溝或護欄中的小徑（</w:t>
       </w:r>
-      <w:hyperlink r:id="rId120">
-        <w:r>
-          <w:rPr>
-            <w:lang w:val="zh_TW" w:bidi="zh_TW"/>
-          </w:rPr>
-          <w:rPr>
-            <w:color w:val="0000EE"/>
-            <w:u w:val="single"/>
-          </w:rPr>
-          <w:t>詩65:11</w:t>
-        </w:r>
-      </w:hyperlink>
+      <w:r>
+        <w:rPr>
+          <w:lang w:val="zh_TW" w:bidi="zh_TW"/>
+        </w:rPr>
+        <w:t>詩65:11</w:t>
+      </w:r>
       <w:r>
         <w:rPr>
           <w:lang w:val="zh_TW" w:bidi="zh_TW"/>
         </w:rPr>
         <w:t>；</w:t>
       </w:r>
-      <w:hyperlink r:id="rId121">
-        <w:r>
-          <w:rPr>
-            <w:lang w:val="zh_TW" w:bidi="zh_TW"/>
-          </w:rPr>
-          <w:rPr>
-            <w:color w:val="0000EE"/>
-            <w:u w:val="single"/>
-          </w:rPr>
-          <w:t>箴2:9</w:t>
-        </w:r>
-      </w:hyperlink>
+      <w:r>
+        <w:rPr>
+          <w:lang w:val="zh_TW" w:bidi="zh_TW"/>
+        </w:rPr>
+        <w:t>箴2:9</w:t>
+      </w:r>
       <w:r>
         <w:rPr>
           <w:lang w:val="zh_TW" w:bidi="zh_TW"/>
         </w:rPr>
         <w:t>）；以及（6）一條狹窄的通道，如穿過洞口的通路（</w:t>
       </w:r>
-      <w:hyperlink r:id="rId122">
-        <w:r>
-          <w:rPr>
-            <w:lang w:val="zh_TW" w:bidi="zh_TW"/>
-          </w:rPr>
-          <w:rPr>
-            <w:color w:val="0000EE"/>
-            <w:u w:val="single"/>
-          </w:rPr>
-          <w:t>民22:24</w:t>
-        </w:r>
-      </w:hyperlink>
+      <w:r>
+        <w:rPr>
+          <w:lang w:val="zh_TW" w:bidi="zh_TW"/>
+        </w:rPr>
+        <w:t>民22:24</w:t>
+      </w:r>
       <w:r>
         <w:rPr>
           <w:lang w:val="zh_TW" w:bidi="zh_TW"/>
         </w:rPr>
         <w:t>）。「道路」用來翻譯希臘文中意為磨損的道路（</w:t>
       </w:r>
-      <w:hyperlink r:id="rId123">
-        <w:r>
-          <w:rPr>
-            <w:lang w:val="zh_TW" w:bidi="zh_TW"/>
-          </w:rPr>
-          <w:rPr>
-            <w:color w:val="0000EE"/>
-            <w:u w:val="single"/>
-          </w:rPr>
-          <w:t>太3:3</w:t>
-        </w:r>
-      </w:hyperlink>
+      <w:r>
+        <w:rPr>
+          <w:lang w:val="zh_TW" w:bidi="zh_TW"/>
+        </w:rPr>
+        <w:t>太3:3</w:t>
+      </w:r>
       <w:r>
         <w:rPr>
           <w:lang w:val="zh_TW" w:bidi="zh_TW"/>
         </w:rPr>
         <w:t>；</w:t>
       </w:r>
-      <w:hyperlink r:id="rId124">
-        <w:r>
-          <w:rPr>
-            <w:lang w:val="zh_TW" w:bidi="zh_TW"/>
-          </w:rPr>
-          <w:rPr>
-            <w:color w:val="0000EE"/>
-            <w:u w:val="single"/>
-          </w:rPr>
-          <w:t>可1:3</w:t>
-        </w:r>
-      </w:hyperlink>
+      <w:r>
+        <w:rPr>
+          <w:lang w:val="zh_TW" w:bidi="zh_TW"/>
+        </w:rPr>
+        <w:t>可1:3</w:t>
+      </w:r>
       <w:r>
         <w:rPr>
           <w:lang w:val="zh_TW" w:bidi="zh_TW"/>
         </w:rPr>
         <w:t>；</w:t>
       </w:r>
-      <w:hyperlink r:id="rId125">
-        <w:r>
-          <w:rPr>
-            <w:lang w:val="zh_TW" w:bidi="zh_TW"/>
-          </w:rPr>
-          <w:rPr>
-            <w:color w:val="0000EE"/>
-            <w:u w:val="single"/>
-          </w:rPr>
-          <w:t>路3:4</w:t>
-        </w:r>
-      </w:hyperlink>
+      <w:r>
+        <w:rPr>
+          <w:lang w:val="zh_TW" w:bidi="zh_TW"/>
+        </w:rPr>
+        <w:t>路3:4</w:t>
+      </w:r>
       <w:r>
         <w:rPr>
           <w:lang w:val="zh_TW" w:bidi="zh_TW"/>
         </w:rPr>
         <w:t>）和車轍（</w:t>
       </w:r>
-      <w:hyperlink r:id="rId126">
-        <w:r>
-          <w:rPr>
-            <w:lang w:val="zh_TW" w:bidi="zh_TW"/>
-          </w:rPr>
-          <w:rPr>
-            <w:color w:val="0000EE"/>
-            <w:u w:val="single"/>
-          </w:rPr>
-          <w:t>來12:13</w:t>
-        </w:r>
-      </w:hyperlink>
+      <w:r>
+        <w:rPr>
+          <w:lang w:val="zh_TW" w:bidi="zh_TW"/>
+        </w:rPr>
+        <w:t>來12:13</w:t>
+      </w:r>
       <w:r>
         <w:rPr>
           <w:lang w:val="zh_TW" w:bidi="zh_TW"/>
@@ -3265,144 +2545,96 @@
         </w:rPr>
         <w:t>仔細回顧「道路」和「路徑」這些詞彙的使用，就會發現聖經使用這兩個詞語的字面意思是指交通所經過的一段地面，這些地面可能是曲折的山路、未鋪設但人們經常行走的路，或是精心鋪設的道路。聖經作者也常用這些詞彙作比喻，用來描述人與神之間的關係，以及神如何引導並豐富或削弱人類的生命。這些詞彙比喻性地描述了在人生各種情境中人類的行為和經歷。最後兩種用法的表達特別生動，如生命的道路（</w:t>
       </w:r>
-      <w:hyperlink r:id="rId110">
-        <w:r>
-          <w:rPr>
-            <w:lang w:val="zh_TW" w:bidi="zh_TW"/>
-          </w:rPr>
-          <w:rPr>
-            <w:color w:val="0000EE"/>
-            <w:u w:val="single"/>
-          </w:rPr>
-          <w:t>詩16:11</w:t>
-        </w:r>
-      </w:hyperlink>
+      <w:r>
+        <w:rPr>
+          <w:lang w:val="zh_TW" w:bidi="zh_TW"/>
+        </w:rPr>
+        <w:t>詩16:11</w:t>
+      </w:r>
       <w:r>
         <w:rPr>
           <w:lang w:val="zh_TW" w:bidi="zh_TW"/>
         </w:rPr>
         <w:t>）、平坦的路（</w:t>
       </w:r>
-      <w:hyperlink r:id="rId127">
-        <w:r>
-          <w:rPr>
-            <w:lang w:val="zh_TW" w:bidi="zh_TW"/>
-          </w:rPr>
-          <w:rPr>
-            <w:color w:val="0000EE"/>
-            <w:u w:val="single"/>
-          </w:rPr>
-          <w:t>27:11</w:t>
-        </w:r>
-      </w:hyperlink>
+      <w:r>
+        <w:rPr>
+          <w:lang w:val="zh_TW" w:bidi="zh_TW"/>
+        </w:rPr>
+        <w:t>27:11</w:t>
+      </w:r>
       <w:r>
         <w:rPr>
           <w:lang w:val="zh_TW" w:bidi="zh_TW"/>
         </w:rPr>
         <w:t>）、善道（</w:t>
       </w:r>
-      <w:hyperlink r:id="rId121">
-        <w:r>
-          <w:rPr>
-            <w:lang w:val="zh_TW" w:bidi="zh_TW"/>
-          </w:rPr>
-          <w:rPr>
-            <w:color w:val="0000EE"/>
-            <w:u w:val="single"/>
-          </w:rPr>
-          <w:t>箴2:9</w:t>
-        </w:r>
-      </w:hyperlink>
+      <w:r>
+        <w:rPr>
+          <w:lang w:val="zh_TW" w:bidi="zh_TW"/>
+        </w:rPr>
+        <w:t>箴2:9</w:t>
+      </w:r>
       <w:r>
         <w:rPr>
           <w:lang w:val="zh_TW" w:bidi="zh_TW"/>
         </w:rPr>
         <w:t>）、惡人的路（</w:t>
       </w:r>
-      <w:hyperlink r:id="rId128">
-        <w:r>
-          <w:rPr>
-            <w:lang w:val="zh_TW" w:bidi="zh_TW"/>
-          </w:rPr>
-          <w:rPr>
-            <w:color w:val="0000EE"/>
-            <w:u w:val="single"/>
-          </w:rPr>
-          <w:t>4:14</w:t>
-        </w:r>
-      </w:hyperlink>
+      <w:r>
+        <w:rPr>
+          <w:lang w:val="zh_TW" w:bidi="zh_TW"/>
+        </w:rPr>
+        <w:t>4:14</w:t>
+      </w:r>
       <w:r>
         <w:rPr>
           <w:lang w:val="zh_TW" w:bidi="zh_TW"/>
         </w:rPr>
         <w:t>）、義人的路（</w:t>
       </w:r>
-      <w:hyperlink r:id="rId129">
-        <w:r>
-          <w:rPr>
-            <w:lang w:val="zh_TW" w:bidi="zh_TW"/>
-          </w:rPr>
-          <w:rPr>
-            <w:color w:val="0000EE"/>
-            <w:u w:val="single"/>
-          </w:rPr>
-          <w:t>18</w:t>
-        </w:r>
-      </w:hyperlink>
+      <w:r>
+        <w:rPr>
+          <w:lang w:val="zh_TW" w:bidi="zh_TW"/>
+        </w:rPr>
+        <w:t>18</w:t>
+      </w:r>
       <w:r>
         <w:rPr>
           <w:lang w:val="zh_TW" w:bidi="zh_TW"/>
         </w:rPr>
         <w:t>節）、審判的道（</w:t>
       </w:r>
-      <w:hyperlink r:id="rId130">
-        <w:r>
-          <w:rPr>
-            <w:lang w:val="zh_TW" w:bidi="zh_TW"/>
-          </w:rPr>
-          <w:rPr>
-            <w:color w:val="0000EE"/>
-            <w:u w:val="single"/>
-          </w:rPr>
-          <w:t>賽40:14</w:t>
-        </w:r>
-      </w:hyperlink>
+      <w:r>
+        <w:rPr>
+          <w:lang w:val="zh_TW" w:bidi="zh_TW"/>
+        </w:rPr>
+        <w:t>賽40:14</w:t>
+      </w:r>
       <w:r>
         <w:rPr>
           <w:lang w:val="zh_TW" w:bidi="zh_TW"/>
         </w:rPr>
         <w:t>）、正直的路（</w:t>
       </w:r>
-      <w:hyperlink r:id="rId131">
-        <w:r>
-          <w:rPr>
-            <w:lang w:val="zh_TW" w:bidi="zh_TW"/>
-          </w:rPr>
-          <w:rPr>
-            <w:color w:val="0000EE"/>
-            <w:u w:val="single"/>
-          </w:rPr>
-          <w:t>箴4:11</w:t>
-        </w:r>
-      </w:hyperlink>
+      <w:r>
+        <w:rPr>
+          <w:lang w:val="zh_TW" w:bidi="zh_TW"/>
+        </w:rPr>
+        <w:t>箴4:11</w:t>
+      </w:r>
       <w:r>
         <w:rPr>
           <w:lang w:val="zh_TW" w:bidi="zh_TW"/>
         </w:rPr>
         <w:t>）和平安的路（</w:t>
       </w:r>
-      <w:hyperlink r:id="rId117">
-        <w:r>
-          <w:rPr>
-            <w:lang w:val="zh_TW" w:bidi="zh_TW"/>
-          </w:rPr>
-          <w:rPr>
-            <w:color w:val="0000EE"/>
-            <w:u w:val="single"/>
-          </w:rPr>
-          <w:t>3:17</w:t>
-        </w:r>
-      </w:hyperlink>
+      <w:r>
+        <w:rPr>
+          <w:lang w:val="zh_TW" w:bidi="zh_TW"/>
+        </w:rPr>
+        <w:t>3:17</w:t>
+      </w:r>
       <w:r>
         <w:rPr>
           <w:lang w:val="zh_TW" w:bidi="zh_TW"/>
